--- a/Dokumentumok/VizsgaRemekDokumentacio.docx
+++ b/Dokumentumok/VizsgaRemekDokumentacio.docx
@@ -38,7 +38,7 @@
           <w:szCs w:val="36"/>
         </w:rPr>
         <w:drawing>
-          <wp:anchor distT="0" distB="0" distL="114300" distR="114300" simplePos="0" relativeHeight="251642880" behindDoc="0" locked="0" layoutInCell="1" allowOverlap="1" wp14:anchorId="129897EB" wp14:editId="5ABBC1D4">
+          <wp:anchor distT="0" distB="0" distL="114300" distR="114300" simplePos="0" relativeHeight="251632640" behindDoc="0" locked="0" layoutInCell="1" allowOverlap="1" wp14:anchorId="129897EB" wp14:editId="644CA580">
             <wp:simplePos x="0" y="0"/>
             <wp:positionH relativeFrom="margin">
               <wp:align>center</wp:align>
@@ -233,7 +233,7 @@
           <w:szCs w:val="72"/>
         </w:rPr>
         <w:drawing>
-          <wp:anchor distT="0" distB="0" distL="114300" distR="114300" simplePos="0" relativeHeight="251643904" behindDoc="0" locked="0" layoutInCell="1" allowOverlap="1" wp14:anchorId="76D0457E" wp14:editId="7007CAC3">
+          <wp:anchor distT="0" distB="0" distL="114300" distR="114300" simplePos="0" relativeHeight="251633664" behindDoc="0" locked="0" layoutInCell="1" allowOverlap="1" wp14:anchorId="76D0457E" wp14:editId="6B761A4E">
             <wp:simplePos x="0" y="0"/>
             <wp:positionH relativeFrom="margin">
               <wp:posOffset>3733074</wp:posOffset>
@@ -364,11 +364,19 @@
           <w:szCs w:val="24"/>
         </w:rPr>
       </w:pPr>
+      <w:proofErr w:type="spellStart"/>
       <w:r>
         <w:rPr>
           <w:szCs w:val="24"/>
         </w:rPr>
-        <w:t>Hencsey Dorina</w:t>
+        <w:t>Hencsey</w:t>
+      </w:r>
+      <w:proofErr w:type="spellEnd"/>
+      <w:r>
+        <w:rPr>
+          <w:szCs w:val="24"/>
+        </w:rPr>
+        <w:t xml:space="preserve"> Dorina</w:t>
       </w:r>
       <w:r>
         <w:rPr>
@@ -385,11 +393,19 @@
           <w:szCs w:val="24"/>
         </w:rPr>
       </w:pPr>
+      <w:proofErr w:type="spellStart"/>
       <w:r>
         <w:rPr>
           <w:szCs w:val="24"/>
         </w:rPr>
-        <w:t>Kléber Gergely László</w:t>
+        <w:t>Kléber</w:t>
+      </w:r>
+      <w:proofErr w:type="spellEnd"/>
+      <w:r>
+        <w:rPr>
+          <w:szCs w:val="24"/>
+        </w:rPr>
+        <w:t xml:space="preserve"> Gergely László</w:t>
       </w:r>
     </w:p>
     <w:p>
@@ -455,7 +471,7 @@
         </w:rPr>
         <w:fldChar w:fldCharType="separate"/>
       </w:r>
-      <w:hyperlink w:anchor="_Toc222593623" w:history="1">
+      <w:hyperlink w:anchor="_Toc222676197" w:history="1">
         <w:r>
           <w:rPr>
             <w:rStyle w:val="Hiperhivatkozs"/>
@@ -482,7 +498,7 @@
             <w:noProof/>
             <w:webHidden/>
           </w:rPr>
-          <w:instrText xml:space="preserve"> PAGEREF _Toc222593623 \h </w:instrText>
+          <w:instrText xml:space="preserve"> PAGEREF _Toc222676197 \h </w:instrText>
         </w:r>
         <w:r>
           <w:rPr>
@@ -532,7 +548,7 @@
           <w14:ligatures w14:val="standardContextual"/>
         </w:rPr>
       </w:pPr>
-      <w:hyperlink w:anchor="_Toc222593624" w:history="1">
+      <w:hyperlink w:anchor="_Toc222676198" w:history="1">
         <w:r>
           <w:rPr>
             <w:rStyle w:val="Hiperhivatkozs"/>
@@ -563,7 +579,7 @@
             <w:webHidden/>
             <w:u w:val="none"/>
           </w:rPr>
-          <w:instrText xml:space="preserve"> PAGEREF _Toc222593624 \h </w:instrText>
+          <w:instrText xml:space="preserve"> PAGEREF _Toc222676198 \h </w:instrText>
         </w:r>
         <w:r>
           <w:rPr>
@@ -617,7 +633,7 @@
           <w14:ligatures w14:val="standardContextual"/>
         </w:rPr>
       </w:pPr>
-      <w:hyperlink w:anchor="_Toc222593625" w:history="1">
+      <w:hyperlink w:anchor="_Toc222676199" w:history="1">
         <w:r>
           <w:rPr>
             <w:rStyle w:val="Hiperhivatkozs"/>
@@ -648,7 +664,7 @@
             <w:webHidden/>
             <w:u w:val="none"/>
           </w:rPr>
-          <w:instrText xml:space="preserve"> PAGEREF _Toc222593625 \h </w:instrText>
+          <w:instrText xml:space="preserve"> PAGEREF _Toc222676199 \h </w:instrText>
         </w:r>
         <w:r>
           <w:rPr>
@@ -702,7 +718,7 @@
           <w14:ligatures w14:val="standardContextual"/>
         </w:rPr>
       </w:pPr>
-      <w:hyperlink w:anchor="_Toc222593626" w:history="1">
+      <w:hyperlink w:anchor="_Toc222676200" w:history="1">
         <w:r>
           <w:rPr>
             <w:rStyle w:val="Hiperhivatkozs"/>
@@ -733,7 +749,7 @@
             <w:webHidden/>
             <w:u w:val="none"/>
           </w:rPr>
-          <w:instrText xml:space="preserve"> PAGEREF _Toc222593626 \h </w:instrText>
+          <w:instrText xml:space="preserve"> PAGEREF _Toc222676200 \h </w:instrText>
         </w:r>
         <w:r>
           <w:rPr>
@@ -783,7 +799,7 @@
           <w14:ligatures w14:val="standardContextual"/>
         </w:rPr>
       </w:pPr>
-      <w:hyperlink w:anchor="_Toc222593627" w:history="1">
+      <w:hyperlink w:anchor="_Toc222676201" w:history="1">
         <w:r>
           <w:rPr>
             <w:rStyle w:val="Hiperhivatkozs"/>
@@ -810,7 +826,7 @@
             <w:noProof/>
             <w:webHidden/>
           </w:rPr>
-          <w:instrText xml:space="preserve"> PAGEREF _Toc222593627 \h </w:instrText>
+          <w:instrText xml:space="preserve"> PAGEREF _Toc222676201 \h </w:instrText>
         </w:r>
         <w:r>
           <w:rPr>
@@ -860,7 +876,7 @@
           <w14:ligatures w14:val="standardContextual"/>
         </w:rPr>
       </w:pPr>
-      <w:hyperlink w:anchor="_Toc222593628" w:history="1">
+      <w:hyperlink w:anchor="_Toc222676202" w:history="1">
         <w:r>
           <w:rPr>
             <w:rStyle w:val="Hiperhivatkozs"/>
@@ -887,7 +903,7 @@
             <w:noProof/>
             <w:webHidden/>
           </w:rPr>
-          <w:instrText xml:space="preserve"> PAGEREF _Toc222593628 \h </w:instrText>
+          <w:instrText xml:space="preserve"> PAGEREF _Toc222676202 \h </w:instrText>
         </w:r>
         <w:r>
           <w:rPr>
@@ -936,7 +952,7 @@
           <w14:ligatures w14:val="standardContextual"/>
         </w:rPr>
       </w:pPr>
-      <w:hyperlink w:anchor="_Toc222593629" w:history="1">
+      <w:hyperlink w:anchor="_Toc222676203" w:history="1">
         <w:r>
           <w:rPr>
             <w:rStyle w:val="Hiperhivatkozs"/>
@@ -963,7 +979,7 @@
             <w:noProof/>
             <w:webHidden/>
           </w:rPr>
-          <w:instrText xml:space="preserve"> PAGEREF _Toc222593629 \h </w:instrText>
+          <w:instrText xml:space="preserve"> PAGEREF _Toc222676203 \h </w:instrText>
         </w:r>
         <w:r>
           <w:rPr>
@@ -1012,7 +1028,7 @@
           <w14:ligatures w14:val="standardContextual"/>
         </w:rPr>
       </w:pPr>
-      <w:hyperlink w:anchor="_Toc222593630" w:history="1">
+      <w:hyperlink w:anchor="_Toc222676204" w:history="1">
         <w:r>
           <w:rPr>
             <w:rStyle w:val="Hiperhivatkozs"/>
@@ -1039,7 +1055,7 @@
             <w:noProof/>
             <w:webHidden/>
           </w:rPr>
-          <w:instrText xml:space="preserve"> PAGEREF _Toc222593630 \h </w:instrText>
+          <w:instrText xml:space="preserve"> PAGEREF _Toc222676204 \h </w:instrText>
         </w:r>
         <w:r>
           <w:rPr>
@@ -1087,7 +1103,7 @@
           <w14:ligatures w14:val="standardContextual"/>
         </w:rPr>
       </w:pPr>
-      <w:hyperlink w:anchor="_Toc222593631" w:history="1">
+      <w:hyperlink w:anchor="_Toc222676205" w:history="1">
         <w:r>
           <w:rPr>
             <w:rStyle w:val="Hiperhivatkozs"/>
@@ -1114,7 +1130,7 @@
             <w:noProof/>
             <w:webHidden/>
           </w:rPr>
-          <w:instrText xml:space="preserve"> PAGEREF _Toc222593631 \h </w:instrText>
+          <w:instrText xml:space="preserve"> PAGEREF _Toc222676205 \h </w:instrText>
         </w:r>
         <w:r>
           <w:rPr>
@@ -1162,7 +1178,7 @@
           <w14:ligatures w14:val="standardContextual"/>
         </w:rPr>
       </w:pPr>
-      <w:hyperlink w:anchor="_Toc222593632" w:history="1">
+      <w:hyperlink w:anchor="_Toc222676206" w:history="1">
         <w:r>
           <w:rPr>
             <w:rStyle w:val="Hiperhivatkozs"/>
@@ -1189,7 +1205,7 @@
             <w:noProof/>
             <w:webHidden/>
           </w:rPr>
-          <w:instrText xml:space="preserve"> PAGEREF _Toc222593632 \h </w:instrText>
+          <w:instrText xml:space="preserve"> PAGEREF _Toc222676206 \h </w:instrText>
         </w:r>
         <w:r>
           <w:rPr>
@@ -1238,7 +1254,7 @@
           <w14:ligatures w14:val="standardContextual"/>
         </w:rPr>
       </w:pPr>
-      <w:hyperlink w:anchor="_Toc222593633" w:history="1">
+      <w:hyperlink w:anchor="_Toc222676207" w:history="1">
         <w:r>
           <w:rPr>
             <w:rStyle w:val="Hiperhivatkozs"/>
@@ -1265,7 +1281,7 @@
             <w:noProof/>
             <w:webHidden/>
           </w:rPr>
-          <w:instrText xml:space="preserve"> PAGEREF _Toc222593633 \h </w:instrText>
+          <w:instrText xml:space="preserve"> PAGEREF _Toc222676207 \h </w:instrText>
         </w:r>
         <w:r>
           <w:rPr>
@@ -1314,7 +1330,7 @@
           <w14:ligatures w14:val="standardContextual"/>
         </w:rPr>
       </w:pPr>
-      <w:hyperlink w:anchor="_Toc222593634" w:history="1">
+      <w:hyperlink w:anchor="_Toc222676208" w:history="1">
         <w:r>
           <w:rPr>
             <w:rStyle w:val="Hiperhivatkozs"/>
@@ -1341,7 +1357,7 @@
             <w:noProof/>
             <w:webHidden/>
           </w:rPr>
-          <w:instrText xml:space="preserve"> PAGEREF _Toc222593634 \h </w:instrText>
+          <w:instrText xml:space="preserve"> PAGEREF _Toc222676208 \h </w:instrText>
         </w:r>
         <w:r>
           <w:rPr>
@@ -1389,7 +1405,7 @@
           <w14:ligatures w14:val="standardContextual"/>
         </w:rPr>
       </w:pPr>
-      <w:hyperlink w:anchor="_Toc222593635" w:history="1">
+      <w:hyperlink w:anchor="_Toc222676209" w:history="1">
         <w:r>
           <w:rPr>
             <w:rStyle w:val="Hiperhivatkozs"/>
@@ -1416,7 +1432,7 @@
             <w:noProof/>
             <w:webHidden/>
           </w:rPr>
-          <w:instrText xml:space="preserve"> PAGEREF _Toc222593635 \h </w:instrText>
+          <w:instrText xml:space="preserve"> PAGEREF _Toc222676209 \h </w:instrText>
         </w:r>
         <w:r>
           <w:rPr>
@@ -1464,7 +1480,7 @@
           <w14:ligatures w14:val="standardContextual"/>
         </w:rPr>
       </w:pPr>
-      <w:hyperlink w:anchor="_Toc222593636" w:history="1">
+      <w:hyperlink w:anchor="_Toc222676210" w:history="1">
         <w:r>
           <w:rPr>
             <w:rStyle w:val="Hiperhivatkozs"/>
@@ -1491,7 +1507,7 @@
             <w:noProof/>
             <w:webHidden/>
           </w:rPr>
-          <w:instrText xml:space="preserve"> PAGEREF _Toc222593636 \h </w:instrText>
+          <w:instrText xml:space="preserve"> PAGEREF _Toc222676210 \h </w:instrText>
         </w:r>
         <w:r>
           <w:rPr>
@@ -1540,7 +1556,7 @@
           <w14:ligatures w14:val="standardContextual"/>
         </w:rPr>
       </w:pPr>
-      <w:hyperlink w:anchor="_Toc222593637" w:history="1">
+      <w:hyperlink w:anchor="_Toc222676211" w:history="1">
         <w:r>
           <w:rPr>
             <w:rStyle w:val="Hiperhivatkozs"/>
@@ -1567,7 +1583,7 @@
             <w:noProof/>
             <w:webHidden/>
           </w:rPr>
-          <w:instrText xml:space="preserve"> PAGEREF _Toc222593637 \h </w:instrText>
+          <w:instrText xml:space="preserve"> PAGEREF _Toc222676211 \h </w:instrText>
         </w:r>
         <w:r>
           <w:rPr>
@@ -1615,7 +1631,7 @@
           <w14:ligatures w14:val="standardContextual"/>
         </w:rPr>
       </w:pPr>
-      <w:hyperlink w:anchor="_Toc222593638" w:history="1">
+      <w:hyperlink w:anchor="_Toc222676212" w:history="1">
         <w:r>
           <w:rPr>
             <w:rStyle w:val="Hiperhivatkozs"/>
@@ -1642,7 +1658,7 @@
             <w:noProof/>
             <w:webHidden/>
           </w:rPr>
-          <w:instrText xml:space="preserve"> PAGEREF _Toc222593638 \h </w:instrText>
+          <w:instrText xml:space="preserve"> PAGEREF _Toc222676212 \h </w:instrText>
         </w:r>
         <w:r>
           <w:rPr>
@@ -1690,7 +1706,7 @@
           <w14:ligatures w14:val="standardContextual"/>
         </w:rPr>
       </w:pPr>
-      <w:hyperlink w:anchor="_Toc222593639" w:history="1">
+      <w:hyperlink w:anchor="_Toc222676213" w:history="1">
         <w:r>
           <w:rPr>
             <w:rStyle w:val="Hiperhivatkozs"/>
@@ -1717,7 +1733,7 @@
             <w:noProof/>
             <w:webHidden/>
           </w:rPr>
-          <w:instrText xml:space="preserve"> PAGEREF _Toc222593639 \h </w:instrText>
+          <w:instrText xml:space="preserve"> PAGEREF _Toc222676213 \h </w:instrText>
         </w:r>
         <w:r>
           <w:rPr>
@@ -1747,94 +1763,6 @@
           <w:fldChar w:fldCharType="end"/>
         </w:r>
       </w:hyperlink>
-    </w:p>
-    <w:p>
-      <w:pPr>
-        <w:pStyle w:val="TJ2"/>
-        <w:tabs>
-          <w:tab w:val="right" w:pos="9062"/>
-        </w:tabs>
-        <w:rPr>
-          <w:rStyle w:val="Hiperhivatkozs"/>
-          <w:noProof/>
-        </w:rPr>
-      </w:pPr>
-      <w:hyperlink w:anchor="_Toc222593640" w:history="1">
-        <w:r>
-          <w:rPr>
-            <w:rStyle w:val="Hiperhivatkozs"/>
-            <w:noProof/>
-          </w:rPr>
-          <w:t>Felhasználók a weboldal tesztelésére</w:t>
-        </w:r>
-        <w:r>
-          <w:rPr>
-            <w:noProof/>
-            <w:webHidden/>
-          </w:rPr>
-          <w:tab/>
-        </w:r>
-        <w:r>
-          <w:rPr>
-            <w:noProof/>
-            <w:webHidden/>
-          </w:rPr>
-          <w:fldChar w:fldCharType="begin"/>
-        </w:r>
-        <w:r>
-          <w:rPr>
-            <w:noProof/>
-            <w:webHidden/>
-          </w:rPr>
-          <w:instrText xml:space="preserve"> PAGEREF _Toc222593640 \h </w:instrText>
-        </w:r>
-        <w:r>
-          <w:rPr>
-            <w:noProof/>
-            <w:webHidden/>
-          </w:rPr>
-        </w:r>
-        <w:r>
-          <w:rPr>
-            <w:noProof/>
-            <w:webHidden/>
-          </w:rPr>
-          <w:fldChar w:fldCharType="separate"/>
-        </w:r>
-        <w:r>
-          <w:rPr>
-            <w:noProof/>
-            <w:webHidden/>
-          </w:rPr>
-          <w:t>7</w:t>
-        </w:r>
-        <w:r>
-          <w:rPr>
-            <w:noProof/>
-            <w:webHidden/>
-          </w:rPr>
-          <w:fldChar w:fldCharType="end"/>
-        </w:r>
-      </w:hyperlink>
-    </w:p>
-    <w:p>
-      <w:pPr>
-        <w:spacing w:line="259" w:lineRule="auto"/>
-        <w:jc w:val="left"/>
-        <w:rPr>
-          <w:rStyle w:val="Hiperhivatkozs"/>
-          <w:b/>
-          <w:noProof/>
-          <w:sz w:val="28"/>
-        </w:rPr>
-      </w:pPr>
-      <w:r>
-        <w:rPr>
-          <w:rStyle w:val="Hiperhivatkozs"/>
-          <w:noProof/>
-        </w:rPr>
-        <w:br w:type="page"/>
-      </w:r>
     </w:p>
     <w:p>
       <w:pPr>
@@ -1855,12 +1783,177 @@
           <w14:ligatures w14:val="standardContextual"/>
         </w:rPr>
       </w:pPr>
-      <w:hyperlink w:anchor="_Toc222593641" w:history="1">
+      <w:hyperlink w:anchor="_Toc222676214" w:history="1">
         <w:r>
           <w:rPr>
             <w:rStyle w:val="Hiperhivatkozs"/>
             <w:noProof/>
           </w:rPr>
+          <w:t>Felhasználók a weboldal tesztelésére</w:t>
+        </w:r>
+        <w:r>
+          <w:rPr>
+            <w:noProof/>
+            <w:webHidden/>
+          </w:rPr>
+          <w:tab/>
+        </w:r>
+        <w:r>
+          <w:rPr>
+            <w:noProof/>
+            <w:webHidden/>
+          </w:rPr>
+          <w:fldChar w:fldCharType="begin"/>
+        </w:r>
+        <w:r>
+          <w:rPr>
+            <w:noProof/>
+            <w:webHidden/>
+          </w:rPr>
+          <w:instrText xml:space="preserve"> PAGEREF _Toc222676214 \h </w:instrText>
+        </w:r>
+        <w:r>
+          <w:rPr>
+            <w:noProof/>
+            <w:webHidden/>
+          </w:rPr>
+        </w:r>
+        <w:r>
+          <w:rPr>
+            <w:noProof/>
+            <w:webHidden/>
+          </w:rPr>
+          <w:fldChar w:fldCharType="separate"/>
+        </w:r>
+        <w:r>
+          <w:rPr>
+            <w:noProof/>
+            <w:webHidden/>
+          </w:rPr>
+          <w:t>7</w:t>
+        </w:r>
+        <w:r>
+          <w:rPr>
+            <w:noProof/>
+            <w:webHidden/>
+          </w:rPr>
+          <w:fldChar w:fldCharType="end"/>
+        </w:r>
+      </w:hyperlink>
+    </w:p>
+    <w:p>
+      <w:pPr>
+        <w:pStyle w:val="TJ3"/>
+        <w:tabs>
+          <w:tab w:val="right" w:pos="9062"/>
+        </w:tabs>
+        <w:rPr>
+          <w:rStyle w:val="Hiperhivatkozs"/>
+          <w:noProof/>
+        </w:rPr>
+      </w:pPr>
+      <w:hyperlink w:anchor="_Toc222676215" w:history="1">
+        <w:r>
+          <w:rPr>
+            <w:rStyle w:val="Hiperhivatkozs"/>
+            <w:noProof/>
+          </w:rPr>
+          <w:t>Villám Meló elérési címe</w:t>
+        </w:r>
+        <w:r>
+          <w:rPr>
+            <w:noProof/>
+            <w:webHidden/>
+          </w:rPr>
+          <w:tab/>
+        </w:r>
+        <w:r>
+          <w:rPr>
+            <w:noProof/>
+            <w:webHidden/>
+          </w:rPr>
+          <w:fldChar w:fldCharType="begin"/>
+        </w:r>
+        <w:r>
+          <w:rPr>
+            <w:noProof/>
+            <w:webHidden/>
+          </w:rPr>
+          <w:instrText xml:space="preserve"> PAGEREF _Toc222676215 \h </w:instrText>
+        </w:r>
+        <w:r>
+          <w:rPr>
+            <w:noProof/>
+            <w:webHidden/>
+          </w:rPr>
+        </w:r>
+        <w:r>
+          <w:rPr>
+            <w:noProof/>
+            <w:webHidden/>
+          </w:rPr>
+          <w:fldChar w:fldCharType="separate"/>
+        </w:r>
+        <w:r>
+          <w:rPr>
+            <w:noProof/>
+            <w:webHidden/>
+          </w:rPr>
+          <w:t>7</w:t>
+        </w:r>
+        <w:r>
+          <w:rPr>
+            <w:noProof/>
+            <w:webHidden/>
+          </w:rPr>
+          <w:fldChar w:fldCharType="end"/>
+        </w:r>
+      </w:hyperlink>
+    </w:p>
+    <w:p>
+      <w:pPr>
+        <w:spacing w:line="259" w:lineRule="auto"/>
+        <w:jc w:val="left"/>
+        <w:rPr>
+          <w:rStyle w:val="Hiperhivatkozs"/>
+          <w:b/>
+          <w:i/>
+          <w:noProof/>
+        </w:rPr>
+      </w:pPr>
+      <w:r>
+        <w:rPr>
+          <w:rStyle w:val="Hiperhivatkozs"/>
+          <w:noProof/>
+        </w:rPr>
+        <w:br w:type="page"/>
+      </w:r>
+    </w:p>
+    <w:p>
+      <w:pPr>
+        <w:pStyle w:val="TJ2"/>
+        <w:tabs>
+          <w:tab w:val="right" w:pos="9062"/>
+        </w:tabs>
+        <w:rPr>
+          <w:rFonts w:asciiTheme="minorHAnsi" w:eastAsiaTheme="minorEastAsia" w:hAnsiTheme="minorHAnsi"/>
+          <w:b w:val="0"/>
+          <w:noProof/>
+          <w:color w:val="auto"/>
+          <w:kern w:val="2"/>
+          <w:sz w:val="24"/>
+          <w:szCs w:val="24"/>
+          <w:u w:val="none"/>
+          <w:lang w:eastAsia="hu-HU"/>
+          <w14:ligatures w14:val="standardContextual"/>
+        </w:rPr>
+      </w:pPr>
+      <w:hyperlink w:anchor="_Toc222676216" w:history="1">
+        <w:r>
+          <w:rPr>
+            <w:rStyle w:val="Hiperhivatkozs"/>
+            <w:noProof/>
+          </w:rPr>
           <w:t>Adatszerkezetek, algoritmusok</w:t>
         </w:r>
         <w:r>
@@ -1882,7 +1975,7 @@
             <w:noProof/>
             <w:webHidden/>
           </w:rPr>
-          <w:instrText xml:space="preserve"> PAGEREF _Toc222593641 \h </w:instrText>
+          <w:instrText xml:space="preserve"> PAGEREF _Toc222676216 \h </w:instrText>
         </w:r>
         <w:r>
           <w:rPr>
@@ -1931,7 +2024,7 @@
           <w14:ligatures w14:val="standardContextual"/>
         </w:rPr>
       </w:pPr>
-      <w:hyperlink w:anchor="_Toc222593642" w:history="1">
+      <w:hyperlink w:anchor="_Toc222676217" w:history="1">
         <w:r>
           <w:rPr>
             <w:rStyle w:val="Hiperhivatkozs"/>
@@ -1958,7 +2051,7 @@
             <w:noProof/>
             <w:webHidden/>
           </w:rPr>
-          <w:instrText xml:space="preserve"> PAGEREF _Toc222593642 \h </w:instrText>
+          <w:instrText xml:space="preserve"> PAGEREF _Toc222676217 \h </w:instrText>
         </w:r>
         <w:r>
           <w:rPr>
@@ -2006,7 +2099,7 @@
           <w14:ligatures w14:val="standardContextual"/>
         </w:rPr>
       </w:pPr>
-      <w:hyperlink w:anchor="_Toc222593643" w:history="1">
+      <w:hyperlink w:anchor="_Toc222676218" w:history="1">
         <w:r>
           <w:rPr>
             <w:rStyle w:val="Hiperhivatkozs"/>
@@ -2033,7 +2126,7 @@
             <w:noProof/>
             <w:webHidden/>
           </w:rPr>
-          <w:instrText xml:space="preserve"> PAGEREF _Toc222593643 \h </w:instrText>
+          <w:instrText xml:space="preserve"> PAGEREF _Toc222676218 \h </w:instrText>
         </w:r>
         <w:r>
           <w:rPr>
@@ -2081,7 +2174,7 @@
           <w14:ligatures w14:val="standardContextual"/>
         </w:rPr>
       </w:pPr>
-      <w:hyperlink w:anchor="_Toc222593644" w:history="1">
+      <w:hyperlink w:anchor="_Toc222676219" w:history="1">
         <w:r>
           <w:rPr>
             <w:rStyle w:val="Hiperhivatkozs"/>
@@ -2108,7 +2201,7 @@
             <w:noProof/>
             <w:webHidden/>
           </w:rPr>
-          <w:instrText xml:space="preserve"> PAGEREF _Toc222593644 \h </w:instrText>
+          <w:instrText xml:space="preserve"> PAGEREF _Toc222676219 \h </w:instrText>
         </w:r>
         <w:r>
           <w:rPr>
@@ -2156,7 +2249,7 @@
           <w14:ligatures w14:val="standardContextual"/>
         </w:rPr>
       </w:pPr>
-      <w:hyperlink w:anchor="_Toc222593645" w:history="1">
+      <w:hyperlink w:anchor="_Toc222676220" w:history="1">
         <w:r>
           <w:rPr>
             <w:rStyle w:val="Hiperhivatkozs"/>
@@ -2183,7 +2276,7 @@
             <w:noProof/>
             <w:webHidden/>
           </w:rPr>
-          <w:instrText xml:space="preserve"> PAGEREF _Toc222593645 \h </w:instrText>
+          <w:instrText xml:space="preserve"> PAGEREF _Toc222676220 \h </w:instrText>
         </w:r>
         <w:r>
           <w:rPr>
@@ -2229,7 +2322,7 @@
           <w14:ligatures w14:val="standardContextual"/>
         </w:rPr>
       </w:pPr>
-      <w:hyperlink w:anchor="_Toc222593646" w:history="1">
+      <w:hyperlink w:anchor="_Toc222676221" w:history="1">
         <w:r>
           <w:rPr>
             <w:rStyle w:val="Hiperhivatkozs"/>
@@ -2256,7 +2349,7 @@
             <w:noProof/>
             <w:webHidden/>
           </w:rPr>
-          <w:instrText xml:space="preserve"> PAGEREF _Toc222593646 \h </w:instrText>
+          <w:instrText xml:space="preserve"> PAGEREF _Toc222676221 \h </w:instrText>
         </w:r>
         <w:r>
           <w:rPr>
@@ -2277,6 +2370,444 @@
             <w:webHidden/>
           </w:rPr>
           <w:t>9</w:t>
+        </w:r>
+        <w:r>
+          <w:rPr>
+            <w:noProof/>
+            <w:webHidden/>
+          </w:rPr>
+          <w:fldChar w:fldCharType="end"/>
+        </w:r>
+      </w:hyperlink>
+    </w:p>
+    <w:p>
+      <w:pPr>
+        <w:pStyle w:val="TJ5"/>
+        <w:rPr>
+          <w:rFonts w:asciiTheme="minorHAnsi" w:eastAsiaTheme="minorEastAsia" w:hAnsiTheme="minorHAnsi"/>
+          <w:b w:val="0"/>
+          <w:i w:val="0"/>
+          <w:noProof/>
+          <w:color w:val="auto"/>
+          <w:kern w:val="2"/>
+          <w:szCs w:val="24"/>
+          <w:lang w:eastAsia="hu-HU"/>
+          <w14:ligatures w14:val="standardContextual"/>
+        </w:rPr>
+      </w:pPr>
+      <w:hyperlink w:anchor="_Toc222676222" w:history="1">
+        <w:r>
+          <w:rPr>
+            <w:rStyle w:val="Hiperhivatkozs"/>
+            <w:noProof/>
+          </w:rPr>
+          <w:t>Törölt felhasználók tábla</w:t>
+        </w:r>
+        <w:r>
+          <w:rPr>
+            <w:noProof/>
+            <w:webHidden/>
+          </w:rPr>
+          <w:tab/>
+        </w:r>
+        <w:r>
+          <w:rPr>
+            <w:noProof/>
+            <w:webHidden/>
+          </w:rPr>
+          <w:fldChar w:fldCharType="begin"/>
+        </w:r>
+        <w:r>
+          <w:rPr>
+            <w:noProof/>
+            <w:webHidden/>
+          </w:rPr>
+          <w:instrText xml:space="preserve"> PAGEREF _Toc222676222 \h </w:instrText>
+        </w:r>
+        <w:r>
+          <w:rPr>
+            <w:noProof/>
+            <w:webHidden/>
+          </w:rPr>
+        </w:r>
+        <w:r>
+          <w:rPr>
+            <w:noProof/>
+            <w:webHidden/>
+          </w:rPr>
+          <w:fldChar w:fldCharType="separate"/>
+        </w:r>
+        <w:r>
+          <w:rPr>
+            <w:noProof/>
+            <w:webHidden/>
+          </w:rPr>
+          <w:t>10</w:t>
+        </w:r>
+        <w:r>
+          <w:rPr>
+            <w:noProof/>
+            <w:webHidden/>
+          </w:rPr>
+          <w:fldChar w:fldCharType="end"/>
+        </w:r>
+      </w:hyperlink>
+    </w:p>
+    <w:p>
+      <w:pPr>
+        <w:pStyle w:val="TJ5"/>
+        <w:rPr>
+          <w:rFonts w:asciiTheme="minorHAnsi" w:eastAsiaTheme="minorEastAsia" w:hAnsiTheme="minorHAnsi"/>
+          <w:b w:val="0"/>
+          <w:i w:val="0"/>
+          <w:noProof/>
+          <w:color w:val="auto"/>
+          <w:kern w:val="2"/>
+          <w:szCs w:val="24"/>
+          <w:lang w:eastAsia="hu-HU"/>
+          <w14:ligatures w14:val="standardContextual"/>
+        </w:rPr>
+      </w:pPr>
+      <w:hyperlink w:anchor="_Toc222676223" w:history="1">
+        <w:r>
+          <w:rPr>
+            <w:rStyle w:val="Hiperhivatkozs"/>
+            <w:noProof/>
+          </w:rPr>
+          <w:t>Email ellenőrzés tábla</w:t>
+        </w:r>
+        <w:r>
+          <w:rPr>
+            <w:noProof/>
+            <w:webHidden/>
+          </w:rPr>
+          <w:tab/>
+        </w:r>
+        <w:r>
+          <w:rPr>
+            <w:noProof/>
+            <w:webHidden/>
+          </w:rPr>
+          <w:fldChar w:fldCharType="begin"/>
+        </w:r>
+        <w:r>
+          <w:rPr>
+            <w:noProof/>
+            <w:webHidden/>
+          </w:rPr>
+          <w:instrText xml:space="preserve"> PAGEREF _Toc222676223 \h </w:instrText>
+        </w:r>
+        <w:r>
+          <w:rPr>
+            <w:noProof/>
+            <w:webHidden/>
+          </w:rPr>
+        </w:r>
+        <w:r>
+          <w:rPr>
+            <w:noProof/>
+            <w:webHidden/>
+          </w:rPr>
+          <w:fldChar w:fldCharType="separate"/>
+        </w:r>
+        <w:r>
+          <w:rPr>
+            <w:noProof/>
+            <w:webHidden/>
+          </w:rPr>
+          <w:t>11</w:t>
+        </w:r>
+        <w:r>
+          <w:rPr>
+            <w:noProof/>
+            <w:webHidden/>
+          </w:rPr>
+          <w:fldChar w:fldCharType="end"/>
+        </w:r>
+      </w:hyperlink>
+    </w:p>
+    <w:p>
+      <w:pPr>
+        <w:pStyle w:val="TJ5"/>
+        <w:rPr>
+          <w:rFonts w:asciiTheme="minorHAnsi" w:eastAsiaTheme="minorEastAsia" w:hAnsiTheme="minorHAnsi"/>
+          <w:b w:val="0"/>
+          <w:i w:val="0"/>
+          <w:noProof/>
+          <w:color w:val="auto"/>
+          <w:kern w:val="2"/>
+          <w:szCs w:val="24"/>
+          <w:lang w:eastAsia="hu-HU"/>
+          <w14:ligatures w14:val="standardContextual"/>
+        </w:rPr>
+      </w:pPr>
+      <w:hyperlink w:anchor="_Toc222676224" w:history="1">
+        <w:r>
+          <w:rPr>
+            <w:rStyle w:val="Hiperhivatkozs"/>
+            <w:noProof/>
+          </w:rPr>
+          <w:t>Kapcsolat üzenet tábla</w:t>
+        </w:r>
+        <w:r>
+          <w:rPr>
+            <w:noProof/>
+            <w:webHidden/>
+          </w:rPr>
+          <w:tab/>
+        </w:r>
+        <w:r>
+          <w:rPr>
+            <w:noProof/>
+            <w:webHidden/>
+          </w:rPr>
+          <w:fldChar w:fldCharType="begin"/>
+        </w:r>
+        <w:r>
+          <w:rPr>
+            <w:noProof/>
+            <w:webHidden/>
+          </w:rPr>
+          <w:instrText xml:space="preserve"> PAGEREF _Toc222676224 \h </w:instrText>
+        </w:r>
+        <w:r>
+          <w:rPr>
+            <w:noProof/>
+            <w:webHidden/>
+          </w:rPr>
+        </w:r>
+        <w:r>
+          <w:rPr>
+            <w:noProof/>
+            <w:webHidden/>
+          </w:rPr>
+          <w:fldChar w:fldCharType="separate"/>
+        </w:r>
+        <w:r>
+          <w:rPr>
+            <w:noProof/>
+            <w:webHidden/>
+          </w:rPr>
+          <w:t>12</w:t>
+        </w:r>
+        <w:r>
+          <w:rPr>
+            <w:noProof/>
+            <w:webHidden/>
+          </w:rPr>
+          <w:fldChar w:fldCharType="end"/>
+        </w:r>
+      </w:hyperlink>
+    </w:p>
+    <w:p>
+      <w:pPr>
+        <w:pStyle w:val="TJ5"/>
+        <w:rPr>
+          <w:rFonts w:asciiTheme="minorHAnsi" w:eastAsiaTheme="minorEastAsia" w:hAnsiTheme="minorHAnsi"/>
+          <w:b w:val="0"/>
+          <w:i w:val="0"/>
+          <w:noProof/>
+          <w:color w:val="auto"/>
+          <w:kern w:val="2"/>
+          <w:szCs w:val="24"/>
+          <w:lang w:eastAsia="hu-HU"/>
+          <w14:ligatures w14:val="standardContextual"/>
+        </w:rPr>
+      </w:pPr>
+      <w:hyperlink w:anchor="_Toc222676225" w:history="1">
+        <w:r>
+          <w:rPr>
+            <w:rStyle w:val="Hiperhivatkozs"/>
+            <w:noProof/>
+          </w:rPr>
+          <w:t>Jelszó visszaállítások tábla</w:t>
+        </w:r>
+        <w:r>
+          <w:rPr>
+            <w:noProof/>
+            <w:webHidden/>
+          </w:rPr>
+          <w:tab/>
+        </w:r>
+        <w:r>
+          <w:rPr>
+            <w:noProof/>
+            <w:webHidden/>
+          </w:rPr>
+          <w:fldChar w:fldCharType="begin"/>
+        </w:r>
+        <w:r>
+          <w:rPr>
+            <w:noProof/>
+            <w:webHidden/>
+          </w:rPr>
+          <w:instrText xml:space="preserve"> PAGEREF _Toc222676225 \h </w:instrText>
+        </w:r>
+        <w:r>
+          <w:rPr>
+            <w:noProof/>
+            <w:webHidden/>
+          </w:rPr>
+        </w:r>
+        <w:r>
+          <w:rPr>
+            <w:noProof/>
+            <w:webHidden/>
+          </w:rPr>
+          <w:fldChar w:fldCharType="separate"/>
+        </w:r>
+        <w:r>
+          <w:rPr>
+            <w:noProof/>
+            <w:webHidden/>
+          </w:rPr>
+          <w:t>13</w:t>
+        </w:r>
+        <w:r>
+          <w:rPr>
+            <w:noProof/>
+            <w:webHidden/>
+          </w:rPr>
+          <w:fldChar w:fldCharType="end"/>
+        </w:r>
+      </w:hyperlink>
+    </w:p>
+    <w:p>
+      <w:pPr>
+        <w:pStyle w:val="TJ5"/>
+        <w:rPr>
+          <w:rFonts w:asciiTheme="minorHAnsi" w:eastAsiaTheme="minorEastAsia" w:hAnsiTheme="minorHAnsi"/>
+          <w:b w:val="0"/>
+          <w:i w:val="0"/>
+          <w:noProof/>
+          <w:color w:val="auto"/>
+          <w:kern w:val="2"/>
+          <w:szCs w:val="24"/>
+          <w:lang w:eastAsia="hu-HU"/>
+          <w14:ligatures w14:val="standardContextual"/>
+        </w:rPr>
+      </w:pPr>
+      <w:hyperlink w:anchor="_Toc222676226" w:history="1">
+        <w:r>
+          <w:rPr>
+            <w:rStyle w:val="Hiperhivatkozs"/>
+            <w:noProof/>
+          </w:rPr>
+          <w:t>Felhasználó tevékenység tábla</w:t>
+        </w:r>
+        <w:r>
+          <w:rPr>
+            <w:noProof/>
+            <w:webHidden/>
+          </w:rPr>
+          <w:tab/>
+        </w:r>
+        <w:r>
+          <w:rPr>
+            <w:noProof/>
+            <w:webHidden/>
+          </w:rPr>
+          <w:fldChar w:fldCharType="begin"/>
+        </w:r>
+        <w:r>
+          <w:rPr>
+            <w:noProof/>
+            <w:webHidden/>
+          </w:rPr>
+          <w:instrText xml:space="preserve"> PAGEREF _Toc222676226 \h </w:instrText>
+        </w:r>
+        <w:r>
+          <w:rPr>
+            <w:noProof/>
+            <w:webHidden/>
+          </w:rPr>
+        </w:r>
+        <w:r>
+          <w:rPr>
+            <w:noProof/>
+            <w:webHidden/>
+          </w:rPr>
+          <w:fldChar w:fldCharType="separate"/>
+        </w:r>
+        <w:r>
+          <w:rPr>
+            <w:noProof/>
+            <w:webHidden/>
+          </w:rPr>
+          <w:t>14</w:t>
+        </w:r>
+        <w:r>
+          <w:rPr>
+            <w:noProof/>
+            <w:webHidden/>
+          </w:rPr>
+          <w:fldChar w:fldCharType="end"/>
+        </w:r>
+      </w:hyperlink>
+    </w:p>
+    <w:p>
+      <w:pPr>
+        <w:pStyle w:val="TJ5"/>
+        <w:rPr>
+          <w:rFonts w:asciiTheme="minorHAnsi" w:eastAsiaTheme="minorEastAsia" w:hAnsiTheme="minorHAnsi"/>
+          <w:b w:val="0"/>
+          <w:i w:val="0"/>
+          <w:noProof/>
+          <w:color w:val="auto"/>
+          <w:kern w:val="2"/>
+          <w:szCs w:val="24"/>
+          <w:lang w:eastAsia="hu-HU"/>
+          <w14:ligatures w14:val="standardContextual"/>
+        </w:rPr>
+      </w:pPr>
+      <w:hyperlink w:anchor="_Toc222676227" w:history="1">
+        <w:r>
+          <w:rPr>
+            <w:rStyle w:val="Hiperhivatkozs"/>
+            <w:noProof/>
+          </w:rPr>
+          <w:t>Admin tevékenység tábla</w:t>
+        </w:r>
+        <w:r>
+          <w:rPr>
+            <w:noProof/>
+            <w:webHidden/>
+          </w:rPr>
+          <w:tab/>
+        </w:r>
+        <w:r>
+          <w:rPr>
+            <w:noProof/>
+            <w:webHidden/>
+          </w:rPr>
+          <w:fldChar w:fldCharType="begin"/>
+        </w:r>
+        <w:r>
+          <w:rPr>
+            <w:noProof/>
+            <w:webHidden/>
+          </w:rPr>
+          <w:instrText xml:space="preserve"> PAGEREF _Toc222676227 \h </w:instrText>
+        </w:r>
+        <w:r>
+          <w:rPr>
+            <w:noProof/>
+            <w:webHidden/>
+          </w:rPr>
+        </w:r>
+        <w:r>
+          <w:rPr>
+            <w:noProof/>
+            <w:webHidden/>
+          </w:rPr>
+          <w:fldChar w:fldCharType="separate"/>
+        </w:r>
+        <w:r>
+          <w:rPr>
+            <w:noProof/>
+            <w:webHidden/>
+          </w:rPr>
+          <w:t>15</w:t>
         </w:r>
         <w:r>
           <w:rPr>
@@ -2302,7 +2833,7 @@
           <w14:ligatures w14:val="standardContextual"/>
         </w:rPr>
       </w:pPr>
-      <w:hyperlink w:anchor="_Toc222593647" w:history="1">
+      <w:hyperlink w:anchor="_Toc222676228" w:history="1">
         <w:r>
           <w:rPr>
             <w:rStyle w:val="Hiperhivatkozs"/>
@@ -2329,7 +2860,7 @@
             <w:noProof/>
             <w:webHidden/>
           </w:rPr>
-          <w:instrText xml:space="preserve"> PAGEREF _Toc222593647 \h </w:instrText>
+          <w:instrText xml:space="preserve"> PAGEREF _Toc222676228 \h </w:instrText>
         </w:r>
         <w:r>
           <w:rPr>
@@ -2349,7 +2880,7 @@
             <w:noProof/>
             <w:webHidden/>
           </w:rPr>
-          <w:t>10</w:t>
+          <w:t>16</w:t>
         </w:r>
         <w:r>
           <w:rPr>
@@ -2375,7 +2906,7 @@
           <w14:ligatures w14:val="standardContextual"/>
         </w:rPr>
       </w:pPr>
-      <w:hyperlink w:anchor="_Toc222593648" w:history="1">
+      <w:hyperlink w:anchor="_Toc222676229" w:history="1">
         <w:r>
           <w:rPr>
             <w:rStyle w:val="Hiperhivatkozs"/>
@@ -2402,7 +2933,7 @@
             <w:noProof/>
             <w:webHidden/>
           </w:rPr>
-          <w:instrText xml:space="preserve"> PAGEREF _Toc222593648 \h </w:instrText>
+          <w:instrText xml:space="preserve"> PAGEREF _Toc222676229 \h </w:instrText>
         </w:r>
         <w:r>
           <w:rPr>
@@ -2422,7 +2953,7 @@
             <w:noProof/>
             <w:webHidden/>
           </w:rPr>
-          <w:t>10</w:t>
+          <w:t>16</w:t>
         </w:r>
         <w:r>
           <w:rPr>
@@ -2448,7 +2979,7 @@
           <w14:ligatures w14:val="standardContextual"/>
         </w:rPr>
       </w:pPr>
-      <w:hyperlink w:anchor="_Toc222593649" w:history="1">
+      <w:hyperlink w:anchor="_Toc222676230" w:history="1">
         <w:r>
           <w:rPr>
             <w:rStyle w:val="Hiperhivatkozs"/>
@@ -2475,7 +3006,7 @@
             <w:noProof/>
             <w:webHidden/>
           </w:rPr>
-          <w:instrText xml:space="preserve"> PAGEREF _Toc222593649 \h </w:instrText>
+          <w:instrText xml:space="preserve"> PAGEREF _Toc222676230 \h </w:instrText>
         </w:r>
         <w:r>
           <w:rPr>
@@ -2495,7 +3026,7 @@
             <w:noProof/>
             <w:webHidden/>
           </w:rPr>
-          <w:t>10</w:t>
+          <w:t>16</w:t>
         </w:r>
         <w:r>
           <w:rPr>
@@ -2538,7 +3069,7 @@
       <w:pPr>
         <w:pStyle w:val="Cm"/>
       </w:pPr>
-      <w:bookmarkStart w:id="1" w:name="_Toc222593623"/>
+      <w:bookmarkStart w:id="1" w:name="_Toc222676197"/>
       <w:r>
         <w:lastRenderedPageBreak/>
         <w:t>Bevezetés</w:t>
@@ -2551,7 +3082,7 @@
         <w:pStyle w:val="Cmsor1"/>
       </w:pPr>
       <w:bookmarkStart w:id="2" w:name="_Toc220930351"/>
-      <w:bookmarkStart w:id="3" w:name="_Toc222593624"/>
+      <w:bookmarkStart w:id="3" w:name="_Toc222676198"/>
       <w:r>
         <w:t>Témaválasztás indoklása</w:t>
       </w:r>
@@ -2583,7 +3114,7 @@
         <w:pStyle w:val="Cmsor1"/>
       </w:pPr>
       <w:bookmarkStart w:id="4" w:name="_Toc220930352"/>
-      <w:bookmarkStart w:id="5" w:name="_Toc222593625"/>
+      <w:bookmarkStart w:id="5" w:name="_Toc222676199"/>
       <w:r>
         <w:t>Célkitűzés</w:t>
       </w:r>
@@ -2651,7 +3182,7 @@
       <w:pPr>
         <w:pStyle w:val="Cmsor1"/>
       </w:pPr>
-      <w:bookmarkStart w:id="6" w:name="_Toc222593626"/>
+      <w:bookmarkStart w:id="6" w:name="_Toc222676200"/>
       <w:r>
         <w:t>Oldal különlegességei</w:t>
       </w:r>
@@ -2672,8 +3203,13 @@
         <w:t>Míg a versenytársak (pl. Jószaki</w:t>
       </w:r>
       <w:r>
-        <w:t>, Qjob</w:t>
-      </w:r>
+        <w:t xml:space="preserve">, </w:t>
+      </w:r>
+      <w:proofErr w:type="spellStart"/>
+      <w:r>
+        <w:t>Qjob</w:t>
+      </w:r>
+      <w:proofErr w:type="spellEnd"/>
       <w:r>
         <w:t>) a minősített szakemberekre fókuszálnak, a Villám Meló a képesítést nem igénylő, ház körüli munkákra specializálódott.</w:t>
       </w:r>
@@ -2701,7 +3237,7 @@
         <w:pStyle w:val="Cm"/>
       </w:pPr>
       <w:bookmarkStart w:id="7" w:name="_Toc220930353"/>
-      <w:bookmarkStart w:id="8" w:name="_Toc222593627"/>
+      <w:bookmarkStart w:id="8" w:name="_Toc222676201"/>
       <w:r>
         <w:lastRenderedPageBreak/>
         <w:t>Fejlesztői dokumentáció</w:t>
@@ -2713,7 +3249,7 @@
       <w:pPr>
         <w:pStyle w:val="Cmsor1"/>
       </w:pPr>
-      <w:bookmarkStart w:id="9" w:name="_Toc222593628"/>
+      <w:bookmarkStart w:id="9" w:name="_Toc222676202"/>
       <w:r>
         <w:t>Fejlesztői környezet</w:t>
       </w:r>
@@ -2758,7 +3294,7 @@
         <w:spacing w:after="200"/>
         <w:ind w:left="284"/>
       </w:pPr>
-      <w:bookmarkStart w:id="10" w:name="_Toc222593629"/>
+      <w:bookmarkStart w:id="10" w:name="_Toc222676203"/>
       <w:r>
         <w:t>Fejlesztésre használt szoftverek</w:t>
       </w:r>
@@ -2774,7 +3310,23 @@
         <w:ind w:left="993"/>
       </w:pPr>
       <w:r>
-        <w:t>Visual Studio Code (Kódszerkesztő)</w:t>
+        <w:t xml:space="preserve">Visual </w:t>
+      </w:r>
+      <w:proofErr w:type="spellStart"/>
+      <w:r>
+        <w:t>Studio</w:t>
+      </w:r>
+      <w:proofErr w:type="spellEnd"/>
+      <w:r>
+        <w:t xml:space="preserve"> </w:t>
+      </w:r>
+      <w:proofErr w:type="spellStart"/>
+      <w:r>
+        <w:t>Code</w:t>
+      </w:r>
+      <w:proofErr w:type="spellEnd"/>
+      <w:r>
+        <w:t xml:space="preserve"> (Kódszerkesztő)</w:t>
       </w:r>
     </w:p>
     <w:p>
@@ -2786,8 +3338,13 @@
         </w:numPr>
         <w:ind w:left="993"/>
       </w:pPr>
-      <w:r>
-        <w:t xml:space="preserve">cPanel Fájlkezelő </w:t>
+      <w:proofErr w:type="spellStart"/>
+      <w:r>
+        <w:t>cPanel</w:t>
+      </w:r>
+      <w:proofErr w:type="spellEnd"/>
+      <w:r>
+        <w:t xml:space="preserve"> Fájlkezelő </w:t>
       </w:r>
       <w:r>
         <w:t>(Webtárhelyen belül kódszerkesztés lehetősége)</w:t>
@@ -2802,9 +3359,11 @@
         </w:numPr>
         <w:ind w:left="993"/>
       </w:pPr>
+      <w:proofErr w:type="spellStart"/>
       <w:r>
         <w:t>MySQL</w:t>
       </w:r>
+      <w:proofErr w:type="spellEnd"/>
       <w:r>
         <w:t xml:space="preserve"> (Webtárhely adatbázis)</w:t>
       </w:r>
@@ -2818,8 +3377,13 @@
         </w:numPr>
         <w:ind w:left="993"/>
       </w:pPr>
-      <w:r>
-        <w:t>WinSCP (FTP kapcsolat a webtárhelyre)</w:t>
+      <w:proofErr w:type="spellStart"/>
+      <w:r>
+        <w:t>WinSCP</w:t>
+      </w:r>
+      <w:proofErr w:type="spellEnd"/>
+      <w:r>
+        <w:t xml:space="preserve"> (FTP kapcsolat a webtárhelyre)</w:t>
       </w:r>
     </w:p>
     <w:p>
@@ -2853,7 +3417,7 @@
         <w:pStyle w:val="Cmsor2"/>
         <w:ind w:left="284"/>
       </w:pPr>
-      <w:bookmarkStart w:id="11" w:name="_Toc222593630"/>
+      <w:bookmarkStart w:id="11" w:name="_Toc222676204"/>
       <w:r>
         <w:t>Szoftver e</w:t>
       </w:r>
@@ -2867,7 +3431,7 @@
         <w:pStyle w:val="Cmsor3"/>
         <w:ind w:left="567"/>
       </w:pPr>
-      <w:bookmarkStart w:id="12" w:name="_Toc222593631"/>
+      <w:bookmarkStart w:id="12" w:name="_Toc222676205"/>
       <w:r>
         <w:t>Előny</w:t>
       </w:r>
@@ -2892,10 +3456,82 @@
           <w:b/>
           <w:bCs/>
         </w:rPr>
-        <w:t xml:space="preserve">Visual Studio Code: </w:t>
-      </w:r>
-      <w:r>
-        <w:t>A fejlesztés során a legnagyobb segítséget a VS Code IntelliSense (kódkiegészítő) funkciója nyújtotta, amely jelentősen felgyorsította a gépelést és csökkentette a szintaktikai hibák lehetőségét. A rengeteg elérhető bővítmény (pl. PHP Intelephense, Live Server) lehetővé tette a környezet testreszabását az igényeinknek megfelelően.</w:t>
+        <w:t xml:space="preserve">Visual </w:t>
+      </w:r>
+      <w:proofErr w:type="spellStart"/>
+      <w:r>
+        <w:rPr>
+          <w:b/>
+          <w:bCs/>
+        </w:rPr>
+        <w:t>Studio</w:t>
+      </w:r>
+      <w:proofErr w:type="spellEnd"/>
+      <w:r>
+        <w:rPr>
+          <w:b/>
+          <w:bCs/>
+        </w:rPr>
+        <w:t xml:space="preserve"> </w:t>
+      </w:r>
+      <w:proofErr w:type="spellStart"/>
+      <w:r>
+        <w:rPr>
+          <w:b/>
+          <w:bCs/>
+        </w:rPr>
+        <w:t>Code</w:t>
+      </w:r>
+      <w:proofErr w:type="spellEnd"/>
+      <w:r>
+        <w:rPr>
+          <w:b/>
+          <w:bCs/>
+        </w:rPr>
+        <w:t xml:space="preserve">: </w:t>
+      </w:r>
+      <w:r>
+        <w:t xml:space="preserve">A fejlesztés során a legnagyobb segítséget a VS </w:t>
+      </w:r>
+      <w:proofErr w:type="spellStart"/>
+      <w:r>
+        <w:t>Code</w:t>
+      </w:r>
+      <w:proofErr w:type="spellEnd"/>
+      <w:r>
+        <w:t xml:space="preserve"> </w:t>
+      </w:r>
+      <w:proofErr w:type="spellStart"/>
+      <w:r>
+        <w:t>IntelliSense</w:t>
+      </w:r>
+      <w:proofErr w:type="spellEnd"/>
+      <w:r>
+        <w:t xml:space="preserve"> (kódkiegészítő) funkciója nyújtotta, amely jelentősen felgyorsította a gépelést és csökkentette a szintaktikai hibák lehetőségét. A rengeteg elérhető bővítmény (pl. PHP </w:t>
+      </w:r>
+      <w:proofErr w:type="spellStart"/>
+      <w:r>
+        <w:t>Intelephense</w:t>
+      </w:r>
+      <w:proofErr w:type="spellEnd"/>
+      <w:r>
+        <w:t xml:space="preserve">, </w:t>
+      </w:r>
+      <w:proofErr w:type="spellStart"/>
+      <w:r>
+        <w:t>Live</w:t>
+      </w:r>
+      <w:proofErr w:type="spellEnd"/>
+      <w:r>
+        <w:t xml:space="preserve"> Server) lehetővé tette a környezet </w:t>
+      </w:r>
+      <w:proofErr w:type="spellStart"/>
+      <w:r>
+        <w:t>testreszabását</w:t>
+      </w:r>
+      <w:proofErr w:type="spellEnd"/>
+      <w:r>
+        <w:t xml:space="preserve"> az igényeinknek megfelelően.</w:t>
       </w:r>
     </w:p>
     <w:p>
@@ -2912,12 +3548,21 @@
           <w:bCs/>
         </w:rPr>
       </w:pPr>
+      <w:proofErr w:type="spellStart"/>
       <w:r>
         <w:rPr>
           <w:b/>
           <w:bCs/>
         </w:rPr>
-        <w:t xml:space="preserve">WinSCP: </w:t>
+        <w:t>WinSCP</w:t>
+      </w:r>
+      <w:proofErr w:type="spellEnd"/>
+      <w:r>
+        <w:rPr>
+          <w:b/>
+          <w:bCs/>
+        </w:rPr>
+        <w:t xml:space="preserve">: </w:t>
       </w:r>
       <w:r>
         <w:t>A szoftver nagy előnye a beépített szerkesztő funkció és a valós idejű szinkronizáció. Ez lehetővé tette, hogy a helyi gépen elvégzett módosítások mentéskor azonnal frissüljenek az éles szerveren, így a tesztelés folyamata rendkívül gyorssá vált.</w:t>
@@ -2928,7 +3573,7 @@
         <w:pStyle w:val="Cmsor3"/>
         <w:ind w:left="567"/>
       </w:pPr>
-      <w:bookmarkStart w:id="13" w:name="_Toc222593632"/>
+      <w:bookmarkStart w:id="13" w:name="_Toc222676206"/>
       <w:r>
         <w:lastRenderedPageBreak/>
         <w:t>Hátrány</w:t>
@@ -2949,15 +3594,32 @@
         <w:ind w:left="992" w:hanging="357"/>
         <w:contextualSpacing w:val="0"/>
       </w:pPr>
+      <w:proofErr w:type="spellStart"/>
       <w:r>
         <w:rPr>
           <w:b/>
           <w:bCs/>
         </w:rPr>
-        <w:t>cPanel Fájlkezelő</w:t>
-      </w:r>
-      <w:r>
-        <w:t>: Bár a tárhelyhez járó online szerkesztő kéznél volt, fejlesztésre alkalmatlannak bizonyult. Hiányoztak belőle a kényelmi funkciók (pl. fejlett keresés, automatikus formázás, sötét mód), és a felület lassúsága is hátráltatta a hatékony munkavégzést a VS Code-hoz képest.</w:t>
+        <w:t>cPanel</w:t>
+      </w:r>
+      <w:proofErr w:type="spellEnd"/>
+      <w:r>
+        <w:rPr>
+          <w:b/>
+          <w:bCs/>
+        </w:rPr>
+        <w:t xml:space="preserve"> Fájlkezelő</w:t>
+      </w:r>
+      <w:r>
+        <w:t xml:space="preserve">: Bár a tárhelyhez járó online szerkesztő kéznél volt, fejlesztésre alkalmatlannak bizonyult. Hiányoztak belőle a kényelmi funkciók (pl. fejlett keresés, automatikus formázás, sötét mód), és a felület lassúsága is hátráltatta a hatékony munkavégzést a VS </w:t>
+      </w:r>
+      <w:proofErr w:type="spellStart"/>
+      <w:r>
+        <w:t>Code</w:t>
+      </w:r>
+      <w:proofErr w:type="spellEnd"/>
+      <w:r>
+        <w:t>-hoz képest.</w:t>
       </w:r>
     </w:p>
     <w:p>
@@ -2971,6 +3633,7 @@
         <w:ind w:left="992" w:hanging="357"/>
         <w:contextualSpacing w:val="0"/>
       </w:pPr>
+      <w:proofErr w:type="spellStart"/>
       <w:r>
         <w:rPr>
           <w:b/>
@@ -2978,6 +3641,7 @@
         </w:rPr>
         <w:t>WinSCP</w:t>
       </w:r>
+      <w:proofErr w:type="spellEnd"/>
       <w:r>
         <w:t>: A fejlesztés egyik legnagyobb kihívása az volt, hogy az FTP kapcsolat nem kezeli a verzióütközéseket. Ha két csapattag véletlenül egyszerre nyitotta meg ugyanazt a fájlt szerkesztésre, az utolsó mentés felülírta a másik munkáját, ami adatvesztés kockázatával járt. Ezt szigorú kommunikációval kellett áthidalnunk.</w:t>
       </w:r>
@@ -2987,7 +3651,7 @@
         <w:pStyle w:val="Cmsor2"/>
         <w:ind w:left="284"/>
       </w:pPr>
-      <w:bookmarkStart w:id="14" w:name="_Toc222593633"/>
+      <w:bookmarkStart w:id="14" w:name="_Toc222676207"/>
       <w:r>
         <w:t>Használt programozás</w:t>
       </w:r>
@@ -3225,9 +3889,11 @@
               <w:spacing w:after="200"/>
               <w:ind w:left="1281" w:hanging="357"/>
             </w:pPr>
+            <w:proofErr w:type="spellStart"/>
             <w:r>
               <w:t>MySQL</w:t>
             </w:r>
+            <w:proofErr w:type="spellEnd"/>
           </w:p>
         </w:tc>
       </w:tr>
@@ -3289,7 +3955,7 @@
         <w:pStyle w:val="Cmsor2"/>
         <w:ind w:left="284"/>
       </w:pPr>
-      <w:bookmarkStart w:id="15" w:name="_Toc222593634"/>
+      <w:bookmarkStart w:id="15" w:name="_Toc222676208"/>
       <w:r>
         <w:lastRenderedPageBreak/>
         <w:t>Munkafolyamat</w:t>
@@ -3301,7 +3967,7 @@
         <w:pStyle w:val="Cmsor3"/>
         <w:ind w:left="567"/>
       </w:pPr>
-      <w:bookmarkStart w:id="16" w:name="_Toc222593635"/>
+      <w:bookmarkStart w:id="16" w:name="_Toc222676209"/>
       <w:r>
         <w:t>Kezdetek</w:t>
       </w:r>
@@ -3321,9 +3987,11 @@
       <w:r>
         <w:t xml:space="preserve"> (</w:t>
       </w:r>
+      <w:proofErr w:type="spellStart"/>
       <w:r>
         <w:t>Localhost</w:t>
       </w:r>
+      <w:proofErr w:type="spellEnd"/>
       <w:r>
         <w:t>)</w:t>
       </w:r>
@@ -3354,7 +4022,7 @@
         <w:pStyle w:val="Cmsor3"/>
         <w:ind w:left="567"/>
       </w:pPr>
-      <w:bookmarkStart w:id="17" w:name="_Toc222593636"/>
+      <w:bookmarkStart w:id="17" w:name="_Toc222676210"/>
       <w:r>
         <w:t xml:space="preserve">Publikálás és </w:t>
       </w:r>
@@ -3371,7 +4039,15 @@
         <w:t>Később a Villám Melót a közösen kiválasztott webtárhelyre feltöltöttük és a munkavégzés része a kialakított FTP fiókokkal történt valós időbeli munkafeltöltéssel</w:t>
       </w:r>
       <w:r>
-        <w:t xml:space="preserve"> melyben a WinSCP programot használtuk.</w:t>
+        <w:t xml:space="preserve"> melyben a </w:t>
+      </w:r>
+      <w:proofErr w:type="spellStart"/>
+      <w:r>
+        <w:t>WinSCP</w:t>
+      </w:r>
+      <w:proofErr w:type="spellEnd"/>
+      <w:r>
+        <w:t xml:space="preserve"> programot használtuk.</w:t>
       </w:r>
       <w:r>
         <w:t xml:space="preserve"> </w:t>
@@ -3394,18 +4070,23 @@
         <w:pStyle w:val="Cmsor2"/>
         <w:ind w:left="284"/>
       </w:pPr>
-      <w:bookmarkStart w:id="18" w:name="_Toc222593637"/>
-      <w:r>
-        <w:t>Webtárhely &amp; domain</w:t>
+      <w:bookmarkStart w:id="18" w:name="_Toc222676211"/>
+      <w:r>
+        <w:t xml:space="preserve">Webtárhely &amp; </w:t>
+      </w:r>
+      <w:proofErr w:type="spellStart"/>
+      <w:r>
+        <w:t>domain</w:t>
       </w:r>
       <w:bookmarkEnd w:id="18"/>
+      <w:proofErr w:type="spellEnd"/>
     </w:p>
     <w:p>
       <w:pPr>
         <w:pStyle w:val="Cmsor3"/>
         <w:ind w:left="567"/>
       </w:pPr>
-      <w:bookmarkStart w:id="19" w:name="_Toc222593638"/>
+      <w:bookmarkStart w:id="19" w:name="_Toc222676212"/>
       <w:r>
         <w:t>Tárhely választás</w:t>
       </w:r>
@@ -3422,6 +4103,7 @@
         <w:t xml:space="preserve">. A csapatunk végül a </w:t>
       </w:r>
       <w:hyperlink r:id="rId11" w:history="1">
+        <w:proofErr w:type="spellStart"/>
         <w:r>
           <w:rPr>
             <w:rStyle w:val="Hiperhivatkozs"/>
@@ -3430,7 +4112,11 @@
         </w:r>
       </w:hyperlink>
       <w:r>
-        <w:t>ot választotta ugyanis minden</w:t>
+        <w:t>ot</w:t>
+      </w:r>
+      <w:proofErr w:type="spellEnd"/>
+      <w:r>
+        <w:t xml:space="preserve"> választotta ugyanis minden</w:t>
       </w:r>
       <w:r>
         <w:t xml:space="preserve"> igényt biztosított</w:t>
@@ -3499,10 +4185,15 @@
         <w:pStyle w:val="Cmsor3"/>
         <w:ind w:left="567"/>
       </w:pPr>
-      <w:bookmarkStart w:id="20" w:name="_Toc222593639"/>
+      <w:bookmarkStart w:id="20" w:name="_Toc222676213"/>
+      <w:proofErr w:type="spellStart"/>
       <w:r>
         <w:lastRenderedPageBreak/>
-        <w:t>Domain név</w:t>
+        <w:t>Domain</w:t>
+      </w:r>
+      <w:proofErr w:type="spellEnd"/>
+      <w:r>
+        <w:t xml:space="preserve"> név</w:t>
       </w:r>
       <w:bookmarkEnd w:id="20"/>
     </w:p>
@@ -3511,7 +4202,15 @@
         <w:ind w:left="567"/>
       </w:pPr>
       <w:r>
-        <w:t>A domain név véglegesítésére a projekt céljainak pontosítása után került sor. Olyan elnevezést választottunk, amely tömören és egyértelműen utal az oldal funkciójára, ezzel is segítve a felhasználók számára a szolgáltatás gyors beazonosítását.</w:t>
+        <w:t xml:space="preserve">A </w:t>
+      </w:r>
+      <w:proofErr w:type="spellStart"/>
+      <w:r>
+        <w:t>domain</w:t>
+      </w:r>
+      <w:proofErr w:type="spellEnd"/>
+      <w:r>
+        <w:t xml:space="preserve"> név véglegesítésére a projekt céljainak pontosítása után került sor. Olyan elnevezést választottunk, amely tömören és egyértelműen utal az oldal funkciójára, ezzel is segítve a felhasználók számára a szolgáltatás gyors beazonosítását.</w:t>
       </w:r>
     </w:p>
     <w:p>
@@ -3523,6 +4222,9 @@
         </w:rPr>
       </w:pPr>
       <w:r>
+        <w:rPr>
+          <w:noProof/>
+        </w:rPr>
         <w:drawing>
           <wp:inline distT="0" distB="0" distL="0" distR="0" wp14:anchorId="4272A11D" wp14:editId="1FC3569D">
             <wp:extent cx="5760720" cy="2365375"/>
@@ -3579,7 +4281,7 @@
         <w:spacing w:before="2000"/>
         <w:jc w:val="center"/>
       </w:pPr>
-      <w:bookmarkStart w:id="21" w:name="_Toc222593640"/>
+      <w:bookmarkStart w:id="21" w:name="_Toc222676214"/>
       <w:r>
         <w:t>Felhasználók a weboldal tesztelésére</w:t>
       </w:r>
@@ -3675,9 +4377,11 @@
               <w:spacing w:before="100" w:after="100"/>
               <w:jc w:val="center"/>
             </w:pPr>
+            <w:proofErr w:type="spellStart"/>
             <w:r>
               <w:t>admin</w:t>
             </w:r>
+            <w:proofErr w:type="spellEnd"/>
           </w:p>
         </w:tc>
         <w:tc>
@@ -3703,9 +4407,11 @@
               <w:spacing w:before="100" w:after="100"/>
               <w:jc w:val="center"/>
             </w:pPr>
+            <w:proofErr w:type="spellStart"/>
             <w:r>
               <w:t>admin</w:t>
             </w:r>
+            <w:proofErr w:type="spellEnd"/>
           </w:p>
         </w:tc>
       </w:tr>
@@ -3747,54 +4453,91 @@
               <w:spacing w:before="100" w:after="100"/>
               <w:jc w:val="center"/>
             </w:pPr>
+            <w:proofErr w:type="spellStart"/>
             <w:r>
               <w:t>felhasznalo</w:t>
             </w:r>
+            <w:proofErr w:type="spellEnd"/>
           </w:p>
         </w:tc>
       </w:tr>
     </w:tbl>
     <w:p>
       <w:pPr>
-        <w:ind w:left="284"/>
-      </w:pPr>
-    </w:p>
-    <w:p>
-      <w:pPr>
-        <w:pStyle w:val="Cmsor1"/>
-      </w:pPr>
-      <w:bookmarkStart w:id="22" w:name="_Toc222593641"/>
-      <w:r>
-        <w:lastRenderedPageBreak/>
-        <w:t>Adatszerkezet</w:t>
-      </w:r>
-      <w:r>
-        <w:t>ek, algoritmusok</w:t>
+        <w:pStyle w:val="Cmsor2"/>
+        <w:spacing w:before="200" w:after="0"/>
+        <w:jc w:val="center"/>
+      </w:pPr>
+      <w:bookmarkStart w:id="22" w:name="_Toc222676215"/>
+      <w:r>
+        <w:t>Villám Meló elérés</w:t>
+      </w:r>
+      <w:r>
+        <w:t>i címe</w:t>
       </w:r>
       <w:bookmarkEnd w:id="22"/>
     </w:p>
     <w:p>
       <w:pPr>
-        <w:pStyle w:val="Cmsor2"/>
-        <w:ind w:left="284"/>
-      </w:pPr>
-      <w:bookmarkStart w:id="23" w:name="_Toc222593642"/>
-      <w:r>
-        <w:t>Adatbázis táblái, mezői</w:t>
+        <w:jc w:val="center"/>
+      </w:pPr>
+      <w:hyperlink r:id="rId14" w:history="1">
+        <w:r>
+          <w:rPr>
+            <w:rStyle w:val="Hiperhivatkozs"/>
+          </w:rPr>
+          <w:t>https://villa</w:t>
+        </w:r>
+        <w:r>
+          <w:rPr>
+            <w:rStyle w:val="Hiperhivatkozs"/>
+          </w:rPr>
+          <w:t>m</w:t>
+        </w:r>
+        <w:r>
+          <w:rPr>
+            <w:rStyle w:val="Hiperhivatkozs"/>
+          </w:rPr>
+          <w:t>melo.hu</w:t>
+        </w:r>
+      </w:hyperlink>
+    </w:p>
+    <w:p>
+      <w:pPr>
+        <w:pStyle w:val="Cmsor1"/>
+      </w:pPr>
+      <w:bookmarkStart w:id="23" w:name="_Toc222676216"/>
+      <w:r>
+        <w:lastRenderedPageBreak/>
+        <w:t>Adatszerkezet</w:t>
+      </w:r>
+      <w:r>
+        <w:t>ek, algoritmusok</w:t>
       </w:r>
       <w:bookmarkEnd w:id="23"/>
     </w:p>
     <w:p>
       <w:pPr>
+        <w:pStyle w:val="Cmsor2"/>
+        <w:ind w:left="284"/>
+      </w:pPr>
+      <w:bookmarkStart w:id="24" w:name="_Toc222676217"/>
+      <w:r>
+        <w:t>Adatbázis táblái, mezői</w:t>
+      </w:r>
+      <w:bookmarkEnd w:id="24"/>
+    </w:p>
+    <w:p>
+      <w:pPr>
         <w:pStyle w:val="Cmsor3"/>
         <w:spacing w:after="0"/>
         <w:ind w:left="567"/>
       </w:pPr>
-      <w:bookmarkStart w:id="24" w:name="_Toc222593643"/>
+      <w:bookmarkStart w:id="25" w:name="_Toc222676218"/>
       <w:r>
         <w:t>Adatbázis</w:t>
       </w:r>
-      <w:bookmarkEnd w:id="24"/>
+      <w:bookmarkEnd w:id="25"/>
     </w:p>
     <w:p>
       <w:pPr>
@@ -3834,14 +4577,14 @@
         <w:spacing w:before="400"/>
         <w:ind w:left="567"/>
       </w:pPr>
-      <w:bookmarkStart w:id="25" w:name="_Toc222593644"/>
+      <w:bookmarkStart w:id="26" w:name="_Toc222676219"/>
       <w:r>
         <w:t>Táblák</w:t>
       </w:r>
       <w:r>
         <w:t xml:space="preserve"> száma</w:t>
       </w:r>
-      <w:bookmarkEnd w:id="25"/>
+      <w:bookmarkEnd w:id="26"/>
     </w:p>
     <w:p>
       <w:pPr>
@@ -3886,7 +4629,7 @@
                     </pic:cNvPicPr>
                   </pic:nvPicPr>
                   <pic:blipFill>
-                    <a:blip r:embed="rId14" cstate="print">
+                    <a:blip r:embed="rId15" cstate="print">
                       <a:extLst>
                         <a:ext uri="{28A0092B-C50C-407E-A947-70E740481C1C}">
                           <a14:useLocalDpi xmlns:a14="http://schemas.microsoft.com/office/drawing/2010/main" val="0"/>
@@ -3939,7 +4682,7 @@
           <w:noProof/>
         </w:rPr>
       </w:pPr>
-      <w:bookmarkStart w:id="26" w:name="_Toc222593645"/>
+      <w:bookmarkStart w:id="27" w:name="_Toc222676220"/>
       <w:r>
         <w:rPr>
           <w:noProof/>
@@ -3958,22 +4701,22 @@
           <w:noProof/>
         </w:rPr>
         <w:t>leírása</w:t>
-      </w:r>
-      <w:bookmarkEnd w:id="26"/>
-    </w:p>
-    <w:p>
-      <w:pPr>
-        <w:pStyle w:val="Cmsor4"/>
-        <w:ind w:left="851"/>
-      </w:pPr>
-      <w:bookmarkStart w:id="27" w:name="_Toc222593646"/>
-      <w:r>
-        <w:t>Felhasználók tábla</w:t>
       </w:r>
       <w:bookmarkEnd w:id="27"/>
     </w:p>
     <w:p>
       <w:pPr>
+        <w:pStyle w:val="Cmsor4"/>
+        <w:ind w:left="851"/>
+      </w:pPr>
+      <w:bookmarkStart w:id="28" w:name="_Toc222676221"/>
+      <w:r>
+        <w:t>Felhasználók tábla</w:t>
+      </w:r>
+      <w:bookmarkEnd w:id="28"/>
+    </w:p>
+    <w:p>
+      <w:pPr>
         <w:ind w:left="851"/>
       </w:pPr>
       <w:r>
@@ -3983,17 +4726,17 @@
         <mc:AlternateContent>
           <mc:Choice Requires="wpg">
             <w:drawing>
-              <wp:anchor distT="0" distB="0" distL="114300" distR="114300" simplePos="0" relativeHeight="251665408" behindDoc="0" locked="0" layoutInCell="1" allowOverlap="1" wp14:anchorId="21A24F50" wp14:editId="29B90B24">
+              <wp:anchor distT="0" distB="0" distL="114300" distR="114300" simplePos="0" relativeHeight="251655168" behindDoc="0" locked="0" layoutInCell="1" allowOverlap="1" wp14:anchorId="21A24F50" wp14:editId="12798D3A">
                 <wp:simplePos x="0" y="0"/>
                 <wp:positionH relativeFrom="column">
-                  <wp:posOffset>551069</wp:posOffset>
+                  <wp:posOffset>565150</wp:posOffset>
                 </wp:positionH>
                 <wp:positionV relativeFrom="paragraph">
-                  <wp:posOffset>837436</wp:posOffset>
+                  <wp:posOffset>842645</wp:posOffset>
                 </wp:positionV>
-                <wp:extent cx="2299885" cy="3548380"/>
-                <wp:effectExtent l="95250" t="114300" r="24765" b="109220"/>
-                <wp:wrapNone/>
+                <wp:extent cx="2287270" cy="3548380"/>
+                <wp:effectExtent l="76200" t="114300" r="17780" b="109220"/>
+                <wp:wrapSquare wrapText="bothSides"/>
                 <wp:docPr id="378606929" name="Csoportba foglalás 18"/>
                 <wp:cNvGraphicFramePr/>
                 <a:graphic xmlns:a="http://schemas.openxmlformats.org/drawingml/2006/main">
@@ -4003,9 +4746,9 @@
                       <wpg:grpSpPr>
                         <a:xfrm>
                           <a:off x="0" y="0"/>
-                          <a:ext cx="2299885" cy="3548380"/>
-                          <a:chOff x="0" y="0"/>
-                          <a:chExt cx="2299885" cy="3548380"/>
+                          <a:ext cx="2287270" cy="3548380"/>
+                          <a:chOff x="11953" y="0"/>
+                          <a:chExt cx="2287932" cy="3548380"/>
                         </a:xfrm>
                       </wpg:grpSpPr>
                       <wpg:grpSp>
@@ -4013,10 +4756,10 @@
                         <wpg:cNvGrpSpPr/>
                         <wpg:grpSpPr>
                           <a:xfrm>
-                            <a:off x="0" y="0"/>
-                            <a:ext cx="1898015" cy="3548380"/>
-                            <a:chOff x="0" y="0"/>
-                            <a:chExt cx="1898015" cy="3548380"/>
+                            <a:off x="11953" y="0"/>
+                            <a:ext cx="1881458" cy="3548380"/>
+                            <a:chOff x="11953" y="0"/>
+                            <a:chExt cx="1881458" cy="3548380"/>
                           </a:xfrm>
                           <a:effectLst>
                             <a:outerShdw blurRad="63500" sx="102000" sy="102000" algn="ctr" rotWithShape="0">
@@ -4034,7 +4777,7 @@
                             </pic:cNvPicPr>
                           </pic:nvPicPr>
                           <pic:blipFill>
-                            <a:blip r:embed="rId15">
+                            <a:blip r:embed="rId16">
                               <a:extLst>
                                 <a:ext uri="{28A0092B-C50C-407E-A947-70E740481C1C}">
                                   <a14:useLocalDpi xmlns:a14="http://schemas.microsoft.com/office/drawing/2010/main" val="0"/>
@@ -4060,8 +4803,8 @@
                           <wps:cNvSpPr/>
                           <wps:spPr>
                             <a:xfrm>
-                              <a:off x="13073" y="837827"/>
-                              <a:ext cx="1873885" cy="1840865"/>
+                              <a:off x="25449" y="837827"/>
+                              <a:ext cx="1851923" cy="1840865"/>
                             </a:xfrm>
                             <a:prstGeom prst="rect">
                               <a:avLst/>
@@ -4104,8 +4847,8 @@
                           <wps:cNvSpPr/>
                           <wps:spPr>
                             <a:xfrm>
-                              <a:off x="0" y="166074"/>
-                              <a:ext cx="1894840" cy="658156"/>
+                              <a:off x="13071" y="166074"/>
+                              <a:ext cx="1880340" cy="658156"/>
                             </a:xfrm>
                             <a:prstGeom prst="rect">
                               <a:avLst/>
@@ -4149,8 +4892,8 @@
                           <wps:cNvSpPr/>
                           <wps:spPr>
                             <a:xfrm>
-                              <a:off x="0" y="2689412"/>
-                              <a:ext cx="1898015" cy="858520"/>
+                              <a:off x="13071" y="2689412"/>
+                              <a:ext cx="1880339" cy="858968"/>
                             </a:xfrm>
                             <a:prstGeom prst="rect">
                               <a:avLst/>
@@ -4231,13 +4974,16 @@
                     </wpg:wgp>
                   </a:graphicData>
                 </a:graphic>
+                <wp14:sizeRelH relativeFrom="margin">
+                  <wp14:pctWidth>0</wp14:pctWidth>
+                </wp14:sizeRelH>
               </wp:anchor>
             </w:drawing>
           </mc:Choice>
           <mc:Fallback>
             <w:pict>
-              <v:group w14:anchorId="6EAAB41F" id="Csoportba foglalás 18" o:spid="_x0000_s1026" style="position:absolute;margin-left:43.4pt;margin-top:65.95pt;width:181.1pt;height:279.4pt;z-index:251665408" coordsize="22998,35483" o:gfxdata="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">
-                <v:group id="Csoportba foglalás 13" o:spid="_x0000_s1027" style="position:absolute;width:18980;height:35483" coordsize="18980,35483" o:gfxdata="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">
+              <v:group w14:anchorId="4F52FE23" id="Csoportba foglalás 18" o:spid="_x0000_s1026" style="position:absolute;margin-left:44.5pt;margin-top:66.35pt;width:180.1pt;height:279.4pt;z-index:251655168;mso-width-relative:margin" coordorigin="119" coordsize="22879,35483" o:gfxdata="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">
+                <v:group id="Csoportba foglalás 13" o:spid="_x0000_s1027" style="position:absolute;left:119;width:18815;height:35483" coordorigin="119" coordsize="18814,35483" o:gfxdata="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">
                   <v:shapetype id="_x0000_t75" coordsize="21600,21600" o:spt="75" o:preferrelative="t" path="m@4@5l@4@11@9@11@9@5xe" filled="f" stroked="f">
                     <v:stroke joinstyle="miter"/>
                     <v:formulas>
@@ -4258,15 +5004,15 @@
                     <o:lock v:ext="edit" aspectratio="t"/>
                   </v:shapetype>
                   <v:shape id="Kép 1" o:spid="_x0000_s1028" type="#_x0000_t75" style="position:absolute;left:119;width:18777;height:35483;visibility:visible;mso-wrap-style:square" o:gfxdata="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">
-                    <v:imagedata r:id="rId16" o:title=""/>
+                    <v:imagedata r:id="rId17" o:title=""/>
                   </v:shape>
-                  <v:rect id="Téglalap 10" o:spid="_x0000_s1029" style="position:absolute;left:130;top:8378;width:18739;height:18408;visibility:visible;mso-wrap-style:square;v-text-anchor:middle" o:gfxdata="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" filled="f" strokecolor="#aeaaaa [2414]" strokeweight="2.25pt">
+                  <v:rect id="Téglalap 10" o:spid="_x0000_s1029" style="position:absolute;left:254;top:8378;width:18519;height:18408;visibility:visible;mso-wrap-style:square;v-text-anchor:middle" o:gfxdata="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" filled="f" strokecolor="#aeaaaa [2414]" strokeweight="2.25pt">
                     <v:stroke dashstyle="1 1"/>
                   </v:rect>
-                  <v:rect id="Téglalap 11" o:spid="_x0000_s1030" style="position:absolute;top:1660;width:18948;height:6582;visibility:visible;mso-wrap-style:square;v-text-anchor:middle" o:gfxdata="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" fillcolor="#272727 [2749]" stroked="f" strokeweight="1pt">
+                  <v:rect id="Téglalap 11" o:spid="_x0000_s1030" style="position:absolute;left:130;top:1660;width:18804;height:6582;visibility:visible;mso-wrap-style:square;v-text-anchor:middle" o:gfxdata="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" fillcolor="#272727 [2749]" stroked="f" strokeweight="1pt">
                     <v:fill opacity="19789f"/>
                   </v:rect>
-                  <v:rect id="Téglalap 11" o:spid="_x0000_s1031" style="position:absolute;top:26894;width:18980;height:8585;visibility:visible;mso-wrap-style:square;v-text-anchor:middle" o:gfxdata="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" fillcolor="#272727 [2749]" stroked="f" strokeweight="1pt">
+                  <v:rect id="Téglalap 11" o:spid="_x0000_s1031" style="position:absolute;left:130;top:26894;width:18804;height:8589;visibility:visible;mso-wrap-style:square;v-text-anchor:middle" o:gfxdata="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" fillcolor="#272727 [2749]" stroked="f" strokeweight="1pt">
                     <v:fill opacity="19789f"/>
                   </v:rect>
                 </v:group>
@@ -4294,6 +5040,7 @@
                 <v:shape id="Jobb oldali kapcsos zárójel 15" o:spid="_x0000_s1032" type="#_x0000_t88" style="position:absolute;left:18934;top:8319;width:4064;height:18449;visibility:visible;mso-wrap-style:square;v-text-anchor:middle" o:gfxdata="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" adj="397" strokecolor="#a365d1" strokeweight="2.25pt">
                   <v:stroke joinstyle="miter"/>
                 </v:shape>
+                <w10:wrap type="square"/>
               </v:group>
             </w:pict>
           </mc:Fallback>
@@ -4303,19 +5050,57 @@
         <w:rPr>
           <w:noProof/>
         </w:rPr>
-        <w:t>A felhasznalok tábla a Villám Meló adatbázisának legfontosabb, központi eleme. Ez a reláció felelős a platformon regisztrált összes személy</w:t>
-      </w:r>
-      <w:r>
-        <w:rPr>
+        <w:t xml:space="preserve">A </w:t>
+      </w:r>
+      <w:r>
+        <w:rPr>
+          <w:b/>
+          <w:bCs/>
           <w:noProof/>
         </w:rPr>
+        <w:t>felhasznalok</w:t>
+      </w:r>
+      <w:r>
+        <w:rPr>
+          <w:noProof/>
+        </w:rPr>
+        <w:t xml:space="preserve"> tábla a Villám Meló adatbázisának legfontosabb, központi eleme. Ez a </w:t>
+      </w:r>
+      <w:r>
+        <w:rPr>
+          <w:noProof/>
+        </w:rPr>
+        <w:t>tábla</w:t>
+      </w:r>
+      <w:r>
+        <w:rPr>
+          <w:noProof/>
+        </w:rPr>
+        <w:t xml:space="preserve"> felelős a platformon regisztrált összes személy</w:t>
+      </w:r>
+      <w:r>
+        <w:rPr>
+          <w:noProof/>
+        </w:rPr>
         <w:t xml:space="preserve"> </w:t>
       </w:r>
       <w:r>
         <w:rPr>
           <w:noProof/>
         </w:rPr>
-        <w:t>elsődleges személyes és fiókadatainak strukturált tárolásáért.</w:t>
+        <w:t>elsődleges</w:t>
+      </w:r>
+      <w:r>
+        <w:rPr>
+          <w:noProof/>
+        </w:rPr>
+        <w:t xml:space="preserve"> </w:t>
+      </w:r>
+      <w:r>
+        <w:rPr>
+          <w:noProof/>
+        </w:rPr>
+        <w:t>fiókadatainak strukturált tárolásáért.</w:t>
       </w:r>
     </w:p>
     <w:p>
@@ -4330,15 +5115,261 @@
         <mc:AlternateContent>
           <mc:Choice Requires="wps">
             <w:drawing>
-              <wp:anchor distT="45720" distB="45720" distL="114300" distR="114300" simplePos="0" relativeHeight="251682816" behindDoc="0" locked="0" layoutInCell="1" allowOverlap="1" wp14:anchorId="7D74036A" wp14:editId="6EABF5C3">
+              <wp:anchor distT="45720" distB="45720" distL="114300" distR="114300" simplePos="0" relativeHeight="251650048" behindDoc="0" locked="0" layoutInCell="1" allowOverlap="1" wp14:anchorId="4346D210" wp14:editId="2CDC1760">
                 <wp:simplePos x="0" y="0"/>
                 <wp:positionH relativeFrom="column">
-                  <wp:posOffset>2676525</wp:posOffset>
+                  <wp:posOffset>2661920</wp:posOffset>
                 </wp:positionH>
                 <wp:positionV relativeFrom="paragraph">
-                  <wp:posOffset>3912870</wp:posOffset>
+                  <wp:posOffset>12065</wp:posOffset>
                 </wp:positionV>
-                <wp:extent cx="3533775" cy="3430270"/>
+                <wp:extent cx="3616960" cy="3622675"/>
+                <wp:effectExtent l="0" t="0" r="0" b="0"/>
+                <wp:wrapSquare wrapText="bothSides"/>
+                <wp:docPr id="217" name="Szövegdoboz 2"/>
+                <wp:cNvGraphicFramePr>
+                  <a:graphicFrameLocks xmlns:a="http://schemas.openxmlformats.org/drawingml/2006/main"/>
+                </wp:cNvGraphicFramePr>
+                <a:graphic xmlns:a="http://schemas.openxmlformats.org/drawingml/2006/main">
+                  <a:graphicData uri="http://schemas.microsoft.com/office/word/2010/wordprocessingShape">
+                    <wps:wsp>
+                      <wps:cNvSpPr txBox="1">
+                        <a:spLocks noChangeArrowheads="1"/>
+                      </wps:cNvSpPr>
+                      <wps:spPr bwMode="auto">
+                        <a:xfrm>
+                          <a:off x="0" y="0"/>
+                          <a:ext cx="3616960" cy="3622675"/>
+                        </a:xfrm>
+                        <a:prstGeom prst="rect">
+                          <a:avLst/>
+                        </a:prstGeom>
+                        <a:noFill/>
+                        <a:ln w="9525">
+                          <a:noFill/>
+                          <a:miter lim="800000"/>
+                          <a:headEnd/>
+                          <a:tailEnd/>
+                        </a:ln>
+                      </wps:spPr>
+                      <wps:txbx>
+                        <w:txbxContent>
+                          <w:p>
+                            <w:pPr>
+                              <w:pStyle w:val="Listaszerbekezds"/>
+                              <w:numPr>
+                                <w:ilvl w:val="0"/>
+                                <w:numId w:val="14"/>
+                              </w:numPr>
+                              <w:spacing w:after="200"/>
+                              <w:ind w:left="714" w:right="570" w:hanging="357"/>
+                              <w:contextualSpacing w:val="0"/>
+                            </w:pPr>
+                            <w:r>
+                              <w:t>Ezek a kiemelt mezők alkotják a felhasználó publikus és privát profilját.</w:t>
+                            </w:r>
+                          </w:p>
+                          <w:p>
+                            <w:pPr>
+                              <w:pStyle w:val="Listaszerbekezds"/>
+                              <w:numPr>
+                                <w:ilvl w:val="0"/>
+                                <w:numId w:val="14"/>
+                              </w:numPr>
+                              <w:spacing w:after="200"/>
+                              <w:ind w:left="714" w:right="570" w:hanging="357"/>
+                              <w:contextualSpacing w:val="0"/>
+                            </w:pPr>
+                            <w:r>
+                              <w:t>Ezek</w:t>
+                            </w:r>
+                            <w:r>
+                              <w:t>nek</w:t>
+                            </w:r>
+                            <w:r>
+                              <w:t xml:space="preserve"> az adatok</w:t>
+                            </w:r>
+                            <w:r>
+                              <w:t xml:space="preserve">nak egy részét </w:t>
+                            </w:r>
+                            <w:r>
+                              <w:t xml:space="preserve">a felhasználó a regisztráció során adja meg, és a későbbiekben a saját fiókjában bármikor szabadon módosíthatja vagy </w:t>
+                            </w:r>
+                            <w:proofErr w:type="spellStart"/>
+                            <w:r>
+                              <w:t>testreszabhatja</w:t>
+                            </w:r>
+                            <w:proofErr w:type="spellEnd"/>
+                            <w:r>
+                              <w:t>:</w:t>
+                            </w:r>
+                          </w:p>
+                          <w:p>
+                            <w:pPr>
+                              <w:pStyle w:val="Listaszerbekezds"/>
+                              <w:numPr>
+                                <w:ilvl w:val="0"/>
+                                <w:numId w:val="17"/>
+                              </w:numPr>
+                              <w:spacing w:after="400"/>
+                              <w:ind w:left="851" w:right="570" w:hanging="137"/>
+                              <w:contextualSpacing w:val="0"/>
+                            </w:pPr>
+                            <w:r>
+                              <w:t>(</w:t>
+                            </w:r>
+                            <w:r>
+                              <w:t xml:space="preserve">nemét, email címét, felhasználónevét, jelszavát, vezeték + keresztnevét, profilképét, születési dátumát, telefonszámát, lakhelyét és </w:t>
+                            </w:r>
+                            <w:r>
+                              <w:t>magáról a</w:t>
+                            </w:r>
+                            <w:r>
+                              <w:t xml:space="preserve"> felhasználóról </w:t>
+                            </w:r>
+                            <w:r>
+                              <w:t>információt</w:t>
+                            </w:r>
+                            <w:r>
+                              <w:t>)</w:t>
+                            </w:r>
+                            <w:r>
+                              <w:t>.</w:t>
+                            </w:r>
+                          </w:p>
+                        </w:txbxContent>
+                      </wps:txbx>
+                      <wps:bodyPr rot="0" vert="horz" wrap="square" lIns="91440" tIns="45720" rIns="91440" bIns="45720" anchor="t" anchorCtr="0">
+                        <a:noAutofit/>
+                      </wps:bodyPr>
+                    </wps:wsp>
+                  </a:graphicData>
+                </a:graphic>
+                <wp14:sizeRelH relativeFrom="margin">
+                  <wp14:pctWidth>0</wp14:pctWidth>
+                </wp14:sizeRelH>
+                <wp14:sizeRelV relativeFrom="margin">
+                  <wp14:pctHeight>0</wp14:pctHeight>
+                </wp14:sizeRelV>
+              </wp:anchor>
+            </w:drawing>
+          </mc:Choice>
+          <mc:Fallback>
+            <w:pict>
+              <v:shapetype w14:anchorId="4346D210" id="_x0000_t202" coordsize="21600,21600" o:spt="202" path="m,l,21600r21600,l21600,xe">
+                <v:stroke joinstyle="miter"/>
+                <v:path gradientshapeok="t" o:connecttype="rect"/>
+              </v:shapetype>
+              <v:shape id="Szövegdoboz 2" o:spid="_x0000_s1026" type="#_x0000_t202" style="position:absolute;margin-left:209.6pt;margin-top:.95pt;width:284.8pt;height:285.25pt;z-index:251650048;visibility:visible;mso-wrap-style:square;mso-width-percent:0;mso-height-percent:0;mso-wrap-distance-left:9pt;mso-wrap-distance-top:3.6pt;mso-wrap-distance-right:9pt;mso-wrap-distance-bottom:3.6pt;mso-position-horizontal:absolute;mso-position-horizontal-relative:text;mso-position-vertical:absolute;mso-position-vertical-relative:text;mso-width-percent:0;mso-height-percent:0;mso-width-relative:margin;mso-height-relative:margin;v-text-anchor:top" o:gfxdata="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" filled="f" stroked="f">
+                <v:textbox>
+                  <w:txbxContent>
+                    <w:p>
+                      <w:pPr>
+                        <w:pStyle w:val="Listaszerbekezds"/>
+                        <w:numPr>
+                          <w:ilvl w:val="0"/>
+                          <w:numId w:val="14"/>
+                        </w:numPr>
+                        <w:spacing w:after="200"/>
+                        <w:ind w:left="714" w:right="570" w:hanging="357"/>
+                        <w:contextualSpacing w:val="0"/>
+                      </w:pPr>
+                      <w:r>
+                        <w:t>Ezek a kiemelt mezők alkotják a felhasználó publikus és privát profilját.</w:t>
+                      </w:r>
+                    </w:p>
+                    <w:p>
+                      <w:pPr>
+                        <w:pStyle w:val="Listaszerbekezds"/>
+                        <w:numPr>
+                          <w:ilvl w:val="0"/>
+                          <w:numId w:val="14"/>
+                        </w:numPr>
+                        <w:spacing w:after="200"/>
+                        <w:ind w:left="714" w:right="570" w:hanging="357"/>
+                        <w:contextualSpacing w:val="0"/>
+                      </w:pPr>
+                      <w:r>
+                        <w:t>Ezek</w:t>
+                      </w:r>
+                      <w:r>
+                        <w:t>nek</w:t>
+                      </w:r>
+                      <w:r>
+                        <w:t xml:space="preserve"> az adatok</w:t>
+                      </w:r>
+                      <w:r>
+                        <w:t xml:space="preserve">nak egy részét </w:t>
+                      </w:r>
+                      <w:r>
+                        <w:t xml:space="preserve">a felhasználó a regisztráció során adja meg, és a későbbiekben a saját fiókjában bármikor szabadon módosíthatja vagy </w:t>
+                      </w:r>
+                      <w:proofErr w:type="spellStart"/>
+                      <w:r>
+                        <w:t>testreszabhatja</w:t>
+                      </w:r>
+                      <w:proofErr w:type="spellEnd"/>
+                      <w:r>
+                        <w:t>:</w:t>
+                      </w:r>
+                    </w:p>
+                    <w:p>
+                      <w:pPr>
+                        <w:pStyle w:val="Listaszerbekezds"/>
+                        <w:numPr>
+                          <w:ilvl w:val="0"/>
+                          <w:numId w:val="17"/>
+                        </w:numPr>
+                        <w:spacing w:after="400"/>
+                        <w:ind w:left="851" w:right="570" w:hanging="137"/>
+                        <w:contextualSpacing w:val="0"/>
+                      </w:pPr>
+                      <w:r>
+                        <w:t>(</w:t>
+                      </w:r>
+                      <w:r>
+                        <w:t xml:space="preserve">nemét, email címét, felhasználónevét, jelszavát, vezeték + keresztnevét, profilképét, születési dátumát, telefonszámát, lakhelyét és </w:t>
+                      </w:r>
+                      <w:r>
+                        <w:t>magáról a</w:t>
+                      </w:r>
+                      <w:r>
+                        <w:t xml:space="preserve"> felhasználóról </w:t>
+                      </w:r>
+                      <w:r>
+                        <w:t>információt</w:t>
+                      </w:r>
+                      <w:r>
+                        <w:t>)</w:t>
+                      </w:r>
+                      <w:r>
+                        <w:t>.</w:t>
+                      </w:r>
+                    </w:p>
+                  </w:txbxContent>
+                </v:textbox>
+                <w10:wrap type="square"/>
+              </v:shape>
+            </w:pict>
+          </mc:Fallback>
+        </mc:AlternateContent>
+      </w:r>
+      <w:r>
+        <w:rPr>
+          <w:noProof/>
+        </w:rPr>
+        <mc:AlternateContent>
+          <mc:Choice Requires="wps">
+            <w:drawing>
+              <wp:anchor distT="45720" distB="45720" distL="114300" distR="114300" simplePos="0" relativeHeight="251672576" behindDoc="0" locked="0" layoutInCell="1" allowOverlap="1" wp14:anchorId="7D74036A" wp14:editId="1255DDDE">
+                <wp:simplePos x="0" y="0"/>
+                <wp:positionH relativeFrom="column">
+                  <wp:posOffset>2679428</wp:posOffset>
+                </wp:positionH>
+                <wp:positionV relativeFrom="paragraph">
+                  <wp:posOffset>3908879</wp:posOffset>
+                </wp:positionV>
+                <wp:extent cx="3533775" cy="3448594"/>
                 <wp:effectExtent l="0" t="0" r="0" b="0"/>
                 <wp:wrapSquare wrapText="bothSides"/>
                 <wp:docPr id="2596315" name="Szövegdoboz 2"/>
@@ -4354,7 +5385,7 @@
                       <wps:spPr bwMode="auto">
                         <a:xfrm>
                           <a:off x="0" y="0"/>
-                          <a:ext cx="3533775" cy="3430270"/>
+                          <a:ext cx="3533775" cy="3448594"/>
                         </a:xfrm>
                         <a:prstGeom prst="rect">
                           <a:avLst/>
@@ -4377,7 +5408,7 @@
                                 <w:numId w:val="15"/>
                               </w:numPr>
                               <w:spacing w:after="200"/>
-                              <w:ind w:left="714" w:hanging="357"/>
+                              <w:ind w:left="714" w:right="433" w:hanging="357"/>
                               <w:contextualSpacing w:val="0"/>
                             </w:pPr>
                             <w:r>
@@ -4392,7 +5423,7 @@
                                 <w:numId w:val="15"/>
                               </w:numPr>
                               <w:spacing w:after="200"/>
-                              <w:ind w:left="714" w:hanging="357"/>
+                              <w:ind w:left="714" w:right="433" w:hanging="357"/>
                               <w:contextualSpacing w:val="0"/>
                             </w:pPr>
                             <w:r>
@@ -4413,7 +5444,7 @@
                                 <w:numId w:val="15"/>
                               </w:numPr>
                               <w:spacing w:after="300"/>
-                              <w:ind w:left="714" w:hanging="357"/>
+                              <w:ind w:left="714" w:right="433" w:hanging="357"/>
                               <w:contextualSpacing w:val="0"/>
                             </w:pPr>
                             <w:r>
@@ -4428,7 +5459,7 @@
                                 <w:numId w:val="15"/>
                               </w:numPr>
                               <w:spacing w:after="300"/>
-                              <w:ind w:left="714" w:hanging="357"/>
+                              <w:ind w:left="714" w:right="433" w:hanging="357"/>
                               <w:contextualSpacing w:val="0"/>
                             </w:pPr>
                             <w:r>
@@ -4466,11 +5497,7 @@
           </mc:Choice>
           <mc:Fallback>
             <w:pict>
-              <v:shapetype w14:anchorId="7D74036A" id="_x0000_t202" coordsize="21600,21600" o:spt="202" path="m,l,21600r21600,l21600,xe">
-                <v:stroke joinstyle="miter"/>
-                <v:path gradientshapeok="t" o:connecttype="rect"/>
-              </v:shapetype>
-              <v:shape id="Szövegdoboz 2" o:spid="_x0000_s1026" type="#_x0000_t202" style="position:absolute;margin-left:210.75pt;margin-top:308.1pt;width:278.25pt;height:270.1pt;z-index:251682816;visibility:visible;mso-wrap-style:square;mso-width-percent:0;mso-height-percent:0;mso-wrap-distance-left:9pt;mso-wrap-distance-top:3.6pt;mso-wrap-distance-right:9pt;mso-wrap-distance-bottom:3.6pt;mso-position-horizontal:absolute;mso-position-horizontal-relative:text;mso-position-vertical:absolute;mso-position-vertical-relative:text;mso-width-percent:0;mso-height-percent:0;mso-width-relative:margin;mso-height-relative:margin;v-text-anchor:top" o:gfxdata="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" filled="f" stroked="f">
+              <v:shape w14:anchorId="7D74036A" id="_x0000_s1027" type="#_x0000_t202" style="position:absolute;margin-left:211pt;margin-top:307.8pt;width:278.25pt;height:271.55pt;z-index:251672576;visibility:visible;mso-wrap-style:square;mso-width-percent:0;mso-height-percent:0;mso-wrap-distance-left:9pt;mso-wrap-distance-top:3.6pt;mso-wrap-distance-right:9pt;mso-wrap-distance-bottom:3.6pt;mso-position-horizontal:absolute;mso-position-horizontal-relative:text;mso-position-vertical:absolute;mso-position-vertical-relative:text;mso-width-percent:0;mso-height-percent:0;mso-width-relative:margin;mso-height-relative:margin;v-text-anchor:top" o:gfxdata="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" filled="f" stroked="f">
                 <v:textbox>
                   <w:txbxContent>
                     <w:p>
@@ -4481,7 +5508,7 @@
                           <w:numId w:val="15"/>
                         </w:numPr>
                         <w:spacing w:after="200"/>
-                        <w:ind w:left="714" w:hanging="357"/>
+                        <w:ind w:left="714" w:right="433" w:hanging="357"/>
                         <w:contextualSpacing w:val="0"/>
                       </w:pPr>
                       <w:r>
@@ -4496,7 +5523,7 @@
                           <w:numId w:val="15"/>
                         </w:numPr>
                         <w:spacing w:after="200"/>
-                        <w:ind w:left="714" w:hanging="357"/>
+                        <w:ind w:left="714" w:right="433" w:hanging="357"/>
                         <w:contextualSpacing w:val="0"/>
                       </w:pPr>
                       <w:r>
@@ -4517,7 +5544,7 @@
                           <w:numId w:val="15"/>
                         </w:numPr>
                         <w:spacing w:after="300"/>
-                        <w:ind w:left="714" w:hanging="357"/>
+                        <w:ind w:left="714" w:right="433" w:hanging="357"/>
                         <w:contextualSpacing w:val="0"/>
                       </w:pPr>
                       <w:r>
@@ -4532,7 +5559,7 @@
                           <w:numId w:val="15"/>
                         </w:numPr>
                         <w:spacing w:after="300"/>
-                        <w:ind w:left="714" w:hanging="357"/>
+                        <w:ind w:left="714" w:right="433" w:hanging="357"/>
                         <w:contextualSpacing w:val="0"/>
                       </w:pPr>
                       <w:r>
@@ -4564,233 +5591,19 @@
           <w:noProof/>
         </w:rPr>
         <mc:AlternateContent>
-          <mc:Choice Requires="wps">
+          <mc:Choice Requires="wpg">
             <w:drawing>
-              <wp:anchor distT="45720" distB="45720" distL="114300" distR="114300" simplePos="0" relativeHeight="251660288" behindDoc="0" locked="0" layoutInCell="1" allowOverlap="1" wp14:anchorId="4346D210" wp14:editId="2134064E">
+              <wp:anchor distT="0" distB="0" distL="114300" distR="114300" simplePos="0" relativeHeight="251670528" behindDoc="0" locked="0" layoutInCell="1" allowOverlap="1" wp14:anchorId="0E4B6097" wp14:editId="5C2BAB42">
                 <wp:simplePos x="0" y="0"/>
                 <wp:positionH relativeFrom="column">
-                  <wp:posOffset>2661920</wp:posOffset>
+                  <wp:posOffset>565880</wp:posOffset>
                 </wp:positionH>
                 <wp:positionV relativeFrom="paragraph">
-                  <wp:posOffset>12065</wp:posOffset>
+                  <wp:posOffset>3674536</wp:posOffset>
                 </wp:positionV>
-                <wp:extent cx="3616960" cy="3583305"/>
-                <wp:effectExtent l="0" t="0" r="0" b="0"/>
+                <wp:extent cx="2300071" cy="3548380"/>
+                <wp:effectExtent l="95250" t="114300" r="24130" b="128270"/>
                 <wp:wrapSquare wrapText="bothSides"/>
-                <wp:docPr id="217" name="Szövegdoboz 2"/>
-                <wp:cNvGraphicFramePr>
-                  <a:graphicFrameLocks xmlns:a="http://schemas.openxmlformats.org/drawingml/2006/main"/>
-                </wp:cNvGraphicFramePr>
-                <a:graphic xmlns:a="http://schemas.openxmlformats.org/drawingml/2006/main">
-                  <a:graphicData uri="http://schemas.microsoft.com/office/word/2010/wordprocessingShape">
-                    <wps:wsp>
-                      <wps:cNvSpPr txBox="1">
-                        <a:spLocks noChangeArrowheads="1"/>
-                      </wps:cNvSpPr>
-                      <wps:spPr bwMode="auto">
-                        <a:xfrm>
-                          <a:off x="0" y="0"/>
-                          <a:ext cx="3616960" cy="3583305"/>
-                        </a:xfrm>
-                        <a:prstGeom prst="rect">
-                          <a:avLst/>
-                        </a:prstGeom>
-                        <a:noFill/>
-                        <a:ln w="9525">
-                          <a:noFill/>
-                          <a:miter lim="800000"/>
-                          <a:headEnd/>
-                          <a:tailEnd/>
-                        </a:ln>
-                      </wps:spPr>
-                      <wps:txbx>
-                        <w:txbxContent>
-                          <w:p>
-                            <w:pPr>
-                              <w:pStyle w:val="Listaszerbekezds"/>
-                              <w:numPr>
-                                <w:ilvl w:val="0"/>
-                                <w:numId w:val="14"/>
-                              </w:numPr>
-                              <w:spacing w:after="200"/>
-                              <w:ind w:left="714" w:hanging="357"/>
-                              <w:contextualSpacing w:val="0"/>
-                            </w:pPr>
-                            <w:r>
-                              <w:t>Ezek a kiemelt mezők alkotják a felhasználó publikus és privát profilját.</w:t>
-                            </w:r>
-                          </w:p>
-                          <w:p>
-                            <w:pPr>
-                              <w:pStyle w:val="Listaszerbekezds"/>
-                              <w:numPr>
-                                <w:ilvl w:val="0"/>
-                                <w:numId w:val="14"/>
-                              </w:numPr>
-                              <w:spacing w:after="200"/>
-                              <w:ind w:left="714" w:hanging="357"/>
-                              <w:contextualSpacing w:val="0"/>
-                            </w:pPr>
-                            <w:r>
-                              <w:t>Ezek</w:t>
-                            </w:r>
-                            <w:r>
-                              <w:t>nek</w:t>
-                            </w:r>
-                            <w:r>
-                              <w:t xml:space="preserve"> az adatok</w:t>
-                            </w:r>
-                            <w:r>
-                              <w:t xml:space="preserve">nak egy részét </w:t>
-                            </w:r>
-                            <w:r>
-                              <w:t>a felhasználó a regisztráció során adja meg, és a későbbiekben a saját fiókjában bármikor szabadon módosíthatja vagy testreszabhatja</w:t>
-                            </w:r>
-                            <w:r>
-                              <w:t>:</w:t>
-                            </w:r>
-                          </w:p>
-                          <w:p>
-                            <w:pPr>
-                              <w:pStyle w:val="Listaszerbekezds"/>
-                              <w:numPr>
-                                <w:ilvl w:val="0"/>
-                                <w:numId w:val="17"/>
-                              </w:numPr>
-                              <w:spacing w:after="400"/>
-                              <w:ind w:left="851" w:hanging="137"/>
-                              <w:contextualSpacing w:val="0"/>
-                            </w:pPr>
-                            <w:r>
-                              <w:t>(</w:t>
-                            </w:r>
-                            <w:r>
-                              <w:t>nemét, email címét, felhasználónevét, jelszavát, vezeték + keresztnevét, profilképét, születési dátumát, telefonszámát, lakhelyét és a felhasználóról részleteket</w:t>
-                            </w:r>
-                            <w:r>
-                              <w:t>)</w:t>
-                            </w:r>
-                            <w:r>
-                              <w:t>.</w:t>
-                            </w:r>
-                          </w:p>
-                        </w:txbxContent>
-                      </wps:txbx>
-                      <wps:bodyPr rot="0" vert="horz" wrap="square" lIns="91440" tIns="45720" rIns="91440" bIns="45720" anchor="t" anchorCtr="0">
-                        <a:noAutofit/>
-                      </wps:bodyPr>
-                    </wps:wsp>
-                  </a:graphicData>
-                </a:graphic>
-                <wp14:sizeRelH relativeFrom="margin">
-                  <wp14:pctWidth>0</wp14:pctWidth>
-                </wp14:sizeRelH>
-                <wp14:sizeRelV relativeFrom="margin">
-                  <wp14:pctHeight>0</wp14:pctHeight>
-                </wp14:sizeRelV>
-              </wp:anchor>
-            </w:drawing>
-          </mc:Choice>
-          <mc:Fallback>
-            <w:pict>
-              <v:shape w14:anchorId="4346D210" id="_x0000_s1027" type="#_x0000_t202" style="position:absolute;margin-left:209.6pt;margin-top:.95pt;width:284.8pt;height:282.15pt;z-index:251660288;visibility:visible;mso-wrap-style:square;mso-width-percent:0;mso-height-percent:0;mso-wrap-distance-left:9pt;mso-wrap-distance-top:3.6pt;mso-wrap-distance-right:9pt;mso-wrap-distance-bottom:3.6pt;mso-position-horizontal:absolute;mso-position-horizontal-relative:text;mso-position-vertical:absolute;mso-position-vertical-relative:text;mso-width-percent:0;mso-height-percent:0;mso-width-relative:margin;mso-height-relative:margin;v-text-anchor:top" o:gfxdata="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" filled="f" stroked="f">
-                <v:textbox>
-                  <w:txbxContent>
-                    <w:p>
-                      <w:pPr>
-                        <w:pStyle w:val="Listaszerbekezds"/>
-                        <w:numPr>
-                          <w:ilvl w:val="0"/>
-                          <w:numId w:val="14"/>
-                        </w:numPr>
-                        <w:spacing w:after="200"/>
-                        <w:ind w:left="714" w:hanging="357"/>
-                        <w:contextualSpacing w:val="0"/>
-                      </w:pPr>
-                      <w:r>
-                        <w:t>Ezek a kiemelt mezők alkotják a felhasználó publikus és privát profilját.</w:t>
-                      </w:r>
-                    </w:p>
-                    <w:p>
-                      <w:pPr>
-                        <w:pStyle w:val="Listaszerbekezds"/>
-                        <w:numPr>
-                          <w:ilvl w:val="0"/>
-                          <w:numId w:val="14"/>
-                        </w:numPr>
-                        <w:spacing w:after="200"/>
-                        <w:ind w:left="714" w:hanging="357"/>
-                        <w:contextualSpacing w:val="0"/>
-                      </w:pPr>
-                      <w:r>
-                        <w:t>Ezek</w:t>
-                      </w:r>
-                      <w:r>
-                        <w:t>nek</w:t>
-                      </w:r>
-                      <w:r>
-                        <w:t xml:space="preserve"> az adatok</w:t>
-                      </w:r>
-                      <w:r>
-                        <w:t xml:space="preserve">nak egy részét </w:t>
-                      </w:r>
-                      <w:r>
-                        <w:t>a felhasználó a regisztráció során adja meg, és a későbbiekben a saját fiókjában bármikor szabadon módosíthatja vagy testreszabhatja</w:t>
-                      </w:r>
-                      <w:r>
-                        <w:t>:</w:t>
-                      </w:r>
-                    </w:p>
-                    <w:p>
-                      <w:pPr>
-                        <w:pStyle w:val="Listaszerbekezds"/>
-                        <w:numPr>
-                          <w:ilvl w:val="0"/>
-                          <w:numId w:val="17"/>
-                        </w:numPr>
-                        <w:spacing w:after="400"/>
-                        <w:ind w:left="851" w:hanging="137"/>
-                        <w:contextualSpacing w:val="0"/>
-                      </w:pPr>
-                      <w:r>
-                        <w:t>(</w:t>
-                      </w:r>
-                      <w:r>
-                        <w:t>nemét, email címét, felhasználónevét, jelszavát, vezeték + keresztnevét, profilképét, születési dátumát, telefonszámát, lakhelyét és a felhasználóról részleteket</w:t>
-                      </w:r>
-                      <w:r>
-                        <w:t>)</w:t>
-                      </w:r>
-                      <w:r>
-                        <w:t>.</w:t>
-                      </w:r>
-                    </w:p>
-                  </w:txbxContent>
-                </v:textbox>
-                <w10:wrap type="square"/>
-              </v:shape>
-            </w:pict>
-          </mc:Fallback>
-        </mc:AlternateContent>
-      </w:r>
-      <w:r>
-        <w:rPr>
-          <w:noProof/>
-        </w:rPr>
-        <mc:AlternateContent>
-          <mc:Choice Requires="wpg">
-            <w:drawing>
-              <wp:anchor distT="0" distB="0" distL="114300" distR="114300" simplePos="0" relativeHeight="251680768" behindDoc="0" locked="0" layoutInCell="1" allowOverlap="1" wp14:anchorId="0E4B6097" wp14:editId="4A0EB1EF">
-                <wp:simplePos x="0" y="0"/>
-                <wp:positionH relativeFrom="column">
-                  <wp:posOffset>570785</wp:posOffset>
-                </wp:positionH>
-                <wp:positionV relativeFrom="paragraph">
-                  <wp:posOffset>3688693</wp:posOffset>
-                </wp:positionV>
-                <wp:extent cx="2292883" cy="3548380"/>
-                <wp:effectExtent l="114300" t="114300" r="0" b="128270"/>
-                <wp:wrapNone/>
                 <wp:docPr id="754907028" name="Csoportba foglalás 19"/>
                 <wp:cNvGraphicFramePr/>
                 <a:graphic xmlns:a="http://schemas.openxmlformats.org/drawingml/2006/main">
@@ -4800,9 +5613,9 @@
                       <wpg:grpSpPr>
                         <a:xfrm>
                           <a:off x="0" y="0"/>
-                          <a:ext cx="2292883" cy="3548380"/>
-                          <a:chOff x="0" y="0"/>
-                          <a:chExt cx="2292883" cy="3548380"/>
+                          <a:ext cx="2300071" cy="3548380"/>
+                          <a:chOff x="-8227" y="0"/>
+                          <a:chExt cx="2301110" cy="3548380"/>
                         </a:xfrm>
                         <a:effectLst>
                           <a:outerShdw blurRad="63500" sx="102000" sy="102000" algn="ctr" rotWithShape="0">
@@ -4817,10 +5630,10 @@
                         <wpg:cNvGrpSpPr/>
                         <wpg:grpSpPr>
                           <a:xfrm>
-                            <a:off x="0" y="0"/>
-                            <a:ext cx="1887353" cy="3548380"/>
-                            <a:chOff x="0" y="0"/>
-                            <a:chExt cx="1887353" cy="3548380"/>
+                            <a:off x="-8227" y="0"/>
+                            <a:ext cx="1885421" cy="3548380"/>
+                            <a:chOff x="-8227" y="0"/>
+                            <a:chExt cx="1885421" cy="3548380"/>
                           </a:xfrm>
                         </wpg:grpSpPr>
                         <pic:pic xmlns:pic="http://schemas.openxmlformats.org/drawingml/2006/picture">
@@ -4831,7 +5644,7 @@
                             </pic:cNvPicPr>
                           </pic:nvPicPr>
                           <pic:blipFill>
-                            <a:blip r:embed="rId15">
+                            <a:blip r:embed="rId16">
                               <a:extLst>
                                 <a:ext uri="{28A0092B-C50C-407E-A947-70E740481C1C}">
                                   <a14:useLocalDpi xmlns:a14="http://schemas.microsoft.com/office/drawing/2010/main" val="0"/>
@@ -4857,8 +5670,8 @@
                           <wps:cNvSpPr/>
                           <wps:spPr>
                             <a:xfrm>
-                              <a:off x="0" y="172516"/>
-                              <a:ext cx="1873327" cy="632648"/>
+                              <a:off x="14233" y="172516"/>
+                              <a:ext cx="1848132" cy="632648"/>
                             </a:xfrm>
                             <a:prstGeom prst="rect">
                               <a:avLst/>
@@ -4901,8 +5714,8 @@
                           <wps:cNvSpPr/>
                           <wps:spPr>
                             <a:xfrm>
-                              <a:off x="133" y="818484"/>
-                              <a:ext cx="1887220" cy="1870546"/>
+                              <a:off x="-8227" y="818484"/>
+                              <a:ext cx="1885421" cy="1870546"/>
                             </a:xfrm>
                             <a:prstGeom prst="rect">
                               <a:avLst/>
@@ -4946,8 +5759,8 @@
                           <wps:cNvSpPr/>
                           <wps:spPr>
                             <a:xfrm>
-                              <a:off x="6394" y="2698306"/>
-                              <a:ext cx="1873364" cy="835585"/>
+                              <a:off x="14233" y="2698306"/>
+                              <a:ext cx="1848132" cy="835585"/>
                             </a:xfrm>
                             <a:prstGeom prst="rect">
                               <a:avLst/>
@@ -5076,18 +5889,18 @@
           </mc:Choice>
           <mc:Fallback>
             <w:pict>
-              <v:group w14:anchorId="027C0C50" id="Csoportba foglalás 19" o:spid="_x0000_s1026" style="position:absolute;margin-left:44.95pt;margin-top:290.45pt;width:180.55pt;height:279.4pt;z-index:251680768;mso-width-relative:margin;mso-height-relative:margin" coordsize="22928,35483" o:gfxdata="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">
-                <v:group id="Csoportba foglalás 16" o:spid="_x0000_s1027" style="position:absolute;width:18873;height:35483" coordsize="18873,35483" o:gfxdata="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">
+              <v:group w14:anchorId="7A55E59E" id="Csoportba foglalás 19" o:spid="_x0000_s1026" style="position:absolute;margin-left:44.55pt;margin-top:289.35pt;width:181.1pt;height:279.4pt;z-index:251670528;mso-width-relative:margin;mso-height-relative:margin" coordorigin="-82" coordsize="23011,35483" o:gfxdata="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">
+                <v:group id="Csoportba foglalás 16" o:spid="_x0000_s1027" style="position:absolute;left:-82;width:18853;height:35483" coordorigin="-82" coordsize="18854,35483" o:gfxdata="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">
                   <v:shape id="Kép 1" o:spid="_x0000_s1028" type="#_x0000_t75" style="position:absolute;left:1;width:18770;height:35483;visibility:visible;mso-wrap-style:square" o:gfxdata="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">
-                    <v:imagedata r:id="rId16" o:title=""/>
+                    <v:imagedata r:id="rId17" o:title=""/>
                   </v:shape>
-                  <v:rect id="Téglalap 10" o:spid="_x0000_s1029" style="position:absolute;top:1725;width:18733;height:6326;visibility:visible;mso-wrap-style:square;v-text-anchor:middle" o:gfxdata="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" filled="f" strokecolor="#aeaaaa [2414]" strokeweight="2.25pt">
+                  <v:rect id="Téglalap 10" o:spid="_x0000_s1029" style="position:absolute;left:142;top:1725;width:18481;height:6326;visibility:visible;mso-wrap-style:square;v-text-anchor:middle" o:gfxdata="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" filled="f" strokecolor="#aeaaaa [2414]" strokeweight="2.25pt">
                     <v:stroke dashstyle="1 1"/>
                   </v:rect>
-                  <v:rect id="Téglalap 11" o:spid="_x0000_s1030" style="position:absolute;left:1;top:8184;width:18872;height:18706;visibility:visible;mso-wrap-style:square;v-text-anchor:middle" o:gfxdata="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" fillcolor="#272727 [2749]" stroked="f" strokeweight="1pt">
+                  <v:rect id="Téglalap 11" o:spid="_x0000_s1030" style="position:absolute;left:-82;top:8184;width:18853;height:18706;visibility:visible;mso-wrap-style:square;v-text-anchor:middle" o:gfxdata="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" fillcolor="#272727 [2749]" stroked="f" strokeweight="1pt">
                     <v:fill opacity="19789f"/>
                   </v:rect>
-                  <v:rect id="Téglalap 10" o:spid="_x0000_s1031" style="position:absolute;left:63;top:26983;width:18734;height:8355;visibility:visible;mso-wrap-style:square;v-text-anchor:middle" o:gfxdata="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" filled="f" strokecolor="#aeaaaa [2414]" strokeweight="2.25pt">
+                  <v:rect id="Téglalap 10" o:spid="_x0000_s1031" style="position:absolute;left:142;top:26983;width:18481;height:8355;visibility:visible;mso-wrap-style:square;v-text-anchor:middle" o:gfxdata="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" filled="f" strokecolor="#aeaaaa [2414]" strokeweight="2.25pt">
                     <v:stroke dashstyle="1 1"/>
                   </v:rect>
                 </v:group>
@@ -5097,6 +5910,7 @@
                 <v:shape id="Jobb oldali kapcsos zárójel 15" o:spid="_x0000_s1033" type="#_x0000_t88" style="position:absolute;left:18864;top:26983;width:4064;height:8350;visibility:visible;mso-wrap-style:square;v-text-anchor:middle" o:gfxdata="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" adj="876" strokecolor="#a365d1" strokeweight="2.25pt">
                   <v:stroke joinstyle="miter"/>
                 </v:shape>
+                <w10:wrap type="square"/>
               </v:group>
             </w:pict>
           </mc:Fallback>
@@ -5108,44 +5922,6345 @@
     </w:p>
     <w:p>
       <w:pPr>
-        <w:pStyle w:val="Cm"/>
-      </w:pPr>
-      <w:bookmarkStart w:id="28" w:name="_Toc220930354"/>
-      <w:bookmarkStart w:id="29" w:name="_Toc222593647"/>
+        <w:pStyle w:val="Cmsor4"/>
+        <w:ind w:left="851"/>
+      </w:pPr>
+      <w:bookmarkStart w:id="29" w:name="_Toc222676222"/>
+      <w:proofErr w:type="spellStart"/>
       <w:r>
         <w:lastRenderedPageBreak/>
-        <w:t>Felhasználói dokumentáció</w:t>
-      </w:r>
-      <w:bookmarkEnd w:id="28"/>
+        <w:t>Tör</w:t>
+      </w:r>
+      <w:r>
+        <w:t>ö</w:t>
+      </w:r>
+      <w:r>
+        <w:t>lt</w:t>
+      </w:r>
+      <w:proofErr w:type="spellEnd"/>
+      <w:r>
+        <w:t xml:space="preserve"> fel</w:t>
+      </w:r>
+      <w:r>
+        <w:t>használók tábla</w:t>
+      </w:r>
       <w:bookmarkEnd w:id="29"/>
     </w:p>
     <w:p>
       <w:pPr>
-        <w:pStyle w:val="Cm"/>
-      </w:pPr>
-      <w:bookmarkStart w:id="30" w:name="_Toc220930355"/>
-      <w:bookmarkStart w:id="31" w:name="_Toc222593648"/>
-      <w:r>
-        <w:t>Összefoglalás</w:t>
-      </w:r>
-      <w:bookmarkEnd w:id="30"/>
-      <w:bookmarkEnd w:id="31"/>
+        <w:ind w:left="851"/>
+      </w:pPr>
+      <w:r>
+        <w:rPr>
+          <w:noProof/>
+        </w:rPr>
+        <mc:AlternateContent>
+          <mc:Choice Requires="wps">
+            <w:drawing>
+              <wp:anchor distT="45720" distB="45720" distL="114300" distR="114300" simplePos="0" relativeHeight="251675648" behindDoc="0" locked="0" layoutInCell="1" allowOverlap="1" wp14:anchorId="1AF167A2" wp14:editId="032D4DCB">
+                <wp:simplePos x="0" y="0"/>
+                <wp:positionH relativeFrom="column">
+                  <wp:posOffset>2661920</wp:posOffset>
+                </wp:positionH>
+                <wp:positionV relativeFrom="paragraph">
+                  <wp:posOffset>1066981</wp:posOffset>
+                </wp:positionV>
+                <wp:extent cx="3195320" cy="3988435"/>
+                <wp:effectExtent l="0" t="0" r="0" b="0"/>
+                <wp:wrapSquare wrapText="bothSides"/>
+                <wp:docPr id="1383240919" name="Szövegdoboz 2"/>
+                <wp:cNvGraphicFramePr>
+                  <a:graphicFrameLocks xmlns:a="http://schemas.openxmlformats.org/drawingml/2006/main"/>
+                </wp:cNvGraphicFramePr>
+                <a:graphic xmlns:a="http://schemas.openxmlformats.org/drawingml/2006/main">
+                  <a:graphicData uri="http://schemas.microsoft.com/office/word/2010/wordprocessingShape">
+                    <wps:wsp>
+                      <wps:cNvSpPr txBox="1">
+                        <a:spLocks noChangeArrowheads="1"/>
+                      </wps:cNvSpPr>
+                      <wps:spPr bwMode="auto">
+                        <a:xfrm>
+                          <a:off x="0" y="0"/>
+                          <a:ext cx="3195320" cy="3988435"/>
+                        </a:xfrm>
+                        <a:prstGeom prst="rect">
+                          <a:avLst/>
+                        </a:prstGeom>
+                        <a:noFill/>
+                        <a:ln w="9525">
+                          <a:noFill/>
+                          <a:miter lim="800000"/>
+                          <a:headEnd/>
+                          <a:tailEnd/>
+                        </a:ln>
+                      </wps:spPr>
+                      <wps:txbx>
+                        <w:txbxContent>
+                          <w:p>
+                            <w:pPr>
+                              <w:pStyle w:val="Listaszerbekezds"/>
+                              <w:numPr>
+                                <w:ilvl w:val="0"/>
+                                <w:numId w:val="18"/>
+                              </w:numPr>
+                              <w:spacing w:after="400"/>
+                              <w:ind w:left="714" w:right="-89" w:hanging="357"/>
+                              <w:contextualSpacing w:val="0"/>
+                            </w:pPr>
+                            <w:r>
+                              <w:t>Az alábbi</w:t>
+                            </w:r>
+                            <w:r>
+                              <w:t xml:space="preserve"> mezők egy az egyben a fiók törlés előtti, utolsó ismert személyes állapotát rögzítik.</w:t>
+                            </w:r>
+                          </w:p>
+                          <w:p>
+                            <w:pPr>
+                              <w:pStyle w:val="Listaszerbekezds"/>
+                              <w:numPr>
+                                <w:ilvl w:val="0"/>
+                                <w:numId w:val="18"/>
+                              </w:numPr>
+                              <w:spacing w:after="400"/>
+                              <w:ind w:left="714" w:right="-89" w:hanging="357"/>
+                              <w:contextualSpacing w:val="0"/>
+                            </w:pPr>
+                            <w:r>
+                              <w:t>Biztosítják, hogy a profil korábbi adatai a fiók megszüntetése után is hiánytalanul visszakereshetők maradjanak az adminisztrátorok számára.</w:t>
+                            </w:r>
+                          </w:p>
+                          <w:p>
+                            <w:pPr>
+                              <w:pStyle w:val="Listaszerbekezds"/>
+                              <w:numPr>
+                                <w:ilvl w:val="0"/>
+                                <w:numId w:val="18"/>
+                              </w:numPr>
+                              <w:spacing w:after="400"/>
+                              <w:ind w:left="714" w:right="-89" w:hanging="357"/>
+                              <w:contextualSpacing w:val="0"/>
+                            </w:pPr>
+                            <w:r>
+                              <w:t>(azonosító, jogosultsági szerep, neme, e-mail cím, felhasználónév, vezeték- és keresztnév, profilkép, születési dátum, telefonszám, lakhely és bemutatkozás)</w:t>
+                            </w:r>
+                            <w:r>
+                              <w:t>.</w:t>
+                            </w:r>
+                          </w:p>
+                        </w:txbxContent>
+                      </wps:txbx>
+                      <wps:bodyPr rot="0" vert="horz" wrap="square" lIns="91440" tIns="45720" rIns="91440" bIns="45720" anchor="t" anchorCtr="0">
+                        <a:noAutofit/>
+                      </wps:bodyPr>
+                    </wps:wsp>
+                  </a:graphicData>
+                </a:graphic>
+                <wp14:sizeRelH relativeFrom="margin">
+                  <wp14:pctWidth>0</wp14:pctWidth>
+                </wp14:sizeRelH>
+                <wp14:sizeRelV relativeFrom="margin">
+                  <wp14:pctHeight>0</wp14:pctHeight>
+                </wp14:sizeRelV>
+              </wp:anchor>
+            </w:drawing>
+          </mc:Choice>
+          <mc:Fallback>
+            <w:pict>
+              <v:shape w14:anchorId="1AF167A2" id="_x0000_s1028" type="#_x0000_t202" style="position:absolute;left:0;text-align:left;margin-left:209.6pt;margin-top:84pt;width:251.6pt;height:314.05pt;z-index:251675648;visibility:visible;mso-wrap-style:square;mso-width-percent:0;mso-height-percent:0;mso-wrap-distance-left:9pt;mso-wrap-distance-top:3.6pt;mso-wrap-distance-right:9pt;mso-wrap-distance-bottom:3.6pt;mso-position-horizontal:absolute;mso-position-horizontal-relative:text;mso-position-vertical:absolute;mso-position-vertical-relative:text;mso-width-percent:0;mso-height-percent:0;mso-width-relative:margin;mso-height-relative:margin;v-text-anchor:top" o:gfxdata="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" filled="f" stroked="f">
+                <v:textbox>
+                  <w:txbxContent>
+                    <w:p>
+                      <w:pPr>
+                        <w:pStyle w:val="Listaszerbekezds"/>
+                        <w:numPr>
+                          <w:ilvl w:val="0"/>
+                          <w:numId w:val="18"/>
+                        </w:numPr>
+                        <w:spacing w:after="400"/>
+                        <w:ind w:left="714" w:right="-89" w:hanging="357"/>
+                        <w:contextualSpacing w:val="0"/>
+                      </w:pPr>
+                      <w:r>
+                        <w:t>Az alábbi</w:t>
+                      </w:r>
+                      <w:r>
+                        <w:t xml:space="preserve"> mezők egy az egyben a fiók törlés előtti, utolsó ismert személyes állapotát rögzítik.</w:t>
+                      </w:r>
+                    </w:p>
+                    <w:p>
+                      <w:pPr>
+                        <w:pStyle w:val="Listaszerbekezds"/>
+                        <w:numPr>
+                          <w:ilvl w:val="0"/>
+                          <w:numId w:val="18"/>
+                        </w:numPr>
+                        <w:spacing w:after="400"/>
+                        <w:ind w:left="714" w:right="-89" w:hanging="357"/>
+                        <w:contextualSpacing w:val="0"/>
+                      </w:pPr>
+                      <w:r>
+                        <w:t>Biztosítják, hogy a profil korábbi adatai a fiók megszüntetése után is hiánytalanul visszakereshetők maradjanak az adminisztrátorok számára.</w:t>
+                      </w:r>
+                    </w:p>
+                    <w:p>
+                      <w:pPr>
+                        <w:pStyle w:val="Listaszerbekezds"/>
+                        <w:numPr>
+                          <w:ilvl w:val="0"/>
+                          <w:numId w:val="18"/>
+                        </w:numPr>
+                        <w:spacing w:after="400"/>
+                        <w:ind w:left="714" w:right="-89" w:hanging="357"/>
+                        <w:contextualSpacing w:val="0"/>
+                      </w:pPr>
+                      <w:r>
+                        <w:t>(azonosító, jogosultsági szerep, neme, e-mail cím, felhasználónév, vezeték- és keresztnév, profilkép, születési dátum, telefonszám, lakhely és bemutatkozás)</w:t>
+                      </w:r>
+                      <w:r>
+                        <w:t>.</w:t>
+                      </w:r>
+                    </w:p>
+                  </w:txbxContent>
+                </v:textbox>
+                <w10:wrap type="square"/>
+              </v:shape>
+            </w:pict>
+          </mc:Fallback>
+        </mc:AlternateContent>
+      </w:r>
+      <w:r>
+        <w:rPr>
+          <w:noProof/>
+        </w:rPr>
+        <mc:AlternateContent>
+          <mc:Choice Requires="wpg">
+            <w:drawing>
+              <wp:anchor distT="0" distB="0" distL="114300" distR="114300" simplePos="0" relativeHeight="251683840" behindDoc="0" locked="0" layoutInCell="1" allowOverlap="1" wp14:anchorId="725DAD0A" wp14:editId="7C0E0470">
+                <wp:simplePos x="0" y="0"/>
+                <wp:positionH relativeFrom="column">
+                  <wp:posOffset>549910</wp:posOffset>
+                </wp:positionH>
+                <wp:positionV relativeFrom="paragraph">
+                  <wp:posOffset>1136617</wp:posOffset>
+                </wp:positionV>
+                <wp:extent cx="2297430" cy="3548380"/>
+                <wp:effectExtent l="76200" t="114300" r="26670" b="109220"/>
+                <wp:wrapNone/>
+                <wp:docPr id="2051514366" name="Csoportba foglalás 16"/>
+                <wp:cNvGraphicFramePr/>
+                <a:graphic xmlns:a="http://schemas.openxmlformats.org/drawingml/2006/main">
+                  <a:graphicData uri="http://schemas.microsoft.com/office/word/2010/wordprocessingGroup">
+                    <wpg:wgp>
+                      <wpg:cNvGrpSpPr/>
+                      <wpg:grpSpPr>
+                        <a:xfrm>
+                          <a:off x="0" y="0"/>
+                          <a:ext cx="2297430" cy="3548380"/>
+                          <a:chOff x="-4787" y="0"/>
+                          <a:chExt cx="2298026" cy="3548392"/>
+                        </a:xfrm>
+                      </wpg:grpSpPr>
+                      <wpg:grpSp>
+                        <wpg:cNvPr id="800113487" name="Csoportba foglalás 15"/>
+                        <wpg:cNvGrpSpPr/>
+                        <wpg:grpSpPr>
+                          <a:xfrm>
+                            <a:off x="-4787" y="0"/>
+                            <a:ext cx="1889485" cy="3548392"/>
+                            <a:chOff x="-4787" y="0"/>
+                            <a:chExt cx="1889485" cy="3548392"/>
+                          </a:xfrm>
+                        </wpg:grpSpPr>
+                        <pic:pic xmlns:pic="http://schemas.openxmlformats.org/drawingml/2006/picture">
+                          <pic:nvPicPr>
+                            <pic:cNvPr id="422735451" name="Kép 1" descr="A képen szöveg, képernyőkép látható&#10;&#10;Előfordulhat, hogy az AI által létrehozott tartalom helytelen."/>
+                            <pic:cNvPicPr>
+                              <a:picLocks noChangeAspect="1"/>
+                            </pic:cNvPicPr>
+                          </pic:nvPicPr>
+                          <pic:blipFill>
+                            <a:blip r:embed="rId18">
+                              <a:extLst>
+                                <a:ext uri="{28A0092B-C50C-407E-A947-70E740481C1C}">
+                                  <a14:useLocalDpi xmlns:a14="http://schemas.microsoft.com/office/drawing/2010/main" val="0"/>
+                                </a:ext>
+                              </a:extLst>
+                            </a:blip>
+                            <a:stretch>
+                              <a:fillRect/>
+                            </a:stretch>
+                          </pic:blipFill>
+                          <pic:spPr>
+                            <a:xfrm>
+                              <a:off x="0" y="0"/>
+                              <a:ext cx="1883410" cy="3541395"/>
+                            </a:xfrm>
+                            <a:prstGeom prst="rect">
+                              <a:avLst/>
+                            </a:prstGeom>
+                            <a:effectLst>
+                              <a:outerShdw blurRad="63500" sx="102000" sy="102000" algn="ctr" rotWithShape="0">
+                                <a:prstClr val="black">
+                                  <a:alpha val="30000"/>
+                                </a:prstClr>
+                              </a:outerShdw>
+                            </a:effectLst>
+                          </pic:spPr>
+                        </pic:pic>
+                        <wps:wsp>
+                          <wps:cNvPr id="964664048" name="Téglalap 10"/>
+                          <wps:cNvSpPr/>
+                          <wps:spPr>
+                            <a:xfrm>
+                              <a:off x="13188" y="173315"/>
+                              <a:ext cx="1859280" cy="3196771"/>
+                            </a:xfrm>
+                            <a:prstGeom prst="rect">
+                              <a:avLst/>
+                            </a:prstGeom>
+                            <a:noFill/>
+                            <a:ln w="28575">
+                              <a:solidFill>
+                                <a:schemeClr val="bg2">
+                                  <a:lumMod val="75000"/>
+                                </a:schemeClr>
+                              </a:solidFill>
+                              <a:prstDash val="sysDot"/>
+                            </a:ln>
+                          </wps:spPr>
+                          <wps:style>
+                            <a:lnRef idx="2">
+                              <a:schemeClr val="accent1">
+                                <a:shade val="15000"/>
+                              </a:schemeClr>
+                            </a:lnRef>
+                            <a:fillRef idx="1">
+                              <a:schemeClr val="accent1"/>
+                            </a:fillRef>
+                            <a:effectRef idx="0">
+                              <a:schemeClr val="accent1"/>
+                            </a:effectRef>
+                            <a:fontRef idx="minor">
+                              <a:schemeClr val="lt1"/>
+                            </a:fontRef>
+                          </wps:style>
+                          <wps:bodyPr rot="0" spcFirstLastPara="0" vertOverflow="overflow" horzOverflow="overflow" vert="horz" wrap="square" lIns="91440" tIns="45720" rIns="91440" bIns="45720" numCol="1" spcCol="0" rtlCol="0" fromWordArt="0" anchor="ctr" anchorCtr="0" forceAA="0" compatLnSpc="1">
+                            <a:prstTxWarp prst="textNoShape">
+                              <a:avLst/>
+                            </a:prstTxWarp>
+                            <a:noAutofit/>
+                          </wps:bodyPr>
+                        </wps:wsp>
+                        <wps:wsp>
+                          <wps:cNvPr id="931114744" name="Téglalap 11"/>
+                          <wps:cNvSpPr/>
+                          <wps:spPr>
+                            <a:xfrm>
+                              <a:off x="-4787" y="3383195"/>
+                              <a:ext cx="1889485" cy="165197"/>
+                            </a:xfrm>
+                            <a:prstGeom prst="rect">
+                              <a:avLst/>
+                            </a:prstGeom>
+                            <a:solidFill>
+                              <a:schemeClr val="tx1">
+                                <a:lumMod val="85000"/>
+                                <a:lumOff val="15000"/>
+                                <a:alpha val="30000"/>
+                              </a:schemeClr>
+                            </a:solidFill>
+                            <a:ln>
+                              <a:noFill/>
+                            </a:ln>
+                          </wps:spPr>
+                          <wps:style>
+                            <a:lnRef idx="2">
+                              <a:schemeClr val="accent1">
+                                <a:shade val="15000"/>
+                              </a:schemeClr>
+                            </a:lnRef>
+                            <a:fillRef idx="1">
+                              <a:schemeClr val="accent1"/>
+                            </a:fillRef>
+                            <a:effectRef idx="0">
+                              <a:schemeClr val="accent1"/>
+                            </a:effectRef>
+                            <a:fontRef idx="minor">
+                              <a:schemeClr val="lt1"/>
+                            </a:fontRef>
+                          </wps:style>
+                          <wps:bodyPr rot="0" spcFirstLastPara="0" vertOverflow="overflow" horzOverflow="overflow" vert="horz" wrap="square" lIns="91440" tIns="45720" rIns="91440" bIns="45720" numCol="1" spcCol="0" rtlCol="0" fromWordArt="0" anchor="ctr" anchorCtr="0" forceAA="0" compatLnSpc="1">
+                            <a:prstTxWarp prst="textNoShape">
+                              <a:avLst/>
+                            </a:prstTxWarp>
+                            <a:noAutofit/>
+                          </wps:bodyPr>
+                        </wps:wsp>
+                      </wpg:grpSp>
+                      <wps:wsp>
+                        <wps:cNvPr id="1511749284" name="Jobb oldali kapcsos zárójel 15"/>
+                        <wps:cNvSpPr/>
+                        <wps:spPr>
+                          <a:xfrm>
+                            <a:off x="1886882" y="166921"/>
+                            <a:ext cx="406357" cy="3200747"/>
+                          </a:xfrm>
+                          <a:prstGeom prst="rightBrace">
+                            <a:avLst/>
+                          </a:prstGeom>
+                          <a:ln w="28575">
+                            <a:solidFill>
+                              <a:srgbClr val="A365D1"/>
+                            </a:solidFill>
+                          </a:ln>
+                        </wps:spPr>
+                        <wps:style>
+                          <a:lnRef idx="1">
+                            <a:schemeClr val="accent1"/>
+                          </a:lnRef>
+                          <a:fillRef idx="0">
+                            <a:schemeClr val="accent1"/>
+                          </a:fillRef>
+                          <a:effectRef idx="0">
+                            <a:schemeClr val="accent1"/>
+                          </a:effectRef>
+                          <a:fontRef idx="minor">
+                            <a:schemeClr val="tx1"/>
+                          </a:fontRef>
+                        </wps:style>
+                        <wps:bodyPr rot="0" spcFirstLastPara="0" vertOverflow="overflow" horzOverflow="overflow" vert="horz" wrap="square" lIns="91440" tIns="45720" rIns="91440" bIns="45720" numCol="1" spcCol="0" rtlCol="0" fromWordArt="0" anchor="ctr" anchorCtr="0" forceAA="0" compatLnSpc="1">
+                          <a:prstTxWarp prst="textNoShape">
+                            <a:avLst/>
+                          </a:prstTxWarp>
+                          <a:noAutofit/>
+                        </wps:bodyPr>
+                      </wps:wsp>
+                    </wpg:wgp>
+                  </a:graphicData>
+                </a:graphic>
+                <wp14:sizeRelH relativeFrom="margin">
+                  <wp14:pctWidth>0</wp14:pctWidth>
+                </wp14:sizeRelH>
+                <wp14:sizeRelV relativeFrom="margin">
+                  <wp14:pctHeight>0</wp14:pctHeight>
+                </wp14:sizeRelV>
+              </wp:anchor>
+            </w:drawing>
+          </mc:Choice>
+          <mc:Fallback>
+            <w:pict>
+              <v:group w14:anchorId="71F0A9BD" id="Csoportba foglalás 16" o:spid="_x0000_s1026" style="position:absolute;margin-left:43.3pt;margin-top:89.5pt;width:180.9pt;height:279.4pt;z-index:251683840;mso-width-relative:margin;mso-height-relative:margin" coordorigin="-47" coordsize="22980,35483" o:gfxdata="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">
+                <v:group id="Csoportba foglalás 15" o:spid="_x0000_s1027" style="position:absolute;left:-47;width:18893;height:35483" coordorigin="-47" coordsize="18894,35483" o:gfxdata="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">
+                  <v:shape id="Kép 1" o:spid="_x0000_s1028" type="#_x0000_t75" alt="A képen szöveg, képernyőkép látható&#10;&#10;Előfordulhat, hogy az AI által létrehozott tartalom helytelen." style="position:absolute;width:18834;height:35413;visibility:visible;mso-wrap-style:square" o:gfxdata="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">
+                    <v:imagedata r:id="rId19" o:title="A képen szöveg, képernyőkép látható&#10;&#10;Előfordulhat, hogy az AI által létrehozott tartalom helytelen"/>
+                    <v:shadow on="t" type="perspective" color="black" opacity="19660f" offset="0,0" matrix="66847f,,,66847f"/>
+                  </v:shape>
+                  <v:rect id="Téglalap 10" o:spid="_x0000_s1029" style="position:absolute;left:131;top:1733;width:18593;height:31967;visibility:visible;mso-wrap-style:square;v-text-anchor:middle" o:gfxdata="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" filled="f" strokecolor="#aeaaaa [2414]" strokeweight="2.25pt">
+                    <v:stroke dashstyle="1 1"/>
+                  </v:rect>
+                  <v:rect id="Téglalap 11" o:spid="_x0000_s1030" style="position:absolute;left:-47;top:33831;width:18893;height:1652;visibility:visible;mso-wrap-style:square;v-text-anchor:middle" o:gfxdata="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" fillcolor="#272727 [2749]" stroked="f" strokeweight="1pt">
+                    <v:fill opacity="19789f"/>
+                  </v:rect>
+                </v:group>
+                <v:shape id="Jobb oldali kapcsos zárójel 15" o:spid="_x0000_s1031" type="#_x0000_t88" style="position:absolute;left:18868;top:1669;width:4064;height:32007;visibility:visible;mso-wrap-style:square;v-text-anchor:middle" o:gfxdata="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" adj="229" strokecolor="#a365d1" strokeweight="2.25pt">
+                  <v:stroke joinstyle="miter"/>
+                </v:shape>
+              </v:group>
+            </w:pict>
+          </mc:Fallback>
+        </mc:AlternateContent>
+      </w:r>
+      <w:r>
+        <w:t xml:space="preserve">A </w:t>
+      </w:r>
+      <w:proofErr w:type="spellStart"/>
+      <w:r>
+        <w:rPr>
+          <w:b/>
+          <w:bCs/>
+        </w:rPr>
+        <w:t>torolt_felhasznalok</w:t>
+      </w:r>
+      <w:proofErr w:type="spellEnd"/>
+      <w:r>
+        <w:t xml:space="preserve"> tábla a rendszer adatbiztonsági archívuma. Célja a rendszerből eltávolított fiókok adatainak megőrzése, biztosítva a visszakövethetőséget és a korábbi tevékenységek (pl. </w:t>
+      </w:r>
+      <w:r>
+        <w:t xml:space="preserve">munka </w:t>
+      </w:r>
+      <w:r>
+        <w:t>hirdetések, értékelések) adatintegritását.</w:t>
+      </w:r>
     </w:p>
     <w:p>
       <w:pPr>
-        <w:pStyle w:val="Cm"/>
-      </w:pPr>
-      <w:bookmarkStart w:id="32" w:name="_Toc220930356"/>
-      <w:bookmarkStart w:id="33" w:name="_Toc222593649"/>
-      <w:r>
-        <w:t>Irodalomjegyzék</w:t>
+        <w:spacing w:line="259" w:lineRule="auto"/>
+        <w:jc w:val="left"/>
+      </w:pPr>
+      <w:r>
+        <w:rPr>
+          <w:noProof/>
+        </w:rPr>
+        <mc:AlternateContent>
+          <mc:Choice Requires="wps">
+            <w:drawing>
+              <wp:anchor distT="45720" distB="45720" distL="114300" distR="114300" simplePos="0" relativeHeight="251687936" behindDoc="0" locked="0" layoutInCell="1" allowOverlap="1" wp14:anchorId="285A2574" wp14:editId="1BB18A93">
+                <wp:simplePos x="0" y="0"/>
+                <wp:positionH relativeFrom="column">
+                  <wp:posOffset>2644594</wp:posOffset>
+                </wp:positionH>
+                <wp:positionV relativeFrom="paragraph">
+                  <wp:posOffset>4177665</wp:posOffset>
+                </wp:positionV>
+                <wp:extent cx="3616960" cy="3204754"/>
+                <wp:effectExtent l="0" t="0" r="0" b="0"/>
+                <wp:wrapSquare wrapText="bothSides"/>
+                <wp:docPr id="316459277" name="Szövegdoboz 2"/>
+                <wp:cNvGraphicFramePr>
+                  <a:graphicFrameLocks xmlns:a="http://schemas.openxmlformats.org/drawingml/2006/main"/>
+                </wp:cNvGraphicFramePr>
+                <a:graphic xmlns:a="http://schemas.openxmlformats.org/drawingml/2006/main">
+                  <a:graphicData uri="http://schemas.microsoft.com/office/word/2010/wordprocessingShape">
+                    <wps:wsp>
+                      <wps:cNvSpPr txBox="1">
+                        <a:spLocks noChangeArrowheads="1"/>
+                      </wps:cNvSpPr>
+                      <wps:spPr bwMode="auto">
+                        <a:xfrm>
+                          <a:off x="0" y="0"/>
+                          <a:ext cx="3616960" cy="3204754"/>
+                        </a:xfrm>
+                        <a:prstGeom prst="rect">
+                          <a:avLst/>
+                        </a:prstGeom>
+                        <a:noFill/>
+                        <a:ln w="9525">
+                          <a:noFill/>
+                          <a:miter lim="800000"/>
+                          <a:headEnd/>
+                          <a:tailEnd/>
+                        </a:ln>
+                      </wps:spPr>
+                      <wps:txbx>
+                        <w:txbxContent>
+                          <w:p>
+                            <w:pPr>
+                              <w:pStyle w:val="Listaszerbekezds"/>
+                              <w:numPr>
+                                <w:ilvl w:val="0"/>
+                                <w:numId w:val="18"/>
+                              </w:numPr>
+                              <w:spacing w:after="400"/>
+                              <w:ind w:left="714" w:right="569" w:hanging="357"/>
+                              <w:contextualSpacing w:val="0"/>
+                            </w:pPr>
+                            <w:r>
+                              <w:t xml:space="preserve">A biztonságot és a későbbi </w:t>
+                            </w:r>
+                            <w:proofErr w:type="spellStart"/>
+                            <w:r>
+                              <w:t>moderációs</w:t>
+                            </w:r>
+                            <w:proofErr w:type="spellEnd"/>
+                            <w:r>
+                              <w:t xml:space="preserve"> visszakövethetőség</w:t>
+                            </w:r>
+                            <w:r>
+                              <w:t>re</w:t>
+                            </w:r>
+                            <w:r>
+                              <w:t xml:space="preserve"> szolgáló adminisztrációs adatok.</w:t>
+                            </w:r>
+                          </w:p>
+                          <w:p>
+                            <w:pPr>
+                              <w:pStyle w:val="Listaszerbekezds"/>
+                              <w:numPr>
+                                <w:ilvl w:val="0"/>
+                                <w:numId w:val="18"/>
+                              </w:numPr>
+                              <w:spacing w:after="400"/>
+                              <w:ind w:left="714" w:right="569" w:hanging="357"/>
+                              <w:contextualSpacing w:val="0"/>
+                            </w:pPr>
+                            <w:r>
+                              <w:t xml:space="preserve">Kiegészülve a </w:t>
+                            </w:r>
+                            <w:proofErr w:type="spellStart"/>
+                            <w:r>
+                              <w:rPr>
+                                <w:b/>
+                                <w:bCs/>
+                              </w:rPr>
+                              <w:t>torles_idopontja</w:t>
+                            </w:r>
+                            <w:proofErr w:type="spellEnd"/>
+                            <w:r>
+                              <w:t xml:space="preserve"> mezővel, amely másodperc pontossággal naplózza a</w:t>
+                            </w:r>
+                            <w:r>
+                              <w:t xml:space="preserve"> fiók</w:t>
+                            </w:r>
+                            <w:r>
+                              <w:t xml:space="preserve"> archiválás pillanatát.</w:t>
+                            </w:r>
+                          </w:p>
+                          <w:p>
+                            <w:pPr>
+                              <w:pStyle w:val="Listaszerbekezds"/>
+                              <w:numPr>
+                                <w:ilvl w:val="0"/>
+                                <w:numId w:val="18"/>
+                              </w:numPr>
+                              <w:spacing w:after="400"/>
+                              <w:ind w:left="714" w:right="569" w:hanging="357"/>
+                              <w:contextualSpacing w:val="0"/>
+                            </w:pPr>
+                            <w:r>
+                              <w:t>(regisztráció, módosítás, belépés, korábbi tiltások adatai és a törlés dátuma)</w:t>
+                            </w:r>
+                            <w:r>
+                              <w:t>.</w:t>
+                            </w:r>
+                          </w:p>
+                        </w:txbxContent>
+                      </wps:txbx>
+                      <wps:bodyPr rot="0" vert="horz" wrap="square" lIns="91440" tIns="45720" rIns="91440" bIns="45720" anchor="t" anchorCtr="0">
+                        <a:noAutofit/>
+                      </wps:bodyPr>
+                    </wps:wsp>
+                  </a:graphicData>
+                </a:graphic>
+                <wp14:sizeRelH relativeFrom="margin">
+                  <wp14:pctWidth>0</wp14:pctWidth>
+                </wp14:sizeRelH>
+                <wp14:sizeRelV relativeFrom="margin">
+                  <wp14:pctHeight>0</wp14:pctHeight>
+                </wp14:sizeRelV>
+              </wp:anchor>
+            </w:drawing>
+          </mc:Choice>
+          <mc:Fallback>
+            <w:pict>
+              <v:shape w14:anchorId="285A2574" id="_x0000_s1029" type="#_x0000_t202" style="position:absolute;margin-left:208.25pt;margin-top:328.95pt;width:284.8pt;height:252.35pt;z-index:251687936;visibility:visible;mso-wrap-style:square;mso-width-percent:0;mso-height-percent:0;mso-wrap-distance-left:9pt;mso-wrap-distance-top:3.6pt;mso-wrap-distance-right:9pt;mso-wrap-distance-bottom:3.6pt;mso-position-horizontal:absolute;mso-position-horizontal-relative:text;mso-position-vertical:absolute;mso-position-vertical-relative:text;mso-width-percent:0;mso-height-percent:0;mso-width-relative:margin;mso-height-relative:margin;v-text-anchor:top" o:gfxdata="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" filled="f" stroked="f">
+                <v:textbox>
+                  <w:txbxContent>
+                    <w:p>
+                      <w:pPr>
+                        <w:pStyle w:val="Listaszerbekezds"/>
+                        <w:numPr>
+                          <w:ilvl w:val="0"/>
+                          <w:numId w:val="18"/>
+                        </w:numPr>
+                        <w:spacing w:after="400"/>
+                        <w:ind w:left="714" w:right="569" w:hanging="357"/>
+                        <w:contextualSpacing w:val="0"/>
+                      </w:pPr>
+                      <w:r>
+                        <w:t xml:space="preserve">A biztonságot és a későbbi </w:t>
+                      </w:r>
+                      <w:proofErr w:type="spellStart"/>
+                      <w:r>
+                        <w:t>moderációs</w:t>
+                      </w:r>
+                      <w:proofErr w:type="spellEnd"/>
+                      <w:r>
+                        <w:t xml:space="preserve"> visszakövethetőség</w:t>
+                      </w:r>
+                      <w:r>
+                        <w:t>re</w:t>
+                      </w:r>
+                      <w:r>
+                        <w:t xml:space="preserve"> szolgáló adminisztrációs adatok.</w:t>
+                      </w:r>
+                    </w:p>
+                    <w:p>
+                      <w:pPr>
+                        <w:pStyle w:val="Listaszerbekezds"/>
+                        <w:numPr>
+                          <w:ilvl w:val="0"/>
+                          <w:numId w:val="18"/>
+                        </w:numPr>
+                        <w:spacing w:after="400"/>
+                        <w:ind w:left="714" w:right="569" w:hanging="357"/>
+                        <w:contextualSpacing w:val="0"/>
+                      </w:pPr>
+                      <w:r>
+                        <w:t xml:space="preserve">Kiegészülve a </w:t>
+                      </w:r>
+                      <w:proofErr w:type="spellStart"/>
+                      <w:r>
+                        <w:rPr>
+                          <w:b/>
+                          <w:bCs/>
+                        </w:rPr>
+                        <w:t>torles_idopontja</w:t>
+                      </w:r>
+                      <w:proofErr w:type="spellEnd"/>
+                      <w:r>
+                        <w:t xml:space="preserve"> mezővel, amely másodperc pontossággal naplózza a</w:t>
+                      </w:r>
+                      <w:r>
+                        <w:t xml:space="preserve"> fiók</w:t>
+                      </w:r>
+                      <w:r>
+                        <w:t xml:space="preserve"> archiválás pillanatát.</w:t>
+                      </w:r>
+                    </w:p>
+                    <w:p>
+                      <w:pPr>
+                        <w:pStyle w:val="Listaszerbekezds"/>
+                        <w:numPr>
+                          <w:ilvl w:val="0"/>
+                          <w:numId w:val="18"/>
+                        </w:numPr>
+                        <w:spacing w:after="400"/>
+                        <w:ind w:left="714" w:right="569" w:hanging="357"/>
+                        <w:contextualSpacing w:val="0"/>
+                      </w:pPr>
+                      <w:r>
+                        <w:t>(regisztráció, módosítás, belépés, korábbi tiltások adatai és a törlés dátuma)</w:t>
+                      </w:r>
+                      <w:r>
+                        <w:t>.</w:t>
+                      </w:r>
+                    </w:p>
+                  </w:txbxContent>
+                </v:textbox>
+                <w10:wrap type="square"/>
+              </v:shape>
+            </w:pict>
+          </mc:Fallback>
+        </mc:AlternateContent>
+      </w:r>
+      <w:r>
+        <w:rPr>
+          <w:noProof/>
+        </w:rPr>
+        <mc:AlternateContent>
+          <mc:Choice Requires="wpg">
+            <w:drawing>
+              <wp:anchor distT="0" distB="0" distL="114300" distR="114300" simplePos="0" relativeHeight="251685888" behindDoc="0" locked="0" layoutInCell="1" allowOverlap="1" wp14:anchorId="6136D6D1" wp14:editId="40CD3686">
+                <wp:simplePos x="0" y="0"/>
+                <wp:positionH relativeFrom="column">
+                  <wp:posOffset>549910</wp:posOffset>
+                </wp:positionH>
+                <wp:positionV relativeFrom="paragraph">
+                  <wp:posOffset>3744562</wp:posOffset>
+                </wp:positionV>
+                <wp:extent cx="2278380" cy="3541395"/>
+                <wp:effectExtent l="76200" t="114300" r="0" b="116205"/>
+                <wp:wrapNone/>
+                <wp:docPr id="359447629" name="Csoportba foglalás 16"/>
+                <wp:cNvGraphicFramePr/>
+                <a:graphic xmlns:a="http://schemas.openxmlformats.org/drawingml/2006/main">
+                  <a:graphicData uri="http://schemas.microsoft.com/office/word/2010/wordprocessingGroup">
+                    <wpg:wgp>
+                      <wpg:cNvGrpSpPr/>
+                      <wpg:grpSpPr>
+                        <a:xfrm>
+                          <a:off x="0" y="0"/>
+                          <a:ext cx="2278380" cy="3541395"/>
+                          <a:chOff x="-5445" y="0"/>
+                          <a:chExt cx="2278675" cy="3541395"/>
+                        </a:xfrm>
+                      </wpg:grpSpPr>
+                      <wpg:grpSp>
+                        <wpg:cNvPr id="1564821395" name="Csoportba foglalás 15"/>
+                        <wpg:cNvGrpSpPr/>
+                        <wpg:grpSpPr>
+                          <a:xfrm>
+                            <a:off x="-5445" y="0"/>
+                            <a:ext cx="1888855" cy="3541395"/>
+                            <a:chOff x="-5445" y="0"/>
+                            <a:chExt cx="1888855" cy="3541395"/>
+                          </a:xfrm>
+                        </wpg:grpSpPr>
+                        <pic:pic xmlns:pic="http://schemas.openxmlformats.org/drawingml/2006/picture">
+                          <pic:nvPicPr>
+                            <pic:cNvPr id="1089525344" name="Kép 1" descr="A képen szöveg, képernyőkép látható&#10;&#10;Előfordulhat, hogy az AI által létrehozott tartalom helytelen."/>
+                            <pic:cNvPicPr>
+                              <a:picLocks noChangeAspect="1"/>
+                            </pic:cNvPicPr>
+                          </pic:nvPicPr>
+                          <pic:blipFill>
+                            <a:blip r:embed="rId18">
+                              <a:extLst>
+                                <a:ext uri="{28A0092B-C50C-407E-A947-70E740481C1C}">
+                                  <a14:useLocalDpi xmlns:a14="http://schemas.microsoft.com/office/drawing/2010/main" val="0"/>
+                                </a:ext>
+                              </a:extLst>
+                            </a:blip>
+                            <a:stretch>
+                              <a:fillRect/>
+                            </a:stretch>
+                          </pic:blipFill>
+                          <pic:spPr>
+                            <a:xfrm>
+                              <a:off x="0" y="0"/>
+                              <a:ext cx="1883410" cy="3541395"/>
+                            </a:xfrm>
+                            <a:prstGeom prst="rect">
+                              <a:avLst/>
+                            </a:prstGeom>
+                            <a:effectLst>
+                              <a:outerShdw blurRad="63500" sx="102000" sy="102000" algn="ctr" rotWithShape="0">
+                                <a:prstClr val="black">
+                                  <a:alpha val="30000"/>
+                                </a:prstClr>
+                              </a:outerShdw>
+                            </a:effectLst>
+                          </pic:spPr>
+                        </pic:pic>
+                        <wps:wsp>
+                          <wps:cNvPr id="2000054339" name="Téglalap 10"/>
+                          <wps:cNvSpPr/>
+                          <wps:spPr>
+                            <a:xfrm>
+                              <a:off x="11568" y="2552167"/>
+                              <a:ext cx="1855006" cy="979039"/>
+                            </a:xfrm>
+                            <a:prstGeom prst="rect">
+                              <a:avLst/>
+                            </a:prstGeom>
+                            <a:noFill/>
+                            <a:ln w="28575">
+                              <a:solidFill>
+                                <a:schemeClr val="bg2">
+                                  <a:lumMod val="75000"/>
+                                </a:schemeClr>
+                              </a:solidFill>
+                              <a:prstDash val="sysDot"/>
+                            </a:ln>
+                          </wps:spPr>
+                          <wps:style>
+                            <a:lnRef idx="2">
+                              <a:schemeClr val="accent1">
+                                <a:shade val="15000"/>
+                              </a:schemeClr>
+                            </a:lnRef>
+                            <a:fillRef idx="1">
+                              <a:schemeClr val="accent1"/>
+                            </a:fillRef>
+                            <a:effectRef idx="0">
+                              <a:schemeClr val="accent1"/>
+                            </a:effectRef>
+                            <a:fontRef idx="minor">
+                              <a:schemeClr val="lt1"/>
+                            </a:fontRef>
+                          </wps:style>
+                          <wps:bodyPr rot="0" spcFirstLastPara="0" vertOverflow="overflow" horzOverflow="overflow" vert="horz" wrap="square" lIns="91440" tIns="45720" rIns="91440" bIns="45720" numCol="1" spcCol="0" rtlCol="0" fromWordArt="0" anchor="ctr" anchorCtr="0" forceAA="0" compatLnSpc="1">
+                            <a:prstTxWarp prst="textNoShape">
+                              <a:avLst/>
+                            </a:prstTxWarp>
+                            <a:noAutofit/>
+                          </wps:bodyPr>
+                        </wps:wsp>
+                        <wps:wsp>
+                          <wps:cNvPr id="1596076068" name="Téglalap 11"/>
+                          <wps:cNvSpPr/>
+                          <wps:spPr>
+                            <a:xfrm>
+                              <a:off x="-5445" y="158505"/>
+                              <a:ext cx="1888347" cy="2380873"/>
+                            </a:xfrm>
+                            <a:prstGeom prst="rect">
+                              <a:avLst/>
+                            </a:prstGeom>
+                            <a:solidFill>
+                              <a:schemeClr val="tx1">
+                                <a:lumMod val="85000"/>
+                                <a:lumOff val="15000"/>
+                                <a:alpha val="30000"/>
+                              </a:schemeClr>
+                            </a:solidFill>
+                            <a:ln>
+                              <a:noFill/>
+                            </a:ln>
+                          </wps:spPr>
+                          <wps:style>
+                            <a:lnRef idx="2">
+                              <a:schemeClr val="accent1">
+                                <a:shade val="15000"/>
+                              </a:schemeClr>
+                            </a:lnRef>
+                            <a:fillRef idx="1">
+                              <a:schemeClr val="accent1"/>
+                            </a:fillRef>
+                            <a:effectRef idx="0">
+                              <a:schemeClr val="accent1"/>
+                            </a:effectRef>
+                            <a:fontRef idx="minor">
+                              <a:schemeClr val="lt1"/>
+                            </a:fontRef>
+                          </wps:style>
+                          <wps:bodyPr rot="0" spcFirstLastPara="0" vertOverflow="overflow" horzOverflow="overflow" vert="horz" wrap="square" lIns="91440" tIns="45720" rIns="91440" bIns="45720" numCol="1" spcCol="0" rtlCol="0" fromWordArt="0" anchor="ctr" anchorCtr="0" forceAA="0" compatLnSpc="1">
+                            <a:prstTxWarp prst="textNoShape">
+                              <a:avLst/>
+                            </a:prstTxWarp>
+                            <a:noAutofit/>
+                          </wps:bodyPr>
+                        </wps:wsp>
+                      </wpg:grpSp>
+                      <wps:wsp>
+                        <wps:cNvPr id="1585528439" name="Jobb oldali kapcsos zárójel 15"/>
+                        <wps:cNvSpPr/>
+                        <wps:spPr>
+                          <a:xfrm>
+                            <a:off x="1866873" y="2552167"/>
+                            <a:ext cx="406357" cy="985277"/>
+                          </a:xfrm>
+                          <a:prstGeom prst="rightBrace">
+                            <a:avLst/>
+                          </a:prstGeom>
+                          <a:ln w="28575">
+                            <a:solidFill>
+                              <a:srgbClr val="A365D1"/>
+                            </a:solidFill>
+                          </a:ln>
+                        </wps:spPr>
+                        <wps:style>
+                          <a:lnRef idx="1">
+                            <a:schemeClr val="accent1"/>
+                          </a:lnRef>
+                          <a:fillRef idx="0">
+                            <a:schemeClr val="accent1"/>
+                          </a:fillRef>
+                          <a:effectRef idx="0">
+                            <a:schemeClr val="accent1"/>
+                          </a:effectRef>
+                          <a:fontRef idx="minor">
+                            <a:schemeClr val="tx1"/>
+                          </a:fontRef>
+                        </wps:style>
+                        <wps:bodyPr rot="0" spcFirstLastPara="0" vertOverflow="overflow" horzOverflow="overflow" vert="horz" wrap="square" lIns="91440" tIns="45720" rIns="91440" bIns="45720" numCol="1" spcCol="0" rtlCol="0" fromWordArt="0" anchor="ctr" anchorCtr="0" forceAA="0" compatLnSpc="1">
+                          <a:prstTxWarp prst="textNoShape">
+                            <a:avLst/>
+                          </a:prstTxWarp>
+                          <a:noAutofit/>
+                        </wps:bodyPr>
+                      </wps:wsp>
+                    </wpg:wgp>
+                  </a:graphicData>
+                </a:graphic>
+                <wp14:sizeRelH relativeFrom="margin">
+                  <wp14:pctWidth>0</wp14:pctWidth>
+                </wp14:sizeRelH>
+                <wp14:sizeRelV relativeFrom="margin">
+                  <wp14:pctHeight>0</wp14:pctHeight>
+                </wp14:sizeRelV>
+              </wp:anchor>
+            </w:drawing>
+          </mc:Choice>
+          <mc:Fallback>
+            <w:pict>
+              <v:group w14:anchorId="678302B7" id="Csoportba foglalás 16" o:spid="_x0000_s1026" style="position:absolute;margin-left:43.3pt;margin-top:294.85pt;width:179.4pt;height:278.85pt;z-index:251685888;mso-width-relative:margin;mso-height-relative:margin" coordorigin="-54" coordsize="22786,35413" o:gfxdata="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">
+                <v:group id="Csoportba foglalás 15" o:spid="_x0000_s1027" style="position:absolute;left:-54;width:18888;height:35413" coordorigin="-54" coordsize="18888,35413" o:gfxdata="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">
+                  <v:shape id="Kép 1" o:spid="_x0000_s1028" type="#_x0000_t75" alt="A képen szöveg, képernyőkép látható&#10;&#10;Előfordulhat, hogy az AI által létrehozott tartalom helytelen." style="position:absolute;width:18834;height:35413;visibility:visible;mso-wrap-style:square" o:gfxdata="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">
+                    <v:imagedata r:id="rId19" o:title="A képen szöveg, képernyőkép látható&#10;&#10;Előfordulhat, hogy az AI által létrehozott tartalom helytelen"/>
+                    <v:shadow on="t" type="perspective" color="black" opacity="19660f" offset="0,0" matrix="66847f,,,66847f"/>
+                  </v:shape>
+                  <v:rect id="Téglalap 10" o:spid="_x0000_s1029" style="position:absolute;left:115;top:25521;width:18550;height:9791;visibility:visible;mso-wrap-style:square;v-text-anchor:middle" o:gfxdata="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" filled="f" strokecolor="#aeaaaa [2414]" strokeweight="2.25pt">
+                    <v:stroke dashstyle="1 1"/>
+                  </v:rect>
+                  <v:rect id="Téglalap 11" o:spid="_x0000_s1030" style="position:absolute;left:-54;top:1585;width:18883;height:23808;visibility:visible;mso-wrap-style:square;v-text-anchor:middle" o:gfxdata="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" fillcolor="#272727 [2749]" stroked="f" strokeweight="1pt">
+                    <v:fill opacity="19789f"/>
+                  </v:rect>
+                </v:group>
+                <v:shape id="Jobb oldali kapcsos zárójel 15" o:spid="_x0000_s1031" type="#_x0000_t88" style="position:absolute;left:18668;top:25521;width:4064;height:9853;visibility:visible;mso-wrap-style:square;v-text-anchor:middle" o:gfxdata="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" adj="742" strokecolor="#a365d1" strokeweight="2.25pt">
+                  <v:stroke joinstyle="miter"/>
+                </v:shape>
+              </v:group>
+            </w:pict>
+          </mc:Fallback>
+        </mc:AlternateContent>
+      </w:r>
+      <w:r>
+        <w:br w:type="page"/>
+      </w:r>
+    </w:p>
+    <w:p>
+      <w:pPr>
+        <w:pStyle w:val="Cmsor4"/>
+        <w:tabs>
+          <w:tab w:val="left" w:pos="851"/>
+        </w:tabs>
+        <w:ind w:left="851"/>
+      </w:pPr>
+      <w:bookmarkStart w:id="30" w:name="_Toc222676223"/>
+      <w:r>
+        <w:lastRenderedPageBreak/>
+        <w:t>Email ellenőrzés tábla</w:t>
+      </w:r>
+      <w:bookmarkEnd w:id="30"/>
+    </w:p>
+    <w:p>
+      <w:pPr>
+        <w:ind w:left="851"/>
+      </w:pPr>
+      <w:r>
+        <w:rPr>
+          <w:noProof/>
+        </w:rPr>
+        <mc:AlternateContent>
+          <mc:Choice Requires="wps">
+            <w:drawing>
+              <wp:anchor distT="45720" distB="45720" distL="114300" distR="114300" simplePos="0" relativeHeight="251692032" behindDoc="0" locked="0" layoutInCell="1" allowOverlap="1" wp14:anchorId="15FEB98E" wp14:editId="660E5124">
+                <wp:simplePos x="0" y="0"/>
+                <wp:positionH relativeFrom="column">
+                  <wp:posOffset>2846705</wp:posOffset>
+                </wp:positionH>
+                <wp:positionV relativeFrom="paragraph">
+                  <wp:posOffset>1402047</wp:posOffset>
+                </wp:positionV>
+                <wp:extent cx="3616960" cy="3203575"/>
+                <wp:effectExtent l="0" t="0" r="0" b="0"/>
+                <wp:wrapSquare wrapText="bothSides"/>
+                <wp:docPr id="2109199288" name="Szövegdoboz 2"/>
+                <wp:cNvGraphicFramePr>
+                  <a:graphicFrameLocks xmlns:a="http://schemas.openxmlformats.org/drawingml/2006/main"/>
+                </wp:cNvGraphicFramePr>
+                <a:graphic xmlns:a="http://schemas.openxmlformats.org/drawingml/2006/main">
+                  <a:graphicData uri="http://schemas.microsoft.com/office/word/2010/wordprocessingShape">
+                    <wps:wsp>
+                      <wps:cNvSpPr txBox="1">
+                        <a:spLocks noChangeArrowheads="1"/>
+                      </wps:cNvSpPr>
+                      <wps:spPr bwMode="auto">
+                        <a:xfrm>
+                          <a:off x="0" y="0"/>
+                          <a:ext cx="3616960" cy="3203575"/>
+                        </a:xfrm>
+                        <a:prstGeom prst="rect">
+                          <a:avLst/>
+                        </a:prstGeom>
+                        <a:noFill/>
+                        <a:ln w="9525">
+                          <a:noFill/>
+                          <a:miter lim="800000"/>
+                          <a:headEnd/>
+                          <a:tailEnd/>
+                        </a:ln>
+                      </wps:spPr>
+                      <wps:txbx>
+                        <w:txbxContent>
+                          <w:p>
+                            <w:pPr>
+                              <w:pStyle w:val="Listaszerbekezds"/>
+                              <w:numPr>
+                                <w:ilvl w:val="0"/>
+                                <w:numId w:val="18"/>
+                              </w:numPr>
+                              <w:spacing w:after="400"/>
+                              <w:ind w:left="714" w:right="570" w:hanging="357"/>
+                              <w:contextualSpacing w:val="0"/>
+                            </w:pPr>
+                            <w:r>
+                              <w:t>Ezek a mezők végzik az ellenőrzési kérelem azonosítását és a felhasználóhoz történő biztonságos hozzárendelését.</w:t>
+                            </w:r>
+                          </w:p>
+                          <w:p>
+                            <w:pPr>
+                              <w:pStyle w:val="Listaszerbekezds"/>
+                              <w:numPr>
+                                <w:ilvl w:val="0"/>
+                                <w:numId w:val="18"/>
+                              </w:numPr>
+                              <w:spacing w:after="400"/>
+                              <w:ind w:left="714" w:right="570" w:hanging="357"/>
+                              <w:contextualSpacing w:val="0"/>
+                            </w:pPr>
+                            <w:r>
+                              <w:t xml:space="preserve">A </w:t>
+                            </w:r>
+                            <w:proofErr w:type="spellStart"/>
+                            <w:r>
+                              <w:rPr>
+                                <w:b/>
+                                <w:bCs/>
+                              </w:rPr>
+                              <w:t>token</w:t>
+                            </w:r>
+                            <w:proofErr w:type="spellEnd"/>
+                            <w:r>
+                              <w:t xml:space="preserve"> tárolja az e-mailben kiküldött egyszer használatos, egyedi megerősítő kulcsot.</w:t>
+                            </w:r>
+                          </w:p>
+                          <w:p>
+                            <w:pPr>
+                              <w:pStyle w:val="Listaszerbekezds"/>
+                              <w:numPr>
+                                <w:ilvl w:val="0"/>
+                                <w:numId w:val="18"/>
+                              </w:numPr>
+                              <w:spacing w:after="400"/>
+                              <w:ind w:left="714" w:right="570" w:hanging="357"/>
+                              <w:contextualSpacing w:val="0"/>
+                            </w:pPr>
+                            <w:r>
+                              <w:t>(folyamat azonosítója, érintett felhasználó azonosítója, biztonsági kulcs)</w:t>
+                            </w:r>
+                            <w:r>
+                              <w:t>.</w:t>
+                            </w:r>
+                          </w:p>
+                        </w:txbxContent>
+                      </wps:txbx>
+                      <wps:bodyPr rot="0" vert="horz" wrap="square" lIns="91440" tIns="45720" rIns="91440" bIns="45720" anchor="t" anchorCtr="0">
+                        <a:noAutofit/>
+                      </wps:bodyPr>
+                    </wps:wsp>
+                  </a:graphicData>
+                </a:graphic>
+                <wp14:sizeRelH relativeFrom="margin">
+                  <wp14:pctWidth>0</wp14:pctWidth>
+                </wp14:sizeRelH>
+                <wp14:sizeRelV relativeFrom="margin">
+                  <wp14:pctHeight>0</wp14:pctHeight>
+                </wp14:sizeRelV>
+              </wp:anchor>
+            </w:drawing>
+          </mc:Choice>
+          <mc:Fallback>
+            <w:pict>
+              <v:shape w14:anchorId="15FEB98E" id="_x0000_s1030" type="#_x0000_t202" style="position:absolute;left:0;text-align:left;margin-left:224.15pt;margin-top:110.4pt;width:284.8pt;height:252.25pt;z-index:251692032;visibility:visible;mso-wrap-style:square;mso-width-percent:0;mso-height-percent:0;mso-wrap-distance-left:9pt;mso-wrap-distance-top:3.6pt;mso-wrap-distance-right:9pt;mso-wrap-distance-bottom:3.6pt;mso-position-horizontal:absolute;mso-position-horizontal-relative:text;mso-position-vertical:absolute;mso-position-vertical-relative:text;mso-width-percent:0;mso-height-percent:0;mso-width-relative:margin;mso-height-relative:margin;v-text-anchor:top" o:gfxdata="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" filled="f" stroked="f">
+                <v:textbox>
+                  <w:txbxContent>
+                    <w:p>
+                      <w:pPr>
+                        <w:pStyle w:val="Listaszerbekezds"/>
+                        <w:numPr>
+                          <w:ilvl w:val="0"/>
+                          <w:numId w:val="18"/>
+                        </w:numPr>
+                        <w:spacing w:after="400"/>
+                        <w:ind w:left="714" w:right="570" w:hanging="357"/>
+                        <w:contextualSpacing w:val="0"/>
+                      </w:pPr>
+                      <w:r>
+                        <w:t>Ezek a mezők végzik az ellenőrzési kérelem azonosítását és a felhasználóhoz történő biztonságos hozzárendelését.</w:t>
+                      </w:r>
+                    </w:p>
+                    <w:p>
+                      <w:pPr>
+                        <w:pStyle w:val="Listaszerbekezds"/>
+                        <w:numPr>
+                          <w:ilvl w:val="0"/>
+                          <w:numId w:val="18"/>
+                        </w:numPr>
+                        <w:spacing w:after="400"/>
+                        <w:ind w:left="714" w:right="570" w:hanging="357"/>
+                        <w:contextualSpacing w:val="0"/>
+                      </w:pPr>
+                      <w:r>
+                        <w:t xml:space="preserve">A </w:t>
+                      </w:r>
+                      <w:proofErr w:type="spellStart"/>
+                      <w:r>
+                        <w:rPr>
+                          <w:b/>
+                          <w:bCs/>
+                        </w:rPr>
+                        <w:t>token</w:t>
+                      </w:r>
+                      <w:proofErr w:type="spellEnd"/>
+                      <w:r>
+                        <w:t xml:space="preserve"> tárolja az e-mailben kiküldött egyszer használatos, egyedi megerősítő kulcsot.</w:t>
+                      </w:r>
+                    </w:p>
+                    <w:p>
+                      <w:pPr>
+                        <w:pStyle w:val="Listaszerbekezds"/>
+                        <w:numPr>
+                          <w:ilvl w:val="0"/>
+                          <w:numId w:val="18"/>
+                        </w:numPr>
+                        <w:spacing w:after="400"/>
+                        <w:ind w:left="714" w:right="570" w:hanging="357"/>
+                        <w:contextualSpacing w:val="0"/>
+                      </w:pPr>
+                      <w:r>
+                        <w:t>(folyamat azonosítója, érintett felhasználó azonosítója, biztonsági kulcs)</w:t>
+                      </w:r>
+                      <w:r>
+                        <w:t>.</w:t>
+                      </w:r>
+                    </w:p>
+                  </w:txbxContent>
+                </v:textbox>
+                <w10:wrap type="square"/>
+              </v:shape>
+            </w:pict>
+          </mc:Fallback>
+        </mc:AlternateContent>
+      </w:r>
+      <w:r>
+        <w:t xml:space="preserve">Az </w:t>
+      </w:r>
+      <w:proofErr w:type="spellStart"/>
+      <w:r>
+        <w:rPr>
+          <w:b/>
+          <w:bCs/>
+        </w:rPr>
+        <w:t>email_ell</w:t>
+      </w:r>
+      <w:proofErr w:type="spellEnd"/>
+      <w:r>
+        <w:t xml:space="preserve"> tábla a platform biztonsági és regisztrációs folyamatainak egyik kulcsfontosságú eleme. Feladata a felhasználók által megadott e-mail címek hitelességének ellenőrzése, amely elengedhetetlen a spam fiókok (robotok) kiszűrése és a megbízható kapcsolattartás</w:t>
+      </w:r>
+      <w:r>
+        <w:t xml:space="preserve"> </w:t>
+      </w:r>
+      <w:r>
+        <w:t xml:space="preserve">érdekében. A tábla szorosan kapcsolódik a fő felhasználói </w:t>
+      </w:r>
+      <w:r>
+        <w:t>táblához</w:t>
+      </w:r>
+      <w:r>
+        <w:t xml:space="preserve"> az </w:t>
+      </w:r>
+      <w:r>
+        <w:rPr>
+          <w:b/>
+          <w:bCs/>
+        </w:rPr>
+        <w:t>fid</w:t>
+      </w:r>
+      <w:r>
+        <w:t xml:space="preserve"> idegen </w:t>
+      </w:r>
+      <w:proofErr w:type="spellStart"/>
+      <w:r>
+        <w:t>kulcsonkeresztül</w:t>
+      </w:r>
+      <w:proofErr w:type="spellEnd"/>
+      <w:r>
+        <w:t>.</w:t>
+      </w:r>
+    </w:p>
+    <w:p>
+      <w:pPr>
+        <w:spacing w:line="259" w:lineRule="auto"/>
+        <w:jc w:val="left"/>
+      </w:pPr>
+      <w:bookmarkStart w:id="31" w:name="_Toc220930354"/>
+      <w:r>
+        <w:rPr>
+          <w:noProof/>
+        </w:rPr>
+        <mc:AlternateContent>
+          <mc:Choice Requires="wps">
+            <w:drawing>
+              <wp:anchor distT="45720" distB="45720" distL="114300" distR="114300" simplePos="0" relativeHeight="251734016" behindDoc="0" locked="0" layoutInCell="1" allowOverlap="1" wp14:anchorId="6F48787F" wp14:editId="38C950B5">
+                <wp:simplePos x="0" y="0"/>
+                <wp:positionH relativeFrom="column">
+                  <wp:posOffset>499110</wp:posOffset>
+                </wp:positionH>
+                <wp:positionV relativeFrom="paragraph">
+                  <wp:posOffset>2908267</wp:posOffset>
+                </wp:positionV>
+                <wp:extent cx="1134110" cy="355600"/>
+                <wp:effectExtent l="0" t="0" r="0" b="6350"/>
+                <wp:wrapSquare wrapText="bothSides"/>
+                <wp:docPr id="1587386979" name="Szövegdoboz 2"/>
+                <wp:cNvGraphicFramePr>
+                  <a:graphicFrameLocks xmlns:a="http://schemas.openxmlformats.org/drawingml/2006/main"/>
+                </wp:cNvGraphicFramePr>
+                <a:graphic xmlns:a="http://schemas.openxmlformats.org/drawingml/2006/main">
+                  <a:graphicData uri="http://schemas.microsoft.com/office/word/2010/wordprocessingShape">
+                    <wps:wsp>
+                      <wps:cNvSpPr txBox="1">
+                        <a:spLocks noChangeArrowheads="1"/>
+                      </wps:cNvSpPr>
+                      <wps:spPr bwMode="auto">
+                        <a:xfrm>
+                          <a:off x="0" y="0"/>
+                          <a:ext cx="1134110" cy="355600"/>
+                        </a:xfrm>
+                        <a:prstGeom prst="rect">
+                          <a:avLst/>
+                        </a:prstGeom>
+                        <a:noFill/>
+                        <a:ln w="9525">
+                          <a:noFill/>
+                          <a:miter lim="800000"/>
+                          <a:headEnd/>
+                          <a:tailEnd/>
+                        </a:ln>
+                      </wps:spPr>
+                      <wps:txbx>
+                        <w:txbxContent>
+                          <w:p>
+                            <w:pPr>
+                              <w:spacing w:after="400"/>
+                              <w:rPr>
+                                <w:color w:val="767171" w:themeColor="background2" w:themeShade="80"/>
+                              </w:rPr>
+                            </w:pPr>
+                            <w:r>
+                              <w:rPr>
+                                <w:color w:val="767171" w:themeColor="background2" w:themeShade="80"/>
+                              </w:rPr>
+                              <w:t>Minta</w:t>
+                            </w:r>
+                            <w:r>
+                              <w:rPr>
+                                <w:color w:val="767171" w:themeColor="background2" w:themeShade="80"/>
+                              </w:rPr>
+                              <w:t>példa:</w:t>
+                            </w:r>
+                          </w:p>
+                        </w:txbxContent>
+                      </wps:txbx>
+                      <wps:bodyPr rot="0" vert="horz" wrap="square" lIns="91440" tIns="45720" rIns="91440" bIns="45720" anchor="t" anchorCtr="0">
+                        <a:noAutofit/>
+                      </wps:bodyPr>
+                    </wps:wsp>
+                  </a:graphicData>
+                </a:graphic>
+                <wp14:sizeRelH relativeFrom="margin">
+                  <wp14:pctWidth>0</wp14:pctWidth>
+                </wp14:sizeRelH>
+                <wp14:sizeRelV relativeFrom="margin">
+                  <wp14:pctHeight>0</wp14:pctHeight>
+                </wp14:sizeRelV>
+              </wp:anchor>
+            </w:drawing>
+          </mc:Choice>
+          <mc:Fallback>
+            <w:pict>
+              <v:shape w14:anchorId="6F48787F" id="_x0000_s1031" type="#_x0000_t202" style="position:absolute;margin-left:39.3pt;margin-top:229pt;width:89.3pt;height:28pt;z-index:251734016;visibility:visible;mso-wrap-style:square;mso-width-percent:0;mso-height-percent:0;mso-wrap-distance-left:9pt;mso-wrap-distance-top:3.6pt;mso-wrap-distance-right:9pt;mso-wrap-distance-bottom:3.6pt;mso-position-horizontal:absolute;mso-position-horizontal-relative:text;mso-position-vertical:absolute;mso-position-vertical-relative:text;mso-width-percent:0;mso-height-percent:0;mso-width-relative:margin;mso-height-relative:margin;v-text-anchor:top" o:gfxdata="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" filled="f" stroked="f">
+                <v:textbox>
+                  <w:txbxContent>
+                    <w:p>
+                      <w:pPr>
+                        <w:spacing w:after="400"/>
+                        <w:rPr>
+                          <w:color w:val="767171" w:themeColor="background2" w:themeShade="80"/>
+                        </w:rPr>
+                      </w:pPr>
+                      <w:r>
+                        <w:rPr>
+                          <w:color w:val="767171" w:themeColor="background2" w:themeShade="80"/>
+                        </w:rPr>
+                        <w:t>Minta</w:t>
+                      </w:r>
+                      <w:r>
+                        <w:rPr>
+                          <w:color w:val="767171" w:themeColor="background2" w:themeShade="80"/>
+                        </w:rPr>
+                        <w:t>példa:</w:t>
+                      </w:r>
+                    </w:p>
+                  </w:txbxContent>
+                </v:textbox>
+                <w10:wrap type="square"/>
+              </v:shape>
+            </w:pict>
+          </mc:Fallback>
+        </mc:AlternateContent>
+      </w:r>
+      <w:r>
+        <w:drawing>
+          <wp:anchor distT="0" distB="0" distL="114300" distR="114300" simplePos="0" relativeHeight="251689984" behindDoc="0" locked="0" layoutInCell="1" allowOverlap="1" wp14:anchorId="40D81084" wp14:editId="051DDF5B">
+            <wp:simplePos x="0" y="0"/>
+            <wp:positionH relativeFrom="margin">
+              <wp:posOffset>513715</wp:posOffset>
+            </wp:positionH>
+            <wp:positionV relativeFrom="paragraph">
+              <wp:posOffset>3213067</wp:posOffset>
+            </wp:positionV>
+            <wp:extent cx="4326255" cy="649605"/>
+            <wp:effectExtent l="95250" t="76200" r="93345" b="74295"/>
+            <wp:wrapSquare wrapText="bothSides"/>
+            <wp:docPr id="1332574085" name="Kép 1" descr="A képen szöveg, Betűtípus, képernyőkép, információ látható&#10;&#10;Előfordulhat, hogy az AI által létrehozott tartalom helytelen."/>
+            <wp:cNvGraphicFramePr>
+              <a:graphicFrameLocks xmlns:a="http://schemas.openxmlformats.org/drawingml/2006/main" noChangeAspect="1"/>
+            </wp:cNvGraphicFramePr>
+            <a:graphic xmlns:a="http://schemas.openxmlformats.org/drawingml/2006/main">
+              <a:graphicData uri="http://schemas.openxmlformats.org/drawingml/2006/picture">
+                <pic:pic xmlns:pic="http://schemas.openxmlformats.org/drawingml/2006/picture">
+                  <pic:nvPicPr>
+                    <pic:cNvPr id="1332574085" name="Kép 1" descr="A képen szöveg, Betűtípus, képernyőkép, információ látható&#10;&#10;Előfordulhat, hogy az AI által létrehozott tartalom helytelen."/>
+                    <pic:cNvPicPr/>
+                  </pic:nvPicPr>
+                  <pic:blipFill>
+                    <a:blip r:embed="rId20">
+                      <a:extLst>
+                        <a:ext uri="{28A0092B-C50C-407E-A947-70E740481C1C}">
+                          <a14:useLocalDpi xmlns:a14="http://schemas.microsoft.com/office/drawing/2010/main" val="0"/>
+                        </a:ext>
+                      </a:extLst>
+                    </a:blip>
+                    <a:stretch>
+                      <a:fillRect/>
+                    </a:stretch>
+                  </pic:blipFill>
+                  <pic:spPr>
+                    <a:xfrm>
+                      <a:off x="0" y="0"/>
+                      <a:ext cx="4326255" cy="649605"/>
+                    </a:xfrm>
+                    <a:prstGeom prst="rect">
+                      <a:avLst/>
+                    </a:prstGeom>
+                    <a:effectLst>
+                      <a:outerShdw blurRad="63500" sx="102000" sy="102000" algn="ctr" rotWithShape="0">
+                        <a:prstClr val="black">
+                          <a:alpha val="30000"/>
+                        </a:prstClr>
+                      </a:outerShdw>
+                    </a:effectLst>
+                  </pic:spPr>
+                </pic:pic>
+              </a:graphicData>
+            </a:graphic>
+            <wp14:sizeRelH relativeFrom="margin">
+              <wp14:pctWidth>0</wp14:pctWidth>
+            </wp14:sizeRelH>
+            <wp14:sizeRelV relativeFrom="margin">
+              <wp14:pctHeight>0</wp14:pctHeight>
+            </wp14:sizeRelV>
+          </wp:anchor>
+        </w:drawing>
+      </w:r>
+      <w:r>
+        <w:rPr>
+          <w:noProof/>
+        </w:rPr>
+        <mc:AlternateContent>
+          <mc:Choice Requires="wpg">
+            <w:drawing>
+              <wp:anchor distT="0" distB="0" distL="114300" distR="114300" simplePos="0" relativeHeight="251696128" behindDoc="0" locked="0" layoutInCell="1" allowOverlap="1" wp14:anchorId="17D1D115" wp14:editId="4A9BAAB0">
+                <wp:simplePos x="0" y="0"/>
+                <wp:positionH relativeFrom="column">
+                  <wp:posOffset>425450</wp:posOffset>
+                </wp:positionH>
+                <wp:positionV relativeFrom="paragraph">
+                  <wp:posOffset>4285582</wp:posOffset>
+                </wp:positionV>
+                <wp:extent cx="2607310" cy="2353310"/>
+                <wp:effectExtent l="38100" t="38100" r="0" b="46990"/>
+                <wp:wrapNone/>
+                <wp:docPr id="697228449" name="Csoportba foglalás 16"/>
+                <wp:cNvGraphicFramePr/>
+                <a:graphic xmlns:a="http://schemas.openxmlformats.org/drawingml/2006/main">
+                  <a:graphicData uri="http://schemas.microsoft.com/office/word/2010/wordprocessingGroup">
+                    <wpg:wgp>
+                      <wpg:cNvGrpSpPr/>
+                      <wpg:grpSpPr>
+                        <a:xfrm>
+                          <a:off x="0" y="0"/>
+                          <a:ext cx="2607310" cy="2353310"/>
+                          <a:chOff x="-2" y="248617"/>
+                          <a:chExt cx="2608325" cy="2245814"/>
+                        </a:xfrm>
+                      </wpg:grpSpPr>
+                      <wpg:grpSp>
+                        <wpg:cNvPr id="1389086715" name="Csoportba foglalás 15"/>
+                        <wpg:cNvGrpSpPr/>
+                        <wpg:grpSpPr>
+                          <a:xfrm>
+                            <a:off x="-2" y="248617"/>
+                            <a:ext cx="2289172" cy="2245814"/>
+                            <a:chOff x="-2" y="248617"/>
+                            <a:chExt cx="2289172" cy="2245814"/>
+                          </a:xfrm>
+                        </wpg:grpSpPr>
+                        <pic:pic xmlns:pic="http://schemas.openxmlformats.org/drawingml/2006/picture">
+                          <pic:nvPicPr>
+                            <pic:cNvPr id="1543071215" name="Kép 1"/>
+                            <pic:cNvPicPr>
+                              <a:picLocks noChangeAspect="1"/>
+                            </pic:cNvPicPr>
+                          </pic:nvPicPr>
+                          <pic:blipFill>
+                            <a:blip r:embed="rId21">
+                              <a:extLst>
+                                <a:ext uri="{28A0092B-C50C-407E-A947-70E740481C1C}">
+                                  <a14:useLocalDpi xmlns:a14="http://schemas.microsoft.com/office/drawing/2010/main" val="0"/>
+                                </a:ext>
+                              </a:extLst>
+                            </a:blip>
+                            <a:srcRect/>
+                            <a:stretch/>
+                          </pic:blipFill>
+                          <pic:spPr>
+                            <a:xfrm>
+                              <a:off x="-2" y="248617"/>
+                              <a:ext cx="2289172" cy="2245814"/>
+                            </a:xfrm>
+                            <a:prstGeom prst="rect">
+                              <a:avLst/>
+                            </a:prstGeom>
+                            <a:effectLst>
+                              <a:outerShdw blurRad="63500" sx="102000" sy="102000" algn="ctr" rotWithShape="0">
+                                <a:prstClr val="black">
+                                  <a:alpha val="30000"/>
+                                </a:prstClr>
+                              </a:outerShdw>
+                            </a:effectLst>
+                          </pic:spPr>
+                        </pic:pic>
+                        <wps:wsp>
+                          <wps:cNvPr id="2135122792" name="Téglalap 10"/>
+                          <wps:cNvSpPr/>
+                          <wps:spPr>
+                            <a:xfrm>
+                              <a:off x="97874" y="1531502"/>
+                              <a:ext cx="2083840" cy="866337"/>
+                            </a:xfrm>
+                            <a:prstGeom prst="rect">
+                              <a:avLst/>
+                            </a:prstGeom>
+                            <a:noFill/>
+                            <a:ln w="28575">
+                              <a:solidFill>
+                                <a:schemeClr val="bg2">
+                                  <a:lumMod val="75000"/>
+                                </a:schemeClr>
+                              </a:solidFill>
+                              <a:prstDash val="sysDot"/>
+                            </a:ln>
+                          </wps:spPr>
+                          <wps:style>
+                            <a:lnRef idx="2">
+                              <a:schemeClr val="accent1">
+                                <a:shade val="15000"/>
+                              </a:schemeClr>
+                            </a:lnRef>
+                            <a:fillRef idx="1">
+                              <a:schemeClr val="accent1"/>
+                            </a:fillRef>
+                            <a:effectRef idx="0">
+                              <a:schemeClr val="accent1"/>
+                            </a:effectRef>
+                            <a:fontRef idx="minor">
+                              <a:schemeClr val="lt1"/>
+                            </a:fontRef>
+                          </wps:style>
+                          <wps:bodyPr rot="0" spcFirstLastPara="0" vertOverflow="overflow" horzOverflow="overflow" vert="horz" wrap="square" lIns="91440" tIns="45720" rIns="91440" bIns="45720" numCol="1" spcCol="0" rtlCol="0" fromWordArt="0" anchor="ctr" anchorCtr="0" forceAA="0" compatLnSpc="1">
+                            <a:prstTxWarp prst="textNoShape">
+                              <a:avLst/>
+                            </a:prstTxWarp>
+                            <a:noAutofit/>
+                          </wps:bodyPr>
+                        </wps:wsp>
+                        <wps:wsp>
+                          <wps:cNvPr id="1720222369" name="Téglalap 11"/>
+                          <wps:cNvSpPr/>
+                          <wps:spPr>
+                            <a:xfrm>
+                              <a:off x="81503" y="628325"/>
+                              <a:ext cx="2127149" cy="891114"/>
+                            </a:xfrm>
+                            <a:prstGeom prst="rect">
+                              <a:avLst/>
+                            </a:prstGeom>
+                            <a:solidFill>
+                              <a:schemeClr val="tx1">
+                                <a:lumMod val="85000"/>
+                                <a:lumOff val="15000"/>
+                                <a:alpha val="30000"/>
+                              </a:schemeClr>
+                            </a:solidFill>
+                            <a:ln>
+                              <a:noFill/>
+                            </a:ln>
+                          </wps:spPr>
+                          <wps:style>
+                            <a:lnRef idx="2">
+                              <a:schemeClr val="accent1">
+                                <a:shade val="15000"/>
+                              </a:schemeClr>
+                            </a:lnRef>
+                            <a:fillRef idx="1">
+                              <a:schemeClr val="accent1"/>
+                            </a:fillRef>
+                            <a:effectRef idx="0">
+                              <a:schemeClr val="accent1"/>
+                            </a:effectRef>
+                            <a:fontRef idx="minor">
+                              <a:schemeClr val="lt1"/>
+                            </a:fontRef>
+                          </wps:style>
+                          <wps:bodyPr rot="0" spcFirstLastPara="0" vertOverflow="overflow" horzOverflow="overflow" vert="horz" wrap="square" lIns="91440" tIns="45720" rIns="91440" bIns="45720" numCol="1" spcCol="0" rtlCol="0" fromWordArt="0" anchor="ctr" anchorCtr="0" forceAA="0" compatLnSpc="1">
+                            <a:prstTxWarp prst="textNoShape">
+                              <a:avLst/>
+                            </a:prstTxWarp>
+                            <a:noAutofit/>
+                          </wps:bodyPr>
+                        </wps:wsp>
+                      </wpg:grpSp>
+                      <wps:wsp>
+                        <wps:cNvPr id="548845150" name="Jobb oldali kapcsos zárójel 15"/>
+                        <wps:cNvSpPr/>
+                        <wps:spPr>
+                          <a:xfrm>
+                            <a:off x="2201966" y="1528918"/>
+                            <a:ext cx="406357" cy="879742"/>
+                          </a:xfrm>
+                          <a:prstGeom prst="rightBrace">
+                            <a:avLst/>
+                          </a:prstGeom>
+                          <a:ln w="28575">
+                            <a:solidFill>
+                              <a:srgbClr val="A365D1"/>
+                            </a:solidFill>
+                          </a:ln>
+                        </wps:spPr>
+                        <wps:style>
+                          <a:lnRef idx="1">
+                            <a:schemeClr val="accent1"/>
+                          </a:lnRef>
+                          <a:fillRef idx="0">
+                            <a:schemeClr val="accent1"/>
+                          </a:fillRef>
+                          <a:effectRef idx="0">
+                            <a:schemeClr val="accent1"/>
+                          </a:effectRef>
+                          <a:fontRef idx="minor">
+                            <a:schemeClr val="tx1"/>
+                          </a:fontRef>
+                        </wps:style>
+                        <wps:bodyPr rot="0" spcFirstLastPara="0" vertOverflow="overflow" horzOverflow="overflow" vert="horz" wrap="square" lIns="91440" tIns="45720" rIns="91440" bIns="45720" numCol="1" spcCol="0" rtlCol="0" fromWordArt="0" anchor="ctr" anchorCtr="0" forceAA="0" compatLnSpc="1">
+                          <a:prstTxWarp prst="textNoShape">
+                            <a:avLst/>
+                          </a:prstTxWarp>
+                          <a:noAutofit/>
+                        </wps:bodyPr>
+                      </wps:wsp>
+                    </wpg:wgp>
+                  </a:graphicData>
+                </a:graphic>
+                <wp14:sizeRelH relativeFrom="margin">
+                  <wp14:pctWidth>0</wp14:pctWidth>
+                </wp14:sizeRelH>
+                <wp14:sizeRelV relativeFrom="margin">
+                  <wp14:pctHeight>0</wp14:pctHeight>
+                </wp14:sizeRelV>
+              </wp:anchor>
+            </w:drawing>
+          </mc:Choice>
+          <mc:Fallback>
+            <w:pict>
+              <v:group w14:anchorId="03C980CD" id="Csoportba foglalás 16" o:spid="_x0000_s1026" style="position:absolute;margin-left:33.5pt;margin-top:337.45pt;width:205.3pt;height:185.3pt;z-index:251696128;mso-width-relative:margin;mso-height-relative:margin" coordorigin=",2486" coordsize="26083,22458" o:gfxdata="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">
+                <v:group id="Csoportba foglalás 15" o:spid="_x0000_s1027" style="position:absolute;top:2486;width:22891;height:22458" coordorigin=",2486" coordsize="22891,22458" o:gfxdata="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">
+                  <v:shape id="Kép 1" o:spid="_x0000_s1028" type="#_x0000_t75" style="position:absolute;top:2486;width:22891;height:22458;visibility:visible;mso-wrap-style:square" o:gfxdata="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">
+                    <v:imagedata r:id="rId22" o:title=""/>
+                    <v:shadow on="t" type="perspective" color="black" opacity="19660f" offset="0,0" matrix="66847f,,,66847f"/>
+                  </v:shape>
+                  <v:rect id="Téglalap 10" o:spid="_x0000_s1029" style="position:absolute;left:978;top:15315;width:20839;height:8663;visibility:visible;mso-wrap-style:square;v-text-anchor:middle" o:gfxdata="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" filled="f" strokecolor="#aeaaaa [2414]" strokeweight="2.25pt">
+                    <v:stroke dashstyle="1 1"/>
+                  </v:rect>
+                  <v:rect id="Téglalap 11" o:spid="_x0000_s1030" style="position:absolute;left:815;top:6283;width:21271;height:8911;visibility:visible;mso-wrap-style:square;v-text-anchor:middle" o:gfxdata="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" fillcolor="#272727 [2749]" stroked="f" strokeweight="1pt">
+                    <v:fill opacity="19789f"/>
+                  </v:rect>
+                </v:group>
+                <v:shape id="Jobb oldali kapcsos zárójel 15" o:spid="_x0000_s1031" type="#_x0000_t88" style="position:absolute;left:22019;top:15289;width:4064;height:8797;visibility:visible;mso-wrap-style:square;v-text-anchor:middle" o:gfxdata="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" adj="831" strokecolor="#a365d1" strokeweight="2.25pt">
+                  <v:stroke joinstyle="miter"/>
+                </v:shape>
+              </v:group>
+            </w:pict>
+          </mc:Fallback>
+        </mc:AlternateContent>
+      </w:r>
+      <w:r>
+        <w:rPr>
+          <w:noProof/>
+        </w:rPr>
+        <mc:AlternateContent>
+          <mc:Choice Requires="wps">
+            <w:drawing>
+              <wp:anchor distT="45720" distB="45720" distL="114300" distR="114300" simplePos="0" relativeHeight="251698176" behindDoc="0" locked="0" layoutInCell="1" allowOverlap="1" wp14:anchorId="3BB883D4" wp14:editId="50EFEC91">
+                <wp:simplePos x="0" y="0"/>
+                <wp:positionH relativeFrom="column">
+                  <wp:posOffset>2844800</wp:posOffset>
+                </wp:positionH>
+                <wp:positionV relativeFrom="paragraph">
+                  <wp:posOffset>4076667</wp:posOffset>
+                </wp:positionV>
+                <wp:extent cx="3616960" cy="2952115"/>
+                <wp:effectExtent l="0" t="0" r="0" b="635"/>
+                <wp:wrapSquare wrapText="bothSides"/>
+                <wp:docPr id="133321368" name="Szövegdoboz 2"/>
+                <wp:cNvGraphicFramePr>
+                  <a:graphicFrameLocks xmlns:a="http://schemas.openxmlformats.org/drawingml/2006/main"/>
+                </wp:cNvGraphicFramePr>
+                <a:graphic xmlns:a="http://schemas.openxmlformats.org/drawingml/2006/main">
+                  <a:graphicData uri="http://schemas.microsoft.com/office/word/2010/wordprocessingShape">
+                    <wps:wsp>
+                      <wps:cNvSpPr txBox="1">
+                        <a:spLocks noChangeArrowheads="1"/>
+                      </wps:cNvSpPr>
+                      <wps:spPr bwMode="auto">
+                        <a:xfrm>
+                          <a:off x="0" y="0"/>
+                          <a:ext cx="3616960" cy="2952115"/>
+                        </a:xfrm>
+                        <a:prstGeom prst="rect">
+                          <a:avLst/>
+                        </a:prstGeom>
+                        <a:noFill/>
+                        <a:ln w="9525">
+                          <a:noFill/>
+                          <a:miter lim="800000"/>
+                          <a:headEnd/>
+                          <a:tailEnd/>
+                        </a:ln>
+                      </wps:spPr>
+                      <wps:txbx>
+                        <w:txbxContent>
+                          <w:p>
+                            <w:pPr>
+                              <w:pStyle w:val="Listaszerbekezds"/>
+                              <w:numPr>
+                                <w:ilvl w:val="0"/>
+                                <w:numId w:val="18"/>
+                              </w:numPr>
+                              <w:spacing w:after="400"/>
+                              <w:ind w:left="714" w:right="583" w:hanging="357"/>
+                              <w:contextualSpacing w:val="0"/>
+                            </w:pPr>
+                            <w:r>
+                              <w:t>A hitelesítési folyamat életciklusát és érvényességét felügyelő adminisztrációs adatok.</w:t>
+                            </w:r>
+                          </w:p>
+                          <w:p>
+                            <w:pPr>
+                              <w:pStyle w:val="Listaszerbekezds"/>
+                              <w:numPr>
+                                <w:ilvl w:val="0"/>
+                                <w:numId w:val="18"/>
+                              </w:numPr>
+                              <w:spacing w:after="400"/>
+                              <w:ind w:left="714" w:right="583" w:hanging="357"/>
+                              <w:contextualSpacing w:val="0"/>
+                            </w:pPr>
+                            <w:r>
+                              <w:t>Szigorú határidőt (</w:t>
+                            </w:r>
+                            <w:proofErr w:type="spellStart"/>
+                            <w:r>
+                              <w:rPr>
+                                <w:b/>
+                                <w:bCs/>
+                              </w:rPr>
+                              <w:t>lejarati_ido</w:t>
+                            </w:r>
+                            <w:proofErr w:type="spellEnd"/>
+                            <w:r>
+                              <w:t>) szabnak a link felhasználására a visszaélések ellen, és naplózzák a sikeres aktiválás pillanatát.</w:t>
+                            </w:r>
+                          </w:p>
+                          <w:p>
+                            <w:pPr>
+                              <w:pStyle w:val="Listaszerbekezds"/>
+                              <w:numPr>
+                                <w:ilvl w:val="0"/>
+                                <w:numId w:val="18"/>
+                              </w:numPr>
+                              <w:spacing w:after="400"/>
+                              <w:ind w:left="714" w:right="583" w:hanging="357"/>
+                              <w:contextualSpacing w:val="0"/>
+                            </w:pPr>
+                            <w:r>
+                              <w:t>(</w:t>
+                            </w:r>
+                            <w:proofErr w:type="spellStart"/>
+                            <w:r>
+                              <w:t>token</w:t>
+                            </w:r>
+                            <w:proofErr w:type="spellEnd"/>
+                            <w:r>
+                              <w:t xml:space="preserve"> lejárata, sikeres hitelesítés időpontja</w:t>
+                            </w:r>
+                            <w:r>
+                              <w:t>,</w:t>
+                            </w:r>
+                            <w:r>
+                              <w:t xml:space="preserve"> </w:t>
+                            </w:r>
+                            <w:r>
+                              <w:t>kérelem indulása)</w:t>
+                            </w:r>
+                            <w:r>
+                              <w:t>.</w:t>
+                            </w:r>
+                          </w:p>
+                        </w:txbxContent>
+                      </wps:txbx>
+                      <wps:bodyPr rot="0" vert="horz" wrap="square" lIns="91440" tIns="45720" rIns="91440" bIns="45720" anchor="t" anchorCtr="0">
+                        <a:noAutofit/>
+                      </wps:bodyPr>
+                    </wps:wsp>
+                  </a:graphicData>
+                </a:graphic>
+                <wp14:sizeRelH relativeFrom="margin">
+                  <wp14:pctWidth>0</wp14:pctWidth>
+                </wp14:sizeRelH>
+                <wp14:sizeRelV relativeFrom="margin">
+                  <wp14:pctHeight>0</wp14:pctHeight>
+                </wp14:sizeRelV>
+              </wp:anchor>
+            </w:drawing>
+          </mc:Choice>
+          <mc:Fallback>
+            <w:pict>
+              <v:shape w14:anchorId="3BB883D4" id="_x0000_s1032" type="#_x0000_t202" style="position:absolute;margin-left:224pt;margin-top:321pt;width:284.8pt;height:232.45pt;z-index:251698176;visibility:visible;mso-wrap-style:square;mso-width-percent:0;mso-height-percent:0;mso-wrap-distance-left:9pt;mso-wrap-distance-top:3.6pt;mso-wrap-distance-right:9pt;mso-wrap-distance-bottom:3.6pt;mso-position-horizontal:absolute;mso-position-horizontal-relative:text;mso-position-vertical:absolute;mso-position-vertical-relative:text;mso-width-percent:0;mso-height-percent:0;mso-width-relative:margin;mso-height-relative:margin;v-text-anchor:top" o:gfxdata="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" filled="f" stroked="f">
+                <v:textbox>
+                  <w:txbxContent>
+                    <w:p>
+                      <w:pPr>
+                        <w:pStyle w:val="Listaszerbekezds"/>
+                        <w:numPr>
+                          <w:ilvl w:val="0"/>
+                          <w:numId w:val="18"/>
+                        </w:numPr>
+                        <w:spacing w:after="400"/>
+                        <w:ind w:left="714" w:right="583" w:hanging="357"/>
+                        <w:contextualSpacing w:val="0"/>
+                      </w:pPr>
+                      <w:r>
+                        <w:t>A hitelesítési folyamat életciklusát és érvényességét felügyelő adminisztrációs adatok.</w:t>
+                      </w:r>
+                    </w:p>
+                    <w:p>
+                      <w:pPr>
+                        <w:pStyle w:val="Listaszerbekezds"/>
+                        <w:numPr>
+                          <w:ilvl w:val="0"/>
+                          <w:numId w:val="18"/>
+                        </w:numPr>
+                        <w:spacing w:after="400"/>
+                        <w:ind w:left="714" w:right="583" w:hanging="357"/>
+                        <w:contextualSpacing w:val="0"/>
+                      </w:pPr>
+                      <w:r>
+                        <w:t>Szigorú határidőt (</w:t>
+                      </w:r>
+                      <w:proofErr w:type="spellStart"/>
+                      <w:r>
+                        <w:rPr>
+                          <w:b/>
+                          <w:bCs/>
+                        </w:rPr>
+                        <w:t>lejarati_ido</w:t>
+                      </w:r>
+                      <w:proofErr w:type="spellEnd"/>
+                      <w:r>
+                        <w:t>) szabnak a link felhasználására a visszaélések ellen, és naplózzák a sikeres aktiválás pillanatát.</w:t>
+                      </w:r>
+                    </w:p>
+                    <w:p>
+                      <w:pPr>
+                        <w:pStyle w:val="Listaszerbekezds"/>
+                        <w:numPr>
+                          <w:ilvl w:val="0"/>
+                          <w:numId w:val="18"/>
+                        </w:numPr>
+                        <w:spacing w:after="400"/>
+                        <w:ind w:left="714" w:right="583" w:hanging="357"/>
+                        <w:contextualSpacing w:val="0"/>
+                      </w:pPr>
+                      <w:r>
+                        <w:t>(</w:t>
+                      </w:r>
+                      <w:proofErr w:type="spellStart"/>
+                      <w:r>
+                        <w:t>token</w:t>
+                      </w:r>
+                      <w:proofErr w:type="spellEnd"/>
+                      <w:r>
+                        <w:t xml:space="preserve"> lejárata, sikeres hitelesítés időpontja</w:t>
+                      </w:r>
+                      <w:r>
+                        <w:t>,</w:t>
+                      </w:r>
+                      <w:r>
+                        <w:t xml:space="preserve"> </w:t>
+                      </w:r>
+                      <w:r>
+                        <w:t>kérelem indulása)</w:t>
+                      </w:r>
+                      <w:r>
+                        <w:t>.</w:t>
+                      </w:r>
+                    </w:p>
+                  </w:txbxContent>
+                </v:textbox>
+                <w10:wrap type="square"/>
+              </v:shape>
+            </w:pict>
+          </mc:Fallback>
+        </mc:AlternateContent>
+      </w:r>
+      <w:r>
+        <w:rPr>
+          <w:noProof/>
+        </w:rPr>
+        <mc:AlternateContent>
+          <mc:Choice Requires="wpg">
+            <w:drawing>
+              <wp:anchor distT="0" distB="0" distL="114300" distR="114300" simplePos="0" relativeHeight="251694080" behindDoc="0" locked="0" layoutInCell="1" allowOverlap="1" wp14:anchorId="20856556" wp14:editId="4E4BBCED">
+                <wp:simplePos x="0" y="0"/>
+                <wp:positionH relativeFrom="column">
+                  <wp:posOffset>425450</wp:posOffset>
+                </wp:positionH>
+                <wp:positionV relativeFrom="paragraph">
+                  <wp:posOffset>240775</wp:posOffset>
+                </wp:positionV>
+                <wp:extent cx="2607945" cy="2353310"/>
+                <wp:effectExtent l="38100" t="38100" r="0" b="46990"/>
+                <wp:wrapNone/>
+                <wp:docPr id="293793480" name="Csoportba foglalás 16"/>
+                <wp:cNvGraphicFramePr/>
+                <a:graphic xmlns:a="http://schemas.openxmlformats.org/drawingml/2006/main">
+                  <a:graphicData uri="http://schemas.microsoft.com/office/word/2010/wordprocessingGroup">
+                    <wpg:wgp>
+                      <wpg:cNvGrpSpPr/>
+                      <wpg:grpSpPr>
+                        <a:xfrm>
+                          <a:off x="0" y="0"/>
+                          <a:ext cx="2607945" cy="2353310"/>
+                          <a:chOff x="-2" y="248617"/>
+                          <a:chExt cx="2608326" cy="2245814"/>
+                        </a:xfrm>
+                      </wpg:grpSpPr>
+                      <wpg:grpSp>
+                        <wpg:cNvPr id="321845681" name="Csoportba foglalás 15"/>
+                        <wpg:cNvGrpSpPr/>
+                        <wpg:grpSpPr>
+                          <a:xfrm>
+                            <a:off x="-2" y="248617"/>
+                            <a:ext cx="2289172" cy="2245814"/>
+                            <a:chOff x="-2" y="248617"/>
+                            <a:chExt cx="2289172" cy="2245814"/>
+                          </a:xfrm>
+                        </wpg:grpSpPr>
+                        <pic:pic xmlns:pic="http://schemas.openxmlformats.org/drawingml/2006/picture">
+                          <pic:nvPicPr>
+                            <pic:cNvPr id="314581078" name="Kép 1"/>
+                            <pic:cNvPicPr>
+                              <a:picLocks noChangeAspect="1"/>
+                            </pic:cNvPicPr>
+                          </pic:nvPicPr>
+                          <pic:blipFill>
+                            <a:blip r:embed="rId21">
+                              <a:extLst>
+                                <a:ext uri="{28A0092B-C50C-407E-A947-70E740481C1C}">
+                                  <a14:useLocalDpi xmlns:a14="http://schemas.microsoft.com/office/drawing/2010/main" val="0"/>
+                                </a:ext>
+                              </a:extLst>
+                            </a:blip>
+                            <a:srcRect/>
+                            <a:stretch/>
+                          </pic:blipFill>
+                          <pic:spPr>
+                            <a:xfrm>
+                              <a:off x="-2" y="248617"/>
+                              <a:ext cx="2289172" cy="2245814"/>
+                            </a:xfrm>
+                            <a:prstGeom prst="rect">
+                              <a:avLst/>
+                            </a:prstGeom>
+                            <a:effectLst>
+                              <a:outerShdw blurRad="63500" sx="102000" sy="102000" algn="ctr" rotWithShape="0">
+                                <a:prstClr val="black">
+                                  <a:alpha val="30000"/>
+                                </a:prstClr>
+                              </a:outerShdw>
+                            </a:effectLst>
+                          </pic:spPr>
+                        </pic:pic>
+                        <wps:wsp>
+                          <wps:cNvPr id="1033531617" name="Téglalap 10"/>
+                          <wps:cNvSpPr/>
+                          <wps:spPr>
+                            <a:xfrm>
+                              <a:off x="102927" y="637323"/>
+                              <a:ext cx="2083840" cy="866337"/>
+                            </a:xfrm>
+                            <a:prstGeom prst="rect">
+                              <a:avLst/>
+                            </a:prstGeom>
+                            <a:noFill/>
+                            <a:ln w="28575">
+                              <a:solidFill>
+                                <a:schemeClr val="bg2">
+                                  <a:lumMod val="75000"/>
+                                </a:schemeClr>
+                              </a:solidFill>
+                              <a:prstDash val="sysDot"/>
+                            </a:ln>
+                          </wps:spPr>
+                          <wps:style>
+                            <a:lnRef idx="2">
+                              <a:schemeClr val="accent1">
+                                <a:shade val="15000"/>
+                              </a:schemeClr>
+                            </a:lnRef>
+                            <a:fillRef idx="1">
+                              <a:schemeClr val="accent1"/>
+                            </a:fillRef>
+                            <a:effectRef idx="0">
+                              <a:schemeClr val="accent1"/>
+                            </a:effectRef>
+                            <a:fontRef idx="minor">
+                              <a:schemeClr val="lt1"/>
+                            </a:fontRef>
+                          </wps:style>
+                          <wps:bodyPr rot="0" spcFirstLastPara="0" vertOverflow="overflow" horzOverflow="overflow" vert="horz" wrap="square" lIns="91440" tIns="45720" rIns="91440" bIns="45720" numCol="1" spcCol="0" rtlCol="0" fromWordArt="0" anchor="ctr" anchorCtr="0" forceAA="0" compatLnSpc="1">
+                            <a:prstTxWarp prst="textNoShape">
+                              <a:avLst/>
+                            </a:prstTxWarp>
+                            <a:noAutofit/>
+                          </wps:bodyPr>
+                        </wps:wsp>
+                        <wps:wsp>
+                          <wps:cNvPr id="495507577" name="Téglalap 11"/>
+                          <wps:cNvSpPr/>
+                          <wps:spPr>
+                            <a:xfrm>
+                              <a:off x="83829" y="1516292"/>
+                              <a:ext cx="2127149" cy="891114"/>
+                            </a:xfrm>
+                            <a:prstGeom prst="rect">
+                              <a:avLst/>
+                            </a:prstGeom>
+                            <a:solidFill>
+                              <a:schemeClr val="tx1">
+                                <a:lumMod val="85000"/>
+                                <a:lumOff val="15000"/>
+                                <a:alpha val="30000"/>
+                              </a:schemeClr>
+                            </a:solidFill>
+                            <a:ln>
+                              <a:noFill/>
+                            </a:ln>
+                          </wps:spPr>
+                          <wps:style>
+                            <a:lnRef idx="2">
+                              <a:schemeClr val="accent1">
+                                <a:shade val="15000"/>
+                              </a:schemeClr>
+                            </a:lnRef>
+                            <a:fillRef idx="1">
+                              <a:schemeClr val="accent1"/>
+                            </a:fillRef>
+                            <a:effectRef idx="0">
+                              <a:schemeClr val="accent1"/>
+                            </a:effectRef>
+                            <a:fontRef idx="minor">
+                              <a:schemeClr val="lt1"/>
+                            </a:fontRef>
+                          </wps:style>
+                          <wps:bodyPr rot="0" spcFirstLastPara="0" vertOverflow="overflow" horzOverflow="overflow" vert="horz" wrap="square" lIns="91440" tIns="45720" rIns="91440" bIns="45720" numCol="1" spcCol="0" rtlCol="0" fromWordArt="0" anchor="ctr" anchorCtr="0" forceAA="0" compatLnSpc="1">
+                            <a:prstTxWarp prst="textNoShape">
+                              <a:avLst/>
+                            </a:prstTxWarp>
+                            <a:noAutofit/>
+                          </wps:bodyPr>
+                        </wps:wsp>
+                      </wpg:grpSp>
+                      <wps:wsp>
+                        <wps:cNvPr id="250711996" name="Jobb oldali kapcsos zárójel 15"/>
+                        <wps:cNvSpPr/>
+                        <wps:spPr>
+                          <a:xfrm>
+                            <a:off x="2201967" y="624311"/>
+                            <a:ext cx="406357" cy="879742"/>
+                          </a:xfrm>
+                          <a:prstGeom prst="rightBrace">
+                            <a:avLst/>
+                          </a:prstGeom>
+                          <a:ln w="28575">
+                            <a:solidFill>
+                              <a:srgbClr val="A365D1"/>
+                            </a:solidFill>
+                          </a:ln>
+                        </wps:spPr>
+                        <wps:style>
+                          <a:lnRef idx="1">
+                            <a:schemeClr val="accent1"/>
+                          </a:lnRef>
+                          <a:fillRef idx="0">
+                            <a:schemeClr val="accent1"/>
+                          </a:fillRef>
+                          <a:effectRef idx="0">
+                            <a:schemeClr val="accent1"/>
+                          </a:effectRef>
+                          <a:fontRef idx="minor">
+                            <a:schemeClr val="tx1"/>
+                          </a:fontRef>
+                        </wps:style>
+                        <wps:bodyPr rot="0" spcFirstLastPara="0" vertOverflow="overflow" horzOverflow="overflow" vert="horz" wrap="square" lIns="91440" tIns="45720" rIns="91440" bIns="45720" numCol="1" spcCol="0" rtlCol="0" fromWordArt="0" anchor="ctr" anchorCtr="0" forceAA="0" compatLnSpc="1">
+                          <a:prstTxWarp prst="textNoShape">
+                            <a:avLst/>
+                          </a:prstTxWarp>
+                          <a:noAutofit/>
+                        </wps:bodyPr>
+                      </wps:wsp>
+                    </wpg:wgp>
+                  </a:graphicData>
+                </a:graphic>
+                <wp14:sizeRelH relativeFrom="margin">
+                  <wp14:pctWidth>0</wp14:pctWidth>
+                </wp14:sizeRelH>
+                <wp14:sizeRelV relativeFrom="margin">
+                  <wp14:pctHeight>0</wp14:pctHeight>
+                </wp14:sizeRelV>
+              </wp:anchor>
+            </w:drawing>
+          </mc:Choice>
+          <mc:Fallback>
+            <w:pict>
+              <v:group w14:anchorId="4C840312" id="Csoportba foglalás 16" o:spid="_x0000_s1026" style="position:absolute;margin-left:33.5pt;margin-top:18.95pt;width:205.35pt;height:185.3pt;z-index:251694080;mso-width-relative:margin;mso-height-relative:margin" coordorigin=",2486" coordsize="26083,22458" o:gfxdata="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">
+                <v:group id="Csoportba foglalás 15" o:spid="_x0000_s1027" style="position:absolute;top:2486;width:22891;height:22458" coordorigin=",2486" coordsize="22891,22458" o:gfxdata="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">
+                  <v:shape id="Kép 1" o:spid="_x0000_s1028" type="#_x0000_t75" style="position:absolute;top:2486;width:22891;height:22458;visibility:visible;mso-wrap-style:square" o:gfxdata="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">
+                    <v:imagedata r:id="rId22" o:title=""/>
+                    <v:shadow on="t" type="perspective" color="black" opacity="19660f" offset="0,0" matrix="66847f,,,66847f"/>
+                  </v:shape>
+                  <v:rect id="Téglalap 10" o:spid="_x0000_s1029" style="position:absolute;left:1029;top:6373;width:20838;height:8663;visibility:visible;mso-wrap-style:square;v-text-anchor:middle" o:gfxdata="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" filled="f" strokecolor="#aeaaaa [2414]" strokeweight="2.25pt">
+                    <v:stroke dashstyle="1 1"/>
+                  </v:rect>
+                  <v:rect id="Téglalap 11" o:spid="_x0000_s1030" style="position:absolute;left:838;top:15162;width:21271;height:8912;visibility:visible;mso-wrap-style:square;v-text-anchor:middle" o:gfxdata="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" fillcolor="#272727 [2749]" stroked="f" strokeweight="1pt">
+                    <v:fill opacity="19789f"/>
+                  </v:rect>
+                </v:group>
+                <v:shape id="Jobb oldali kapcsos zárójel 15" o:spid="_x0000_s1031" type="#_x0000_t88" style="position:absolute;left:22019;top:6243;width:4064;height:8797;visibility:visible;mso-wrap-style:square;v-text-anchor:middle" o:gfxdata="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" adj="831" strokecolor="#a365d1" strokeweight="2.25pt">
+                  <v:stroke joinstyle="miter"/>
+                </v:shape>
+              </v:group>
+            </w:pict>
+          </mc:Fallback>
+        </mc:AlternateContent>
+      </w:r>
+      <w:r>
+        <w:br w:type="page"/>
+      </w:r>
+    </w:p>
+    <w:p>
+      <w:pPr>
+        <w:pStyle w:val="Cmsor4"/>
+        <w:ind w:left="851"/>
+      </w:pPr>
+      <w:bookmarkStart w:id="32" w:name="_Toc222676224"/>
+      <w:r>
+        <w:lastRenderedPageBreak/>
+        <w:t>Kapcsolat üzenet tábla</w:t>
       </w:r>
       <w:bookmarkEnd w:id="32"/>
+    </w:p>
+    <w:p>
+      <w:pPr>
+        <w:ind w:left="851"/>
+      </w:pPr>
+      <w:r>
+        <w:t xml:space="preserve">A </w:t>
+      </w:r>
+      <w:proofErr w:type="spellStart"/>
+      <w:r>
+        <w:rPr>
+          <w:b/>
+          <w:bCs/>
+        </w:rPr>
+        <w:t>kapcsolat_uzenet</w:t>
+      </w:r>
+      <w:proofErr w:type="spellEnd"/>
+      <w:r>
+        <w:t xml:space="preserve"> tábla a platform belső ügyfélszolgálati rendszerének alapja. Célja a weboldal űrlapján</w:t>
+      </w:r>
+      <w:r>
+        <w:t xml:space="preserve"> (kapcsolat)</w:t>
+      </w:r>
+      <w:r>
+        <w:t xml:space="preserve"> keresztül érkező felhasználói megkeresések, hibajelentések és kérdések strukturált, nyomon követhető tárolása az adminisztrátorok számára.</w:t>
+      </w:r>
+    </w:p>
+    <w:p>
+      <w:pPr>
+        <w:spacing w:line="259" w:lineRule="auto"/>
+        <w:jc w:val="left"/>
+      </w:pPr>
+      <w:r>
+        <w:rPr>
+          <w:noProof/>
+        </w:rPr>
+        <mc:AlternateContent>
+          <mc:Choice Requires="wps">
+            <w:drawing>
+              <wp:anchor distT="45720" distB="45720" distL="114300" distR="114300" simplePos="0" relativeHeight="251709440" behindDoc="0" locked="0" layoutInCell="1" allowOverlap="1" wp14:anchorId="18E71818" wp14:editId="59C62F50">
+                <wp:simplePos x="0" y="0"/>
+                <wp:positionH relativeFrom="column">
+                  <wp:posOffset>2879725</wp:posOffset>
+                </wp:positionH>
+                <wp:positionV relativeFrom="paragraph">
+                  <wp:posOffset>95217</wp:posOffset>
+                </wp:positionV>
+                <wp:extent cx="3616960" cy="3456940"/>
+                <wp:effectExtent l="0" t="0" r="0" b="0"/>
+                <wp:wrapSquare wrapText="bothSides"/>
+                <wp:docPr id="1925557420" name="Szövegdoboz 2"/>
+                <wp:cNvGraphicFramePr>
+                  <a:graphicFrameLocks xmlns:a="http://schemas.openxmlformats.org/drawingml/2006/main"/>
+                </wp:cNvGraphicFramePr>
+                <a:graphic xmlns:a="http://schemas.openxmlformats.org/drawingml/2006/main">
+                  <a:graphicData uri="http://schemas.microsoft.com/office/word/2010/wordprocessingShape">
+                    <wps:wsp>
+                      <wps:cNvSpPr txBox="1">
+                        <a:spLocks noChangeArrowheads="1"/>
+                      </wps:cNvSpPr>
+                      <wps:spPr bwMode="auto">
+                        <a:xfrm>
+                          <a:off x="0" y="0"/>
+                          <a:ext cx="3616960" cy="3456940"/>
+                        </a:xfrm>
+                        <a:prstGeom prst="rect">
+                          <a:avLst/>
+                        </a:prstGeom>
+                        <a:noFill/>
+                        <a:ln w="9525">
+                          <a:noFill/>
+                          <a:miter lim="800000"/>
+                          <a:headEnd/>
+                          <a:tailEnd/>
+                        </a:ln>
+                      </wps:spPr>
+                      <wps:txbx>
+                        <w:txbxContent>
+                          <w:p>
+                            <w:pPr>
+                              <w:pStyle w:val="Listaszerbekezds"/>
+                              <w:numPr>
+                                <w:ilvl w:val="0"/>
+                                <w:numId w:val="18"/>
+                              </w:numPr>
+                              <w:spacing w:after="400"/>
+                              <w:ind w:left="714" w:right="583" w:hanging="357"/>
+                              <w:contextualSpacing w:val="0"/>
+                            </w:pPr>
+                            <w:r>
+                              <w:t>Az üzenetek rendszerszintű azonosítását és az ügyfélszolgálati feladatok állapotát kezelő adatok.</w:t>
+                            </w:r>
+                          </w:p>
+                          <w:p>
+                            <w:pPr>
+                              <w:pStyle w:val="Listaszerbekezds"/>
+                              <w:numPr>
+                                <w:ilvl w:val="0"/>
+                                <w:numId w:val="18"/>
+                              </w:numPr>
+                              <w:spacing w:after="400"/>
+                              <w:ind w:left="714" w:right="583" w:hanging="357"/>
+                              <w:contextualSpacing w:val="0"/>
+                            </w:pPr>
+                            <w:r>
+                              <w:t xml:space="preserve">Az </w:t>
+                            </w:r>
+                            <w:r>
+                              <w:rPr>
+                                <w:b/>
+                                <w:bCs/>
+                              </w:rPr>
+                              <w:t>fid</w:t>
+                            </w:r>
+                            <w:r>
+                              <w:t xml:space="preserve"> (idegen kulcs) összekapcsolja a megkeresést a regisztrált felhasználóval, míg a megv</w:t>
+                            </w:r>
+                            <w:r>
+                              <w:t>á</w:t>
+                            </w:r>
+                            <w:r>
+                              <w:t>l</w:t>
+                            </w:r>
+                            <w:r>
+                              <w:t>a</w:t>
+                            </w:r>
+                            <w:r>
+                              <w:t>szolt logikai mező jelzi az adminisztrátoroknak, hogy az adott jegy lezárult-e.</w:t>
+                            </w:r>
+                          </w:p>
+                          <w:p>
+                            <w:pPr>
+                              <w:pStyle w:val="Listaszerbekezds"/>
+                              <w:numPr>
+                                <w:ilvl w:val="0"/>
+                                <w:numId w:val="18"/>
+                              </w:numPr>
+                              <w:spacing w:after="400"/>
+                              <w:ind w:left="714" w:right="583" w:hanging="357"/>
+                              <w:contextualSpacing w:val="0"/>
+                            </w:pPr>
+                            <w:r>
+                              <w:t>(üzenet azonosítója, felhasználó azonosítója, megválaszolás státusza)</w:t>
+                            </w:r>
+                            <w:r>
+                              <w:t>.</w:t>
+                            </w:r>
+                          </w:p>
+                        </w:txbxContent>
+                      </wps:txbx>
+                      <wps:bodyPr rot="0" vert="horz" wrap="square" lIns="91440" tIns="45720" rIns="91440" bIns="45720" anchor="t" anchorCtr="0">
+                        <a:noAutofit/>
+                      </wps:bodyPr>
+                    </wps:wsp>
+                  </a:graphicData>
+                </a:graphic>
+                <wp14:sizeRelH relativeFrom="margin">
+                  <wp14:pctWidth>0</wp14:pctWidth>
+                </wp14:sizeRelH>
+                <wp14:sizeRelV relativeFrom="margin">
+                  <wp14:pctHeight>0</wp14:pctHeight>
+                </wp14:sizeRelV>
+              </wp:anchor>
+            </w:drawing>
+          </mc:Choice>
+          <mc:Fallback>
+            <w:pict>
+              <v:shape w14:anchorId="18E71818" id="_x0000_s1033" type="#_x0000_t202" style="position:absolute;margin-left:226.75pt;margin-top:7.5pt;width:284.8pt;height:272.2pt;z-index:251709440;visibility:visible;mso-wrap-style:square;mso-width-percent:0;mso-height-percent:0;mso-wrap-distance-left:9pt;mso-wrap-distance-top:3.6pt;mso-wrap-distance-right:9pt;mso-wrap-distance-bottom:3.6pt;mso-position-horizontal:absolute;mso-position-horizontal-relative:text;mso-position-vertical:absolute;mso-position-vertical-relative:text;mso-width-percent:0;mso-height-percent:0;mso-width-relative:margin;mso-height-relative:margin;v-text-anchor:top" o:gfxdata="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" filled="f" stroked="f">
+                <v:textbox>
+                  <w:txbxContent>
+                    <w:p>
+                      <w:pPr>
+                        <w:pStyle w:val="Listaszerbekezds"/>
+                        <w:numPr>
+                          <w:ilvl w:val="0"/>
+                          <w:numId w:val="18"/>
+                        </w:numPr>
+                        <w:spacing w:after="400"/>
+                        <w:ind w:left="714" w:right="583" w:hanging="357"/>
+                        <w:contextualSpacing w:val="0"/>
+                      </w:pPr>
+                      <w:r>
+                        <w:t>Az üzenetek rendszerszintű azonosítását és az ügyfélszolgálati feladatok állapotát kezelő adatok.</w:t>
+                      </w:r>
+                    </w:p>
+                    <w:p>
+                      <w:pPr>
+                        <w:pStyle w:val="Listaszerbekezds"/>
+                        <w:numPr>
+                          <w:ilvl w:val="0"/>
+                          <w:numId w:val="18"/>
+                        </w:numPr>
+                        <w:spacing w:after="400"/>
+                        <w:ind w:left="714" w:right="583" w:hanging="357"/>
+                        <w:contextualSpacing w:val="0"/>
+                      </w:pPr>
+                      <w:r>
+                        <w:t xml:space="preserve">Az </w:t>
+                      </w:r>
+                      <w:r>
+                        <w:rPr>
+                          <w:b/>
+                          <w:bCs/>
+                        </w:rPr>
+                        <w:t>fid</w:t>
+                      </w:r>
+                      <w:r>
+                        <w:t xml:space="preserve"> (idegen kulcs) összekapcsolja a megkeresést a regisztrált felhasználóval, míg a megv</w:t>
+                      </w:r>
+                      <w:r>
+                        <w:t>á</w:t>
+                      </w:r>
+                      <w:r>
+                        <w:t>l</w:t>
+                      </w:r>
+                      <w:r>
+                        <w:t>a</w:t>
+                      </w:r>
+                      <w:r>
+                        <w:t>szolt logikai mező jelzi az adminisztrátoroknak, hogy az adott jegy lezárult-e.</w:t>
+                      </w:r>
+                    </w:p>
+                    <w:p>
+                      <w:pPr>
+                        <w:pStyle w:val="Listaszerbekezds"/>
+                        <w:numPr>
+                          <w:ilvl w:val="0"/>
+                          <w:numId w:val="18"/>
+                        </w:numPr>
+                        <w:spacing w:after="400"/>
+                        <w:ind w:left="714" w:right="583" w:hanging="357"/>
+                        <w:contextualSpacing w:val="0"/>
+                      </w:pPr>
+                      <w:r>
+                        <w:t>(üzenet azonosítója, felhasználó azonosítója, megválaszolás státusza)</w:t>
+                      </w:r>
+                      <w:r>
+                        <w:t>.</w:t>
+                      </w:r>
+                    </w:p>
+                  </w:txbxContent>
+                </v:textbox>
+                <w10:wrap type="square"/>
+              </v:shape>
+            </w:pict>
+          </mc:Fallback>
+        </mc:AlternateContent>
+      </w:r>
+      <w:r>
+        <w:rPr>
+          <w:noProof/>
+        </w:rPr>
+        <mc:AlternateContent>
+          <mc:Choice Requires="wps">
+            <w:drawing>
+              <wp:anchor distT="45720" distB="45720" distL="114300" distR="114300" simplePos="0" relativeHeight="251713536" behindDoc="0" locked="0" layoutInCell="1" allowOverlap="1" wp14:anchorId="24449D60" wp14:editId="05632543">
+                <wp:simplePos x="0" y="0"/>
+                <wp:positionH relativeFrom="column">
+                  <wp:posOffset>2879725</wp:posOffset>
+                </wp:positionH>
+                <wp:positionV relativeFrom="paragraph">
+                  <wp:posOffset>4094934</wp:posOffset>
+                </wp:positionV>
+                <wp:extent cx="3247390" cy="3256915"/>
+                <wp:effectExtent l="0" t="0" r="0" b="635"/>
+                <wp:wrapSquare wrapText="bothSides"/>
+                <wp:docPr id="1411308860" name="Szövegdoboz 2"/>
+                <wp:cNvGraphicFramePr>
+                  <a:graphicFrameLocks xmlns:a="http://schemas.openxmlformats.org/drawingml/2006/main"/>
+                </wp:cNvGraphicFramePr>
+                <a:graphic xmlns:a="http://schemas.openxmlformats.org/drawingml/2006/main">
+                  <a:graphicData uri="http://schemas.microsoft.com/office/word/2010/wordprocessingShape">
+                    <wps:wsp>
+                      <wps:cNvSpPr txBox="1">
+                        <a:spLocks noChangeArrowheads="1"/>
+                      </wps:cNvSpPr>
+                      <wps:spPr bwMode="auto">
+                        <a:xfrm>
+                          <a:off x="0" y="0"/>
+                          <a:ext cx="3247390" cy="3256915"/>
+                        </a:xfrm>
+                        <a:prstGeom prst="rect">
+                          <a:avLst/>
+                        </a:prstGeom>
+                        <a:noFill/>
+                        <a:ln w="9525">
+                          <a:noFill/>
+                          <a:miter lim="800000"/>
+                          <a:headEnd/>
+                          <a:tailEnd/>
+                        </a:ln>
+                      </wps:spPr>
+                      <wps:txbx>
+                        <w:txbxContent>
+                          <w:p>
+                            <w:pPr>
+                              <w:pStyle w:val="Listaszerbekezds"/>
+                              <w:numPr>
+                                <w:ilvl w:val="0"/>
+                                <w:numId w:val="18"/>
+                              </w:numPr>
+                              <w:spacing w:after="400"/>
+                              <w:ind w:left="714" w:right="-6" w:hanging="357"/>
+                              <w:contextualSpacing w:val="0"/>
+                            </w:pPr>
+                            <w:r>
+                              <w:t>A felhasználó által beküldött érdemi információk és a beérkezés pontos időbélyege.</w:t>
+                            </w:r>
+                          </w:p>
+                          <w:p>
+                            <w:pPr>
+                              <w:pStyle w:val="Listaszerbekezds"/>
+                              <w:numPr>
+                                <w:ilvl w:val="0"/>
+                                <w:numId w:val="18"/>
+                              </w:numPr>
+                              <w:spacing w:after="400"/>
+                              <w:ind w:left="714" w:right="-6" w:hanging="357"/>
+                              <w:contextualSpacing w:val="0"/>
+                            </w:pPr>
+                            <w:r>
+                              <w:t xml:space="preserve">A </w:t>
+                            </w:r>
+                            <w:proofErr w:type="spellStart"/>
+                            <w:r>
+                              <w:rPr>
+                                <w:b/>
+                                <w:bCs/>
+                              </w:rPr>
+                              <w:t>kategoria</w:t>
+                            </w:r>
+                            <w:proofErr w:type="spellEnd"/>
+                            <w:r>
+                              <w:t xml:space="preserve"> (pl. technikai, javaslat, általános) biztosítja a megkeresések tematikus szűrését és rendszerezését, az elérhetőségi adatok pedig garantálják a válaszadás lehetőségét.</w:t>
+                            </w:r>
+                          </w:p>
+                          <w:p>
+                            <w:pPr>
+                              <w:pStyle w:val="Listaszerbekezds"/>
+                              <w:numPr>
+                                <w:ilvl w:val="0"/>
+                                <w:numId w:val="18"/>
+                              </w:numPr>
+                              <w:spacing w:after="400"/>
+                              <w:ind w:left="714" w:right="-6" w:hanging="357"/>
+                              <w:contextualSpacing w:val="0"/>
+                            </w:pPr>
+                            <w:r>
+                              <w:t>(beküldő neve, e-mail címe, témakör, szöveges tartalom és a beküldés ideje)</w:t>
+                            </w:r>
+                          </w:p>
+                        </w:txbxContent>
+                      </wps:txbx>
+                      <wps:bodyPr rot="0" vert="horz" wrap="square" lIns="91440" tIns="45720" rIns="91440" bIns="45720" anchor="t" anchorCtr="0">
+                        <a:noAutofit/>
+                      </wps:bodyPr>
+                    </wps:wsp>
+                  </a:graphicData>
+                </a:graphic>
+                <wp14:sizeRelH relativeFrom="margin">
+                  <wp14:pctWidth>0</wp14:pctWidth>
+                </wp14:sizeRelH>
+                <wp14:sizeRelV relativeFrom="margin">
+                  <wp14:pctHeight>0</wp14:pctHeight>
+                </wp14:sizeRelV>
+              </wp:anchor>
+            </w:drawing>
+          </mc:Choice>
+          <mc:Fallback>
+            <w:pict>
+              <v:shape w14:anchorId="24449D60" id="_x0000_s1034" type="#_x0000_t202" style="position:absolute;margin-left:226.75pt;margin-top:322.45pt;width:255.7pt;height:256.45pt;z-index:251713536;visibility:visible;mso-wrap-style:square;mso-width-percent:0;mso-height-percent:0;mso-wrap-distance-left:9pt;mso-wrap-distance-top:3.6pt;mso-wrap-distance-right:9pt;mso-wrap-distance-bottom:3.6pt;mso-position-horizontal:absolute;mso-position-horizontal-relative:text;mso-position-vertical:absolute;mso-position-vertical-relative:text;mso-width-percent:0;mso-height-percent:0;mso-width-relative:margin;mso-height-relative:margin;v-text-anchor:top" o:gfxdata="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" filled="f" stroked="f">
+                <v:textbox>
+                  <w:txbxContent>
+                    <w:p>
+                      <w:pPr>
+                        <w:pStyle w:val="Listaszerbekezds"/>
+                        <w:numPr>
+                          <w:ilvl w:val="0"/>
+                          <w:numId w:val="18"/>
+                        </w:numPr>
+                        <w:spacing w:after="400"/>
+                        <w:ind w:left="714" w:right="-6" w:hanging="357"/>
+                        <w:contextualSpacing w:val="0"/>
+                      </w:pPr>
+                      <w:r>
+                        <w:t>A felhasználó által beküldött érdemi információk és a beérkezés pontos időbélyege.</w:t>
+                      </w:r>
+                    </w:p>
+                    <w:p>
+                      <w:pPr>
+                        <w:pStyle w:val="Listaszerbekezds"/>
+                        <w:numPr>
+                          <w:ilvl w:val="0"/>
+                          <w:numId w:val="18"/>
+                        </w:numPr>
+                        <w:spacing w:after="400"/>
+                        <w:ind w:left="714" w:right="-6" w:hanging="357"/>
+                        <w:contextualSpacing w:val="0"/>
+                      </w:pPr>
+                      <w:r>
+                        <w:t xml:space="preserve">A </w:t>
+                      </w:r>
+                      <w:proofErr w:type="spellStart"/>
+                      <w:r>
+                        <w:rPr>
+                          <w:b/>
+                          <w:bCs/>
+                        </w:rPr>
+                        <w:t>kategoria</w:t>
+                      </w:r>
+                      <w:proofErr w:type="spellEnd"/>
+                      <w:r>
+                        <w:t xml:space="preserve"> (pl. technikai, javaslat, általános) biztosítja a megkeresések tematikus szűrését és rendszerezését, az elérhetőségi adatok pedig garantálják a válaszadás lehetőségét.</w:t>
+                      </w:r>
+                    </w:p>
+                    <w:p>
+                      <w:pPr>
+                        <w:pStyle w:val="Listaszerbekezds"/>
+                        <w:numPr>
+                          <w:ilvl w:val="0"/>
+                          <w:numId w:val="18"/>
+                        </w:numPr>
+                        <w:spacing w:after="400"/>
+                        <w:ind w:left="714" w:right="-6" w:hanging="357"/>
+                        <w:contextualSpacing w:val="0"/>
+                      </w:pPr>
+                      <w:r>
+                        <w:t>(beküldő neve, e-mail címe, témakör, szöveges tartalom és a beküldés ideje)</w:t>
+                      </w:r>
+                    </w:p>
+                  </w:txbxContent>
+                </v:textbox>
+                <w10:wrap type="square"/>
+              </v:shape>
+            </w:pict>
+          </mc:Fallback>
+        </mc:AlternateContent>
+      </w:r>
+      <w:r>
+        <w:rPr>
+          <w:noProof/>
+        </w:rPr>
+        <mc:AlternateContent>
+          <mc:Choice Requires="wpg">
+            <w:drawing>
+              <wp:anchor distT="0" distB="0" distL="114300" distR="114300" simplePos="0" relativeHeight="251711488" behindDoc="0" locked="0" layoutInCell="1" allowOverlap="1" wp14:anchorId="6B2CE6FF" wp14:editId="23120554">
+                <wp:simplePos x="0" y="0"/>
+                <wp:positionH relativeFrom="column">
+                  <wp:posOffset>530225</wp:posOffset>
+                </wp:positionH>
+                <wp:positionV relativeFrom="paragraph">
+                  <wp:posOffset>4217703</wp:posOffset>
+                </wp:positionV>
+                <wp:extent cx="2534285" cy="2751455"/>
+                <wp:effectExtent l="76200" t="95250" r="0" b="86995"/>
+                <wp:wrapNone/>
+                <wp:docPr id="1982682756" name="Csoportba foglalás 20"/>
+                <wp:cNvGraphicFramePr/>
+                <a:graphic xmlns:a="http://schemas.openxmlformats.org/drawingml/2006/main">
+                  <a:graphicData uri="http://schemas.microsoft.com/office/word/2010/wordprocessingGroup">
+                    <wpg:wgp>
+                      <wpg:cNvGrpSpPr/>
+                      <wpg:grpSpPr>
+                        <a:xfrm>
+                          <a:off x="0" y="0"/>
+                          <a:ext cx="2534285" cy="2751455"/>
+                          <a:chOff x="0" y="0"/>
+                          <a:chExt cx="2534381" cy="2751455"/>
+                        </a:xfrm>
+                      </wpg:grpSpPr>
+                      <wpg:grpSp>
+                        <wpg:cNvPr id="1752052721" name="Csoportba foglalás 19"/>
+                        <wpg:cNvGrpSpPr/>
+                        <wpg:grpSpPr>
+                          <a:xfrm>
+                            <a:off x="0" y="0"/>
+                            <a:ext cx="2133363" cy="2751455"/>
+                            <a:chOff x="0" y="0"/>
+                            <a:chExt cx="2133363" cy="2751455"/>
+                          </a:xfrm>
+                        </wpg:grpSpPr>
+                        <pic:pic xmlns:pic="http://schemas.openxmlformats.org/drawingml/2006/picture">
+                          <pic:nvPicPr>
+                            <pic:cNvPr id="314468362" name="Kép 18" descr="A képen szöveg, képernyőkép, Betűtípus, szám látható&#10;&#10;Előfordulhat, hogy az AI által létrehozott tartalom helytelen."/>
+                            <pic:cNvPicPr>
+                              <a:picLocks noChangeAspect="1"/>
+                            </pic:cNvPicPr>
+                          </pic:nvPicPr>
+                          <pic:blipFill>
+                            <a:blip r:embed="rId23">
+                              <a:extLst>
+                                <a:ext uri="{28A0092B-C50C-407E-A947-70E740481C1C}">
+                                  <a14:useLocalDpi xmlns:a14="http://schemas.microsoft.com/office/drawing/2010/main" val="0"/>
+                                </a:ext>
+                              </a:extLst>
+                            </a:blip>
+                            <a:srcRect/>
+                            <a:stretch>
+                              <a:fillRect/>
+                            </a:stretch>
+                          </pic:blipFill>
+                          <pic:spPr bwMode="auto">
+                            <a:xfrm>
+                              <a:off x="2458" y="0"/>
+                              <a:ext cx="2117090" cy="2751455"/>
+                            </a:xfrm>
+                            <a:prstGeom prst="rect">
+                              <a:avLst/>
+                            </a:prstGeom>
+                            <a:noFill/>
+                            <a:ln>
+                              <a:noFill/>
+                            </a:ln>
+                            <a:effectLst>
+                              <a:outerShdw blurRad="63500" sx="102000" sy="102000" algn="ctr" rotWithShape="0">
+                                <a:prstClr val="black">
+                                  <a:alpha val="30000"/>
+                                </a:prstClr>
+                              </a:outerShdw>
+                            </a:effectLst>
+                          </pic:spPr>
+                        </pic:pic>
+                        <wps:wsp>
+                          <wps:cNvPr id="477664980" name="Téglalap 11"/>
+                          <wps:cNvSpPr/>
+                          <wps:spPr>
+                            <a:xfrm>
+                              <a:off x="0" y="304847"/>
+                              <a:ext cx="2133363" cy="948769"/>
+                            </a:xfrm>
+                            <a:prstGeom prst="rect">
+                              <a:avLst/>
+                            </a:prstGeom>
+                            <a:solidFill>
+                              <a:schemeClr val="tx1">
+                                <a:lumMod val="85000"/>
+                                <a:lumOff val="15000"/>
+                                <a:alpha val="30000"/>
+                              </a:schemeClr>
+                            </a:solidFill>
+                            <a:ln>
+                              <a:noFill/>
+                            </a:ln>
+                          </wps:spPr>
+                          <wps:style>
+                            <a:lnRef idx="2">
+                              <a:schemeClr val="accent1">
+                                <a:shade val="15000"/>
+                              </a:schemeClr>
+                            </a:lnRef>
+                            <a:fillRef idx="1">
+                              <a:schemeClr val="accent1"/>
+                            </a:fillRef>
+                            <a:effectRef idx="0">
+                              <a:schemeClr val="accent1"/>
+                            </a:effectRef>
+                            <a:fontRef idx="minor">
+                              <a:schemeClr val="lt1"/>
+                            </a:fontRef>
+                          </wps:style>
+                          <wps:bodyPr rot="0" spcFirstLastPara="0" vertOverflow="overflow" horzOverflow="overflow" vert="horz" wrap="square" lIns="91440" tIns="45720" rIns="91440" bIns="45720" numCol="1" spcCol="0" rtlCol="0" fromWordArt="0" anchor="ctr" anchorCtr="0" forceAA="0" compatLnSpc="1">
+                            <a:prstTxWarp prst="textNoShape">
+                              <a:avLst/>
+                            </a:prstTxWarp>
+                            <a:noAutofit/>
+                          </wps:bodyPr>
+                        </wps:wsp>
+                        <wps:wsp>
+                          <wps:cNvPr id="1399550091" name="Téglalap 10"/>
+                          <wps:cNvSpPr/>
+                          <wps:spPr>
+                            <a:xfrm>
+                              <a:off x="11669" y="1263720"/>
+                              <a:ext cx="2105506" cy="1475165"/>
+                            </a:xfrm>
+                            <a:prstGeom prst="rect">
+                              <a:avLst/>
+                            </a:prstGeom>
+                            <a:noFill/>
+                            <a:ln w="28575">
+                              <a:solidFill>
+                                <a:schemeClr val="bg2">
+                                  <a:lumMod val="75000"/>
+                                </a:schemeClr>
+                              </a:solidFill>
+                              <a:prstDash val="sysDot"/>
+                            </a:ln>
+                          </wps:spPr>
+                          <wps:style>
+                            <a:lnRef idx="2">
+                              <a:schemeClr val="accent1">
+                                <a:shade val="15000"/>
+                              </a:schemeClr>
+                            </a:lnRef>
+                            <a:fillRef idx="1">
+                              <a:schemeClr val="accent1"/>
+                            </a:fillRef>
+                            <a:effectRef idx="0">
+                              <a:schemeClr val="accent1"/>
+                            </a:effectRef>
+                            <a:fontRef idx="minor">
+                              <a:schemeClr val="lt1"/>
+                            </a:fontRef>
+                          </wps:style>
+                          <wps:bodyPr rot="0" spcFirstLastPara="0" vertOverflow="overflow" horzOverflow="overflow" vert="horz" wrap="square" lIns="91440" tIns="45720" rIns="91440" bIns="45720" numCol="1" spcCol="0" rtlCol="0" fromWordArt="0" anchor="ctr" anchorCtr="0" forceAA="0" compatLnSpc="1">
+                            <a:prstTxWarp prst="textNoShape">
+                              <a:avLst/>
+                            </a:prstTxWarp>
+                            <a:noAutofit/>
+                          </wps:bodyPr>
+                        </wps:wsp>
+                      </wpg:grpSp>
+                      <wps:wsp>
+                        <wps:cNvPr id="1664030737" name="Jobb oldali kapcsos zárójel 15"/>
+                        <wps:cNvSpPr/>
+                        <wps:spPr>
+                          <a:xfrm>
+                            <a:off x="2128182" y="1261668"/>
+                            <a:ext cx="406199" cy="1472165"/>
+                          </a:xfrm>
+                          <a:prstGeom prst="rightBrace">
+                            <a:avLst/>
+                          </a:prstGeom>
+                          <a:ln w="28575">
+                            <a:solidFill>
+                              <a:srgbClr val="A365D1"/>
+                            </a:solidFill>
+                          </a:ln>
+                        </wps:spPr>
+                        <wps:style>
+                          <a:lnRef idx="1">
+                            <a:schemeClr val="accent1"/>
+                          </a:lnRef>
+                          <a:fillRef idx="0">
+                            <a:schemeClr val="accent1"/>
+                          </a:fillRef>
+                          <a:effectRef idx="0">
+                            <a:schemeClr val="accent1"/>
+                          </a:effectRef>
+                          <a:fontRef idx="minor">
+                            <a:schemeClr val="tx1"/>
+                          </a:fontRef>
+                        </wps:style>
+                        <wps:bodyPr rot="0" spcFirstLastPara="0" vertOverflow="overflow" horzOverflow="overflow" vert="horz" wrap="square" lIns="91440" tIns="45720" rIns="91440" bIns="45720" numCol="1" spcCol="0" rtlCol="0" fromWordArt="0" anchor="ctr" anchorCtr="0" forceAA="0" compatLnSpc="1">
+                          <a:prstTxWarp prst="textNoShape">
+                            <a:avLst/>
+                          </a:prstTxWarp>
+                          <a:noAutofit/>
+                        </wps:bodyPr>
+                      </wps:wsp>
+                    </wpg:wgp>
+                  </a:graphicData>
+                </a:graphic>
+                <wp14:sizeRelH relativeFrom="margin">
+                  <wp14:pctWidth>0</wp14:pctWidth>
+                </wp14:sizeRelH>
+                <wp14:sizeRelV relativeFrom="margin">
+                  <wp14:pctHeight>0</wp14:pctHeight>
+                </wp14:sizeRelV>
+              </wp:anchor>
+            </w:drawing>
+          </mc:Choice>
+          <mc:Fallback>
+            <w:pict>
+              <v:group w14:anchorId="53B06D6F" id="Csoportba foglalás 20" o:spid="_x0000_s1026" style="position:absolute;margin-left:41.75pt;margin-top:332.1pt;width:199.55pt;height:216.65pt;z-index:251711488;mso-width-relative:margin;mso-height-relative:margin" coordsize="25343,27514" o:gfxdata="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">
+                <v:group id="Csoportba foglalás 19" o:spid="_x0000_s1027" style="position:absolute;width:21333;height:27514" coordsize="21333,27514" o:gfxdata="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">
+                  <v:shape id="Kép 18" o:spid="_x0000_s1028" type="#_x0000_t75" alt="A képen szöveg, képernyőkép, Betűtípus, szám látható&#10;&#10;Előfordulhat, hogy az AI által létrehozott tartalom helytelen." style="position:absolute;left:24;width:21171;height:27514;visibility:visible;mso-wrap-style:square" o:gfxdata="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">
+                    <v:imagedata r:id="rId24" o:title="A képen szöveg, képernyőkép, Betűtípus, szám látható&#10;&#10;Előfordulhat, hogy az AI által létrehozott tartalom helytelen"/>
+                    <v:shadow on="t" type="perspective" color="black" opacity="19660f" offset="0,0" matrix="66847f,,,66847f"/>
+                  </v:shape>
+                  <v:rect id="Téglalap 11" o:spid="_x0000_s1029" style="position:absolute;top:3048;width:21333;height:9488;visibility:visible;mso-wrap-style:square;v-text-anchor:middle" o:gfxdata="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" fillcolor="#272727 [2749]" stroked="f" strokeweight="1pt">
+                    <v:fill opacity="19789f"/>
+                  </v:rect>
+                  <v:rect id="Téglalap 10" o:spid="_x0000_s1030" style="position:absolute;left:116;top:12637;width:21055;height:14751;visibility:visible;mso-wrap-style:square;v-text-anchor:middle" o:gfxdata="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" filled="f" strokecolor="#aeaaaa [2414]" strokeweight="2.25pt">
+                    <v:stroke dashstyle="1 1"/>
+                  </v:rect>
+                </v:group>
+                <v:shape id="Jobb oldali kapcsos zárójel 15" o:spid="_x0000_s1031" type="#_x0000_t88" style="position:absolute;left:21281;top:12616;width:4062;height:14722;visibility:visible;mso-wrap-style:square;v-text-anchor:middle" o:gfxdata="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" adj="497" strokecolor="#a365d1" strokeweight="2.25pt">
+                  <v:stroke joinstyle="miter"/>
+                </v:shape>
+              </v:group>
+            </w:pict>
+          </mc:Fallback>
+        </mc:AlternateContent>
+      </w:r>
+      <w:r>
+        <w:rPr>
+          <w:noProof/>
+        </w:rPr>
+        <mc:AlternateContent>
+          <mc:Choice Requires="wpg">
+            <w:drawing>
+              <wp:anchor distT="0" distB="0" distL="114300" distR="114300" simplePos="0" relativeHeight="251707392" behindDoc="0" locked="0" layoutInCell="1" allowOverlap="1" wp14:anchorId="57B7AD1D" wp14:editId="1F534D38">
+                <wp:simplePos x="0" y="0"/>
+                <wp:positionH relativeFrom="column">
+                  <wp:posOffset>532765</wp:posOffset>
+                </wp:positionH>
+                <wp:positionV relativeFrom="paragraph">
+                  <wp:posOffset>163162</wp:posOffset>
+                </wp:positionV>
+                <wp:extent cx="2534285" cy="2757805"/>
+                <wp:effectExtent l="76200" t="95250" r="0" b="80645"/>
+                <wp:wrapNone/>
+                <wp:docPr id="1564036374" name="Csoportba foglalás 20"/>
+                <wp:cNvGraphicFramePr/>
+                <a:graphic xmlns:a="http://schemas.openxmlformats.org/drawingml/2006/main">
+                  <a:graphicData uri="http://schemas.microsoft.com/office/word/2010/wordprocessingGroup">
+                    <wpg:wgp>
+                      <wpg:cNvGrpSpPr/>
+                      <wpg:grpSpPr>
+                        <a:xfrm>
+                          <a:off x="0" y="0"/>
+                          <a:ext cx="2534285" cy="2757805"/>
+                          <a:chOff x="0" y="0"/>
+                          <a:chExt cx="2534882" cy="2758297"/>
+                        </a:xfrm>
+                      </wpg:grpSpPr>
+                      <wpg:grpSp>
+                        <wpg:cNvPr id="1535344011" name="Csoportba foglalás 19"/>
+                        <wpg:cNvGrpSpPr/>
+                        <wpg:grpSpPr>
+                          <a:xfrm>
+                            <a:off x="0" y="0"/>
+                            <a:ext cx="2133363" cy="2758297"/>
+                            <a:chOff x="0" y="0"/>
+                            <a:chExt cx="2133363" cy="2758297"/>
+                          </a:xfrm>
+                        </wpg:grpSpPr>
+                        <pic:pic xmlns:pic="http://schemas.openxmlformats.org/drawingml/2006/picture">
+                          <pic:nvPicPr>
+                            <pic:cNvPr id="10751171" name="Kép 18" descr="A képen szöveg, képernyőkép, Betűtípus, szám látható&#10;&#10;Előfordulhat, hogy az AI által létrehozott tartalom helytelen."/>
+                            <pic:cNvPicPr>
+                              <a:picLocks noChangeAspect="1"/>
+                            </pic:cNvPicPr>
+                          </pic:nvPicPr>
+                          <pic:blipFill>
+                            <a:blip r:embed="rId23">
+                              <a:extLst>
+                                <a:ext uri="{28A0092B-C50C-407E-A947-70E740481C1C}">
+                                  <a14:useLocalDpi xmlns:a14="http://schemas.microsoft.com/office/drawing/2010/main" val="0"/>
+                                </a:ext>
+                              </a:extLst>
+                            </a:blip>
+                            <a:srcRect/>
+                            <a:stretch>
+                              <a:fillRect/>
+                            </a:stretch>
+                          </pic:blipFill>
+                          <pic:spPr bwMode="auto">
+                            <a:xfrm>
+                              <a:off x="2458" y="0"/>
+                              <a:ext cx="2117090" cy="2751455"/>
+                            </a:xfrm>
+                            <a:prstGeom prst="rect">
+                              <a:avLst/>
+                            </a:prstGeom>
+                            <a:noFill/>
+                            <a:ln>
+                              <a:noFill/>
+                            </a:ln>
+                            <a:effectLst>
+                              <a:outerShdw blurRad="63500" sx="102000" sy="102000" algn="ctr" rotWithShape="0">
+                                <a:prstClr val="black">
+                                  <a:alpha val="30000"/>
+                                </a:prstClr>
+                              </a:outerShdw>
+                            </a:effectLst>
+                          </pic:spPr>
+                        </pic:pic>
+                        <wps:wsp>
+                          <wps:cNvPr id="1836444889" name="Téglalap 11"/>
+                          <wps:cNvSpPr/>
+                          <wps:spPr>
+                            <a:xfrm>
+                              <a:off x="0" y="1261602"/>
+                              <a:ext cx="2133363" cy="1496695"/>
+                            </a:xfrm>
+                            <a:prstGeom prst="rect">
+                              <a:avLst/>
+                            </a:prstGeom>
+                            <a:solidFill>
+                              <a:schemeClr val="tx1">
+                                <a:lumMod val="85000"/>
+                                <a:lumOff val="15000"/>
+                                <a:alpha val="30000"/>
+                              </a:schemeClr>
+                            </a:solidFill>
+                            <a:ln>
+                              <a:noFill/>
+                            </a:ln>
+                          </wps:spPr>
+                          <wps:style>
+                            <a:lnRef idx="2">
+                              <a:schemeClr val="accent1">
+                                <a:shade val="15000"/>
+                              </a:schemeClr>
+                            </a:lnRef>
+                            <a:fillRef idx="1">
+                              <a:schemeClr val="accent1"/>
+                            </a:fillRef>
+                            <a:effectRef idx="0">
+                              <a:schemeClr val="accent1"/>
+                            </a:effectRef>
+                            <a:fontRef idx="minor">
+                              <a:schemeClr val="lt1"/>
+                            </a:fontRef>
+                          </wps:style>
+                          <wps:bodyPr rot="0" spcFirstLastPara="0" vertOverflow="overflow" horzOverflow="overflow" vert="horz" wrap="square" lIns="91440" tIns="45720" rIns="91440" bIns="45720" numCol="1" spcCol="0" rtlCol="0" fromWordArt="0" anchor="ctr" anchorCtr="0" forceAA="0" compatLnSpc="1">
+                            <a:prstTxWarp prst="textNoShape">
+                              <a:avLst/>
+                            </a:prstTxWarp>
+                            <a:noAutofit/>
+                          </wps:bodyPr>
+                        </wps:wsp>
+                        <wps:wsp>
+                          <wps:cNvPr id="175457193" name="Téglalap 10"/>
+                          <wps:cNvSpPr/>
+                          <wps:spPr>
+                            <a:xfrm>
+                              <a:off x="11675" y="307259"/>
+                              <a:ext cx="2105506" cy="934085"/>
+                            </a:xfrm>
+                            <a:prstGeom prst="rect">
+                              <a:avLst/>
+                            </a:prstGeom>
+                            <a:noFill/>
+                            <a:ln w="28575">
+                              <a:solidFill>
+                                <a:schemeClr val="bg2">
+                                  <a:lumMod val="75000"/>
+                                </a:schemeClr>
+                              </a:solidFill>
+                              <a:prstDash val="sysDot"/>
+                            </a:ln>
+                          </wps:spPr>
+                          <wps:style>
+                            <a:lnRef idx="2">
+                              <a:schemeClr val="accent1">
+                                <a:shade val="15000"/>
+                              </a:schemeClr>
+                            </a:lnRef>
+                            <a:fillRef idx="1">
+                              <a:schemeClr val="accent1"/>
+                            </a:fillRef>
+                            <a:effectRef idx="0">
+                              <a:schemeClr val="accent1"/>
+                            </a:effectRef>
+                            <a:fontRef idx="minor">
+                              <a:schemeClr val="lt1"/>
+                            </a:fontRef>
+                          </wps:style>
+                          <wps:bodyPr rot="0" spcFirstLastPara="0" vertOverflow="overflow" horzOverflow="overflow" vert="horz" wrap="square" lIns="91440" tIns="45720" rIns="91440" bIns="45720" numCol="1" spcCol="0" rtlCol="0" fromWordArt="0" anchor="ctr" anchorCtr="0" forceAA="0" compatLnSpc="1">
+                            <a:prstTxWarp prst="textNoShape">
+                              <a:avLst/>
+                            </a:prstTxWarp>
+                            <a:noAutofit/>
+                          </wps:bodyPr>
+                        </wps:wsp>
+                      </wpg:grpSp>
+                      <wps:wsp>
+                        <wps:cNvPr id="363088352" name="Jobb oldali kapcsos zárójel 15"/>
+                        <wps:cNvSpPr/>
+                        <wps:spPr>
+                          <a:xfrm>
+                            <a:off x="2128683" y="322007"/>
+                            <a:ext cx="406199" cy="921851"/>
+                          </a:xfrm>
+                          <a:prstGeom prst="rightBrace">
+                            <a:avLst/>
+                          </a:prstGeom>
+                          <a:ln w="28575">
+                            <a:solidFill>
+                              <a:srgbClr val="A365D1"/>
+                            </a:solidFill>
+                          </a:ln>
+                        </wps:spPr>
+                        <wps:style>
+                          <a:lnRef idx="1">
+                            <a:schemeClr val="accent1"/>
+                          </a:lnRef>
+                          <a:fillRef idx="0">
+                            <a:schemeClr val="accent1"/>
+                          </a:fillRef>
+                          <a:effectRef idx="0">
+                            <a:schemeClr val="accent1"/>
+                          </a:effectRef>
+                          <a:fontRef idx="minor">
+                            <a:schemeClr val="tx1"/>
+                          </a:fontRef>
+                        </wps:style>
+                        <wps:bodyPr rot="0" spcFirstLastPara="0" vertOverflow="overflow" horzOverflow="overflow" vert="horz" wrap="square" lIns="91440" tIns="45720" rIns="91440" bIns="45720" numCol="1" spcCol="0" rtlCol="0" fromWordArt="0" anchor="ctr" anchorCtr="0" forceAA="0" compatLnSpc="1">
+                          <a:prstTxWarp prst="textNoShape">
+                            <a:avLst/>
+                          </a:prstTxWarp>
+                          <a:noAutofit/>
+                        </wps:bodyPr>
+                      </wps:wsp>
+                    </wpg:wgp>
+                  </a:graphicData>
+                </a:graphic>
+              </wp:anchor>
+            </w:drawing>
+          </mc:Choice>
+          <mc:Fallback>
+            <w:pict>
+              <v:group w14:anchorId="1B240102" id="Csoportba foglalás 20" o:spid="_x0000_s1026" style="position:absolute;margin-left:41.95pt;margin-top:12.85pt;width:199.55pt;height:217.15pt;z-index:251707392" coordsize="25348,27582" o:gfxdata="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">
+                <v:group id="Csoportba foglalás 19" o:spid="_x0000_s1027" style="position:absolute;width:21333;height:27582" coordsize="21333,27582" o:gfxdata="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">
+                  <v:shape id="Kép 18" o:spid="_x0000_s1028" type="#_x0000_t75" alt="A képen szöveg, képernyőkép, Betűtípus, szám látható&#10;&#10;Előfordulhat, hogy az AI által létrehozott tartalom helytelen." style="position:absolute;left:24;width:21171;height:27514;visibility:visible;mso-wrap-style:square" o:gfxdata="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">
+                    <v:imagedata r:id="rId24" o:title="A képen szöveg, képernyőkép, Betűtípus, szám látható&#10;&#10;Előfordulhat, hogy az AI által létrehozott tartalom helytelen"/>
+                    <v:shadow on="t" type="perspective" color="black" opacity="19660f" offset="0,0" matrix="66847f,,,66847f"/>
+                  </v:shape>
+                  <v:rect id="Téglalap 11" o:spid="_x0000_s1029" style="position:absolute;top:12616;width:21333;height:14966;visibility:visible;mso-wrap-style:square;v-text-anchor:middle" o:gfxdata="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" fillcolor="#272727 [2749]" stroked="f" strokeweight="1pt">
+                    <v:fill opacity="19789f"/>
+                  </v:rect>
+                  <v:rect id="Téglalap 10" o:spid="_x0000_s1030" style="position:absolute;left:116;top:3072;width:21055;height:9341;visibility:visible;mso-wrap-style:square;v-text-anchor:middle" o:gfxdata="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" filled="f" strokecolor="#aeaaaa [2414]" strokeweight="2.25pt">
+                    <v:stroke dashstyle="1 1"/>
+                  </v:rect>
+                </v:group>
+                <v:shape id="Jobb oldali kapcsos zárójel 15" o:spid="_x0000_s1031" type="#_x0000_t88" style="position:absolute;left:21286;top:3220;width:4062;height:9218;visibility:visible;mso-wrap-style:square;v-text-anchor:middle" o:gfxdata="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" adj="793" strokecolor="#a365d1" strokeweight="2.25pt">
+                  <v:stroke joinstyle="miter"/>
+                </v:shape>
+              </v:group>
+            </w:pict>
+          </mc:Fallback>
+        </mc:AlternateContent>
+      </w:r>
+      <w:r>
+        <w:br w:type="page"/>
+      </w:r>
+    </w:p>
+    <w:p>
+      <w:pPr>
+        <w:pStyle w:val="Cmsor4"/>
+        <w:ind w:left="851"/>
+      </w:pPr>
+      <w:bookmarkStart w:id="33" w:name="_Toc222676225"/>
+      <w:r>
+        <w:lastRenderedPageBreak/>
+        <w:t>Jelszó visszaállítások tábla</w:t>
+      </w:r>
       <w:bookmarkEnd w:id="33"/>
     </w:p>
+    <w:p>
+      <w:pPr>
+        <w:ind w:left="851"/>
+      </w:pPr>
+      <w:r>
+        <w:t xml:space="preserve">A </w:t>
+      </w:r>
+      <w:proofErr w:type="spellStart"/>
+      <w:r>
+        <w:rPr>
+          <w:b/>
+          <w:bCs/>
+        </w:rPr>
+        <w:t>jelszo_visszaallitasok</w:t>
+      </w:r>
+      <w:proofErr w:type="spellEnd"/>
+      <w:r>
+        <w:rPr>
+          <w:b/>
+          <w:bCs/>
+        </w:rPr>
+        <w:t xml:space="preserve"> </w:t>
+      </w:r>
+      <w:r>
+        <w:t>tábla a fiókhelyreállítási folyamat biztonságos és ellenőrzött kezeléséért felel. Célja az elfelejtett jelszavak cseréjének hitelesítése, megakadályozva az illetéktelen fiókhozzáféréseket.</w:t>
+      </w:r>
+    </w:p>
+    <w:p>
+      <w:pPr>
+        <w:spacing w:line="259" w:lineRule="auto"/>
+        <w:jc w:val="left"/>
+      </w:pPr>
+      <w:r>
+        <w:rPr>
+          <w:noProof/>
+        </w:rPr>
+        <mc:AlternateContent>
+          <mc:Choice Requires="wps">
+            <w:drawing>
+              <wp:anchor distT="45720" distB="45720" distL="114300" distR="114300" simplePos="0" relativeHeight="251724800" behindDoc="0" locked="0" layoutInCell="1" allowOverlap="1" wp14:anchorId="33B51C50" wp14:editId="58C2EF53">
+                <wp:simplePos x="0" y="0"/>
+                <wp:positionH relativeFrom="column">
+                  <wp:posOffset>2896870</wp:posOffset>
+                </wp:positionH>
+                <wp:positionV relativeFrom="paragraph">
+                  <wp:posOffset>133465</wp:posOffset>
+                </wp:positionV>
+                <wp:extent cx="3616960" cy="2987040"/>
+                <wp:effectExtent l="0" t="0" r="0" b="3810"/>
+                <wp:wrapSquare wrapText="bothSides"/>
+                <wp:docPr id="701516839" name="Szövegdoboz 2"/>
+                <wp:cNvGraphicFramePr>
+                  <a:graphicFrameLocks xmlns:a="http://schemas.openxmlformats.org/drawingml/2006/main"/>
+                </wp:cNvGraphicFramePr>
+                <a:graphic xmlns:a="http://schemas.openxmlformats.org/drawingml/2006/main">
+                  <a:graphicData uri="http://schemas.microsoft.com/office/word/2010/wordprocessingShape">
+                    <wps:wsp>
+                      <wps:cNvSpPr txBox="1">
+                        <a:spLocks noChangeArrowheads="1"/>
+                      </wps:cNvSpPr>
+                      <wps:spPr bwMode="auto">
+                        <a:xfrm>
+                          <a:off x="0" y="0"/>
+                          <a:ext cx="3616960" cy="2987040"/>
+                        </a:xfrm>
+                        <a:prstGeom prst="rect">
+                          <a:avLst/>
+                        </a:prstGeom>
+                        <a:noFill/>
+                        <a:ln w="9525">
+                          <a:noFill/>
+                          <a:miter lim="800000"/>
+                          <a:headEnd/>
+                          <a:tailEnd/>
+                        </a:ln>
+                      </wps:spPr>
+                      <wps:txbx>
+                        <w:txbxContent>
+                          <w:p>
+                            <w:pPr>
+                              <w:pStyle w:val="Listaszerbekezds"/>
+                              <w:numPr>
+                                <w:ilvl w:val="0"/>
+                                <w:numId w:val="18"/>
+                              </w:numPr>
+                              <w:spacing w:after="400"/>
+                              <w:ind w:left="714" w:right="570" w:hanging="357"/>
+                              <w:contextualSpacing w:val="0"/>
+                            </w:pPr>
+                            <w:r>
+                              <w:t>Ezek a mezők azonosítják a helyreállítási kérelmet, és az fid idegen kulcson keresztül rendelik hozzá az érintett felhasználóhoz.</w:t>
+                            </w:r>
+                          </w:p>
+                          <w:p>
+                            <w:pPr>
+                              <w:pStyle w:val="Listaszerbekezds"/>
+                              <w:numPr>
+                                <w:ilvl w:val="0"/>
+                                <w:numId w:val="18"/>
+                              </w:numPr>
+                              <w:spacing w:after="400"/>
+                              <w:ind w:left="714" w:right="570" w:hanging="357"/>
+                              <w:contextualSpacing w:val="0"/>
+                            </w:pPr>
+                            <w:r>
+                              <w:t xml:space="preserve">A </w:t>
+                            </w:r>
+                            <w:proofErr w:type="spellStart"/>
+                            <w:r>
+                              <w:rPr>
+                                <w:b/>
+                                <w:bCs/>
+                              </w:rPr>
+                              <w:t>token</w:t>
+                            </w:r>
+                            <w:proofErr w:type="spellEnd"/>
+                            <w:r>
+                              <w:t xml:space="preserve"> tárolja a rendszer által generált, e-mailben kiküldött egyszer használatos biztonsági kulcsot.</w:t>
+                            </w:r>
+                          </w:p>
+                          <w:p>
+                            <w:pPr>
+                              <w:pStyle w:val="Listaszerbekezds"/>
+                              <w:numPr>
+                                <w:ilvl w:val="0"/>
+                                <w:numId w:val="18"/>
+                              </w:numPr>
+                              <w:spacing w:after="400"/>
+                              <w:ind w:left="714" w:right="570" w:hanging="357"/>
+                              <w:contextualSpacing w:val="0"/>
+                            </w:pPr>
+                            <w:r>
+                              <w:t>(kérelem azonosítója, felhasználó azonosítója, biztonsági kulcs)</w:t>
+                            </w:r>
+                            <w:r>
+                              <w:t>.</w:t>
+                            </w:r>
+                          </w:p>
+                        </w:txbxContent>
+                      </wps:txbx>
+                      <wps:bodyPr rot="0" vert="horz" wrap="square" lIns="91440" tIns="45720" rIns="91440" bIns="45720" anchor="t" anchorCtr="0">
+                        <a:noAutofit/>
+                      </wps:bodyPr>
+                    </wps:wsp>
+                  </a:graphicData>
+                </a:graphic>
+                <wp14:sizeRelH relativeFrom="margin">
+                  <wp14:pctWidth>0</wp14:pctWidth>
+                </wp14:sizeRelH>
+                <wp14:sizeRelV relativeFrom="margin">
+                  <wp14:pctHeight>0</wp14:pctHeight>
+                </wp14:sizeRelV>
+              </wp:anchor>
+            </w:drawing>
+          </mc:Choice>
+          <mc:Fallback>
+            <w:pict>
+              <v:shape w14:anchorId="33B51C50" id="_x0000_s1035" type="#_x0000_t202" style="position:absolute;margin-left:228.1pt;margin-top:10.5pt;width:284.8pt;height:235.2pt;z-index:251724800;visibility:visible;mso-wrap-style:square;mso-width-percent:0;mso-height-percent:0;mso-wrap-distance-left:9pt;mso-wrap-distance-top:3.6pt;mso-wrap-distance-right:9pt;mso-wrap-distance-bottom:3.6pt;mso-position-horizontal:absolute;mso-position-horizontal-relative:text;mso-position-vertical:absolute;mso-position-vertical-relative:text;mso-width-percent:0;mso-height-percent:0;mso-width-relative:margin;mso-height-relative:margin;v-text-anchor:top" o:gfxdata="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" filled="f" stroked="f">
+                <v:textbox>
+                  <w:txbxContent>
+                    <w:p>
+                      <w:pPr>
+                        <w:pStyle w:val="Listaszerbekezds"/>
+                        <w:numPr>
+                          <w:ilvl w:val="0"/>
+                          <w:numId w:val="18"/>
+                        </w:numPr>
+                        <w:spacing w:after="400"/>
+                        <w:ind w:left="714" w:right="570" w:hanging="357"/>
+                        <w:contextualSpacing w:val="0"/>
+                      </w:pPr>
+                      <w:r>
+                        <w:t>Ezek a mezők azonosítják a helyreállítási kérelmet, és az fid idegen kulcson keresztül rendelik hozzá az érintett felhasználóhoz.</w:t>
+                      </w:r>
+                    </w:p>
+                    <w:p>
+                      <w:pPr>
+                        <w:pStyle w:val="Listaszerbekezds"/>
+                        <w:numPr>
+                          <w:ilvl w:val="0"/>
+                          <w:numId w:val="18"/>
+                        </w:numPr>
+                        <w:spacing w:after="400"/>
+                        <w:ind w:left="714" w:right="570" w:hanging="357"/>
+                        <w:contextualSpacing w:val="0"/>
+                      </w:pPr>
+                      <w:r>
+                        <w:t xml:space="preserve">A </w:t>
+                      </w:r>
+                      <w:proofErr w:type="spellStart"/>
+                      <w:r>
+                        <w:rPr>
+                          <w:b/>
+                          <w:bCs/>
+                        </w:rPr>
+                        <w:t>token</w:t>
+                      </w:r>
+                      <w:proofErr w:type="spellEnd"/>
+                      <w:r>
+                        <w:t xml:space="preserve"> tárolja a rendszer által generált, e-mailben kiküldött egyszer használatos biztonsági kulcsot.</w:t>
+                      </w:r>
+                    </w:p>
+                    <w:p>
+                      <w:pPr>
+                        <w:pStyle w:val="Listaszerbekezds"/>
+                        <w:numPr>
+                          <w:ilvl w:val="0"/>
+                          <w:numId w:val="18"/>
+                        </w:numPr>
+                        <w:spacing w:after="400"/>
+                        <w:ind w:left="714" w:right="570" w:hanging="357"/>
+                        <w:contextualSpacing w:val="0"/>
+                      </w:pPr>
+                      <w:r>
+                        <w:t>(kérelem azonosítója, felhasználó azonosítója, biztonsági kulcs)</w:t>
+                      </w:r>
+                      <w:r>
+                        <w:t>.</w:t>
+                      </w:r>
+                    </w:p>
+                  </w:txbxContent>
+                </v:textbox>
+                <w10:wrap type="square"/>
+              </v:shape>
+            </w:pict>
+          </mc:Fallback>
+        </mc:AlternateContent>
+      </w:r>
+      <w:r>
+        <w:rPr>
+          <w:noProof/>
+        </w:rPr>
+        <mc:AlternateContent>
+          <mc:Choice Requires="wps">
+            <w:drawing>
+              <wp:anchor distT="45720" distB="45720" distL="114300" distR="114300" simplePos="0" relativeHeight="251731968" behindDoc="0" locked="0" layoutInCell="1" allowOverlap="1" wp14:anchorId="22FB95E8" wp14:editId="047FE037">
+                <wp:simplePos x="0" y="0"/>
+                <wp:positionH relativeFrom="column">
+                  <wp:posOffset>522605</wp:posOffset>
+                </wp:positionH>
+                <wp:positionV relativeFrom="paragraph">
+                  <wp:posOffset>3161846</wp:posOffset>
+                </wp:positionV>
+                <wp:extent cx="1134110" cy="355600"/>
+                <wp:effectExtent l="0" t="0" r="0" b="6350"/>
+                <wp:wrapSquare wrapText="bothSides"/>
+                <wp:docPr id="683138098" name="Szövegdoboz 2"/>
+                <wp:cNvGraphicFramePr>
+                  <a:graphicFrameLocks xmlns:a="http://schemas.openxmlformats.org/drawingml/2006/main"/>
+                </wp:cNvGraphicFramePr>
+                <a:graphic xmlns:a="http://schemas.openxmlformats.org/drawingml/2006/main">
+                  <a:graphicData uri="http://schemas.microsoft.com/office/word/2010/wordprocessingShape">
+                    <wps:wsp>
+                      <wps:cNvSpPr txBox="1">
+                        <a:spLocks noChangeArrowheads="1"/>
+                      </wps:cNvSpPr>
+                      <wps:spPr bwMode="auto">
+                        <a:xfrm>
+                          <a:off x="0" y="0"/>
+                          <a:ext cx="1134110" cy="355600"/>
+                        </a:xfrm>
+                        <a:prstGeom prst="rect">
+                          <a:avLst/>
+                        </a:prstGeom>
+                        <a:noFill/>
+                        <a:ln w="9525">
+                          <a:noFill/>
+                          <a:miter lim="800000"/>
+                          <a:headEnd/>
+                          <a:tailEnd/>
+                        </a:ln>
+                      </wps:spPr>
+                      <wps:txbx>
+                        <w:txbxContent>
+                          <w:p>
+                            <w:pPr>
+                              <w:spacing w:after="400"/>
+                              <w:rPr>
+                                <w:color w:val="767171" w:themeColor="background2" w:themeShade="80"/>
+                              </w:rPr>
+                            </w:pPr>
+                            <w:r>
+                              <w:rPr>
+                                <w:color w:val="767171" w:themeColor="background2" w:themeShade="80"/>
+                              </w:rPr>
+                              <w:t>Minta</w:t>
+                            </w:r>
+                            <w:r>
+                              <w:rPr>
+                                <w:color w:val="767171" w:themeColor="background2" w:themeShade="80"/>
+                              </w:rPr>
+                              <w:t>példa:</w:t>
+                            </w:r>
+                          </w:p>
+                        </w:txbxContent>
+                      </wps:txbx>
+                      <wps:bodyPr rot="0" vert="horz" wrap="square" lIns="91440" tIns="45720" rIns="91440" bIns="45720" anchor="t" anchorCtr="0">
+                        <a:noAutofit/>
+                      </wps:bodyPr>
+                    </wps:wsp>
+                  </a:graphicData>
+                </a:graphic>
+                <wp14:sizeRelH relativeFrom="margin">
+                  <wp14:pctWidth>0</wp14:pctWidth>
+                </wp14:sizeRelH>
+                <wp14:sizeRelV relativeFrom="margin">
+                  <wp14:pctHeight>0</wp14:pctHeight>
+                </wp14:sizeRelV>
+              </wp:anchor>
+            </w:drawing>
+          </mc:Choice>
+          <mc:Fallback>
+            <w:pict>
+              <v:shape w14:anchorId="22FB95E8" id="_x0000_s1036" type="#_x0000_t202" style="position:absolute;margin-left:41.15pt;margin-top:248.95pt;width:89.3pt;height:28pt;z-index:251731968;visibility:visible;mso-wrap-style:square;mso-width-percent:0;mso-height-percent:0;mso-wrap-distance-left:9pt;mso-wrap-distance-top:3.6pt;mso-wrap-distance-right:9pt;mso-wrap-distance-bottom:3.6pt;mso-position-horizontal:absolute;mso-position-horizontal-relative:text;mso-position-vertical:absolute;mso-position-vertical-relative:text;mso-width-percent:0;mso-height-percent:0;mso-width-relative:margin;mso-height-relative:margin;v-text-anchor:top" o:gfxdata="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" filled="f" stroked="f">
+                <v:textbox>
+                  <w:txbxContent>
+                    <w:p>
+                      <w:pPr>
+                        <w:spacing w:after="400"/>
+                        <w:rPr>
+                          <w:color w:val="767171" w:themeColor="background2" w:themeShade="80"/>
+                        </w:rPr>
+                      </w:pPr>
+                      <w:r>
+                        <w:rPr>
+                          <w:color w:val="767171" w:themeColor="background2" w:themeShade="80"/>
+                        </w:rPr>
+                        <w:t>Minta</w:t>
+                      </w:r>
+                      <w:r>
+                        <w:rPr>
+                          <w:color w:val="767171" w:themeColor="background2" w:themeShade="80"/>
+                        </w:rPr>
+                        <w:t>példa:</w:t>
+                      </w:r>
+                    </w:p>
+                  </w:txbxContent>
+                </v:textbox>
+                <w10:wrap type="square"/>
+              </v:shape>
+            </w:pict>
+          </mc:Fallback>
+        </mc:AlternateContent>
+      </w:r>
+      <w:r>
+        <w:drawing>
+          <wp:anchor distT="0" distB="0" distL="114300" distR="114300" simplePos="0" relativeHeight="251729920" behindDoc="0" locked="0" layoutInCell="1" allowOverlap="1" wp14:anchorId="0658A4BE" wp14:editId="374C4856">
+            <wp:simplePos x="0" y="0"/>
+            <wp:positionH relativeFrom="column">
+              <wp:posOffset>540385</wp:posOffset>
+            </wp:positionH>
+            <wp:positionV relativeFrom="paragraph">
+              <wp:posOffset>3429454</wp:posOffset>
+            </wp:positionV>
+            <wp:extent cx="5385435" cy="316865"/>
+            <wp:effectExtent l="114300" t="76200" r="120015" b="83185"/>
+            <wp:wrapSquare wrapText="bothSides"/>
+            <wp:docPr id="230112395" name="Kép 1"/>
+            <wp:cNvGraphicFramePr>
+              <a:graphicFrameLocks xmlns:a="http://schemas.openxmlformats.org/drawingml/2006/main" noChangeAspect="1"/>
+            </wp:cNvGraphicFramePr>
+            <a:graphic xmlns:a="http://schemas.openxmlformats.org/drawingml/2006/main">
+              <a:graphicData uri="http://schemas.openxmlformats.org/drawingml/2006/picture">
+                <pic:pic xmlns:pic="http://schemas.openxmlformats.org/drawingml/2006/picture">
+                  <pic:nvPicPr>
+                    <pic:cNvPr id="230112395" name=""/>
+                    <pic:cNvPicPr/>
+                  </pic:nvPicPr>
+                  <pic:blipFill>
+                    <a:blip r:embed="rId25">
+                      <a:extLst>
+                        <a:ext uri="{28A0092B-C50C-407E-A947-70E740481C1C}">
+                          <a14:useLocalDpi xmlns:a14="http://schemas.microsoft.com/office/drawing/2010/main" val="0"/>
+                        </a:ext>
+                      </a:extLst>
+                    </a:blip>
+                    <a:stretch>
+                      <a:fillRect/>
+                    </a:stretch>
+                  </pic:blipFill>
+                  <pic:spPr>
+                    <a:xfrm>
+                      <a:off x="0" y="0"/>
+                      <a:ext cx="5385435" cy="316865"/>
+                    </a:xfrm>
+                    <a:prstGeom prst="rect">
+                      <a:avLst/>
+                    </a:prstGeom>
+                    <a:effectLst>
+                      <a:outerShdw blurRad="63500" sx="102000" sy="102000" algn="ctr" rotWithShape="0">
+                        <a:prstClr val="black">
+                          <a:alpha val="30000"/>
+                        </a:prstClr>
+                      </a:outerShdw>
+                    </a:effectLst>
+                  </pic:spPr>
+                </pic:pic>
+              </a:graphicData>
+            </a:graphic>
+            <wp14:sizeRelH relativeFrom="margin">
+              <wp14:pctWidth>0</wp14:pctWidth>
+            </wp14:sizeRelH>
+            <wp14:sizeRelV relativeFrom="margin">
+              <wp14:pctHeight>0</wp14:pctHeight>
+            </wp14:sizeRelV>
+          </wp:anchor>
+        </w:drawing>
+      </w:r>
+      <w:r>
+        <w:rPr>
+          <w:noProof/>
+        </w:rPr>
+        <mc:AlternateContent>
+          <mc:Choice Requires="wps">
+            <w:drawing>
+              <wp:anchor distT="45720" distB="45720" distL="114300" distR="114300" simplePos="0" relativeHeight="251728896" behindDoc="0" locked="0" layoutInCell="1" allowOverlap="1" wp14:anchorId="57403115" wp14:editId="20ECCB9F">
+                <wp:simplePos x="0" y="0"/>
+                <wp:positionH relativeFrom="column">
+                  <wp:posOffset>2896870</wp:posOffset>
+                </wp:positionH>
+                <wp:positionV relativeFrom="paragraph">
+                  <wp:posOffset>4062730</wp:posOffset>
+                </wp:positionV>
+                <wp:extent cx="3616960" cy="3230880"/>
+                <wp:effectExtent l="0" t="0" r="0" b="0"/>
+                <wp:wrapSquare wrapText="bothSides"/>
+                <wp:docPr id="1252160215" name="Szövegdoboz 2"/>
+                <wp:cNvGraphicFramePr>
+                  <a:graphicFrameLocks xmlns:a="http://schemas.openxmlformats.org/drawingml/2006/main"/>
+                </wp:cNvGraphicFramePr>
+                <a:graphic xmlns:a="http://schemas.openxmlformats.org/drawingml/2006/main">
+                  <a:graphicData uri="http://schemas.microsoft.com/office/word/2010/wordprocessingShape">
+                    <wps:wsp>
+                      <wps:cNvSpPr txBox="1">
+                        <a:spLocks noChangeArrowheads="1"/>
+                      </wps:cNvSpPr>
+                      <wps:spPr bwMode="auto">
+                        <a:xfrm>
+                          <a:off x="0" y="0"/>
+                          <a:ext cx="3616960" cy="3230880"/>
+                        </a:xfrm>
+                        <a:prstGeom prst="rect">
+                          <a:avLst/>
+                        </a:prstGeom>
+                        <a:noFill/>
+                        <a:ln w="9525">
+                          <a:noFill/>
+                          <a:miter lim="800000"/>
+                          <a:headEnd/>
+                          <a:tailEnd/>
+                        </a:ln>
+                      </wps:spPr>
+                      <wps:txbx>
+                        <w:txbxContent>
+                          <w:p>
+                            <w:pPr>
+                              <w:pStyle w:val="Listaszerbekezds"/>
+                              <w:numPr>
+                                <w:ilvl w:val="0"/>
+                                <w:numId w:val="18"/>
+                              </w:numPr>
+                              <w:spacing w:after="400"/>
+                              <w:ind w:left="714" w:right="570" w:hanging="357"/>
+                              <w:contextualSpacing w:val="0"/>
+                            </w:pPr>
+                            <w:r>
+                              <w:t>A jelszócsere folyamat állapotát és szigorú időbeli érvényességét felügyelő adminisztrációs adatok.</w:t>
+                            </w:r>
+                          </w:p>
+                          <w:p>
+                            <w:pPr>
+                              <w:pStyle w:val="Listaszerbekezds"/>
+                              <w:numPr>
+                                <w:ilvl w:val="0"/>
+                                <w:numId w:val="18"/>
+                              </w:numPr>
+                              <w:spacing w:after="400"/>
+                              <w:ind w:left="714" w:right="570" w:hanging="357"/>
+                              <w:contextualSpacing w:val="0"/>
+                            </w:pPr>
+                            <w:r>
+                              <w:t xml:space="preserve">A visszaélések elkerülése érdekében a </w:t>
+                            </w:r>
+                            <w:proofErr w:type="spellStart"/>
+                            <w:r>
+                              <w:rPr>
+                                <w:b/>
+                                <w:bCs/>
+                              </w:rPr>
+                              <w:t>lejarati_ido</w:t>
+                            </w:r>
+                            <w:proofErr w:type="spellEnd"/>
+                            <w:r>
+                              <w:rPr>
+                                <w:b/>
+                                <w:bCs/>
+                              </w:rPr>
+                              <w:t xml:space="preserve"> </w:t>
+                            </w:r>
+                            <w:r>
+                              <w:t xml:space="preserve">határidőt szab, a </w:t>
+                            </w:r>
+                            <w:proofErr w:type="spellStart"/>
+                            <w:r>
+                              <w:rPr>
+                                <w:b/>
+                                <w:bCs/>
+                              </w:rPr>
+                              <w:t>felhasznalva</w:t>
+                            </w:r>
+                            <w:proofErr w:type="spellEnd"/>
+                            <w:r>
+                              <w:t xml:space="preserve"> logikai mező pedig garantálja, hogy a linket csak egyszer lehessen aktiválni.</w:t>
+                            </w:r>
+                          </w:p>
+                          <w:p>
+                            <w:pPr>
+                              <w:pStyle w:val="Listaszerbekezds"/>
+                              <w:numPr>
+                                <w:ilvl w:val="0"/>
+                                <w:numId w:val="18"/>
+                              </w:numPr>
+                              <w:spacing w:after="400"/>
+                              <w:ind w:left="714" w:right="570" w:hanging="357"/>
+                              <w:contextualSpacing w:val="0"/>
+                            </w:pPr>
+                            <w:r>
+                              <w:t xml:space="preserve">(felhasználás állapota, </w:t>
+                            </w:r>
+                            <w:proofErr w:type="spellStart"/>
+                            <w:r>
+                              <w:t>token</w:t>
+                            </w:r>
+                            <w:proofErr w:type="spellEnd"/>
+                            <w:r>
+                              <w:t xml:space="preserve"> lejárati határideje, kérelem indulásának ideje)</w:t>
+                            </w:r>
+                            <w:r>
+                              <w:t>.</w:t>
+                            </w:r>
+                          </w:p>
+                        </w:txbxContent>
+                      </wps:txbx>
+                      <wps:bodyPr rot="0" vert="horz" wrap="square" lIns="91440" tIns="45720" rIns="91440" bIns="45720" anchor="t" anchorCtr="0">
+                        <a:noAutofit/>
+                      </wps:bodyPr>
+                    </wps:wsp>
+                  </a:graphicData>
+                </a:graphic>
+                <wp14:sizeRelH relativeFrom="margin">
+                  <wp14:pctWidth>0</wp14:pctWidth>
+                </wp14:sizeRelH>
+                <wp14:sizeRelV relativeFrom="margin">
+                  <wp14:pctHeight>0</wp14:pctHeight>
+                </wp14:sizeRelV>
+              </wp:anchor>
+            </w:drawing>
+          </mc:Choice>
+          <mc:Fallback>
+            <w:pict>
+              <v:shape w14:anchorId="57403115" id="_x0000_s1037" type="#_x0000_t202" style="position:absolute;margin-left:228.1pt;margin-top:319.9pt;width:284.8pt;height:254.4pt;z-index:251728896;visibility:visible;mso-wrap-style:square;mso-width-percent:0;mso-height-percent:0;mso-wrap-distance-left:9pt;mso-wrap-distance-top:3.6pt;mso-wrap-distance-right:9pt;mso-wrap-distance-bottom:3.6pt;mso-position-horizontal:absolute;mso-position-horizontal-relative:text;mso-position-vertical:absolute;mso-position-vertical-relative:text;mso-width-percent:0;mso-height-percent:0;mso-width-relative:margin;mso-height-relative:margin;v-text-anchor:top" o:gfxdata="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" filled="f" stroked="f">
+                <v:textbox>
+                  <w:txbxContent>
+                    <w:p>
+                      <w:pPr>
+                        <w:pStyle w:val="Listaszerbekezds"/>
+                        <w:numPr>
+                          <w:ilvl w:val="0"/>
+                          <w:numId w:val="18"/>
+                        </w:numPr>
+                        <w:spacing w:after="400"/>
+                        <w:ind w:left="714" w:right="570" w:hanging="357"/>
+                        <w:contextualSpacing w:val="0"/>
+                      </w:pPr>
+                      <w:r>
+                        <w:t>A jelszócsere folyamat állapotát és szigorú időbeli érvényességét felügyelő adminisztrációs adatok.</w:t>
+                      </w:r>
+                    </w:p>
+                    <w:p>
+                      <w:pPr>
+                        <w:pStyle w:val="Listaszerbekezds"/>
+                        <w:numPr>
+                          <w:ilvl w:val="0"/>
+                          <w:numId w:val="18"/>
+                        </w:numPr>
+                        <w:spacing w:after="400"/>
+                        <w:ind w:left="714" w:right="570" w:hanging="357"/>
+                        <w:contextualSpacing w:val="0"/>
+                      </w:pPr>
+                      <w:r>
+                        <w:t xml:space="preserve">A visszaélések elkerülése érdekében a </w:t>
+                      </w:r>
+                      <w:proofErr w:type="spellStart"/>
+                      <w:r>
+                        <w:rPr>
+                          <w:b/>
+                          <w:bCs/>
+                        </w:rPr>
+                        <w:t>lejarati_ido</w:t>
+                      </w:r>
+                      <w:proofErr w:type="spellEnd"/>
+                      <w:r>
+                        <w:rPr>
+                          <w:b/>
+                          <w:bCs/>
+                        </w:rPr>
+                        <w:t xml:space="preserve"> </w:t>
+                      </w:r>
+                      <w:r>
+                        <w:t xml:space="preserve">határidőt szab, a </w:t>
+                      </w:r>
+                      <w:proofErr w:type="spellStart"/>
+                      <w:r>
+                        <w:rPr>
+                          <w:b/>
+                          <w:bCs/>
+                        </w:rPr>
+                        <w:t>felhasznalva</w:t>
+                      </w:r>
+                      <w:proofErr w:type="spellEnd"/>
+                      <w:r>
+                        <w:t xml:space="preserve"> logikai mező pedig garantálja, hogy a linket csak egyszer lehessen aktiválni.</w:t>
+                      </w:r>
+                    </w:p>
+                    <w:p>
+                      <w:pPr>
+                        <w:pStyle w:val="Listaszerbekezds"/>
+                        <w:numPr>
+                          <w:ilvl w:val="0"/>
+                          <w:numId w:val="18"/>
+                        </w:numPr>
+                        <w:spacing w:after="400"/>
+                        <w:ind w:left="714" w:right="570" w:hanging="357"/>
+                        <w:contextualSpacing w:val="0"/>
+                      </w:pPr>
+                      <w:r>
+                        <w:t xml:space="preserve">(felhasználás állapota, </w:t>
+                      </w:r>
+                      <w:proofErr w:type="spellStart"/>
+                      <w:r>
+                        <w:t>token</w:t>
+                      </w:r>
+                      <w:proofErr w:type="spellEnd"/>
+                      <w:r>
+                        <w:t xml:space="preserve"> lejárati határideje, kérelem indulásának ideje)</w:t>
+                      </w:r>
+                      <w:r>
+                        <w:t>.</w:t>
+                      </w:r>
+                    </w:p>
+                  </w:txbxContent>
+                </v:textbox>
+                <w10:wrap type="square"/>
+              </v:shape>
+            </w:pict>
+          </mc:Fallback>
+        </mc:AlternateContent>
+      </w:r>
+      <w:r>
+        <w:rPr>
+          <w:noProof/>
+        </w:rPr>
+        <mc:AlternateContent>
+          <mc:Choice Requires="wpg">
+            <w:drawing>
+              <wp:anchor distT="0" distB="0" distL="114300" distR="114300" simplePos="0" relativeHeight="251722752" behindDoc="0" locked="0" layoutInCell="1" allowOverlap="1" wp14:anchorId="6CB40403" wp14:editId="4799223A">
+                <wp:simplePos x="0" y="0"/>
+                <wp:positionH relativeFrom="column">
+                  <wp:posOffset>537845</wp:posOffset>
+                </wp:positionH>
+                <wp:positionV relativeFrom="paragraph">
+                  <wp:posOffset>425550</wp:posOffset>
+                </wp:positionV>
+                <wp:extent cx="2543175" cy="2074545"/>
+                <wp:effectExtent l="76200" t="95250" r="0" b="97155"/>
+                <wp:wrapNone/>
+                <wp:docPr id="322536762" name="Csoportba foglalás 22"/>
+                <wp:cNvGraphicFramePr/>
+                <a:graphic xmlns:a="http://schemas.openxmlformats.org/drawingml/2006/main">
+                  <a:graphicData uri="http://schemas.microsoft.com/office/word/2010/wordprocessingGroup">
+                    <wpg:wgp>
+                      <wpg:cNvGrpSpPr/>
+                      <wpg:grpSpPr>
+                        <a:xfrm>
+                          <a:off x="0" y="0"/>
+                          <a:ext cx="2543175" cy="2074545"/>
+                          <a:chOff x="0" y="0"/>
+                          <a:chExt cx="2543795" cy="2075013"/>
+                        </a:xfrm>
+                      </wpg:grpSpPr>
+                      <wpg:grpSp>
+                        <wpg:cNvPr id="1299916380" name="Csoportba foglalás 21"/>
+                        <wpg:cNvGrpSpPr/>
+                        <wpg:grpSpPr>
+                          <a:xfrm>
+                            <a:off x="0" y="0"/>
+                            <a:ext cx="2143449" cy="2075013"/>
+                            <a:chOff x="0" y="0"/>
+                            <a:chExt cx="2143449" cy="2075013"/>
+                          </a:xfrm>
+                        </wpg:grpSpPr>
+                        <pic:pic xmlns:pic="http://schemas.openxmlformats.org/drawingml/2006/picture">
+                          <pic:nvPicPr>
+                            <pic:cNvPr id="1725917427" name="Kép 1" descr="A képen szöveg, képernyőkép, Betűtípus, szám látható&#10;&#10;Előfordulhat, hogy az AI által létrehozott tartalom helytelen."/>
+                            <pic:cNvPicPr>
+                              <a:picLocks noChangeAspect="1"/>
+                            </pic:cNvPicPr>
+                          </pic:nvPicPr>
+                          <pic:blipFill>
+                            <a:blip r:embed="rId26">
+                              <a:extLst>
+                                <a:ext uri="{28A0092B-C50C-407E-A947-70E740481C1C}">
+                                  <a14:useLocalDpi xmlns:a14="http://schemas.microsoft.com/office/drawing/2010/main" val="0"/>
+                                </a:ext>
+                              </a:extLst>
+                            </a:blip>
+                            <a:stretch>
+                              <a:fillRect/>
+                            </a:stretch>
+                          </pic:blipFill>
+                          <pic:spPr>
+                            <a:xfrm>
+                              <a:off x="7448" y="0"/>
+                              <a:ext cx="2132330" cy="2068830"/>
+                            </a:xfrm>
+                            <a:prstGeom prst="rect">
+                              <a:avLst/>
+                            </a:prstGeom>
+                            <a:effectLst>
+                              <a:outerShdw blurRad="63500" sx="102000" sy="102000" algn="ctr" rotWithShape="0">
+                                <a:prstClr val="black">
+                                  <a:alpha val="30000"/>
+                                </a:prstClr>
+                              </a:outerShdw>
+                            </a:effectLst>
+                          </pic:spPr>
+                        </pic:pic>
+                        <wps:wsp>
+                          <wps:cNvPr id="2081360893" name="Téglalap 11"/>
+                          <wps:cNvSpPr/>
+                          <wps:spPr>
+                            <a:xfrm>
+                              <a:off x="0" y="1107908"/>
+                              <a:ext cx="2143449" cy="967105"/>
+                            </a:xfrm>
+                            <a:prstGeom prst="rect">
+                              <a:avLst/>
+                            </a:prstGeom>
+                            <a:solidFill>
+                              <a:schemeClr val="tx1">
+                                <a:lumMod val="85000"/>
+                                <a:lumOff val="15000"/>
+                                <a:alpha val="30000"/>
+                              </a:schemeClr>
+                            </a:solidFill>
+                            <a:ln>
+                              <a:noFill/>
+                            </a:ln>
+                          </wps:spPr>
+                          <wps:style>
+                            <a:lnRef idx="2">
+                              <a:schemeClr val="accent1">
+                                <a:shade val="15000"/>
+                              </a:schemeClr>
+                            </a:lnRef>
+                            <a:fillRef idx="1">
+                              <a:schemeClr val="accent1"/>
+                            </a:fillRef>
+                            <a:effectRef idx="0">
+                              <a:schemeClr val="accent1"/>
+                            </a:effectRef>
+                            <a:fontRef idx="minor">
+                              <a:schemeClr val="lt1"/>
+                            </a:fontRef>
+                          </wps:style>
+                          <wps:bodyPr rot="0" spcFirstLastPara="0" vertOverflow="overflow" horzOverflow="overflow" vert="horz" wrap="square" lIns="91440" tIns="45720" rIns="91440" bIns="45720" numCol="1" spcCol="0" rtlCol="0" fromWordArt="0" anchor="ctr" anchorCtr="0" forceAA="0" compatLnSpc="1">
+                            <a:prstTxWarp prst="textNoShape">
+                              <a:avLst/>
+                            </a:prstTxWarp>
+                            <a:noAutofit/>
+                          </wps:bodyPr>
+                        </wps:wsp>
+                        <wps:wsp>
+                          <wps:cNvPr id="1574882079" name="Téglalap 10"/>
+                          <wps:cNvSpPr/>
+                          <wps:spPr>
+                            <a:xfrm>
+                              <a:off x="12175" y="301935"/>
+                              <a:ext cx="2114550" cy="788853"/>
+                            </a:xfrm>
+                            <a:prstGeom prst="rect">
+                              <a:avLst/>
+                            </a:prstGeom>
+                            <a:noFill/>
+                            <a:ln w="28575">
+                              <a:solidFill>
+                                <a:schemeClr val="bg2">
+                                  <a:lumMod val="75000"/>
+                                </a:schemeClr>
+                              </a:solidFill>
+                              <a:prstDash val="sysDot"/>
+                            </a:ln>
+                          </wps:spPr>
+                          <wps:style>
+                            <a:lnRef idx="2">
+                              <a:schemeClr val="accent1">
+                                <a:shade val="15000"/>
+                              </a:schemeClr>
+                            </a:lnRef>
+                            <a:fillRef idx="1">
+                              <a:schemeClr val="accent1"/>
+                            </a:fillRef>
+                            <a:effectRef idx="0">
+                              <a:schemeClr val="accent1"/>
+                            </a:effectRef>
+                            <a:fontRef idx="minor">
+                              <a:schemeClr val="lt1"/>
+                            </a:fontRef>
+                          </wps:style>
+                          <wps:bodyPr rot="0" spcFirstLastPara="0" vertOverflow="overflow" horzOverflow="overflow" vert="horz" wrap="square" lIns="91440" tIns="45720" rIns="91440" bIns="45720" numCol="1" spcCol="0" rtlCol="0" fromWordArt="0" anchor="ctr" anchorCtr="0" forceAA="0" compatLnSpc="1">
+                            <a:prstTxWarp prst="textNoShape">
+                              <a:avLst/>
+                            </a:prstTxWarp>
+                            <a:noAutofit/>
+                          </wps:bodyPr>
+                        </wps:wsp>
+                      </wpg:grpSp>
+                      <wps:wsp>
+                        <wps:cNvPr id="1287556773" name="Jobb oldali kapcsos zárójel 15"/>
+                        <wps:cNvSpPr/>
+                        <wps:spPr>
+                          <a:xfrm>
+                            <a:off x="2137611" y="288185"/>
+                            <a:ext cx="406184" cy="812800"/>
+                          </a:xfrm>
+                          <a:prstGeom prst="rightBrace">
+                            <a:avLst/>
+                          </a:prstGeom>
+                          <a:ln w="28575">
+                            <a:solidFill>
+                              <a:srgbClr val="A365D1"/>
+                            </a:solidFill>
+                          </a:ln>
+                        </wps:spPr>
+                        <wps:style>
+                          <a:lnRef idx="1">
+                            <a:schemeClr val="accent1"/>
+                          </a:lnRef>
+                          <a:fillRef idx="0">
+                            <a:schemeClr val="accent1"/>
+                          </a:fillRef>
+                          <a:effectRef idx="0">
+                            <a:schemeClr val="accent1"/>
+                          </a:effectRef>
+                          <a:fontRef idx="minor">
+                            <a:schemeClr val="tx1"/>
+                          </a:fontRef>
+                        </wps:style>
+                        <wps:bodyPr rot="0" spcFirstLastPara="0" vertOverflow="overflow" horzOverflow="overflow" vert="horz" wrap="square" lIns="91440" tIns="45720" rIns="91440" bIns="45720" numCol="1" spcCol="0" rtlCol="0" fromWordArt="0" anchor="ctr" anchorCtr="0" forceAA="0" compatLnSpc="1">
+                          <a:prstTxWarp prst="textNoShape">
+                            <a:avLst/>
+                          </a:prstTxWarp>
+                          <a:noAutofit/>
+                        </wps:bodyPr>
+                      </wps:wsp>
+                    </wpg:wgp>
+                  </a:graphicData>
+                </a:graphic>
+              </wp:anchor>
+            </w:drawing>
+          </mc:Choice>
+          <mc:Fallback>
+            <w:pict>
+              <v:group w14:anchorId="7DDC9131" id="Csoportba foglalás 22" o:spid="_x0000_s1026" style="position:absolute;margin-left:42.35pt;margin-top:33.5pt;width:200.25pt;height:163.35pt;z-index:251722752" coordsize="25437,20750" o:gfxdata="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">
+                <v:group id="Csoportba foglalás 21" o:spid="_x0000_s1027" style="position:absolute;width:21434;height:20750" coordsize="21434,20750" o:gfxdata="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">
+                  <v:shape id="Kép 1" o:spid="_x0000_s1028" type="#_x0000_t75" alt="A képen szöveg, képernyőkép, Betűtípus, szám látható&#10;&#10;Előfordulhat, hogy az AI által létrehozott tartalom helytelen." style="position:absolute;left:74;width:21323;height:20688;visibility:visible;mso-wrap-style:square" o:gfxdata="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">
+                    <v:imagedata r:id="rId27" o:title="A képen szöveg, képernyőkép, Betűtípus, szám látható&#10;&#10;Előfordulhat, hogy az AI által létrehozott tartalom helytelen"/>
+                    <v:shadow on="t" type="perspective" color="black" opacity="19660f" offset="0,0" matrix="66847f,,,66847f"/>
+                  </v:shape>
+                  <v:rect id="Téglalap 11" o:spid="_x0000_s1029" style="position:absolute;top:11079;width:21434;height:9671;visibility:visible;mso-wrap-style:square;v-text-anchor:middle" o:gfxdata="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" fillcolor="#272727 [2749]" stroked="f" strokeweight="1pt">
+                    <v:fill opacity="19789f"/>
+                  </v:rect>
+                  <v:rect id="Téglalap 10" o:spid="_x0000_s1030" style="position:absolute;left:121;top:3019;width:21146;height:7888;visibility:visible;mso-wrap-style:square;v-text-anchor:middle" o:gfxdata="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" filled="f" strokecolor="#aeaaaa [2414]" strokeweight="2.25pt">
+                    <v:stroke dashstyle="1 1"/>
+                  </v:rect>
+                </v:group>
+                <v:shape id="Jobb oldali kapcsos zárójel 15" o:spid="_x0000_s1031" type="#_x0000_t88" style="position:absolute;left:21376;top:2881;width:4061;height:8128;visibility:visible;mso-wrap-style:square;v-text-anchor:middle" o:gfxdata="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" adj="899" strokecolor="#a365d1" strokeweight="2.25pt">
+                  <v:stroke joinstyle="miter"/>
+                </v:shape>
+              </v:group>
+            </w:pict>
+          </mc:Fallback>
+        </mc:AlternateContent>
+      </w:r>
+      <w:r>
+        <w:rPr>
+          <w:noProof/>
+        </w:rPr>
+        <mc:AlternateContent>
+          <mc:Choice Requires="wpg">
+            <w:drawing>
+              <wp:anchor distT="0" distB="0" distL="114300" distR="114300" simplePos="0" relativeHeight="251726848" behindDoc="0" locked="0" layoutInCell="1" allowOverlap="1" wp14:anchorId="00057EE9" wp14:editId="49641E57">
+                <wp:simplePos x="0" y="0"/>
+                <wp:positionH relativeFrom="column">
+                  <wp:posOffset>537845</wp:posOffset>
+                </wp:positionH>
+                <wp:positionV relativeFrom="paragraph">
+                  <wp:posOffset>4486175</wp:posOffset>
+                </wp:positionV>
+                <wp:extent cx="2538095" cy="2067560"/>
+                <wp:effectExtent l="76200" t="95250" r="0" b="104140"/>
+                <wp:wrapNone/>
+                <wp:docPr id="793180479" name="Csoportba foglalás 22"/>
+                <wp:cNvGraphicFramePr/>
+                <a:graphic xmlns:a="http://schemas.openxmlformats.org/drawingml/2006/main">
+                  <a:graphicData uri="http://schemas.microsoft.com/office/word/2010/wordprocessingGroup">
+                    <wpg:wgp>
+                      <wpg:cNvGrpSpPr/>
+                      <wpg:grpSpPr>
+                        <a:xfrm>
+                          <a:off x="0" y="0"/>
+                          <a:ext cx="2538095" cy="2067560"/>
+                          <a:chOff x="4788" y="0"/>
+                          <a:chExt cx="2539007" cy="2068830"/>
+                        </a:xfrm>
+                      </wpg:grpSpPr>
+                      <wpg:grpSp>
+                        <wpg:cNvPr id="639290538" name="Csoportba foglalás 21"/>
+                        <wpg:cNvGrpSpPr/>
+                        <wpg:grpSpPr>
+                          <a:xfrm>
+                            <a:off x="4788" y="0"/>
+                            <a:ext cx="2135251" cy="2068830"/>
+                            <a:chOff x="4788" y="0"/>
+                            <a:chExt cx="2135251" cy="2068830"/>
+                          </a:xfrm>
+                        </wpg:grpSpPr>
+                        <pic:pic xmlns:pic="http://schemas.openxmlformats.org/drawingml/2006/picture">
+                          <pic:nvPicPr>
+                            <pic:cNvPr id="457771839" name="Kép 1" descr="A képen szöveg, képernyőkép, Betűtípus, szám látható&#10;&#10;Előfordulhat, hogy az AI által létrehozott tartalom helytelen."/>
+                            <pic:cNvPicPr>
+                              <a:picLocks noChangeAspect="1"/>
+                            </pic:cNvPicPr>
+                          </pic:nvPicPr>
+                          <pic:blipFill>
+                            <a:blip r:embed="rId26">
+                              <a:extLst>
+                                <a:ext uri="{28A0092B-C50C-407E-A947-70E740481C1C}">
+                                  <a14:useLocalDpi xmlns:a14="http://schemas.microsoft.com/office/drawing/2010/main" val="0"/>
+                                </a:ext>
+                              </a:extLst>
+                            </a:blip>
+                            <a:stretch>
+                              <a:fillRect/>
+                            </a:stretch>
+                          </pic:blipFill>
+                          <pic:spPr>
+                            <a:xfrm>
+                              <a:off x="7448" y="0"/>
+                              <a:ext cx="2132330" cy="2068830"/>
+                            </a:xfrm>
+                            <a:prstGeom prst="rect">
+                              <a:avLst/>
+                            </a:prstGeom>
+                            <a:effectLst>
+                              <a:outerShdw blurRad="63500" sx="102000" sy="102000" algn="ctr" rotWithShape="0">
+                                <a:prstClr val="black">
+                                  <a:alpha val="30000"/>
+                                </a:prstClr>
+                              </a:outerShdw>
+                            </a:effectLst>
+                          </pic:spPr>
+                        </pic:pic>
+                        <wps:wsp>
+                          <wps:cNvPr id="307023077" name="Téglalap 11"/>
+                          <wps:cNvSpPr/>
+                          <wps:spPr>
+                            <a:xfrm>
+                              <a:off x="4788" y="288098"/>
+                              <a:ext cx="2135251" cy="914175"/>
+                            </a:xfrm>
+                            <a:prstGeom prst="rect">
+                              <a:avLst/>
+                            </a:prstGeom>
+                            <a:solidFill>
+                              <a:schemeClr val="tx1">
+                                <a:lumMod val="85000"/>
+                                <a:lumOff val="15000"/>
+                                <a:alpha val="30000"/>
+                              </a:schemeClr>
+                            </a:solidFill>
+                            <a:ln>
+                              <a:noFill/>
+                            </a:ln>
+                          </wps:spPr>
+                          <wps:style>
+                            <a:lnRef idx="2">
+                              <a:schemeClr val="accent1">
+                                <a:shade val="15000"/>
+                              </a:schemeClr>
+                            </a:lnRef>
+                            <a:fillRef idx="1">
+                              <a:schemeClr val="accent1"/>
+                            </a:fillRef>
+                            <a:effectRef idx="0">
+                              <a:schemeClr val="accent1"/>
+                            </a:effectRef>
+                            <a:fontRef idx="minor">
+                              <a:schemeClr val="lt1"/>
+                            </a:fontRef>
+                          </wps:style>
+                          <wps:bodyPr rot="0" spcFirstLastPara="0" vertOverflow="overflow" horzOverflow="overflow" vert="horz" wrap="square" lIns="91440" tIns="45720" rIns="91440" bIns="45720" numCol="1" spcCol="0" rtlCol="0" fromWordArt="0" anchor="ctr" anchorCtr="0" forceAA="0" compatLnSpc="1">
+                            <a:prstTxWarp prst="textNoShape">
+                              <a:avLst/>
+                            </a:prstTxWarp>
+                            <a:noAutofit/>
+                          </wps:bodyPr>
+                        </wps:wsp>
+                        <wps:wsp>
+                          <wps:cNvPr id="708743421" name="Téglalap 10"/>
+                          <wps:cNvSpPr/>
+                          <wps:spPr>
+                            <a:xfrm>
+                              <a:off x="12175" y="1214750"/>
+                              <a:ext cx="2114550" cy="846859"/>
+                            </a:xfrm>
+                            <a:prstGeom prst="rect">
+                              <a:avLst/>
+                            </a:prstGeom>
+                            <a:noFill/>
+                            <a:ln w="28575">
+                              <a:solidFill>
+                                <a:schemeClr val="bg2">
+                                  <a:lumMod val="75000"/>
+                                </a:schemeClr>
+                              </a:solidFill>
+                              <a:prstDash val="sysDot"/>
+                            </a:ln>
+                          </wps:spPr>
+                          <wps:style>
+                            <a:lnRef idx="2">
+                              <a:schemeClr val="accent1">
+                                <a:shade val="15000"/>
+                              </a:schemeClr>
+                            </a:lnRef>
+                            <a:fillRef idx="1">
+                              <a:schemeClr val="accent1"/>
+                            </a:fillRef>
+                            <a:effectRef idx="0">
+                              <a:schemeClr val="accent1"/>
+                            </a:effectRef>
+                            <a:fontRef idx="minor">
+                              <a:schemeClr val="lt1"/>
+                            </a:fontRef>
+                          </wps:style>
+                          <wps:bodyPr rot="0" spcFirstLastPara="0" vertOverflow="overflow" horzOverflow="overflow" vert="horz" wrap="square" lIns="91440" tIns="45720" rIns="91440" bIns="45720" numCol="1" spcCol="0" rtlCol="0" fromWordArt="0" anchor="ctr" anchorCtr="0" forceAA="0" compatLnSpc="1">
+                            <a:prstTxWarp prst="textNoShape">
+                              <a:avLst/>
+                            </a:prstTxWarp>
+                            <a:noAutofit/>
+                          </wps:bodyPr>
+                        </wps:wsp>
+                      </wpg:grpSp>
+                      <wps:wsp>
+                        <wps:cNvPr id="1202442043" name="Jobb oldali kapcsos zárójel 15"/>
+                        <wps:cNvSpPr/>
+                        <wps:spPr>
+                          <a:xfrm>
+                            <a:off x="2137611" y="1220087"/>
+                            <a:ext cx="406184" cy="834165"/>
+                          </a:xfrm>
+                          <a:prstGeom prst="rightBrace">
+                            <a:avLst/>
+                          </a:prstGeom>
+                          <a:ln w="28575">
+                            <a:solidFill>
+                              <a:srgbClr val="A365D1"/>
+                            </a:solidFill>
+                          </a:ln>
+                        </wps:spPr>
+                        <wps:style>
+                          <a:lnRef idx="1">
+                            <a:schemeClr val="accent1"/>
+                          </a:lnRef>
+                          <a:fillRef idx="0">
+                            <a:schemeClr val="accent1"/>
+                          </a:fillRef>
+                          <a:effectRef idx="0">
+                            <a:schemeClr val="accent1"/>
+                          </a:effectRef>
+                          <a:fontRef idx="minor">
+                            <a:schemeClr val="tx1"/>
+                          </a:fontRef>
+                        </wps:style>
+                        <wps:bodyPr rot="0" spcFirstLastPara="0" vertOverflow="overflow" horzOverflow="overflow" vert="horz" wrap="square" lIns="91440" tIns="45720" rIns="91440" bIns="45720" numCol="1" spcCol="0" rtlCol="0" fromWordArt="0" anchor="ctr" anchorCtr="0" forceAA="0" compatLnSpc="1">
+                          <a:prstTxWarp prst="textNoShape">
+                            <a:avLst/>
+                          </a:prstTxWarp>
+                          <a:noAutofit/>
+                        </wps:bodyPr>
+                      </wps:wsp>
+                    </wpg:wgp>
+                  </a:graphicData>
+                </a:graphic>
+                <wp14:sizeRelV relativeFrom="margin">
+                  <wp14:pctHeight>0</wp14:pctHeight>
+                </wp14:sizeRelV>
+              </wp:anchor>
+            </w:drawing>
+          </mc:Choice>
+          <mc:Fallback>
+            <w:pict>
+              <v:group w14:anchorId="438BF017" id="Csoportba foglalás 22" o:spid="_x0000_s1026" style="position:absolute;margin-left:42.35pt;margin-top:353.25pt;width:199.85pt;height:162.8pt;z-index:251726848;mso-height-relative:margin" coordorigin="47" coordsize="25390,20688" o:gfxdata="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">
+                <v:group id="Csoportba foglalás 21" o:spid="_x0000_s1027" style="position:absolute;left:47;width:21353;height:20688" coordorigin="47" coordsize="21352,20688" o:gfxdata="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">
+                  <v:shape id="Kép 1" o:spid="_x0000_s1028" type="#_x0000_t75" alt="A képen szöveg, képernyőkép, Betűtípus, szám látható&#10;&#10;Előfordulhat, hogy az AI által létrehozott tartalom helytelen." style="position:absolute;left:74;width:21323;height:20688;visibility:visible;mso-wrap-style:square" o:gfxdata="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">
+                    <v:imagedata r:id="rId27" o:title="A képen szöveg, képernyőkép, Betűtípus, szám látható&#10;&#10;Előfordulhat, hogy az AI által létrehozott tartalom helytelen"/>
+                    <v:shadow on="t" type="perspective" color="black" opacity="19660f" offset="0,0" matrix="66847f,,,66847f"/>
+                  </v:shape>
+                  <v:rect id="Téglalap 11" o:spid="_x0000_s1029" style="position:absolute;left:47;top:2880;width:21353;height:9142;visibility:visible;mso-wrap-style:square;v-text-anchor:middle" o:gfxdata="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" fillcolor="#272727 [2749]" stroked="f" strokeweight="1pt">
+                    <v:fill opacity="19789f"/>
+                  </v:rect>
+                  <v:rect id="Téglalap 10" o:spid="_x0000_s1030" style="position:absolute;left:121;top:12147;width:21146;height:8469;visibility:visible;mso-wrap-style:square;v-text-anchor:middle" o:gfxdata="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" filled="f" strokecolor="#aeaaaa [2414]" strokeweight="2.25pt">
+                    <v:stroke dashstyle="1 1"/>
+                  </v:rect>
+                </v:group>
+                <v:shape id="Jobb oldali kapcsos zárójel 15" o:spid="_x0000_s1031" type="#_x0000_t88" style="position:absolute;left:21376;top:12200;width:4061;height:8342;visibility:visible;mso-wrap-style:square;v-text-anchor:middle" o:gfxdata="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" adj="876" strokecolor="#a365d1" strokeweight="2.25pt">
+                  <v:stroke joinstyle="miter"/>
+                </v:shape>
+              </v:group>
+            </w:pict>
+          </mc:Fallback>
+        </mc:AlternateContent>
+      </w:r>
+      <w:r>
+        <w:br w:type="page"/>
+      </w:r>
+    </w:p>
+    <w:p>
+      <w:pPr>
+        <w:pStyle w:val="Cmsor4"/>
+        <w:ind w:left="851"/>
+      </w:pPr>
+      <w:bookmarkStart w:id="34" w:name="_Toc222676226"/>
+      <w:r>
+        <w:lastRenderedPageBreak/>
+        <w:t>Felhasználó tevékenység tábla</w:t>
+      </w:r>
+      <w:bookmarkEnd w:id="34"/>
+    </w:p>
+    <w:p>
+      <w:pPr>
+        <w:ind w:left="851"/>
+      </w:pPr>
+      <w:r>
+        <w:t xml:space="preserve">A </w:t>
+      </w:r>
+      <w:proofErr w:type="spellStart"/>
+      <w:r>
+        <w:rPr>
+          <w:b/>
+          <w:bCs/>
+        </w:rPr>
+        <w:t>felhasznalo_tevekenyseg</w:t>
+      </w:r>
+      <w:proofErr w:type="spellEnd"/>
+      <w:r>
+        <w:t xml:space="preserve"> tábla a rendszer központi biztonsági naplója. Feladata a felhasználók platformon belüli aktivitásának, bejelentkezési kísérleteinek és esetleges adatmódosításainak részletes nyomon követése, ami elengedhetetlen a visszaélések felderítéséhez és a rendszerbiztonság garantálásához.</w:t>
+      </w:r>
+    </w:p>
+    <w:p>
+      <w:pPr>
+        <w:spacing w:line="259" w:lineRule="auto"/>
+        <w:jc w:val="left"/>
+      </w:pPr>
+      <w:r>
+        <w:rPr>
+          <w:noProof/>
+        </w:rPr>
+        <mc:AlternateContent>
+          <mc:Choice Requires="wpg">
+            <w:drawing>
+              <wp:anchor distT="0" distB="0" distL="114300" distR="114300" simplePos="0" relativeHeight="251743232" behindDoc="0" locked="0" layoutInCell="1" allowOverlap="1" wp14:anchorId="11242C54" wp14:editId="1B562356">
+                <wp:simplePos x="0" y="0"/>
+                <wp:positionH relativeFrom="column">
+                  <wp:posOffset>531495</wp:posOffset>
+                </wp:positionH>
+                <wp:positionV relativeFrom="paragraph">
+                  <wp:posOffset>201541</wp:posOffset>
+                </wp:positionV>
+                <wp:extent cx="2695575" cy="2629535"/>
+                <wp:effectExtent l="76200" t="95250" r="0" b="94615"/>
+                <wp:wrapNone/>
+                <wp:docPr id="121307093" name="Csoportba foglalás 24"/>
+                <wp:cNvGraphicFramePr/>
+                <a:graphic xmlns:a="http://schemas.openxmlformats.org/drawingml/2006/main">
+                  <a:graphicData uri="http://schemas.microsoft.com/office/word/2010/wordprocessingGroup">
+                    <wpg:wgp>
+                      <wpg:cNvGrpSpPr/>
+                      <wpg:grpSpPr>
+                        <a:xfrm>
+                          <a:off x="0" y="0"/>
+                          <a:ext cx="2695575" cy="2629535"/>
+                          <a:chOff x="0" y="0"/>
+                          <a:chExt cx="2695775" cy="2629535"/>
+                        </a:xfrm>
+                      </wpg:grpSpPr>
+                      <wpg:grpSp>
+                        <wpg:cNvPr id="2051548952" name="Csoportba foglalás 23"/>
+                        <wpg:cNvGrpSpPr/>
+                        <wpg:grpSpPr>
+                          <a:xfrm>
+                            <a:off x="0" y="0"/>
+                            <a:ext cx="2288988" cy="2629535"/>
+                            <a:chOff x="0" y="0"/>
+                            <a:chExt cx="2288988" cy="2629535"/>
+                          </a:xfrm>
+                        </wpg:grpSpPr>
+                        <pic:pic xmlns:pic="http://schemas.openxmlformats.org/drawingml/2006/picture">
+                          <pic:nvPicPr>
+                            <pic:cNvPr id="1117801569" name="Kép 1" descr="A képen szöveg, képernyőkép, Betűtípus, szám látható&#10;&#10;Előfordulhat, hogy az AI által létrehozott tartalom helytelen."/>
+                            <pic:cNvPicPr>
+                              <a:picLocks noChangeAspect="1"/>
+                            </pic:cNvPicPr>
+                          </pic:nvPicPr>
+                          <pic:blipFill>
+                            <a:blip r:embed="rId28" cstate="print">
+                              <a:extLst>
+                                <a:ext uri="{28A0092B-C50C-407E-A947-70E740481C1C}">
+                                  <a14:useLocalDpi xmlns:a14="http://schemas.microsoft.com/office/drawing/2010/main" val="0"/>
+                                </a:ext>
+                              </a:extLst>
+                            </a:blip>
+                            <a:stretch>
+                              <a:fillRect/>
+                            </a:stretch>
+                          </pic:blipFill>
+                          <pic:spPr>
+                            <a:xfrm>
+                              <a:off x="4011" y="0"/>
+                              <a:ext cx="2281555" cy="2623820"/>
+                            </a:xfrm>
+                            <a:prstGeom prst="rect">
+                              <a:avLst/>
+                            </a:prstGeom>
+                            <a:effectLst>
+                              <a:outerShdw blurRad="63500" sx="102000" sy="102000" algn="ctr" rotWithShape="0">
+                                <a:prstClr val="black">
+                                  <a:alpha val="30000"/>
+                                </a:prstClr>
+                              </a:outerShdw>
+                            </a:effectLst>
+                          </pic:spPr>
+                        </pic:pic>
+                        <wps:wsp>
+                          <wps:cNvPr id="1690058656" name="Téglalap 11"/>
+                          <wps:cNvSpPr/>
+                          <wps:spPr>
+                            <a:xfrm>
+                              <a:off x="0" y="1123950"/>
+                              <a:ext cx="2288988" cy="1505585"/>
+                            </a:xfrm>
+                            <a:prstGeom prst="rect">
+                              <a:avLst/>
+                            </a:prstGeom>
+                            <a:solidFill>
+                              <a:schemeClr val="tx1">
+                                <a:lumMod val="85000"/>
+                                <a:lumOff val="15000"/>
+                                <a:alpha val="30000"/>
+                              </a:schemeClr>
+                            </a:solidFill>
+                            <a:ln>
+                              <a:noFill/>
+                            </a:ln>
+                          </wps:spPr>
+                          <wps:style>
+                            <a:lnRef idx="2">
+                              <a:schemeClr val="accent1">
+                                <a:shade val="15000"/>
+                              </a:schemeClr>
+                            </a:lnRef>
+                            <a:fillRef idx="1">
+                              <a:schemeClr val="accent1"/>
+                            </a:fillRef>
+                            <a:effectRef idx="0">
+                              <a:schemeClr val="accent1"/>
+                            </a:effectRef>
+                            <a:fontRef idx="minor">
+                              <a:schemeClr val="lt1"/>
+                            </a:fontRef>
+                          </wps:style>
+                          <wps:bodyPr rot="0" spcFirstLastPara="0" vertOverflow="overflow" horzOverflow="overflow" vert="horz" wrap="square" lIns="91440" tIns="45720" rIns="91440" bIns="45720" numCol="1" spcCol="0" rtlCol="0" fromWordArt="0" anchor="ctr" anchorCtr="0" forceAA="0" compatLnSpc="1">
+                            <a:prstTxWarp prst="textNoShape">
+                              <a:avLst/>
+                            </a:prstTxWarp>
+                            <a:noAutofit/>
+                          </wps:bodyPr>
+                        </wps:wsp>
+                        <wps:wsp>
+                          <wps:cNvPr id="417408156" name="Téglalap 10"/>
+                          <wps:cNvSpPr/>
+                          <wps:spPr>
+                            <a:xfrm>
+                              <a:off x="11029" y="196516"/>
+                              <a:ext cx="2261926" cy="917959"/>
+                            </a:xfrm>
+                            <a:prstGeom prst="rect">
+                              <a:avLst/>
+                            </a:prstGeom>
+                            <a:noFill/>
+                            <a:ln w="28575">
+                              <a:solidFill>
+                                <a:schemeClr val="bg2">
+                                  <a:lumMod val="75000"/>
+                                </a:schemeClr>
+                              </a:solidFill>
+                              <a:prstDash val="sysDot"/>
+                            </a:ln>
+                          </wps:spPr>
+                          <wps:style>
+                            <a:lnRef idx="2">
+                              <a:schemeClr val="accent1">
+                                <a:shade val="15000"/>
+                              </a:schemeClr>
+                            </a:lnRef>
+                            <a:fillRef idx="1">
+                              <a:schemeClr val="accent1"/>
+                            </a:fillRef>
+                            <a:effectRef idx="0">
+                              <a:schemeClr val="accent1"/>
+                            </a:effectRef>
+                            <a:fontRef idx="minor">
+                              <a:schemeClr val="lt1"/>
+                            </a:fontRef>
+                          </wps:style>
+                          <wps:bodyPr rot="0" spcFirstLastPara="0" vertOverflow="overflow" horzOverflow="overflow" vert="horz" wrap="square" lIns="91440" tIns="45720" rIns="91440" bIns="45720" numCol="1" spcCol="0" rtlCol="0" fromWordArt="0" anchor="ctr" anchorCtr="0" forceAA="0" compatLnSpc="1">
+                            <a:prstTxWarp prst="textNoShape">
+                              <a:avLst/>
+                            </a:prstTxWarp>
+                            <a:noAutofit/>
+                          </wps:bodyPr>
+                        </wps:wsp>
+                      </wpg:grpSp>
+                      <wps:wsp>
+                        <wps:cNvPr id="254834002" name="Jobb oldali kapcsos zárójel 15"/>
+                        <wps:cNvSpPr/>
+                        <wps:spPr>
+                          <a:xfrm>
+                            <a:off x="2290010" y="188495"/>
+                            <a:ext cx="405765" cy="917121"/>
+                          </a:xfrm>
+                          <a:prstGeom prst="rightBrace">
+                            <a:avLst/>
+                          </a:prstGeom>
+                          <a:ln w="28575">
+                            <a:solidFill>
+                              <a:srgbClr val="A365D1"/>
+                            </a:solidFill>
+                          </a:ln>
+                        </wps:spPr>
+                        <wps:style>
+                          <a:lnRef idx="1">
+                            <a:schemeClr val="accent1"/>
+                          </a:lnRef>
+                          <a:fillRef idx="0">
+                            <a:schemeClr val="accent1"/>
+                          </a:fillRef>
+                          <a:effectRef idx="0">
+                            <a:schemeClr val="accent1"/>
+                          </a:effectRef>
+                          <a:fontRef idx="minor">
+                            <a:schemeClr val="tx1"/>
+                          </a:fontRef>
+                        </wps:style>
+                        <wps:bodyPr rot="0" spcFirstLastPara="0" vertOverflow="overflow" horzOverflow="overflow" vert="horz" wrap="square" lIns="91440" tIns="45720" rIns="91440" bIns="45720" numCol="1" spcCol="0" rtlCol="0" fromWordArt="0" anchor="ctr" anchorCtr="0" forceAA="0" compatLnSpc="1">
+                          <a:prstTxWarp prst="textNoShape">
+                            <a:avLst/>
+                          </a:prstTxWarp>
+                          <a:noAutofit/>
+                        </wps:bodyPr>
+                      </wps:wsp>
+                    </wpg:wgp>
+                  </a:graphicData>
+                </a:graphic>
+                <wp14:sizeRelH relativeFrom="margin">
+                  <wp14:pctWidth>0</wp14:pctWidth>
+                </wp14:sizeRelH>
+                <wp14:sizeRelV relativeFrom="margin">
+                  <wp14:pctHeight>0</wp14:pctHeight>
+                </wp14:sizeRelV>
+              </wp:anchor>
+            </w:drawing>
+          </mc:Choice>
+          <mc:Fallback>
+            <w:pict>
+              <v:group w14:anchorId="693132DE" id="Csoportba foglalás 24" o:spid="_x0000_s1026" style="position:absolute;margin-left:41.85pt;margin-top:15.85pt;width:212.25pt;height:207.05pt;z-index:251743232;mso-width-relative:margin;mso-height-relative:margin" coordsize="26957,26295" o:gfxdata="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">
+                <v:group id="Csoportba foglalás 23" o:spid="_x0000_s1027" style="position:absolute;width:22889;height:26295" coordsize="22889,26295" o:gfxdata="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">
+                  <v:shape id="Kép 1" o:spid="_x0000_s1028" type="#_x0000_t75" alt="A képen szöveg, képernyőkép, Betűtípus, szám látható&#10;&#10;Előfordulhat, hogy az AI által létrehozott tartalom helytelen." style="position:absolute;left:40;width:22815;height:26238;visibility:visible;mso-wrap-style:square" o:gfxdata="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">
+                    <v:imagedata r:id="rId29" o:title="A képen szöveg, képernyőkép, Betűtípus, szám látható&#10;&#10;Előfordulhat, hogy az AI által létrehozott tartalom helytelen"/>
+                    <v:shadow on="t" type="perspective" color="black" opacity="19660f" offset="0,0" matrix="66847f,,,66847f"/>
+                  </v:shape>
+                  <v:rect id="Téglalap 11" o:spid="_x0000_s1029" style="position:absolute;top:11239;width:22889;height:15056;visibility:visible;mso-wrap-style:square;v-text-anchor:middle" o:gfxdata="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" fillcolor="#272727 [2749]" stroked="f" strokeweight="1pt">
+                    <v:fill opacity="19789f"/>
+                  </v:rect>
+                  <v:rect id="Téglalap 10" o:spid="_x0000_s1030" style="position:absolute;left:110;top:1965;width:22619;height:9179;visibility:visible;mso-wrap-style:square;v-text-anchor:middle" o:gfxdata="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" filled="f" strokecolor="#aeaaaa [2414]" strokeweight="2.25pt">
+                    <v:stroke dashstyle="1 1"/>
+                  </v:rect>
+                </v:group>
+                <v:shape id="Jobb oldali kapcsos zárójel 15" o:spid="_x0000_s1031" type="#_x0000_t88" style="position:absolute;left:22900;top:1884;width:4057;height:9172;visibility:visible;mso-wrap-style:square;v-text-anchor:middle" o:gfxdata="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" adj="796" strokecolor="#a365d1" strokeweight="2.25pt">
+                  <v:stroke joinstyle="miter"/>
+                </v:shape>
+              </v:group>
+            </w:pict>
+          </mc:Fallback>
+        </mc:AlternateContent>
+      </w:r>
+      <w:r>
+        <w:rPr>
+          <w:noProof/>
+        </w:rPr>
+        <mc:AlternateContent>
+          <mc:Choice Requires="wps">
+            <w:drawing>
+              <wp:anchor distT="45720" distB="45720" distL="114300" distR="114300" simplePos="0" relativeHeight="251745280" behindDoc="0" locked="0" layoutInCell="1" allowOverlap="1" wp14:anchorId="11DCB08D" wp14:editId="0F270159">
+                <wp:simplePos x="0" y="0"/>
+                <wp:positionH relativeFrom="page">
+                  <wp:posOffset>3944620</wp:posOffset>
+                </wp:positionH>
+                <wp:positionV relativeFrom="paragraph">
+                  <wp:posOffset>58666</wp:posOffset>
+                </wp:positionV>
+                <wp:extent cx="3194685" cy="3030220"/>
+                <wp:effectExtent l="0" t="0" r="0" b="0"/>
+                <wp:wrapSquare wrapText="bothSides"/>
+                <wp:docPr id="783104462" name="Szövegdoboz 2"/>
+                <wp:cNvGraphicFramePr>
+                  <a:graphicFrameLocks xmlns:a="http://schemas.openxmlformats.org/drawingml/2006/main"/>
+                </wp:cNvGraphicFramePr>
+                <a:graphic xmlns:a="http://schemas.openxmlformats.org/drawingml/2006/main">
+                  <a:graphicData uri="http://schemas.microsoft.com/office/word/2010/wordprocessingShape">
+                    <wps:wsp>
+                      <wps:cNvSpPr txBox="1">
+                        <a:spLocks noChangeArrowheads="1"/>
+                      </wps:cNvSpPr>
+                      <wps:spPr bwMode="auto">
+                        <a:xfrm>
+                          <a:off x="0" y="0"/>
+                          <a:ext cx="3194685" cy="3030220"/>
+                        </a:xfrm>
+                        <a:prstGeom prst="rect">
+                          <a:avLst/>
+                        </a:prstGeom>
+                        <a:noFill/>
+                        <a:ln w="9525">
+                          <a:noFill/>
+                          <a:miter lim="800000"/>
+                          <a:headEnd/>
+                          <a:tailEnd/>
+                        </a:ln>
+                      </wps:spPr>
+                      <wps:txbx>
+                        <w:txbxContent>
+                          <w:p>
+                            <w:pPr>
+                              <w:pStyle w:val="Listaszerbekezds"/>
+                              <w:numPr>
+                                <w:ilvl w:val="0"/>
+                                <w:numId w:val="18"/>
+                              </w:numPr>
+                              <w:spacing w:after="400"/>
+                              <w:ind w:left="714" w:right="-91" w:hanging="357"/>
+                              <w:contextualSpacing w:val="0"/>
+                            </w:pPr>
+                            <w:r>
+                              <w:t>A műveletet végrehajtó pontos technikai környezetét rögzítő mezők.</w:t>
+                            </w:r>
+                          </w:p>
+                          <w:p>
+                            <w:pPr>
+                              <w:pStyle w:val="Listaszerbekezds"/>
+                              <w:numPr>
+                                <w:ilvl w:val="0"/>
+                                <w:numId w:val="18"/>
+                              </w:numPr>
+                              <w:spacing w:after="400"/>
+                              <w:ind w:left="714" w:right="-91" w:hanging="357"/>
+                              <w:contextualSpacing w:val="0"/>
+                            </w:pPr>
+                            <w:r>
+                              <w:t xml:space="preserve">Az </w:t>
+                            </w:r>
+                            <w:proofErr w:type="spellStart"/>
+                            <w:r>
+                              <w:rPr>
+                                <w:b/>
+                                <w:bCs/>
+                              </w:rPr>
+                              <w:t>ip</w:t>
+                            </w:r>
+                            <w:proofErr w:type="spellEnd"/>
+                            <w:r>
+                              <w:t xml:space="preserve">, </w:t>
+                            </w:r>
+                            <w:proofErr w:type="spellStart"/>
+                            <w:r>
+                              <w:rPr>
+                                <w:b/>
+                                <w:bCs/>
+                              </w:rPr>
+                              <w:t>session_id</w:t>
+                            </w:r>
+                            <w:proofErr w:type="spellEnd"/>
+                            <w:r>
+                              <w:t xml:space="preserve"> és </w:t>
+                            </w:r>
+                            <w:proofErr w:type="spellStart"/>
+                            <w:r>
+                              <w:rPr>
+                                <w:b/>
+                                <w:bCs/>
+                              </w:rPr>
+                              <w:t>bongeszo</w:t>
+                            </w:r>
+                            <w:proofErr w:type="spellEnd"/>
+                            <w:r>
+                              <w:t xml:space="preserve"> adatok elengedhetetlenek a gyanús belépések és illetéktelen hozzáférések kiszűréséhez.</w:t>
+                            </w:r>
+                          </w:p>
+                          <w:p>
+                            <w:pPr>
+                              <w:pStyle w:val="Listaszerbekezds"/>
+                              <w:numPr>
+                                <w:ilvl w:val="0"/>
+                                <w:numId w:val="18"/>
+                              </w:numPr>
+                              <w:spacing w:after="400"/>
+                              <w:ind w:left="714" w:right="-91" w:hanging="357"/>
+                              <w:contextualSpacing w:val="0"/>
+                            </w:pPr>
+                            <w:r>
+                              <w:t>(napló azonosító, felhasználó</w:t>
+                            </w:r>
+                            <w:r>
+                              <w:t xml:space="preserve"> azonosítója</w:t>
+                            </w:r>
+                            <w:r>
+                              <w:t>, IP cím, munkamenet, böngésző)</w:t>
+                            </w:r>
+                            <w:r>
+                              <w:t>.</w:t>
+                            </w:r>
+                          </w:p>
+                        </w:txbxContent>
+                      </wps:txbx>
+                      <wps:bodyPr rot="0" vert="horz" wrap="square" lIns="91440" tIns="45720" rIns="91440" bIns="45720" anchor="t" anchorCtr="0">
+                        <a:noAutofit/>
+                      </wps:bodyPr>
+                    </wps:wsp>
+                  </a:graphicData>
+                </a:graphic>
+                <wp14:sizeRelH relativeFrom="margin">
+                  <wp14:pctWidth>0</wp14:pctWidth>
+                </wp14:sizeRelH>
+                <wp14:sizeRelV relativeFrom="margin">
+                  <wp14:pctHeight>0</wp14:pctHeight>
+                </wp14:sizeRelV>
+              </wp:anchor>
+            </w:drawing>
+          </mc:Choice>
+          <mc:Fallback>
+            <w:pict>
+              <v:shape w14:anchorId="11DCB08D" id="_x0000_s1038" type="#_x0000_t202" style="position:absolute;margin-left:310.6pt;margin-top:4.6pt;width:251.55pt;height:238.6pt;z-index:251745280;visibility:visible;mso-wrap-style:square;mso-width-percent:0;mso-height-percent:0;mso-wrap-distance-left:9pt;mso-wrap-distance-top:3.6pt;mso-wrap-distance-right:9pt;mso-wrap-distance-bottom:3.6pt;mso-position-horizontal:absolute;mso-position-horizontal-relative:page;mso-position-vertical:absolute;mso-position-vertical-relative:text;mso-width-percent:0;mso-height-percent:0;mso-width-relative:margin;mso-height-relative:margin;v-text-anchor:top" o:gfxdata="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" filled="f" stroked="f">
+                <v:textbox>
+                  <w:txbxContent>
+                    <w:p>
+                      <w:pPr>
+                        <w:pStyle w:val="Listaszerbekezds"/>
+                        <w:numPr>
+                          <w:ilvl w:val="0"/>
+                          <w:numId w:val="18"/>
+                        </w:numPr>
+                        <w:spacing w:after="400"/>
+                        <w:ind w:left="714" w:right="-91" w:hanging="357"/>
+                        <w:contextualSpacing w:val="0"/>
+                      </w:pPr>
+                      <w:r>
+                        <w:t>A műveletet végrehajtó pontos technikai környezetét rögzítő mezők.</w:t>
+                      </w:r>
+                    </w:p>
+                    <w:p>
+                      <w:pPr>
+                        <w:pStyle w:val="Listaszerbekezds"/>
+                        <w:numPr>
+                          <w:ilvl w:val="0"/>
+                          <w:numId w:val="18"/>
+                        </w:numPr>
+                        <w:spacing w:after="400"/>
+                        <w:ind w:left="714" w:right="-91" w:hanging="357"/>
+                        <w:contextualSpacing w:val="0"/>
+                      </w:pPr>
+                      <w:r>
+                        <w:t xml:space="preserve">Az </w:t>
+                      </w:r>
+                      <w:proofErr w:type="spellStart"/>
+                      <w:r>
+                        <w:rPr>
+                          <w:b/>
+                          <w:bCs/>
+                        </w:rPr>
+                        <w:t>ip</w:t>
+                      </w:r>
+                      <w:proofErr w:type="spellEnd"/>
+                      <w:r>
+                        <w:t xml:space="preserve">, </w:t>
+                      </w:r>
+                      <w:proofErr w:type="spellStart"/>
+                      <w:r>
+                        <w:rPr>
+                          <w:b/>
+                          <w:bCs/>
+                        </w:rPr>
+                        <w:t>session_id</w:t>
+                      </w:r>
+                      <w:proofErr w:type="spellEnd"/>
+                      <w:r>
+                        <w:t xml:space="preserve"> és </w:t>
+                      </w:r>
+                      <w:proofErr w:type="spellStart"/>
+                      <w:r>
+                        <w:rPr>
+                          <w:b/>
+                          <w:bCs/>
+                        </w:rPr>
+                        <w:t>bongeszo</w:t>
+                      </w:r>
+                      <w:proofErr w:type="spellEnd"/>
+                      <w:r>
+                        <w:t xml:space="preserve"> adatok elengedhetetlenek a gyanús belépések és illetéktelen hozzáférések kiszűréséhez.</w:t>
+                      </w:r>
+                    </w:p>
+                    <w:p>
+                      <w:pPr>
+                        <w:pStyle w:val="Listaszerbekezds"/>
+                        <w:numPr>
+                          <w:ilvl w:val="0"/>
+                          <w:numId w:val="18"/>
+                        </w:numPr>
+                        <w:spacing w:after="400"/>
+                        <w:ind w:left="714" w:right="-91" w:hanging="357"/>
+                        <w:contextualSpacing w:val="0"/>
+                      </w:pPr>
+                      <w:r>
+                        <w:t>(napló azonosító, felhasználó</w:t>
+                      </w:r>
+                      <w:r>
+                        <w:t xml:space="preserve"> azonosítója</w:t>
+                      </w:r>
+                      <w:r>
+                        <w:t>, IP cím, munkamenet, böngésző)</w:t>
+                      </w:r>
+                      <w:r>
+                        <w:t>.</w:t>
+                      </w:r>
+                    </w:p>
+                  </w:txbxContent>
+                </v:textbox>
+                <w10:wrap type="square" anchorx="page"/>
+              </v:shape>
+            </w:pict>
+          </mc:Fallback>
+        </mc:AlternateContent>
+      </w:r>
+      <w:r>
+        <w:rPr>
+          <w:noProof/>
+        </w:rPr>
+        <mc:AlternateContent>
+          <mc:Choice Requires="wpg">
+            <w:drawing>
+              <wp:anchor distT="0" distB="0" distL="114300" distR="114300" simplePos="0" relativeHeight="251747328" behindDoc="0" locked="0" layoutInCell="1" allowOverlap="1" wp14:anchorId="09E6A64D" wp14:editId="383318DC">
+                <wp:simplePos x="0" y="0"/>
+                <wp:positionH relativeFrom="column">
+                  <wp:posOffset>522605</wp:posOffset>
+                </wp:positionH>
+                <wp:positionV relativeFrom="paragraph">
+                  <wp:posOffset>3881936</wp:posOffset>
+                </wp:positionV>
+                <wp:extent cx="2691765" cy="2623820"/>
+                <wp:effectExtent l="76200" t="95250" r="0" b="100330"/>
+                <wp:wrapNone/>
+                <wp:docPr id="698290968" name="Csoportba foglalás 24"/>
+                <wp:cNvGraphicFramePr/>
+                <a:graphic xmlns:a="http://schemas.openxmlformats.org/drawingml/2006/main">
+                  <a:graphicData uri="http://schemas.microsoft.com/office/word/2010/wordprocessingGroup">
+                    <wpg:wgp>
+                      <wpg:cNvGrpSpPr/>
+                      <wpg:grpSpPr>
+                        <a:xfrm>
+                          <a:off x="0" y="0"/>
+                          <a:ext cx="2691765" cy="2623820"/>
+                          <a:chOff x="-471" y="0"/>
+                          <a:chExt cx="2691771" cy="2623820"/>
+                        </a:xfrm>
+                      </wpg:grpSpPr>
+                      <wpg:grpSp>
+                        <wpg:cNvPr id="1069828792" name="Csoportba foglalás 23"/>
+                        <wpg:cNvGrpSpPr/>
+                        <wpg:grpSpPr>
+                          <a:xfrm>
+                            <a:off x="-471" y="0"/>
+                            <a:ext cx="2288988" cy="2623820"/>
+                            <a:chOff x="-471" y="0"/>
+                            <a:chExt cx="2288988" cy="2623820"/>
+                          </a:xfrm>
+                        </wpg:grpSpPr>
+                        <pic:pic xmlns:pic="http://schemas.openxmlformats.org/drawingml/2006/picture">
+                          <pic:nvPicPr>
+                            <pic:cNvPr id="394074936" name="Kép 1" descr="A képen szöveg, képernyőkép, Betűtípus, szám látható&#10;&#10;Előfordulhat, hogy az AI által létrehozott tartalom helytelen."/>
+                            <pic:cNvPicPr>
+                              <a:picLocks noChangeAspect="1"/>
+                            </pic:cNvPicPr>
+                          </pic:nvPicPr>
+                          <pic:blipFill>
+                            <a:blip r:embed="rId28" cstate="print">
+                              <a:extLst>
+                                <a:ext uri="{28A0092B-C50C-407E-A947-70E740481C1C}">
+                                  <a14:useLocalDpi xmlns:a14="http://schemas.microsoft.com/office/drawing/2010/main" val="0"/>
+                                </a:ext>
+                              </a:extLst>
+                            </a:blip>
+                            <a:stretch>
+                              <a:fillRect/>
+                            </a:stretch>
+                          </pic:blipFill>
+                          <pic:spPr>
+                            <a:xfrm>
+                              <a:off x="4011" y="0"/>
+                              <a:ext cx="2281555" cy="2623820"/>
+                            </a:xfrm>
+                            <a:prstGeom prst="rect">
+                              <a:avLst/>
+                            </a:prstGeom>
+                            <a:effectLst>
+                              <a:outerShdw blurRad="63500" sx="102000" sy="102000" algn="ctr" rotWithShape="0">
+                                <a:prstClr val="black">
+                                  <a:alpha val="30000"/>
+                                </a:prstClr>
+                              </a:outerShdw>
+                            </a:effectLst>
+                          </pic:spPr>
+                        </pic:pic>
+                        <wps:wsp>
+                          <wps:cNvPr id="1128522549" name="Téglalap 11"/>
+                          <wps:cNvSpPr/>
+                          <wps:spPr>
+                            <a:xfrm>
+                              <a:off x="-471" y="185083"/>
+                              <a:ext cx="2288988" cy="931101"/>
+                            </a:xfrm>
+                            <a:prstGeom prst="rect">
+                              <a:avLst/>
+                            </a:prstGeom>
+                            <a:solidFill>
+                              <a:schemeClr val="tx1">
+                                <a:lumMod val="85000"/>
+                                <a:lumOff val="15000"/>
+                                <a:alpha val="30000"/>
+                              </a:schemeClr>
+                            </a:solidFill>
+                            <a:ln>
+                              <a:noFill/>
+                            </a:ln>
+                          </wps:spPr>
+                          <wps:style>
+                            <a:lnRef idx="2">
+                              <a:schemeClr val="accent1">
+                                <a:shade val="15000"/>
+                              </a:schemeClr>
+                            </a:lnRef>
+                            <a:fillRef idx="1">
+                              <a:schemeClr val="accent1"/>
+                            </a:fillRef>
+                            <a:effectRef idx="0">
+                              <a:schemeClr val="accent1"/>
+                            </a:effectRef>
+                            <a:fontRef idx="minor">
+                              <a:schemeClr val="lt1"/>
+                            </a:fontRef>
+                          </wps:style>
+                          <wps:bodyPr rot="0" spcFirstLastPara="0" vertOverflow="overflow" horzOverflow="overflow" vert="horz" wrap="square" lIns="91440" tIns="45720" rIns="91440" bIns="45720" numCol="1" spcCol="0" rtlCol="0" fromWordArt="0" anchor="ctr" anchorCtr="0" forceAA="0" compatLnSpc="1">
+                            <a:prstTxWarp prst="textNoShape">
+                              <a:avLst/>
+                            </a:prstTxWarp>
+                            <a:noAutofit/>
+                          </wps:bodyPr>
+                        </wps:wsp>
+                        <wps:wsp>
+                          <wps:cNvPr id="1811251804" name="Téglalap 10"/>
+                          <wps:cNvSpPr/>
+                          <wps:spPr>
+                            <a:xfrm>
+                              <a:off x="10364" y="1128615"/>
+                              <a:ext cx="2261926" cy="1481803"/>
+                            </a:xfrm>
+                            <a:prstGeom prst="rect">
+                              <a:avLst/>
+                            </a:prstGeom>
+                            <a:noFill/>
+                            <a:ln w="28575">
+                              <a:solidFill>
+                                <a:schemeClr val="bg2">
+                                  <a:lumMod val="75000"/>
+                                </a:schemeClr>
+                              </a:solidFill>
+                              <a:prstDash val="sysDot"/>
+                            </a:ln>
+                          </wps:spPr>
+                          <wps:style>
+                            <a:lnRef idx="2">
+                              <a:schemeClr val="accent1">
+                                <a:shade val="15000"/>
+                              </a:schemeClr>
+                            </a:lnRef>
+                            <a:fillRef idx="1">
+                              <a:schemeClr val="accent1"/>
+                            </a:fillRef>
+                            <a:effectRef idx="0">
+                              <a:schemeClr val="accent1"/>
+                            </a:effectRef>
+                            <a:fontRef idx="minor">
+                              <a:schemeClr val="lt1"/>
+                            </a:fontRef>
+                          </wps:style>
+                          <wps:bodyPr rot="0" spcFirstLastPara="0" vertOverflow="overflow" horzOverflow="overflow" vert="horz" wrap="square" lIns="91440" tIns="45720" rIns="91440" bIns="45720" numCol="1" spcCol="0" rtlCol="0" fromWordArt="0" anchor="ctr" anchorCtr="0" forceAA="0" compatLnSpc="1">
+                            <a:prstTxWarp prst="textNoShape">
+                              <a:avLst/>
+                            </a:prstTxWarp>
+                            <a:noAutofit/>
+                          </wps:bodyPr>
+                        </wps:wsp>
+                      </wpg:grpSp>
+                      <wps:wsp>
+                        <wps:cNvPr id="651857034" name="Jobb oldali kapcsos zárójel 15"/>
+                        <wps:cNvSpPr/>
+                        <wps:spPr>
+                          <a:xfrm>
+                            <a:off x="2285535" y="1128615"/>
+                            <a:ext cx="405765" cy="1481803"/>
+                          </a:xfrm>
+                          <a:prstGeom prst="rightBrace">
+                            <a:avLst/>
+                          </a:prstGeom>
+                          <a:ln w="28575">
+                            <a:solidFill>
+                              <a:srgbClr val="A365D1"/>
+                            </a:solidFill>
+                          </a:ln>
+                        </wps:spPr>
+                        <wps:style>
+                          <a:lnRef idx="1">
+                            <a:schemeClr val="accent1"/>
+                          </a:lnRef>
+                          <a:fillRef idx="0">
+                            <a:schemeClr val="accent1"/>
+                          </a:fillRef>
+                          <a:effectRef idx="0">
+                            <a:schemeClr val="accent1"/>
+                          </a:effectRef>
+                          <a:fontRef idx="minor">
+                            <a:schemeClr val="tx1"/>
+                          </a:fontRef>
+                        </wps:style>
+                        <wps:bodyPr rot="0" spcFirstLastPara="0" vertOverflow="overflow" horzOverflow="overflow" vert="horz" wrap="square" lIns="91440" tIns="45720" rIns="91440" bIns="45720" numCol="1" spcCol="0" rtlCol="0" fromWordArt="0" anchor="ctr" anchorCtr="0" forceAA="0" compatLnSpc="1">
+                          <a:prstTxWarp prst="textNoShape">
+                            <a:avLst/>
+                          </a:prstTxWarp>
+                          <a:noAutofit/>
+                        </wps:bodyPr>
+                      </wps:wsp>
+                    </wpg:wgp>
+                  </a:graphicData>
+                </a:graphic>
+                <wp14:sizeRelH relativeFrom="margin">
+                  <wp14:pctWidth>0</wp14:pctWidth>
+                </wp14:sizeRelH>
+                <wp14:sizeRelV relativeFrom="margin">
+                  <wp14:pctHeight>0</wp14:pctHeight>
+                </wp14:sizeRelV>
+              </wp:anchor>
+            </w:drawing>
+          </mc:Choice>
+          <mc:Fallback>
+            <w:pict>
+              <v:group w14:anchorId="468F4AC2" id="Csoportba foglalás 24" o:spid="_x0000_s1026" style="position:absolute;margin-left:41.15pt;margin-top:305.65pt;width:211.95pt;height:206.6pt;z-index:251747328;mso-width-relative:margin;mso-height-relative:margin" coordorigin="-4" coordsize="26917,26238" o:gfxdata="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">
+                <v:group id="Csoportba foglalás 23" o:spid="_x0000_s1027" style="position:absolute;left:-4;width:22889;height:26238" coordorigin="-4" coordsize="22889,26238" o:gfxdata="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">
+                  <v:shape id="Kép 1" o:spid="_x0000_s1028" type="#_x0000_t75" alt="A képen szöveg, képernyőkép, Betűtípus, szám látható&#10;&#10;Előfordulhat, hogy az AI által létrehozott tartalom helytelen." style="position:absolute;left:40;width:22815;height:26238;visibility:visible;mso-wrap-style:square" o:gfxdata="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">
+                    <v:imagedata r:id="rId29" o:title="A képen szöveg, képernyőkép, Betűtípus, szám látható&#10;&#10;Előfordulhat, hogy az AI által létrehozott tartalom helytelen"/>
+                    <v:shadow on="t" type="perspective" color="black" opacity="19660f" offset="0,0" matrix="66847f,,,66847f"/>
+                  </v:shape>
+                  <v:rect id="Téglalap 11" o:spid="_x0000_s1029" style="position:absolute;left:-4;top:1850;width:22889;height:9311;visibility:visible;mso-wrap-style:square;v-text-anchor:middle" o:gfxdata="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" fillcolor="#272727 [2749]" stroked="f" strokeweight="1pt">
+                    <v:fill opacity="19789f"/>
+                  </v:rect>
+                  <v:rect id="Téglalap 10" o:spid="_x0000_s1030" style="position:absolute;left:103;top:11286;width:22619;height:14818;visibility:visible;mso-wrap-style:square;v-text-anchor:middle" o:gfxdata="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" filled="f" strokecolor="#aeaaaa [2414]" strokeweight="2.25pt">
+                    <v:stroke dashstyle="1 1"/>
+                  </v:rect>
+                </v:group>
+                <v:shape id="Jobb oldali kapcsos zárójel 15" o:spid="_x0000_s1031" type="#_x0000_t88" style="position:absolute;left:22855;top:11286;width:4058;height:14818;visibility:visible;mso-wrap-style:square;v-text-anchor:middle" o:gfxdata="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" adj="493" strokecolor="#a365d1" strokeweight="2.25pt">
+                  <v:stroke joinstyle="miter"/>
+                </v:shape>
+              </v:group>
+            </w:pict>
+          </mc:Fallback>
+        </mc:AlternateContent>
+      </w:r>
+      <w:r>
+        <w:rPr>
+          <w:noProof/>
+        </w:rPr>
+        <mc:AlternateContent>
+          <mc:Choice Requires="wps">
+            <w:drawing>
+              <wp:anchor distT="45720" distB="45720" distL="114300" distR="114300" simplePos="0" relativeHeight="251749376" behindDoc="0" locked="0" layoutInCell="1" allowOverlap="1" wp14:anchorId="62C0038B" wp14:editId="1B4D7888">
+                <wp:simplePos x="0" y="0"/>
+                <wp:positionH relativeFrom="page">
+                  <wp:posOffset>4031615</wp:posOffset>
+                </wp:positionH>
+                <wp:positionV relativeFrom="paragraph">
+                  <wp:posOffset>3596186</wp:posOffset>
+                </wp:positionV>
+                <wp:extent cx="3194685" cy="3417570"/>
+                <wp:effectExtent l="0" t="0" r="0" b="0"/>
+                <wp:wrapSquare wrapText="bothSides"/>
+                <wp:docPr id="841104017" name="Szövegdoboz 2"/>
+                <wp:cNvGraphicFramePr>
+                  <a:graphicFrameLocks xmlns:a="http://schemas.openxmlformats.org/drawingml/2006/main"/>
+                </wp:cNvGraphicFramePr>
+                <a:graphic xmlns:a="http://schemas.openxmlformats.org/drawingml/2006/main">
+                  <a:graphicData uri="http://schemas.microsoft.com/office/word/2010/wordprocessingShape">
+                    <wps:wsp>
+                      <wps:cNvSpPr txBox="1">
+                        <a:spLocks noChangeArrowheads="1"/>
+                      </wps:cNvSpPr>
+                      <wps:spPr bwMode="auto">
+                        <a:xfrm>
+                          <a:off x="0" y="0"/>
+                          <a:ext cx="3194685" cy="3417570"/>
+                        </a:xfrm>
+                        <a:prstGeom prst="rect">
+                          <a:avLst/>
+                        </a:prstGeom>
+                        <a:noFill/>
+                        <a:ln w="9525">
+                          <a:noFill/>
+                          <a:miter lim="800000"/>
+                          <a:headEnd/>
+                          <a:tailEnd/>
+                        </a:ln>
+                      </wps:spPr>
+                      <wps:txbx>
+                        <w:txbxContent>
+                          <w:p>
+                            <w:pPr>
+                              <w:pStyle w:val="Listaszerbekezds"/>
+                              <w:numPr>
+                                <w:ilvl w:val="0"/>
+                                <w:numId w:val="18"/>
+                              </w:numPr>
+                              <w:spacing w:after="400"/>
+                              <w:ind w:left="714" w:right="-91" w:hanging="357"/>
+                              <w:contextualSpacing w:val="0"/>
+                            </w:pPr>
+                            <w:r>
+                              <w:t>Az események kimenetelét és a megváltoztatott adatok állapotát naplózó mezők.</w:t>
+                            </w:r>
+                          </w:p>
+                          <w:p>
+                            <w:pPr>
+                              <w:pStyle w:val="Listaszerbekezds"/>
+                              <w:numPr>
+                                <w:ilvl w:val="0"/>
+                                <w:numId w:val="18"/>
+                              </w:numPr>
+                              <w:spacing w:after="400"/>
+                              <w:ind w:left="714" w:right="-91" w:hanging="357"/>
+                              <w:contextualSpacing w:val="0"/>
+                            </w:pPr>
+                            <w:r>
+                              <w:t xml:space="preserve">A </w:t>
+                            </w:r>
+                            <w:proofErr w:type="spellStart"/>
+                            <w:r>
+                              <w:rPr>
+                                <w:b/>
+                                <w:bCs/>
+                              </w:rPr>
+                              <w:t>regi_ertek</w:t>
+                            </w:r>
+                            <w:proofErr w:type="spellEnd"/>
+                            <w:r>
+                              <w:t xml:space="preserve"> és </w:t>
+                            </w:r>
+                            <w:proofErr w:type="spellStart"/>
+                            <w:r>
+                              <w:rPr>
+                                <w:b/>
+                                <w:bCs/>
+                              </w:rPr>
+                              <w:t>uj_ertek</w:t>
+                            </w:r>
+                            <w:proofErr w:type="spellEnd"/>
+                            <w:r>
+                              <w:t xml:space="preserve"> a profilmódosítások visszakövetését, a </w:t>
+                            </w:r>
+                            <w:proofErr w:type="spellStart"/>
+                            <w:r>
+                              <w:rPr>
+                                <w:b/>
+                                <w:bCs/>
+                              </w:rPr>
+                              <w:t>kategoria</w:t>
+                            </w:r>
+                            <w:proofErr w:type="spellEnd"/>
+                            <w:r>
+                              <w:t xml:space="preserve"> pedig a gyors szűrést biztosítja az </w:t>
+                            </w:r>
+                            <w:proofErr w:type="spellStart"/>
+                            <w:r>
+                              <w:t>adminoknak</w:t>
+                            </w:r>
+                            <w:proofErr w:type="spellEnd"/>
+                            <w:r>
+                              <w:t>.</w:t>
+                            </w:r>
+                          </w:p>
+                          <w:p>
+                            <w:pPr>
+                              <w:pStyle w:val="Listaszerbekezds"/>
+                              <w:numPr>
+                                <w:ilvl w:val="0"/>
+                                <w:numId w:val="18"/>
+                              </w:numPr>
+                              <w:spacing w:after="400"/>
+                              <w:ind w:left="714" w:right="-91" w:hanging="357"/>
+                              <w:contextualSpacing w:val="0"/>
+                            </w:pPr>
+                            <w:r>
+                              <w:t>(tevékenység, kimenetel, módosított mező, régi/új érték, kategória, prioritás, időpont)</w:t>
+                            </w:r>
+                            <w:r>
+                              <w:t>.</w:t>
+                            </w:r>
+                          </w:p>
+                        </w:txbxContent>
+                      </wps:txbx>
+                      <wps:bodyPr rot="0" vert="horz" wrap="square" lIns="91440" tIns="45720" rIns="91440" bIns="45720" anchor="t" anchorCtr="0">
+                        <a:noAutofit/>
+                      </wps:bodyPr>
+                    </wps:wsp>
+                  </a:graphicData>
+                </a:graphic>
+                <wp14:sizeRelH relativeFrom="margin">
+                  <wp14:pctWidth>0</wp14:pctWidth>
+                </wp14:sizeRelH>
+                <wp14:sizeRelV relativeFrom="margin">
+                  <wp14:pctHeight>0</wp14:pctHeight>
+                </wp14:sizeRelV>
+              </wp:anchor>
+            </w:drawing>
+          </mc:Choice>
+          <mc:Fallback>
+            <w:pict>
+              <v:shape w14:anchorId="62C0038B" id="_x0000_s1039" type="#_x0000_t202" style="position:absolute;margin-left:317.45pt;margin-top:283.15pt;width:251.55pt;height:269.1pt;z-index:251749376;visibility:visible;mso-wrap-style:square;mso-width-percent:0;mso-height-percent:0;mso-wrap-distance-left:9pt;mso-wrap-distance-top:3.6pt;mso-wrap-distance-right:9pt;mso-wrap-distance-bottom:3.6pt;mso-position-horizontal:absolute;mso-position-horizontal-relative:page;mso-position-vertical:absolute;mso-position-vertical-relative:text;mso-width-percent:0;mso-height-percent:0;mso-width-relative:margin;mso-height-relative:margin;v-text-anchor:top" o:gfxdata="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" filled="f" stroked="f">
+                <v:textbox>
+                  <w:txbxContent>
+                    <w:p>
+                      <w:pPr>
+                        <w:pStyle w:val="Listaszerbekezds"/>
+                        <w:numPr>
+                          <w:ilvl w:val="0"/>
+                          <w:numId w:val="18"/>
+                        </w:numPr>
+                        <w:spacing w:after="400"/>
+                        <w:ind w:left="714" w:right="-91" w:hanging="357"/>
+                        <w:contextualSpacing w:val="0"/>
+                      </w:pPr>
+                      <w:r>
+                        <w:t>Az események kimenetelét és a megváltoztatott adatok állapotát naplózó mezők.</w:t>
+                      </w:r>
+                    </w:p>
+                    <w:p>
+                      <w:pPr>
+                        <w:pStyle w:val="Listaszerbekezds"/>
+                        <w:numPr>
+                          <w:ilvl w:val="0"/>
+                          <w:numId w:val="18"/>
+                        </w:numPr>
+                        <w:spacing w:after="400"/>
+                        <w:ind w:left="714" w:right="-91" w:hanging="357"/>
+                        <w:contextualSpacing w:val="0"/>
+                      </w:pPr>
+                      <w:r>
+                        <w:t xml:space="preserve">A </w:t>
+                      </w:r>
+                      <w:proofErr w:type="spellStart"/>
+                      <w:r>
+                        <w:rPr>
+                          <w:b/>
+                          <w:bCs/>
+                        </w:rPr>
+                        <w:t>regi_ertek</w:t>
+                      </w:r>
+                      <w:proofErr w:type="spellEnd"/>
+                      <w:r>
+                        <w:t xml:space="preserve"> és </w:t>
+                      </w:r>
+                      <w:proofErr w:type="spellStart"/>
+                      <w:r>
+                        <w:rPr>
+                          <w:b/>
+                          <w:bCs/>
+                        </w:rPr>
+                        <w:t>uj_ertek</w:t>
+                      </w:r>
+                      <w:proofErr w:type="spellEnd"/>
+                      <w:r>
+                        <w:t xml:space="preserve"> a profilmódosítások visszakövetését, a </w:t>
+                      </w:r>
+                      <w:proofErr w:type="spellStart"/>
+                      <w:r>
+                        <w:rPr>
+                          <w:b/>
+                          <w:bCs/>
+                        </w:rPr>
+                        <w:t>kategoria</w:t>
+                      </w:r>
+                      <w:proofErr w:type="spellEnd"/>
+                      <w:r>
+                        <w:t xml:space="preserve"> pedig a gyors szűrést biztosítja az </w:t>
+                      </w:r>
+                      <w:proofErr w:type="spellStart"/>
+                      <w:r>
+                        <w:t>adminoknak</w:t>
+                      </w:r>
+                      <w:proofErr w:type="spellEnd"/>
+                      <w:r>
+                        <w:t>.</w:t>
+                      </w:r>
+                    </w:p>
+                    <w:p>
+                      <w:pPr>
+                        <w:pStyle w:val="Listaszerbekezds"/>
+                        <w:numPr>
+                          <w:ilvl w:val="0"/>
+                          <w:numId w:val="18"/>
+                        </w:numPr>
+                        <w:spacing w:after="400"/>
+                        <w:ind w:left="714" w:right="-91" w:hanging="357"/>
+                        <w:contextualSpacing w:val="0"/>
+                      </w:pPr>
+                      <w:r>
+                        <w:t>(tevékenység, kimenetel, módosított mező, régi/új érték, kategória, prioritás, időpont)</w:t>
+                      </w:r>
+                      <w:r>
+                        <w:t>.</w:t>
+                      </w:r>
+                    </w:p>
+                  </w:txbxContent>
+                </v:textbox>
+                <w10:wrap type="square" anchorx="page"/>
+              </v:shape>
+            </w:pict>
+          </mc:Fallback>
+        </mc:AlternateContent>
+      </w:r>
+      <w:r>
+        <w:br w:type="page"/>
+      </w:r>
+    </w:p>
+    <w:p>
+      <w:pPr>
+        <w:pStyle w:val="Cmsor4"/>
+        <w:ind w:left="851"/>
+        <w:rPr>
+          <w:rFonts w:eastAsiaTheme="minorHAnsi"/>
+        </w:rPr>
+      </w:pPr>
+      <w:bookmarkStart w:id="35" w:name="_Toc222676227"/>
+      <w:proofErr w:type="spellStart"/>
+      <w:r>
+        <w:rPr>
+          <w:rFonts w:eastAsiaTheme="minorHAnsi"/>
+        </w:rPr>
+        <w:lastRenderedPageBreak/>
+        <w:t>Admin</w:t>
+      </w:r>
+      <w:proofErr w:type="spellEnd"/>
+      <w:r>
+        <w:rPr>
+          <w:rFonts w:eastAsiaTheme="minorHAnsi"/>
+        </w:rPr>
+        <w:t xml:space="preserve"> tevékenység tábla</w:t>
+      </w:r>
+      <w:bookmarkEnd w:id="35"/>
+    </w:p>
+    <w:p>
+      <w:pPr>
+        <w:ind w:left="851"/>
+      </w:pPr>
+      <w:r>
+        <w:t xml:space="preserve">Az </w:t>
+      </w:r>
+      <w:proofErr w:type="spellStart"/>
+      <w:r>
+        <w:rPr>
+          <w:b/>
+          <w:bCs/>
+        </w:rPr>
+        <w:t>admin_tevekenyseg</w:t>
+      </w:r>
+      <w:proofErr w:type="spellEnd"/>
+      <w:r>
+        <w:t xml:space="preserve"> tábla a rendszergazdai műveletek biztonsági naplója. Biztosítja, hogy az adminisztrátorok által végrehajtott kritikus beavatkozások (pl. felhasználók tiltása, hirdetések törlése)</w:t>
+      </w:r>
+      <w:r>
+        <w:t xml:space="preserve"> </w:t>
+      </w:r>
+      <w:r>
+        <w:t>visszakövethetők legyenek a platformon.</w:t>
+      </w:r>
+    </w:p>
+    <w:p>
+      <w:pPr>
+        <w:spacing w:line="259" w:lineRule="auto"/>
+        <w:jc w:val="left"/>
+      </w:pPr>
+      <w:r>
+        <w:rPr>
+          <w:noProof/>
+        </w:rPr>
+        <mc:AlternateContent>
+          <mc:Choice Requires="wpg">
+            <w:drawing>
+              <wp:anchor distT="0" distB="0" distL="114300" distR="114300" simplePos="0" relativeHeight="251760640" behindDoc="0" locked="0" layoutInCell="1" allowOverlap="1" wp14:anchorId="630B69C9" wp14:editId="7F82C544">
+                <wp:simplePos x="0" y="0"/>
+                <wp:positionH relativeFrom="column">
+                  <wp:posOffset>542925</wp:posOffset>
+                </wp:positionH>
+                <wp:positionV relativeFrom="paragraph">
+                  <wp:posOffset>321945</wp:posOffset>
+                </wp:positionV>
+                <wp:extent cx="2604135" cy="2165985"/>
+                <wp:effectExtent l="76200" t="95250" r="0" b="100965"/>
+                <wp:wrapNone/>
+                <wp:docPr id="1156507368" name="Csoportba foglalás 26"/>
+                <wp:cNvGraphicFramePr/>
+                <a:graphic xmlns:a="http://schemas.openxmlformats.org/drawingml/2006/main">
+                  <a:graphicData uri="http://schemas.microsoft.com/office/word/2010/wordprocessingGroup">
+                    <wpg:wgp>
+                      <wpg:cNvGrpSpPr/>
+                      <wpg:grpSpPr>
+                        <a:xfrm>
+                          <a:off x="0" y="0"/>
+                          <a:ext cx="2604135" cy="2165985"/>
+                          <a:chOff x="0" y="0"/>
+                          <a:chExt cx="2604275" cy="2166574"/>
+                        </a:xfrm>
+                      </wpg:grpSpPr>
+                      <wpg:grpSp>
+                        <wpg:cNvPr id="1443079734" name="Csoportba foglalás 25"/>
+                        <wpg:cNvGrpSpPr/>
+                        <wpg:grpSpPr>
+                          <a:xfrm>
+                            <a:off x="0" y="0"/>
+                            <a:ext cx="2196353" cy="2166574"/>
+                            <a:chOff x="0" y="0"/>
+                            <a:chExt cx="2196353" cy="2166574"/>
+                          </a:xfrm>
+                        </wpg:grpSpPr>
+                        <pic:pic xmlns:pic="http://schemas.openxmlformats.org/drawingml/2006/picture">
+                          <pic:nvPicPr>
+                            <pic:cNvPr id="1006435936" name="Kép 1" descr="A képen szöveg, képernyőkép, Betűtípus, szám látható&#10;&#10;Előfordulhat, hogy az AI által létrehozott tartalom helytelen."/>
+                            <pic:cNvPicPr>
+                              <a:picLocks noChangeAspect="1"/>
+                            </pic:cNvPicPr>
+                          </pic:nvPicPr>
+                          <pic:blipFill>
+                            <a:blip r:embed="rId30">
+                              <a:extLst>
+                                <a:ext uri="{28A0092B-C50C-407E-A947-70E740481C1C}">
+                                  <a14:useLocalDpi xmlns:a14="http://schemas.microsoft.com/office/drawing/2010/main" val="0"/>
+                                </a:ext>
+                              </a:extLst>
+                            </a:blip>
+                            <a:stretch>
+                              <a:fillRect/>
+                            </a:stretch>
+                          </pic:blipFill>
+                          <pic:spPr>
+                            <a:xfrm>
+                              <a:off x="2822" y="0"/>
+                              <a:ext cx="2188845" cy="2163445"/>
+                            </a:xfrm>
+                            <a:prstGeom prst="rect">
+                              <a:avLst/>
+                            </a:prstGeom>
+                            <a:effectLst>
+                              <a:outerShdw blurRad="63500" sx="102000" sy="102000" algn="ctr" rotWithShape="0">
+                                <a:prstClr val="black">
+                                  <a:alpha val="30000"/>
+                                </a:prstClr>
+                              </a:outerShdw>
+                            </a:effectLst>
+                          </pic:spPr>
+                        </pic:pic>
+                        <wps:wsp>
+                          <wps:cNvPr id="1647710743" name="Téglalap 11"/>
+                          <wps:cNvSpPr/>
+                          <wps:spPr>
+                            <a:xfrm>
+                              <a:off x="0" y="1214261"/>
+                              <a:ext cx="2196353" cy="952313"/>
+                            </a:xfrm>
+                            <a:prstGeom prst="rect">
+                              <a:avLst/>
+                            </a:prstGeom>
+                            <a:solidFill>
+                              <a:schemeClr val="tx1">
+                                <a:lumMod val="85000"/>
+                                <a:lumOff val="15000"/>
+                                <a:alpha val="30000"/>
+                              </a:schemeClr>
+                            </a:solidFill>
+                            <a:ln>
+                              <a:noFill/>
+                            </a:ln>
+                          </wps:spPr>
+                          <wps:style>
+                            <a:lnRef idx="2">
+                              <a:schemeClr val="accent1">
+                                <a:shade val="15000"/>
+                              </a:schemeClr>
+                            </a:lnRef>
+                            <a:fillRef idx="1">
+                              <a:schemeClr val="accent1"/>
+                            </a:fillRef>
+                            <a:effectRef idx="0">
+                              <a:schemeClr val="accent1"/>
+                            </a:effectRef>
+                            <a:fontRef idx="minor">
+                              <a:schemeClr val="lt1"/>
+                            </a:fontRef>
+                          </wps:style>
+                          <wps:bodyPr rot="0" spcFirstLastPara="0" vertOverflow="overflow" horzOverflow="overflow" vert="horz" wrap="square" lIns="91440" tIns="45720" rIns="91440" bIns="45720" numCol="1" spcCol="0" rtlCol="0" fromWordArt="0" anchor="ctr" anchorCtr="0" forceAA="0" compatLnSpc="1">
+                            <a:prstTxWarp prst="textNoShape">
+                              <a:avLst/>
+                            </a:prstTxWarp>
+                            <a:noAutofit/>
+                          </wps:bodyPr>
+                        </wps:wsp>
+                        <wps:wsp>
+                          <wps:cNvPr id="1667003008" name="Téglalap 10"/>
+                          <wps:cNvSpPr/>
+                          <wps:spPr>
+                            <a:xfrm>
+                              <a:off x="10008" y="313267"/>
+                              <a:ext cx="2168679" cy="892810"/>
+                            </a:xfrm>
+                            <a:prstGeom prst="rect">
+                              <a:avLst/>
+                            </a:prstGeom>
+                            <a:noFill/>
+                            <a:ln w="28575">
+                              <a:solidFill>
+                                <a:schemeClr val="bg2">
+                                  <a:lumMod val="75000"/>
+                                </a:schemeClr>
+                              </a:solidFill>
+                              <a:prstDash val="sysDot"/>
+                            </a:ln>
+                          </wps:spPr>
+                          <wps:style>
+                            <a:lnRef idx="2">
+                              <a:schemeClr val="accent1">
+                                <a:shade val="15000"/>
+                              </a:schemeClr>
+                            </a:lnRef>
+                            <a:fillRef idx="1">
+                              <a:schemeClr val="accent1"/>
+                            </a:fillRef>
+                            <a:effectRef idx="0">
+                              <a:schemeClr val="accent1"/>
+                            </a:effectRef>
+                            <a:fontRef idx="minor">
+                              <a:schemeClr val="lt1"/>
+                            </a:fontRef>
+                          </wps:style>
+                          <wps:bodyPr rot="0" spcFirstLastPara="0" vertOverflow="overflow" horzOverflow="overflow" vert="horz" wrap="square" lIns="91440" tIns="45720" rIns="91440" bIns="45720" numCol="1" spcCol="0" rtlCol="0" fromWordArt="0" anchor="ctr" anchorCtr="0" forceAA="0" compatLnSpc="1">
+                            <a:prstTxWarp prst="textNoShape">
+                              <a:avLst/>
+                            </a:prstTxWarp>
+                            <a:noAutofit/>
+                          </wps:bodyPr>
+                        </wps:wsp>
+                      </wpg:grpSp>
+                      <wps:wsp>
+                        <wps:cNvPr id="1957706929" name="Jobb oldali kapcsos zárójel 15"/>
+                        <wps:cNvSpPr/>
+                        <wps:spPr>
+                          <a:xfrm>
+                            <a:off x="2198511" y="307622"/>
+                            <a:ext cx="405764" cy="892810"/>
+                          </a:xfrm>
+                          <a:prstGeom prst="rightBrace">
+                            <a:avLst/>
+                          </a:prstGeom>
+                          <a:ln w="28575">
+                            <a:solidFill>
+                              <a:srgbClr val="A365D1"/>
+                            </a:solidFill>
+                          </a:ln>
+                        </wps:spPr>
+                        <wps:style>
+                          <a:lnRef idx="1">
+                            <a:schemeClr val="accent1"/>
+                          </a:lnRef>
+                          <a:fillRef idx="0">
+                            <a:schemeClr val="accent1"/>
+                          </a:fillRef>
+                          <a:effectRef idx="0">
+                            <a:schemeClr val="accent1"/>
+                          </a:effectRef>
+                          <a:fontRef idx="minor">
+                            <a:schemeClr val="tx1"/>
+                          </a:fontRef>
+                        </wps:style>
+                        <wps:bodyPr rot="0" spcFirstLastPara="0" vertOverflow="overflow" horzOverflow="overflow" vert="horz" wrap="square" lIns="91440" tIns="45720" rIns="91440" bIns="45720" numCol="1" spcCol="0" rtlCol="0" fromWordArt="0" anchor="ctr" anchorCtr="0" forceAA="0" compatLnSpc="1">
+                          <a:prstTxWarp prst="textNoShape">
+                            <a:avLst/>
+                          </a:prstTxWarp>
+                          <a:noAutofit/>
+                        </wps:bodyPr>
+                      </wps:wsp>
+                    </wpg:wgp>
+                  </a:graphicData>
+                </a:graphic>
+              </wp:anchor>
+            </w:drawing>
+          </mc:Choice>
+          <mc:Fallback>
+            <w:pict>
+              <v:group w14:anchorId="75A61892" id="Csoportba foglalás 26" o:spid="_x0000_s1026" style="position:absolute;margin-left:42.75pt;margin-top:25.35pt;width:205.05pt;height:170.55pt;z-index:251760640" coordsize="26042,21665" o:gfxdata="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">
+                <v:group id="Csoportba foglalás 25" o:spid="_x0000_s1027" style="position:absolute;width:21963;height:21665" coordsize="21963,21665" o:gfxdata="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">
+                  <v:shape id="Kép 1" o:spid="_x0000_s1028" type="#_x0000_t75" alt="A képen szöveg, képernyőkép, Betűtípus, szám látható&#10;&#10;Előfordulhat, hogy az AI által létrehozott tartalom helytelen." style="position:absolute;left:28;width:21888;height:21634;visibility:visible;mso-wrap-style:square" o:gfxdata="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">
+                    <v:imagedata r:id="rId31" o:title="A képen szöveg, képernyőkép, Betűtípus, szám látható&#10;&#10;Előfordulhat, hogy az AI által létrehozott tartalom helytelen"/>
+                    <v:shadow on="t" type="perspective" color="black" opacity="19660f" offset="0,0" matrix="66847f,,,66847f"/>
+                  </v:shape>
+                  <v:rect id="Téglalap 11" o:spid="_x0000_s1029" style="position:absolute;top:12142;width:21963;height:9523;visibility:visible;mso-wrap-style:square;v-text-anchor:middle" o:gfxdata="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" fillcolor="#272727 [2749]" stroked="f" strokeweight="1pt">
+                    <v:fill opacity="19789f"/>
+                  </v:rect>
+                  <v:rect id="Téglalap 10" o:spid="_x0000_s1030" style="position:absolute;left:100;top:3132;width:21686;height:8928;visibility:visible;mso-wrap-style:square;v-text-anchor:middle" o:gfxdata="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" filled="f" strokecolor="#aeaaaa [2414]" strokeweight="2.25pt">
+                    <v:stroke dashstyle="1 1"/>
+                  </v:rect>
+                </v:group>
+                <v:shape id="Jobb oldali kapcsos zárójel 15" o:spid="_x0000_s1031" type="#_x0000_t88" style="position:absolute;left:21985;top:3076;width:4057;height:8928;visibility:visible;mso-wrap-style:square;v-text-anchor:middle" o:gfxdata="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" adj="818" strokecolor="#a365d1" strokeweight="2.25pt">
+                  <v:stroke joinstyle="miter"/>
+                </v:shape>
+              </v:group>
+            </w:pict>
+          </mc:Fallback>
+        </mc:AlternateContent>
+      </w:r>
+      <w:r>
+        <w:rPr>
+          <w:noProof/>
+        </w:rPr>
+        <mc:AlternateContent>
+          <mc:Choice Requires="wpg">
+            <w:drawing>
+              <wp:anchor distT="0" distB="0" distL="114300" distR="114300" simplePos="0" relativeHeight="251762688" behindDoc="0" locked="0" layoutInCell="1" allowOverlap="1" wp14:anchorId="3C4658B1" wp14:editId="388D8A6D">
+                <wp:simplePos x="0" y="0"/>
+                <wp:positionH relativeFrom="column">
+                  <wp:posOffset>543387</wp:posOffset>
+                </wp:positionH>
+                <wp:positionV relativeFrom="paragraph">
+                  <wp:posOffset>4297449</wp:posOffset>
+                </wp:positionV>
+                <wp:extent cx="2599055" cy="2163445"/>
+                <wp:effectExtent l="76200" t="95250" r="0" b="103505"/>
+                <wp:wrapNone/>
+                <wp:docPr id="203321184" name="Csoportba foglalás 26"/>
+                <wp:cNvGraphicFramePr/>
+                <a:graphic xmlns:a="http://schemas.openxmlformats.org/drawingml/2006/main">
+                  <a:graphicData uri="http://schemas.microsoft.com/office/word/2010/wordprocessingGroup">
+                    <wpg:wgp>
+                      <wpg:cNvGrpSpPr/>
+                      <wpg:grpSpPr>
+                        <a:xfrm>
+                          <a:off x="0" y="0"/>
+                          <a:ext cx="2599055" cy="2163445"/>
+                          <a:chOff x="254" y="0"/>
+                          <a:chExt cx="2599126" cy="2163445"/>
+                        </a:xfrm>
+                      </wpg:grpSpPr>
+                      <wpg:grpSp>
+                        <wpg:cNvPr id="398894535" name="Csoportba foglalás 25"/>
+                        <wpg:cNvGrpSpPr/>
+                        <wpg:grpSpPr>
+                          <a:xfrm>
+                            <a:off x="254" y="0"/>
+                            <a:ext cx="2196353" cy="2163445"/>
+                            <a:chOff x="254" y="0"/>
+                            <a:chExt cx="2196353" cy="2163445"/>
+                          </a:xfrm>
+                        </wpg:grpSpPr>
+                        <pic:pic xmlns:pic="http://schemas.openxmlformats.org/drawingml/2006/picture">
+                          <pic:nvPicPr>
+                            <pic:cNvPr id="1524499528" name="Kép 1" descr="A képen szöveg, képernyőkép, Betűtípus, szám látható&#10;&#10;Előfordulhat, hogy az AI által létrehozott tartalom helytelen."/>
+                            <pic:cNvPicPr>
+                              <a:picLocks noChangeAspect="1"/>
+                            </pic:cNvPicPr>
+                          </pic:nvPicPr>
+                          <pic:blipFill>
+                            <a:blip r:embed="rId30">
+                              <a:extLst>
+                                <a:ext uri="{28A0092B-C50C-407E-A947-70E740481C1C}">
+                                  <a14:useLocalDpi xmlns:a14="http://schemas.microsoft.com/office/drawing/2010/main" val="0"/>
+                                </a:ext>
+                              </a:extLst>
+                            </a:blip>
+                            <a:stretch>
+                              <a:fillRect/>
+                            </a:stretch>
+                          </pic:blipFill>
+                          <pic:spPr>
+                            <a:xfrm>
+                              <a:off x="2822" y="0"/>
+                              <a:ext cx="2188845" cy="2163445"/>
+                            </a:xfrm>
+                            <a:prstGeom prst="rect">
+                              <a:avLst/>
+                            </a:prstGeom>
+                            <a:effectLst>
+                              <a:outerShdw blurRad="63500" sx="102000" sy="102000" algn="ctr" rotWithShape="0">
+                                <a:prstClr val="black">
+                                  <a:alpha val="30000"/>
+                                </a:prstClr>
+                              </a:outerShdw>
+                            </a:effectLst>
+                          </pic:spPr>
+                        </pic:pic>
+                        <wps:wsp>
+                          <wps:cNvPr id="638591658" name="Téglalap 11"/>
+                          <wps:cNvSpPr/>
+                          <wps:spPr>
+                            <a:xfrm>
+                              <a:off x="254" y="291714"/>
+                              <a:ext cx="2196353" cy="952313"/>
+                            </a:xfrm>
+                            <a:prstGeom prst="rect">
+                              <a:avLst/>
+                            </a:prstGeom>
+                            <a:solidFill>
+                              <a:schemeClr val="tx1">
+                                <a:lumMod val="85000"/>
+                                <a:lumOff val="15000"/>
+                                <a:alpha val="30000"/>
+                              </a:schemeClr>
+                            </a:solidFill>
+                            <a:ln>
+                              <a:noFill/>
+                            </a:ln>
+                          </wps:spPr>
+                          <wps:style>
+                            <a:lnRef idx="2">
+                              <a:schemeClr val="accent1">
+                                <a:shade val="15000"/>
+                              </a:schemeClr>
+                            </a:lnRef>
+                            <a:fillRef idx="1">
+                              <a:schemeClr val="accent1"/>
+                            </a:fillRef>
+                            <a:effectRef idx="0">
+                              <a:schemeClr val="accent1"/>
+                            </a:effectRef>
+                            <a:fontRef idx="minor">
+                              <a:schemeClr val="lt1"/>
+                            </a:fontRef>
+                          </wps:style>
+                          <wps:bodyPr rot="0" spcFirstLastPara="0" vertOverflow="overflow" horzOverflow="overflow" vert="horz" wrap="square" lIns="91440" tIns="45720" rIns="91440" bIns="45720" numCol="1" spcCol="0" rtlCol="0" fromWordArt="0" anchor="ctr" anchorCtr="0" forceAA="0" compatLnSpc="1">
+                            <a:prstTxWarp prst="textNoShape">
+                              <a:avLst/>
+                            </a:prstTxWarp>
+                            <a:noAutofit/>
+                          </wps:bodyPr>
+                        </wps:wsp>
+                        <wps:wsp>
+                          <wps:cNvPr id="670917584" name="Téglalap 10"/>
+                          <wps:cNvSpPr/>
+                          <wps:spPr>
+                            <a:xfrm>
+                              <a:off x="10260" y="1255494"/>
+                              <a:ext cx="2169760" cy="897257"/>
+                            </a:xfrm>
+                            <a:prstGeom prst="rect">
+                              <a:avLst/>
+                            </a:prstGeom>
+                            <a:noFill/>
+                            <a:ln w="28575">
+                              <a:solidFill>
+                                <a:schemeClr val="bg2">
+                                  <a:lumMod val="75000"/>
+                                </a:schemeClr>
+                              </a:solidFill>
+                              <a:prstDash val="sysDot"/>
+                            </a:ln>
+                          </wps:spPr>
+                          <wps:style>
+                            <a:lnRef idx="2">
+                              <a:schemeClr val="accent1">
+                                <a:shade val="15000"/>
+                              </a:schemeClr>
+                            </a:lnRef>
+                            <a:fillRef idx="1">
+                              <a:schemeClr val="accent1"/>
+                            </a:fillRef>
+                            <a:effectRef idx="0">
+                              <a:schemeClr val="accent1"/>
+                            </a:effectRef>
+                            <a:fontRef idx="minor">
+                              <a:schemeClr val="lt1"/>
+                            </a:fontRef>
+                          </wps:style>
+                          <wps:bodyPr rot="0" spcFirstLastPara="0" vertOverflow="overflow" horzOverflow="overflow" vert="horz" wrap="square" lIns="91440" tIns="45720" rIns="91440" bIns="45720" numCol="1" spcCol="0" rtlCol="0" fromWordArt="0" anchor="ctr" anchorCtr="0" forceAA="0" compatLnSpc="1">
+                            <a:prstTxWarp prst="textNoShape">
+                              <a:avLst/>
+                            </a:prstTxWarp>
+                            <a:noAutofit/>
+                          </wps:bodyPr>
+                        </wps:wsp>
+                      </wpg:grpSp>
+                      <wps:wsp>
+                        <wps:cNvPr id="1325031104" name="Jobb oldali kapcsos zárójel 15"/>
+                        <wps:cNvSpPr/>
+                        <wps:spPr>
+                          <a:xfrm>
+                            <a:off x="2193616" y="1249655"/>
+                            <a:ext cx="405764" cy="898650"/>
+                          </a:xfrm>
+                          <a:prstGeom prst="rightBrace">
+                            <a:avLst/>
+                          </a:prstGeom>
+                          <a:ln w="28575">
+                            <a:solidFill>
+                              <a:srgbClr val="A365D1"/>
+                            </a:solidFill>
+                          </a:ln>
+                        </wps:spPr>
+                        <wps:style>
+                          <a:lnRef idx="1">
+                            <a:schemeClr val="accent1"/>
+                          </a:lnRef>
+                          <a:fillRef idx="0">
+                            <a:schemeClr val="accent1"/>
+                          </a:fillRef>
+                          <a:effectRef idx="0">
+                            <a:schemeClr val="accent1"/>
+                          </a:effectRef>
+                          <a:fontRef idx="minor">
+                            <a:schemeClr val="tx1"/>
+                          </a:fontRef>
+                        </wps:style>
+                        <wps:bodyPr rot="0" spcFirstLastPara="0" vertOverflow="overflow" horzOverflow="overflow" vert="horz" wrap="square" lIns="91440" tIns="45720" rIns="91440" bIns="45720" numCol="1" spcCol="0" rtlCol="0" fromWordArt="0" anchor="ctr" anchorCtr="0" forceAA="0" compatLnSpc="1">
+                          <a:prstTxWarp prst="textNoShape">
+                            <a:avLst/>
+                          </a:prstTxWarp>
+                          <a:noAutofit/>
+                        </wps:bodyPr>
+                      </wps:wsp>
+                    </wpg:wgp>
+                  </a:graphicData>
+                </a:graphic>
+                <wp14:sizeRelH relativeFrom="margin">
+                  <wp14:pctWidth>0</wp14:pctWidth>
+                </wp14:sizeRelH>
+                <wp14:sizeRelV relativeFrom="margin">
+                  <wp14:pctHeight>0</wp14:pctHeight>
+                </wp14:sizeRelV>
+              </wp:anchor>
+            </w:drawing>
+          </mc:Choice>
+          <mc:Fallback>
+            <w:pict>
+              <v:group w14:anchorId="68ED1583" id="Csoportba foglalás 26" o:spid="_x0000_s1026" style="position:absolute;margin-left:42.8pt;margin-top:338.4pt;width:204.65pt;height:170.35pt;z-index:251762688;mso-width-relative:margin;mso-height-relative:margin" coordorigin="2" coordsize="25991,21634" o:gfxdata="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">
+                <v:group id="Csoportba foglalás 25" o:spid="_x0000_s1027" style="position:absolute;left:2;width:21964;height:21634" coordorigin="2" coordsize="21963,21634" o:gfxdata="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">
+                  <v:shape id="Kép 1" o:spid="_x0000_s1028" type="#_x0000_t75" alt="A képen szöveg, képernyőkép, Betűtípus, szám látható&#10;&#10;Előfordulhat, hogy az AI által létrehozott tartalom helytelen." style="position:absolute;left:28;width:21888;height:21634;visibility:visible;mso-wrap-style:square" o:gfxdata="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">
+                    <v:imagedata r:id="rId31" o:title="A képen szöveg, képernyőkép, Betűtípus, szám látható&#10;&#10;Előfordulhat, hogy az AI által létrehozott tartalom helytelen"/>
+                    <v:shadow on="t" type="perspective" color="black" opacity="19660f" offset="0,0" matrix="66847f,,,66847f"/>
+                  </v:shape>
+                  <v:rect id="Téglalap 11" o:spid="_x0000_s1029" style="position:absolute;left:2;top:2917;width:21964;height:9523;visibility:visible;mso-wrap-style:square;v-text-anchor:middle" o:gfxdata="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" fillcolor="#272727 [2749]" stroked="f" strokeweight="1pt">
+                    <v:fill opacity="19789f"/>
+                  </v:rect>
+                  <v:rect id="Téglalap 10" o:spid="_x0000_s1030" style="position:absolute;left:102;top:12554;width:21698;height:8973;visibility:visible;mso-wrap-style:square;v-text-anchor:middle" o:gfxdata="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" filled="f" strokecolor="#aeaaaa [2414]" strokeweight="2.25pt">
+                    <v:stroke dashstyle="1 1"/>
+                  </v:rect>
+                </v:group>
+                <v:shape id="Jobb oldali kapcsos zárójel 15" o:spid="_x0000_s1031" type="#_x0000_t88" style="position:absolute;left:21936;top:12496;width:4057;height:8987;visibility:visible;mso-wrap-style:square;v-text-anchor:middle" o:gfxdata="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" adj="813" strokecolor="#a365d1" strokeweight="2.25pt">
+                  <v:stroke joinstyle="miter"/>
+                </v:shape>
+              </v:group>
+            </w:pict>
+          </mc:Fallback>
+        </mc:AlternateContent>
+      </w:r>
+      <w:r>
+        <w:rPr>
+          <w:noProof/>
+        </w:rPr>
+        <mc:AlternateContent>
+          <mc:Choice Requires="wps">
+            <w:drawing>
+              <wp:anchor distT="45720" distB="45720" distL="114300" distR="114300" simplePos="0" relativeHeight="251752448" behindDoc="0" locked="0" layoutInCell="1" allowOverlap="1" wp14:anchorId="198F8448" wp14:editId="52B4DCAD">
+                <wp:simplePos x="0" y="0"/>
+                <wp:positionH relativeFrom="page">
+                  <wp:posOffset>3865245</wp:posOffset>
+                </wp:positionH>
+                <wp:positionV relativeFrom="paragraph">
+                  <wp:posOffset>8255</wp:posOffset>
+                </wp:positionV>
+                <wp:extent cx="3194685" cy="3417570"/>
+                <wp:effectExtent l="0" t="0" r="0" b="0"/>
+                <wp:wrapSquare wrapText="bothSides"/>
+                <wp:docPr id="233405183" name="Szövegdoboz 2"/>
+                <wp:cNvGraphicFramePr>
+                  <a:graphicFrameLocks xmlns:a="http://schemas.openxmlformats.org/drawingml/2006/main"/>
+                </wp:cNvGraphicFramePr>
+                <a:graphic xmlns:a="http://schemas.openxmlformats.org/drawingml/2006/main">
+                  <a:graphicData uri="http://schemas.microsoft.com/office/word/2010/wordprocessingShape">
+                    <wps:wsp>
+                      <wps:cNvSpPr txBox="1">
+                        <a:spLocks noChangeArrowheads="1"/>
+                      </wps:cNvSpPr>
+                      <wps:spPr bwMode="auto">
+                        <a:xfrm>
+                          <a:off x="0" y="0"/>
+                          <a:ext cx="3194685" cy="3417570"/>
+                        </a:xfrm>
+                        <a:prstGeom prst="rect">
+                          <a:avLst/>
+                        </a:prstGeom>
+                        <a:noFill/>
+                        <a:ln w="9525">
+                          <a:noFill/>
+                          <a:miter lim="800000"/>
+                          <a:headEnd/>
+                          <a:tailEnd/>
+                        </a:ln>
+                      </wps:spPr>
+                      <wps:txbx>
+                        <w:txbxContent>
+                          <w:p>
+                            <w:pPr>
+                              <w:pStyle w:val="Listaszerbekezds"/>
+                              <w:numPr>
+                                <w:ilvl w:val="0"/>
+                                <w:numId w:val="18"/>
+                              </w:numPr>
+                              <w:spacing w:after="400"/>
+                              <w:ind w:left="714" w:right="-91" w:hanging="357"/>
+                              <w:contextualSpacing w:val="0"/>
+                            </w:pPr>
+                            <w:r>
+                              <w:t>Ezek a mezők rögzítik a műveletet végrehajtó adminisztrátort és a beavatkozás</w:t>
+                            </w:r>
+                            <w:r>
+                              <w:t>t</w:t>
+                            </w:r>
+                            <w:r>
+                              <w:t xml:space="preserve"> érintett </w:t>
+                            </w:r>
+                            <w:r>
+                              <w:t>személyét</w:t>
+                            </w:r>
+                            <w:r>
+                              <w:t>.</w:t>
+                            </w:r>
+                          </w:p>
+                          <w:p>
+                            <w:pPr>
+                              <w:pStyle w:val="Listaszerbekezds"/>
+                              <w:numPr>
+                                <w:ilvl w:val="0"/>
+                                <w:numId w:val="18"/>
+                              </w:numPr>
+                              <w:spacing w:after="400"/>
+                              <w:ind w:left="714" w:right="-91" w:hanging="357"/>
+                              <w:contextualSpacing w:val="0"/>
+                            </w:pPr>
+                            <w:r>
+                              <w:t xml:space="preserve">Az </w:t>
+                            </w:r>
+                            <w:proofErr w:type="spellStart"/>
+                            <w:r>
+                              <w:rPr>
+                                <w:b/>
+                                <w:bCs/>
+                              </w:rPr>
+                              <w:t>admin_fid</w:t>
+                            </w:r>
+                            <w:proofErr w:type="spellEnd"/>
+                            <w:r>
+                              <w:t xml:space="preserve"> és </w:t>
+                            </w:r>
+                            <w:proofErr w:type="spellStart"/>
+                            <w:r>
+                              <w:rPr>
+                                <w:b/>
+                                <w:bCs/>
+                              </w:rPr>
+                              <w:t>cel_fid</w:t>
+                            </w:r>
+                            <w:proofErr w:type="spellEnd"/>
+                            <w:r>
+                              <w:rPr>
+                                <w:b/>
+                                <w:bCs/>
+                              </w:rPr>
+                              <w:t xml:space="preserve"> </w:t>
+                            </w:r>
+                            <w:r>
+                              <w:t xml:space="preserve">idegen kulcsok összekapcsolják a naplót a felhasználói profilokkal, garantálva a moderátori felelősségre </w:t>
+                            </w:r>
+                            <w:proofErr w:type="spellStart"/>
+                            <w:r>
+                              <w:t>vonhatóságot</w:t>
+                            </w:r>
+                            <w:proofErr w:type="spellEnd"/>
+                            <w:r>
+                              <w:t>.</w:t>
+                            </w:r>
+                          </w:p>
+                          <w:p>
+                            <w:pPr>
+                              <w:pStyle w:val="Listaszerbekezds"/>
+                              <w:numPr>
+                                <w:ilvl w:val="0"/>
+                                <w:numId w:val="18"/>
+                              </w:numPr>
+                              <w:spacing w:after="400"/>
+                              <w:ind w:left="714" w:right="-91" w:hanging="357"/>
+                              <w:contextualSpacing w:val="0"/>
+                            </w:pPr>
+                            <w:r>
+                              <w:t>(napló azonosítója, adminisztrátor azonosítója, célfelhasználó azonosítója)</w:t>
+                            </w:r>
+                            <w:r>
+                              <w:t>.</w:t>
+                            </w:r>
+                          </w:p>
+                        </w:txbxContent>
+                      </wps:txbx>
+                      <wps:bodyPr rot="0" vert="horz" wrap="square" lIns="91440" tIns="45720" rIns="91440" bIns="45720" anchor="t" anchorCtr="0">
+                        <a:noAutofit/>
+                      </wps:bodyPr>
+                    </wps:wsp>
+                  </a:graphicData>
+                </a:graphic>
+                <wp14:sizeRelH relativeFrom="margin">
+                  <wp14:pctWidth>0</wp14:pctWidth>
+                </wp14:sizeRelH>
+                <wp14:sizeRelV relativeFrom="margin">
+                  <wp14:pctHeight>0</wp14:pctHeight>
+                </wp14:sizeRelV>
+              </wp:anchor>
+            </w:drawing>
+          </mc:Choice>
+          <mc:Fallback>
+            <w:pict>
+              <v:shape w14:anchorId="198F8448" id="_x0000_s1040" type="#_x0000_t202" style="position:absolute;margin-left:304.35pt;margin-top:.65pt;width:251.55pt;height:269.1pt;z-index:251752448;visibility:visible;mso-wrap-style:square;mso-width-percent:0;mso-height-percent:0;mso-wrap-distance-left:9pt;mso-wrap-distance-top:3.6pt;mso-wrap-distance-right:9pt;mso-wrap-distance-bottom:3.6pt;mso-position-horizontal:absolute;mso-position-horizontal-relative:page;mso-position-vertical:absolute;mso-position-vertical-relative:text;mso-width-percent:0;mso-height-percent:0;mso-width-relative:margin;mso-height-relative:margin;v-text-anchor:top" o:gfxdata="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" filled="f" stroked="f">
+                <v:textbox>
+                  <w:txbxContent>
+                    <w:p>
+                      <w:pPr>
+                        <w:pStyle w:val="Listaszerbekezds"/>
+                        <w:numPr>
+                          <w:ilvl w:val="0"/>
+                          <w:numId w:val="18"/>
+                        </w:numPr>
+                        <w:spacing w:after="400"/>
+                        <w:ind w:left="714" w:right="-91" w:hanging="357"/>
+                        <w:contextualSpacing w:val="0"/>
+                      </w:pPr>
+                      <w:r>
+                        <w:t>Ezek a mezők rögzítik a műveletet végrehajtó adminisztrátort és a beavatkozás</w:t>
+                      </w:r>
+                      <w:r>
+                        <w:t>t</w:t>
+                      </w:r>
+                      <w:r>
+                        <w:t xml:space="preserve"> érintett </w:t>
+                      </w:r>
+                      <w:r>
+                        <w:t>személyét</w:t>
+                      </w:r>
+                      <w:r>
+                        <w:t>.</w:t>
+                      </w:r>
+                    </w:p>
+                    <w:p>
+                      <w:pPr>
+                        <w:pStyle w:val="Listaszerbekezds"/>
+                        <w:numPr>
+                          <w:ilvl w:val="0"/>
+                          <w:numId w:val="18"/>
+                        </w:numPr>
+                        <w:spacing w:after="400"/>
+                        <w:ind w:left="714" w:right="-91" w:hanging="357"/>
+                        <w:contextualSpacing w:val="0"/>
+                      </w:pPr>
+                      <w:r>
+                        <w:t xml:space="preserve">Az </w:t>
+                      </w:r>
+                      <w:proofErr w:type="spellStart"/>
+                      <w:r>
+                        <w:rPr>
+                          <w:b/>
+                          <w:bCs/>
+                        </w:rPr>
+                        <w:t>admin_fid</w:t>
+                      </w:r>
+                      <w:proofErr w:type="spellEnd"/>
+                      <w:r>
+                        <w:t xml:space="preserve"> és </w:t>
+                      </w:r>
+                      <w:proofErr w:type="spellStart"/>
+                      <w:r>
+                        <w:rPr>
+                          <w:b/>
+                          <w:bCs/>
+                        </w:rPr>
+                        <w:t>cel_fid</w:t>
+                      </w:r>
+                      <w:proofErr w:type="spellEnd"/>
+                      <w:r>
+                        <w:rPr>
+                          <w:b/>
+                          <w:bCs/>
+                        </w:rPr>
+                        <w:t xml:space="preserve"> </w:t>
+                      </w:r>
+                      <w:r>
+                        <w:t xml:space="preserve">idegen kulcsok összekapcsolják a naplót a felhasználói profilokkal, garantálva a moderátori felelősségre </w:t>
+                      </w:r>
+                      <w:proofErr w:type="spellStart"/>
+                      <w:r>
+                        <w:t>vonhatóságot</w:t>
+                      </w:r>
+                      <w:proofErr w:type="spellEnd"/>
+                      <w:r>
+                        <w:t>.</w:t>
+                      </w:r>
+                    </w:p>
+                    <w:p>
+                      <w:pPr>
+                        <w:pStyle w:val="Listaszerbekezds"/>
+                        <w:numPr>
+                          <w:ilvl w:val="0"/>
+                          <w:numId w:val="18"/>
+                        </w:numPr>
+                        <w:spacing w:after="400"/>
+                        <w:ind w:left="714" w:right="-91" w:hanging="357"/>
+                        <w:contextualSpacing w:val="0"/>
+                      </w:pPr>
+                      <w:r>
+                        <w:t>(napló azonosítója, adminisztrátor azonosítója, célfelhasználó azonosítója)</w:t>
+                      </w:r>
+                      <w:r>
+                        <w:t>.</w:t>
+                      </w:r>
+                    </w:p>
+                  </w:txbxContent>
+                </v:textbox>
+                <w10:wrap type="square" anchorx="page"/>
+              </v:shape>
+            </w:pict>
+          </mc:Fallback>
+        </mc:AlternateContent>
+      </w:r>
+      <w:r>
+        <w:rPr>
+          <w:noProof/>
+        </w:rPr>
+        <mc:AlternateContent>
+          <mc:Choice Requires="wps">
+            <w:drawing>
+              <wp:anchor distT="45720" distB="45720" distL="114300" distR="114300" simplePos="0" relativeHeight="251764736" behindDoc="0" locked="0" layoutInCell="1" allowOverlap="1" wp14:anchorId="64D4181C" wp14:editId="77BD957A">
+                <wp:simplePos x="0" y="0"/>
+                <wp:positionH relativeFrom="page">
+                  <wp:posOffset>3866515</wp:posOffset>
+                </wp:positionH>
+                <wp:positionV relativeFrom="paragraph">
+                  <wp:posOffset>3783492</wp:posOffset>
+                </wp:positionV>
+                <wp:extent cx="3194685" cy="3543935"/>
+                <wp:effectExtent l="0" t="0" r="0" b="0"/>
+                <wp:wrapSquare wrapText="bothSides"/>
+                <wp:docPr id="1319373852" name="Szövegdoboz 2"/>
+                <wp:cNvGraphicFramePr>
+                  <a:graphicFrameLocks xmlns:a="http://schemas.openxmlformats.org/drawingml/2006/main"/>
+                </wp:cNvGraphicFramePr>
+                <a:graphic xmlns:a="http://schemas.openxmlformats.org/drawingml/2006/main">
+                  <a:graphicData uri="http://schemas.microsoft.com/office/word/2010/wordprocessingShape">
+                    <wps:wsp>
+                      <wps:cNvSpPr txBox="1">
+                        <a:spLocks noChangeArrowheads="1"/>
+                      </wps:cNvSpPr>
+                      <wps:spPr bwMode="auto">
+                        <a:xfrm>
+                          <a:off x="0" y="0"/>
+                          <a:ext cx="3194685" cy="3543935"/>
+                        </a:xfrm>
+                        <a:prstGeom prst="rect">
+                          <a:avLst/>
+                        </a:prstGeom>
+                        <a:noFill/>
+                        <a:ln w="9525">
+                          <a:noFill/>
+                          <a:miter lim="800000"/>
+                          <a:headEnd/>
+                          <a:tailEnd/>
+                        </a:ln>
+                      </wps:spPr>
+                      <wps:txbx>
+                        <w:txbxContent>
+                          <w:p>
+                            <w:pPr>
+                              <w:pStyle w:val="Listaszerbekezds"/>
+                              <w:numPr>
+                                <w:ilvl w:val="0"/>
+                                <w:numId w:val="18"/>
+                              </w:numPr>
+                              <w:spacing w:after="400"/>
+                              <w:ind w:left="714" w:right="-91" w:hanging="357"/>
+                              <w:contextualSpacing w:val="0"/>
+                            </w:pPr>
+                            <w:r>
+                              <w:t>A konkrét rendszergazdai beavatkozás jellegét, okát és pontos idejét részletező mezők.</w:t>
+                            </w:r>
+                          </w:p>
+                          <w:p>
+                            <w:pPr>
+                              <w:pStyle w:val="Listaszerbekezds"/>
+                              <w:numPr>
+                                <w:ilvl w:val="0"/>
+                                <w:numId w:val="18"/>
+                              </w:numPr>
+                              <w:spacing w:after="400"/>
+                              <w:ind w:left="714" w:right="-91" w:hanging="357"/>
+                              <w:contextualSpacing w:val="0"/>
+                            </w:pPr>
+                            <w:r>
+                              <w:t xml:space="preserve">A </w:t>
+                            </w:r>
+                            <w:proofErr w:type="spellStart"/>
+                            <w:r>
+                              <w:rPr>
+                                <w:b/>
+                                <w:bCs/>
+                              </w:rPr>
+                              <w:t>tevekenyseg</w:t>
+                            </w:r>
+                            <w:proofErr w:type="spellEnd"/>
+                            <w:r>
+                              <w:t xml:space="preserve"> és a szöveges </w:t>
+                            </w:r>
+                            <w:proofErr w:type="spellStart"/>
+                            <w:r>
+                              <w:rPr>
+                                <w:b/>
+                                <w:bCs/>
+                              </w:rPr>
+                              <w:t>reszletek</w:t>
+                            </w:r>
+                            <w:proofErr w:type="spellEnd"/>
+                            <w:r>
+                              <w:t xml:space="preserve"> leírást adnak a </w:t>
+                            </w:r>
+                            <w:proofErr w:type="spellStart"/>
+                            <w:r>
+                              <w:t>moderációs</w:t>
+                            </w:r>
+                            <w:proofErr w:type="spellEnd"/>
+                            <w:r>
+                              <w:t xml:space="preserve"> eseményekről, ami elengedhetetlen az esetleges viták utólagos tisztázásához.</w:t>
+                            </w:r>
+                          </w:p>
+                          <w:p>
+                            <w:pPr>
+                              <w:pStyle w:val="Listaszerbekezds"/>
+                              <w:numPr>
+                                <w:ilvl w:val="0"/>
+                                <w:numId w:val="18"/>
+                              </w:numPr>
+                              <w:spacing w:after="400"/>
+                              <w:ind w:left="714" w:right="-91" w:hanging="357"/>
+                              <w:contextualSpacing w:val="0"/>
+                            </w:pPr>
+                            <w:r>
+                              <w:t>(művelet megnevezése, részletes kifejtés/indoklás, végrehajtás időpontja)</w:t>
+                            </w:r>
+                            <w:r>
+                              <w:t>.</w:t>
+                            </w:r>
+                          </w:p>
+                        </w:txbxContent>
+                      </wps:txbx>
+                      <wps:bodyPr rot="0" vert="horz" wrap="square" lIns="91440" tIns="45720" rIns="91440" bIns="45720" anchor="t" anchorCtr="0">
+                        <a:noAutofit/>
+                      </wps:bodyPr>
+                    </wps:wsp>
+                  </a:graphicData>
+                </a:graphic>
+                <wp14:sizeRelH relativeFrom="margin">
+                  <wp14:pctWidth>0</wp14:pctWidth>
+                </wp14:sizeRelH>
+                <wp14:sizeRelV relativeFrom="margin">
+                  <wp14:pctHeight>0</wp14:pctHeight>
+                </wp14:sizeRelV>
+              </wp:anchor>
+            </w:drawing>
+          </mc:Choice>
+          <mc:Fallback>
+            <w:pict>
+              <v:shape w14:anchorId="64D4181C" id="_x0000_s1041" type="#_x0000_t202" style="position:absolute;margin-left:304.45pt;margin-top:297.9pt;width:251.55pt;height:279.05pt;z-index:251764736;visibility:visible;mso-wrap-style:square;mso-width-percent:0;mso-height-percent:0;mso-wrap-distance-left:9pt;mso-wrap-distance-top:3.6pt;mso-wrap-distance-right:9pt;mso-wrap-distance-bottom:3.6pt;mso-position-horizontal:absolute;mso-position-horizontal-relative:page;mso-position-vertical:absolute;mso-position-vertical-relative:text;mso-width-percent:0;mso-height-percent:0;mso-width-relative:margin;mso-height-relative:margin;v-text-anchor:top" o:gfxdata="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" filled="f" stroked="f">
+                <v:textbox>
+                  <w:txbxContent>
+                    <w:p>
+                      <w:pPr>
+                        <w:pStyle w:val="Listaszerbekezds"/>
+                        <w:numPr>
+                          <w:ilvl w:val="0"/>
+                          <w:numId w:val="18"/>
+                        </w:numPr>
+                        <w:spacing w:after="400"/>
+                        <w:ind w:left="714" w:right="-91" w:hanging="357"/>
+                        <w:contextualSpacing w:val="0"/>
+                      </w:pPr>
+                      <w:r>
+                        <w:t>A konkrét rendszergazdai beavatkozás jellegét, okát és pontos idejét részletező mezők.</w:t>
+                      </w:r>
+                    </w:p>
+                    <w:p>
+                      <w:pPr>
+                        <w:pStyle w:val="Listaszerbekezds"/>
+                        <w:numPr>
+                          <w:ilvl w:val="0"/>
+                          <w:numId w:val="18"/>
+                        </w:numPr>
+                        <w:spacing w:after="400"/>
+                        <w:ind w:left="714" w:right="-91" w:hanging="357"/>
+                        <w:contextualSpacing w:val="0"/>
+                      </w:pPr>
+                      <w:r>
+                        <w:t xml:space="preserve">A </w:t>
+                      </w:r>
+                      <w:proofErr w:type="spellStart"/>
+                      <w:r>
+                        <w:rPr>
+                          <w:b/>
+                          <w:bCs/>
+                        </w:rPr>
+                        <w:t>tevekenyseg</w:t>
+                      </w:r>
+                      <w:proofErr w:type="spellEnd"/>
+                      <w:r>
+                        <w:t xml:space="preserve"> és a szöveges </w:t>
+                      </w:r>
+                      <w:proofErr w:type="spellStart"/>
+                      <w:r>
+                        <w:rPr>
+                          <w:b/>
+                          <w:bCs/>
+                        </w:rPr>
+                        <w:t>reszletek</w:t>
+                      </w:r>
+                      <w:proofErr w:type="spellEnd"/>
+                      <w:r>
+                        <w:t xml:space="preserve"> leírást adnak a </w:t>
+                      </w:r>
+                      <w:proofErr w:type="spellStart"/>
+                      <w:r>
+                        <w:t>moderációs</w:t>
+                      </w:r>
+                      <w:proofErr w:type="spellEnd"/>
+                      <w:r>
+                        <w:t xml:space="preserve"> eseményekről, ami elengedhetetlen az esetleges viták utólagos tisztázásához.</w:t>
+                      </w:r>
+                    </w:p>
+                    <w:p>
+                      <w:pPr>
+                        <w:pStyle w:val="Listaszerbekezds"/>
+                        <w:numPr>
+                          <w:ilvl w:val="0"/>
+                          <w:numId w:val="18"/>
+                        </w:numPr>
+                        <w:spacing w:after="400"/>
+                        <w:ind w:left="714" w:right="-91" w:hanging="357"/>
+                        <w:contextualSpacing w:val="0"/>
+                      </w:pPr>
+                      <w:r>
+                        <w:t>(művelet megnevezése, részletes kifejtés/indoklás, végrehajtás időpontja)</w:t>
+                      </w:r>
+                      <w:r>
+                        <w:t>.</w:t>
+                      </w:r>
+                    </w:p>
+                  </w:txbxContent>
+                </v:textbox>
+                <w10:wrap type="square" anchorx="page"/>
+              </v:shape>
+            </w:pict>
+          </mc:Fallback>
+        </mc:AlternateContent>
+      </w:r>
+      <w:r>
+        <w:br w:type="page"/>
+      </w:r>
+    </w:p>
+    <w:p>
+      <w:pPr>
+        <w:pStyle w:val="Cm"/>
+      </w:pPr>
+      <w:bookmarkStart w:id="36" w:name="_Toc222676228"/>
+      <w:r>
+        <w:lastRenderedPageBreak/>
+        <w:t>Felhasználói dokumentáció</w:t>
+      </w:r>
+      <w:bookmarkEnd w:id="31"/>
+      <w:bookmarkEnd w:id="36"/>
+    </w:p>
+    <w:p>
+      <w:pPr>
+        <w:pStyle w:val="Cm"/>
+      </w:pPr>
+      <w:bookmarkStart w:id="37" w:name="_Toc220930355"/>
+      <w:bookmarkStart w:id="38" w:name="_Toc222676229"/>
+      <w:r>
+        <w:t>Összefoglalás</w:t>
+      </w:r>
+      <w:bookmarkEnd w:id="37"/>
+      <w:bookmarkEnd w:id="38"/>
+    </w:p>
+    <w:p>
+      <w:pPr>
+        <w:pStyle w:val="Cm"/>
+      </w:pPr>
+      <w:bookmarkStart w:id="39" w:name="_Toc220930356"/>
+      <w:bookmarkStart w:id="40" w:name="_Toc222676230"/>
+      <w:r>
+        <w:t>Irodalomjegyzék</w:t>
+      </w:r>
+      <w:bookmarkEnd w:id="39"/>
+      <w:bookmarkEnd w:id="40"/>
+    </w:p>
     <w:sectPr>
-      <w:footerReference w:type="default" r:id="rId17"/>
-      <w:footerReference w:type="first" r:id="rId18"/>
+      <w:footerReference w:type="default" r:id="rId32"/>
+      <w:footerReference w:type="first" r:id="rId33"/>
       <w:pgSz w:w="11906" w:h="16838"/>
       <w:pgMar w:top="1276" w:right="1417" w:bottom="1702" w:left="1417" w:header="708" w:footer="708" w:gutter="0"/>
       <w:pgBorders w:offsetFrom="page">
@@ -6975,6 +14090,119 @@
     </w:lvl>
   </w:abstractNum>
   <w:abstractNum w:abstractNumId="13" w15:restartNumberingAfterBreak="0">
+    <w:nsid w:val="5F0167EE"/>
+    <w:multiLevelType w:val="hybridMultilevel"/>
+    <w:tmpl w:val="507874A4"/>
+    <w:lvl w:ilvl="0" w:tplc="040E0001">
+      <w:start w:val="1"/>
+      <w:numFmt w:val="bullet"/>
+      <w:lvlText w:val=""/>
+      <w:lvlJc w:val="left"/>
+      <w:pPr>
+        <w:ind w:left="720" w:hanging="360"/>
+      </w:pPr>
+      <w:rPr>
+        <w:rFonts w:ascii="Symbol" w:hAnsi="Symbol" w:hint="default"/>
+      </w:rPr>
+    </w:lvl>
+    <w:lvl w:ilvl="1" w:tplc="040E0003" w:tentative="1">
+      <w:start w:val="1"/>
+      <w:numFmt w:val="bullet"/>
+      <w:lvlText w:val="o"/>
+      <w:lvlJc w:val="left"/>
+      <w:pPr>
+        <w:ind w:left="1440" w:hanging="360"/>
+      </w:pPr>
+      <w:rPr>
+        <w:rFonts w:ascii="Courier New" w:hAnsi="Courier New" w:cs="Courier New" w:hint="default"/>
+      </w:rPr>
+    </w:lvl>
+    <w:lvl w:ilvl="2" w:tplc="040E0005" w:tentative="1">
+      <w:start w:val="1"/>
+      <w:numFmt w:val="bullet"/>
+      <w:lvlText w:val=""/>
+      <w:lvlJc w:val="left"/>
+      <w:pPr>
+        <w:ind w:left="2160" w:hanging="360"/>
+      </w:pPr>
+      <w:rPr>
+        <w:rFonts w:ascii="Wingdings" w:hAnsi="Wingdings" w:hint="default"/>
+      </w:rPr>
+    </w:lvl>
+    <w:lvl w:ilvl="3" w:tplc="040E0001" w:tentative="1">
+      <w:start w:val="1"/>
+      <w:numFmt w:val="bullet"/>
+      <w:lvlText w:val=""/>
+      <w:lvlJc w:val="left"/>
+      <w:pPr>
+        <w:ind w:left="2880" w:hanging="360"/>
+      </w:pPr>
+      <w:rPr>
+        <w:rFonts w:ascii="Symbol" w:hAnsi="Symbol" w:hint="default"/>
+      </w:rPr>
+    </w:lvl>
+    <w:lvl w:ilvl="4" w:tplc="040E0003" w:tentative="1">
+      <w:start w:val="1"/>
+      <w:numFmt w:val="bullet"/>
+      <w:lvlText w:val="o"/>
+      <w:lvlJc w:val="left"/>
+      <w:pPr>
+        <w:ind w:left="3600" w:hanging="360"/>
+      </w:pPr>
+      <w:rPr>
+        <w:rFonts w:ascii="Courier New" w:hAnsi="Courier New" w:cs="Courier New" w:hint="default"/>
+      </w:rPr>
+    </w:lvl>
+    <w:lvl w:ilvl="5" w:tplc="040E0005" w:tentative="1">
+      <w:start w:val="1"/>
+      <w:numFmt w:val="bullet"/>
+      <w:lvlText w:val=""/>
+      <w:lvlJc w:val="left"/>
+      <w:pPr>
+        <w:ind w:left="4320" w:hanging="360"/>
+      </w:pPr>
+      <w:rPr>
+        <w:rFonts w:ascii="Wingdings" w:hAnsi="Wingdings" w:hint="default"/>
+      </w:rPr>
+    </w:lvl>
+    <w:lvl w:ilvl="6" w:tplc="040E0001" w:tentative="1">
+      <w:start w:val="1"/>
+      <w:numFmt w:val="bullet"/>
+      <w:lvlText w:val=""/>
+      <w:lvlJc w:val="left"/>
+      <w:pPr>
+        <w:ind w:left="5040" w:hanging="360"/>
+      </w:pPr>
+      <w:rPr>
+        <w:rFonts w:ascii="Symbol" w:hAnsi="Symbol" w:hint="default"/>
+      </w:rPr>
+    </w:lvl>
+    <w:lvl w:ilvl="7" w:tplc="040E0003" w:tentative="1">
+      <w:start w:val="1"/>
+      <w:numFmt w:val="bullet"/>
+      <w:lvlText w:val="o"/>
+      <w:lvlJc w:val="left"/>
+      <w:pPr>
+        <w:ind w:left="5760" w:hanging="360"/>
+      </w:pPr>
+      <w:rPr>
+        <w:rFonts w:ascii="Courier New" w:hAnsi="Courier New" w:cs="Courier New" w:hint="default"/>
+      </w:rPr>
+    </w:lvl>
+    <w:lvl w:ilvl="8" w:tplc="040E0005" w:tentative="1">
+      <w:start w:val="1"/>
+      <w:numFmt w:val="bullet"/>
+      <w:lvlText w:val=""/>
+      <w:lvlJc w:val="left"/>
+      <w:pPr>
+        <w:ind w:left="6480" w:hanging="360"/>
+      </w:pPr>
+      <w:rPr>
+        <w:rFonts w:ascii="Wingdings" w:hAnsi="Wingdings" w:hint="default"/>
+      </w:rPr>
+    </w:lvl>
+  </w:abstractNum>
+  <w:abstractNum w:abstractNumId="14" w15:restartNumberingAfterBreak="0">
     <w:nsid w:val="736E20C5"/>
     <w:multiLevelType w:val="hybridMultilevel"/>
     <w:tmpl w:val="E160E144"/>
@@ -7087,7 +14315,7 @@
       </w:rPr>
     </w:lvl>
   </w:abstractNum>
-  <w:abstractNum w:abstractNumId="14" w15:restartNumberingAfterBreak="0">
+  <w:abstractNum w:abstractNumId="15" w15:restartNumberingAfterBreak="0">
     <w:nsid w:val="7451215C"/>
     <w:multiLevelType w:val="hybridMultilevel"/>
     <w:tmpl w:val="EA44B7DE"/>
@@ -7200,7 +14428,7 @@
       </w:rPr>
     </w:lvl>
   </w:abstractNum>
-  <w:abstractNum w:abstractNumId="15" w15:restartNumberingAfterBreak="0">
+  <w:abstractNum w:abstractNumId="16" w15:restartNumberingAfterBreak="0">
     <w:nsid w:val="75191850"/>
     <w:multiLevelType w:val="hybridMultilevel"/>
     <w:tmpl w:val="D4124F0E"/>
@@ -7313,7 +14541,7 @@
       </w:rPr>
     </w:lvl>
   </w:abstractNum>
-  <w:abstractNum w:abstractNumId="16" w15:restartNumberingAfterBreak="0">
+  <w:abstractNum w:abstractNumId="17" w15:restartNumberingAfterBreak="0">
     <w:nsid w:val="7B25113F"/>
     <w:multiLevelType w:val="hybridMultilevel"/>
     <w:tmpl w:val="C6F069D6"/>
@@ -7448,22 +14676,22 @@
     <w:abstractNumId w:val="4"/>
   </w:num>
   <w:num w:numId="8" w16cid:durableId="612975425">
-    <w:abstractNumId w:val="14"/>
+    <w:abstractNumId w:val="15"/>
   </w:num>
   <w:num w:numId="9" w16cid:durableId="15161148">
-    <w:abstractNumId w:val="13"/>
+    <w:abstractNumId w:val="14"/>
   </w:num>
   <w:num w:numId="10" w16cid:durableId="888540123">
     <w:abstractNumId w:val="2"/>
   </w:num>
   <w:num w:numId="11" w16cid:durableId="1918781664">
-    <w:abstractNumId w:val="16"/>
+    <w:abstractNumId w:val="17"/>
   </w:num>
   <w:num w:numId="12" w16cid:durableId="1252928943">
     <w:abstractNumId w:val="11"/>
   </w:num>
   <w:num w:numId="13" w16cid:durableId="1671522817">
-    <w:abstractNumId w:val="15"/>
+    <w:abstractNumId w:val="16"/>
   </w:num>
   <w:num w:numId="14" w16cid:durableId="1818718370">
     <w:abstractNumId w:val="8"/>
@@ -7476,6 +14704,9 @@
   </w:num>
   <w:num w:numId="17" w16cid:durableId="1489515283">
     <w:abstractNumId w:val="0"/>
+  </w:num>
+  <w:num w:numId="18" w16cid:durableId="355618806">
+    <w:abstractNumId w:val="13"/>
   </w:num>
 </w:numbering>
 </file>

--- a/Dokumentumok/VizsgaRemekDokumentacio.docx
+++ b/Dokumentumok/VizsgaRemekDokumentacio.docx
@@ -38,7 +38,7 @@
           <w:szCs w:val="36"/>
         </w:rPr>
         <w:drawing>
-          <wp:anchor distT="0" distB="0" distL="114300" distR="114300" simplePos="0" relativeHeight="251632640" behindDoc="0" locked="0" layoutInCell="1" allowOverlap="1" wp14:anchorId="129897EB" wp14:editId="644CA580">
+          <wp:anchor distT="0" distB="0" distL="114300" distR="114300" simplePos="0" relativeHeight="251631616" behindDoc="0" locked="0" layoutInCell="1" allowOverlap="1" wp14:anchorId="129897EB" wp14:editId="1422FEE8">
             <wp:simplePos x="0" y="0"/>
             <wp:positionH relativeFrom="margin">
               <wp:align>center</wp:align>
@@ -233,7 +233,7 @@
           <w:szCs w:val="72"/>
         </w:rPr>
         <w:drawing>
-          <wp:anchor distT="0" distB="0" distL="114300" distR="114300" simplePos="0" relativeHeight="251633664" behindDoc="0" locked="0" layoutInCell="1" allowOverlap="1" wp14:anchorId="76D0457E" wp14:editId="6B761A4E">
+          <wp:anchor distT="0" distB="0" distL="114300" distR="114300" simplePos="0" relativeHeight="251632640" behindDoc="0" locked="0" layoutInCell="1" allowOverlap="1" wp14:anchorId="76D0457E" wp14:editId="1D99C627">
             <wp:simplePos x="0" y="0"/>
             <wp:positionH relativeFrom="margin">
               <wp:posOffset>3733074</wp:posOffset>
@@ -364,19 +364,11 @@
           <w:szCs w:val="24"/>
         </w:rPr>
       </w:pPr>
-      <w:proofErr w:type="spellStart"/>
       <w:r>
         <w:rPr>
           <w:szCs w:val="24"/>
         </w:rPr>
-        <w:t>Hencsey</w:t>
-      </w:r>
-      <w:proofErr w:type="spellEnd"/>
-      <w:r>
-        <w:rPr>
-          <w:szCs w:val="24"/>
-        </w:rPr>
-        <w:t xml:space="preserve"> Dorina</w:t>
+        <w:t>Hencsey Dorina</w:t>
       </w:r>
       <w:r>
         <w:rPr>
@@ -393,19 +385,11 @@
           <w:szCs w:val="24"/>
         </w:rPr>
       </w:pPr>
-      <w:proofErr w:type="spellStart"/>
       <w:r>
         <w:rPr>
           <w:szCs w:val="24"/>
         </w:rPr>
-        <w:t>Kléber</w:t>
-      </w:r>
-      <w:proofErr w:type="spellEnd"/>
-      <w:r>
-        <w:rPr>
-          <w:szCs w:val="24"/>
-        </w:rPr>
-        <w:t xml:space="preserve"> Gergely László</w:t>
+        <w:t>Kléber Gergely László</w:t>
       </w:r>
     </w:p>
     <w:p>
@@ -3203,13 +3187,8 @@
         <w:t>Míg a versenytársak (pl. Jószaki</w:t>
       </w:r>
       <w:r>
-        <w:t xml:space="preserve">, </w:t>
-      </w:r>
-      <w:proofErr w:type="spellStart"/>
-      <w:r>
-        <w:t>Qjob</w:t>
-      </w:r>
-      <w:proofErr w:type="spellEnd"/>
+        <w:t>, Qjob</w:t>
+      </w:r>
       <w:r>
         <w:t>) a minősített szakemberekre fókuszálnak, a Villám Meló a képesítést nem igénylő, ház körüli munkákra specializálódott.</w:t>
       </w:r>
@@ -3310,23 +3289,7 @@
         <w:ind w:left="993"/>
       </w:pPr>
       <w:r>
-        <w:t xml:space="preserve">Visual </w:t>
-      </w:r>
-      <w:proofErr w:type="spellStart"/>
-      <w:r>
-        <w:t>Studio</w:t>
-      </w:r>
-      <w:proofErr w:type="spellEnd"/>
-      <w:r>
-        <w:t xml:space="preserve"> </w:t>
-      </w:r>
-      <w:proofErr w:type="spellStart"/>
-      <w:r>
-        <w:t>Code</w:t>
-      </w:r>
-      <w:proofErr w:type="spellEnd"/>
-      <w:r>
-        <w:t xml:space="preserve"> (Kódszerkesztő)</w:t>
+        <w:t>Visual Studio Code (Kódszerkesztő)</w:t>
       </w:r>
     </w:p>
     <w:p>
@@ -3338,13 +3301,8 @@
         </w:numPr>
         <w:ind w:left="993"/>
       </w:pPr>
-      <w:proofErr w:type="spellStart"/>
-      <w:r>
-        <w:t>cPanel</w:t>
-      </w:r>
-      <w:proofErr w:type="spellEnd"/>
-      <w:r>
-        <w:t xml:space="preserve"> Fájlkezelő </w:t>
+      <w:r>
+        <w:t xml:space="preserve">cPanel Fájlkezelő </w:t>
       </w:r>
       <w:r>
         <w:t>(Webtárhelyen belül kódszerkesztés lehetősége)</w:t>
@@ -3359,11 +3317,9 @@
         </w:numPr>
         <w:ind w:left="993"/>
       </w:pPr>
-      <w:proofErr w:type="spellStart"/>
       <w:r>
         <w:t>MySQL</w:t>
       </w:r>
-      <w:proofErr w:type="spellEnd"/>
       <w:r>
         <w:t xml:space="preserve"> (Webtárhely adatbázis)</w:t>
       </w:r>
@@ -3377,13 +3333,8 @@
         </w:numPr>
         <w:ind w:left="993"/>
       </w:pPr>
-      <w:proofErr w:type="spellStart"/>
-      <w:r>
-        <w:t>WinSCP</w:t>
-      </w:r>
-      <w:proofErr w:type="spellEnd"/>
-      <w:r>
-        <w:t xml:space="preserve"> (FTP kapcsolat a webtárhelyre)</w:t>
+      <w:r>
+        <w:t>WinSCP (FTP kapcsolat a webtárhelyre)</w:t>
       </w:r>
     </w:p>
     <w:p>
@@ -3456,82 +3407,10 @@
           <w:b/>
           <w:bCs/>
         </w:rPr>
-        <w:t xml:space="preserve">Visual </w:t>
-      </w:r>
-      <w:proofErr w:type="spellStart"/>
-      <w:r>
-        <w:rPr>
-          <w:b/>
-          <w:bCs/>
-        </w:rPr>
-        <w:t>Studio</w:t>
-      </w:r>
-      <w:proofErr w:type="spellEnd"/>
-      <w:r>
-        <w:rPr>
-          <w:b/>
-          <w:bCs/>
-        </w:rPr>
-        <w:t xml:space="preserve"> </w:t>
-      </w:r>
-      <w:proofErr w:type="spellStart"/>
-      <w:r>
-        <w:rPr>
-          <w:b/>
-          <w:bCs/>
-        </w:rPr>
-        <w:t>Code</w:t>
-      </w:r>
-      <w:proofErr w:type="spellEnd"/>
-      <w:r>
-        <w:rPr>
-          <w:b/>
-          <w:bCs/>
-        </w:rPr>
-        <w:t xml:space="preserve">: </w:t>
-      </w:r>
-      <w:r>
-        <w:t xml:space="preserve">A fejlesztés során a legnagyobb segítséget a VS </w:t>
-      </w:r>
-      <w:proofErr w:type="spellStart"/>
-      <w:r>
-        <w:t>Code</w:t>
-      </w:r>
-      <w:proofErr w:type="spellEnd"/>
-      <w:r>
-        <w:t xml:space="preserve"> </w:t>
-      </w:r>
-      <w:proofErr w:type="spellStart"/>
-      <w:r>
-        <w:t>IntelliSense</w:t>
-      </w:r>
-      <w:proofErr w:type="spellEnd"/>
-      <w:r>
-        <w:t xml:space="preserve"> (kódkiegészítő) funkciója nyújtotta, amely jelentősen felgyorsította a gépelést és csökkentette a szintaktikai hibák lehetőségét. A rengeteg elérhető bővítmény (pl. PHP </w:t>
-      </w:r>
-      <w:proofErr w:type="spellStart"/>
-      <w:r>
-        <w:t>Intelephense</w:t>
-      </w:r>
-      <w:proofErr w:type="spellEnd"/>
-      <w:r>
-        <w:t xml:space="preserve">, </w:t>
-      </w:r>
-      <w:proofErr w:type="spellStart"/>
-      <w:r>
-        <w:t>Live</w:t>
-      </w:r>
-      <w:proofErr w:type="spellEnd"/>
-      <w:r>
-        <w:t xml:space="preserve"> Server) lehetővé tette a környezet </w:t>
-      </w:r>
-      <w:proofErr w:type="spellStart"/>
-      <w:r>
-        <w:t>testreszabását</w:t>
-      </w:r>
-      <w:proofErr w:type="spellEnd"/>
-      <w:r>
-        <w:t xml:space="preserve"> az igényeinknek megfelelően.</w:t>
+        <w:t xml:space="preserve">Visual Studio Code: </w:t>
+      </w:r>
+      <w:r>
+        <w:t>A fejlesztés során a legnagyobb segítséget a VS Code IntelliSense (kódkiegészítő) funkciója nyújtotta, amely jelentősen felgyorsította a gépelést és csökkentette a szintaktikai hibák lehetőségét. A rengeteg elérhető bővítmény (pl. PHP Intelephense, Live Server) lehetővé tette a környezet testreszabását az igényeinknek megfelelően.</w:t>
       </w:r>
     </w:p>
     <w:p>
@@ -3548,21 +3427,12 @@
           <w:bCs/>
         </w:rPr>
       </w:pPr>
-      <w:proofErr w:type="spellStart"/>
       <w:r>
         <w:rPr>
           <w:b/>
           <w:bCs/>
         </w:rPr>
-        <w:t>WinSCP</w:t>
-      </w:r>
-      <w:proofErr w:type="spellEnd"/>
-      <w:r>
-        <w:rPr>
-          <w:b/>
-          <w:bCs/>
-        </w:rPr>
-        <w:t xml:space="preserve">: </w:t>
+        <w:t xml:space="preserve">WinSCP: </w:t>
       </w:r>
       <w:r>
         <w:t>A szoftver nagy előnye a beépített szerkesztő funkció és a valós idejű szinkronizáció. Ez lehetővé tette, hogy a helyi gépen elvégzett módosítások mentéskor azonnal frissüljenek az éles szerveren, így a tesztelés folyamata rendkívül gyorssá vált.</w:t>
@@ -3594,32 +3464,15 @@
         <w:ind w:left="992" w:hanging="357"/>
         <w:contextualSpacing w:val="0"/>
       </w:pPr>
-      <w:proofErr w:type="spellStart"/>
       <w:r>
         <w:rPr>
           <w:b/>
           <w:bCs/>
         </w:rPr>
-        <w:t>cPanel</w:t>
-      </w:r>
-      <w:proofErr w:type="spellEnd"/>
-      <w:r>
-        <w:rPr>
-          <w:b/>
-          <w:bCs/>
-        </w:rPr>
-        <w:t xml:space="preserve"> Fájlkezelő</w:t>
-      </w:r>
-      <w:r>
-        <w:t xml:space="preserve">: Bár a tárhelyhez járó online szerkesztő kéznél volt, fejlesztésre alkalmatlannak bizonyult. Hiányoztak belőle a kényelmi funkciók (pl. fejlett keresés, automatikus formázás, sötét mód), és a felület lassúsága is hátráltatta a hatékony munkavégzést a VS </w:t>
-      </w:r>
-      <w:proofErr w:type="spellStart"/>
-      <w:r>
-        <w:t>Code</w:t>
-      </w:r>
-      <w:proofErr w:type="spellEnd"/>
-      <w:r>
-        <w:t>-hoz képest.</w:t>
+        <w:t>cPanel Fájlkezelő</w:t>
+      </w:r>
+      <w:r>
+        <w:t>: Bár a tárhelyhez járó online szerkesztő kéznél volt, fejlesztésre alkalmatlannak bizonyult. Hiányoztak belőle a kényelmi funkciók (pl. fejlett keresés, automatikus formázás, sötét mód), és a felület lassúsága is hátráltatta a hatékony munkavégzést a VS Code-hoz képest.</w:t>
       </w:r>
     </w:p>
     <w:p>
@@ -3633,7 +3486,6 @@
         <w:ind w:left="992" w:hanging="357"/>
         <w:contextualSpacing w:val="0"/>
       </w:pPr>
-      <w:proofErr w:type="spellStart"/>
       <w:r>
         <w:rPr>
           <w:b/>
@@ -3641,7 +3493,6 @@
         </w:rPr>
         <w:t>WinSCP</w:t>
       </w:r>
-      <w:proofErr w:type="spellEnd"/>
       <w:r>
         <w:t>: A fejlesztés egyik legnagyobb kihívása az volt, hogy az FTP kapcsolat nem kezeli a verzióütközéseket. Ha két csapattag véletlenül egyszerre nyitotta meg ugyanazt a fájlt szerkesztésre, az utolsó mentés felülírta a másik munkáját, ami adatvesztés kockázatával járt. Ezt szigorú kommunikációval kellett áthidalnunk.</w:t>
       </w:r>
@@ -3889,11 +3740,9 @@
               <w:spacing w:after="200"/>
               <w:ind w:left="1281" w:hanging="357"/>
             </w:pPr>
-            <w:proofErr w:type="spellStart"/>
             <w:r>
               <w:t>MySQL</w:t>
             </w:r>
-            <w:proofErr w:type="spellEnd"/>
           </w:p>
         </w:tc>
       </w:tr>
@@ -3987,11 +3836,9 @@
       <w:r>
         <w:t xml:space="preserve"> (</w:t>
       </w:r>
-      <w:proofErr w:type="spellStart"/>
       <w:r>
         <w:t>Localhost</w:t>
       </w:r>
-      <w:proofErr w:type="spellEnd"/>
       <w:r>
         <w:t>)</w:t>
       </w:r>
@@ -4039,15 +3886,7 @@
         <w:t>Később a Villám Melót a közösen kiválasztott webtárhelyre feltöltöttük és a munkavégzés része a kialakított FTP fiókokkal történt valós időbeli munkafeltöltéssel</w:t>
       </w:r>
       <w:r>
-        <w:t xml:space="preserve"> melyben a </w:t>
-      </w:r>
-      <w:proofErr w:type="spellStart"/>
-      <w:r>
-        <w:t>WinSCP</w:t>
-      </w:r>
-      <w:proofErr w:type="spellEnd"/>
-      <w:r>
-        <w:t xml:space="preserve"> programot használtuk.</w:t>
+        <w:t xml:space="preserve"> melyben a WinSCP programot használtuk.</w:t>
       </w:r>
       <w:r>
         <w:t xml:space="preserve"> </w:t>
@@ -4072,14 +3911,9 @@
       </w:pPr>
       <w:bookmarkStart w:id="18" w:name="_Toc222676211"/>
       <w:r>
-        <w:t xml:space="preserve">Webtárhely &amp; </w:t>
-      </w:r>
-      <w:proofErr w:type="spellStart"/>
-      <w:r>
-        <w:t>domain</w:t>
+        <w:t>Webtárhely &amp; domain</w:t>
       </w:r>
       <w:bookmarkEnd w:id="18"/>
-      <w:proofErr w:type="spellEnd"/>
     </w:p>
     <w:p>
       <w:pPr>
@@ -4103,7 +3937,6 @@
         <w:t xml:space="preserve">. A csapatunk végül a </w:t>
       </w:r>
       <w:hyperlink r:id="rId11" w:history="1">
-        <w:proofErr w:type="spellStart"/>
         <w:r>
           <w:rPr>
             <w:rStyle w:val="Hiperhivatkozs"/>
@@ -4112,11 +3945,7 @@
         </w:r>
       </w:hyperlink>
       <w:r>
-        <w:t>ot</w:t>
-      </w:r>
-      <w:proofErr w:type="spellEnd"/>
-      <w:r>
-        <w:t xml:space="preserve"> választotta ugyanis minden</w:t>
+        <w:t>ot választotta ugyanis minden</w:t>
       </w:r>
       <w:r>
         <w:t xml:space="preserve"> igényt biztosított</w:t>
@@ -4186,14 +4015,9 @@
         <w:ind w:left="567"/>
       </w:pPr>
       <w:bookmarkStart w:id="20" w:name="_Toc222676213"/>
-      <w:proofErr w:type="spellStart"/>
       <w:r>
         <w:lastRenderedPageBreak/>
-        <w:t>Domain</w:t>
-      </w:r>
-      <w:proofErr w:type="spellEnd"/>
-      <w:r>
-        <w:t xml:space="preserve"> név</w:t>
+        <w:t>Domain név</w:t>
       </w:r>
       <w:bookmarkEnd w:id="20"/>
     </w:p>
@@ -4202,15 +4026,7 @@
         <w:ind w:left="567"/>
       </w:pPr>
       <w:r>
-        <w:t xml:space="preserve">A </w:t>
-      </w:r>
-      <w:proofErr w:type="spellStart"/>
-      <w:r>
-        <w:t>domain</w:t>
-      </w:r>
-      <w:proofErr w:type="spellEnd"/>
-      <w:r>
-        <w:t xml:space="preserve"> név véglegesítésére a projekt céljainak pontosítása után került sor. Olyan elnevezést választottunk, amely tömören és egyértelműen utal az oldal funkciójára, ezzel is segítve a felhasználók számára a szolgáltatás gyors beazonosítását.</w:t>
+        <w:t>A domain név véglegesítésére a projekt céljainak pontosítása után került sor. Olyan elnevezést választottunk, amely tömören és egyértelműen utal az oldal funkciójára, ezzel is segítve a felhasználók számára a szolgáltatás gyors beazonosítását.</w:t>
       </w:r>
     </w:p>
     <w:p>
@@ -4377,11 +4193,9 @@
               <w:spacing w:before="100" w:after="100"/>
               <w:jc w:val="center"/>
             </w:pPr>
-            <w:proofErr w:type="spellStart"/>
             <w:r>
               <w:t>admin</w:t>
             </w:r>
-            <w:proofErr w:type="spellEnd"/>
           </w:p>
         </w:tc>
         <w:tc>
@@ -4407,11 +4221,9 @@
               <w:spacing w:before="100" w:after="100"/>
               <w:jc w:val="center"/>
             </w:pPr>
-            <w:proofErr w:type="spellStart"/>
             <w:r>
               <w:t>admin</w:t>
             </w:r>
-            <w:proofErr w:type="spellEnd"/>
           </w:p>
         </w:tc>
       </w:tr>
@@ -4453,11 +4265,9 @@
               <w:spacing w:before="100" w:after="100"/>
               <w:jc w:val="center"/>
             </w:pPr>
-            <w:proofErr w:type="spellStart"/>
             <w:r>
               <w:t>felhasznalo</w:t>
             </w:r>
-            <w:proofErr w:type="spellEnd"/>
           </w:p>
         </w:tc>
       </w:tr>
@@ -4486,19 +4296,7 @@
           <w:rPr>
             <w:rStyle w:val="Hiperhivatkozs"/>
           </w:rPr>
-          <w:t>https://villa</w:t>
-        </w:r>
-        <w:r>
-          <w:rPr>
-            <w:rStyle w:val="Hiperhivatkozs"/>
-          </w:rPr>
-          <w:t>m</w:t>
-        </w:r>
-        <w:r>
-          <w:rPr>
-            <w:rStyle w:val="Hiperhivatkozs"/>
-          </w:rPr>
-          <w:t>melo.hu</w:t>
+          <w:t>https://villammelo.hu</w:t>
         </w:r>
       </w:hyperlink>
     </w:p>
@@ -4726,7 +4524,7 @@
         <mc:AlternateContent>
           <mc:Choice Requires="wpg">
             <w:drawing>
-              <wp:anchor distT="0" distB="0" distL="114300" distR="114300" simplePos="0" relativeHeight="251655168" behindDoc="0" locked="0" layoutInCell="1" allowOverlap="1" wp14:anchorId="21A24F50" wp14:editId="12798D3A">
+              <wp:anchor distT="0" distB="0" distL="114300" distR="114300" simplePos="0" relativeHeight="251654144" behindDoc="0" locked="0" layoutInCell="1" allowOverlap="1" wp14:anchorId="21A24F50" wp14:editId="312F17F3">
                 <wp:simplePos x="0" y="0"/>
                 <wp:positionH relativeFrom="column">
                   <wp:posOffset>565150</wp:posOffset>
@@ -4982,7 +4780,7 @@
           </mc:Choice>
           <mc:Fallback>
             <w:pict>
-              <v:group w14:anchorId="4F52FE23" id="Csoportba foglalás 18" o:spid="_x0000_s1026" style="position:absolute;margin-left:44.5pt;margin-top:66.35pt;width:180.1pt;height:279.4pt;z-index:251655168;mso-width-relative:margin" coordorigin="119" coordsize="22879,35483" o:gfxdata="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">
+              <v:group w14:anchorId="1CF1F9D5" id="Csoportba foglalás 18" o:spid="_x0000_s1026" style="position:absolute;margin-left:44.5pt;margin-top:66.35pt;width:180.1pt;height:279.4pt;z-index:251654144;mso-width-relative:margin" coordorigin="119" coordsize="22879,35483" o:gfxdata="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">
                 <v:group id="Csoportba foglalás 13" o:spid="_x0000_s1027" style="position:absolute;left:119;width:18815;height:35483" coordorigin="119" coordsize="18814,35483" o:gfxdata="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">
                   <v:shapetype id="_x0000_t75" coordsize="21600,21600" o:spt="75" o:preferrelative="t" path="m@4@5l@4@11@9@11@9@5xe" filled="f" stroked="f">
                     <v:stroke joinstyle="miter"/>
@@ -5115,7 +4913,7 @@
         <mc:AlternateContent>
           <mc:Choice Requires="wps">
             <w:drawing>
-              <wp:anchor distT="45720" distB="45720" distL="114300" distR="114300" simplePos="0" relativeHeight="251650048" behindDoc="0" locked="0" layoutInCell="1" allowOverlap="1" wp14:anchorId="4346D210" wp14:editId="2CDC1760">
+              <wp:anchor distT="45720" distB="45720" distL="114300" distR="114300" simplePos="0" relativeHeight="251649024" behindDoc="0" locked="0" layoutInCell="1" allowOverlap="1" wp14:anchorId="4346D210" wp14:editId="2F537EAA">
                 <wp:simplePos x="0" y="0"/>
                 <wp:positionH relativeFrom="column">
                   <wp:posOffset>2661920</wp:posOffset>
@@ -5193,13 +4991,8 @@
                               <w:t xml:space="preserve">nak egy részét </w:t>
                             </w:r>
                             <w:r>
-                              <w:t xml:space="preserve">a felhasználó a regisztráció során adja meg, és a későbbiekben a saját fiókjában bármikor szabadon módosíthatja vagy </w:t>
+                              <w:t>a felhasználó a regisztráció során adja meg, és a későbbiekben a saját fiókjában bármikor szabadon módosíthatja vagy testreszabhatja</w:t>
                             </w:r>
-                            <w:proofErr w:type="spellStart"/>
-                            <w:r>
-                              <w:t>testreszabhatja</w:t>
-                            </w:r>
-                            <w:proofErr w:type="spellEnd"/>
                             <w:r>
                               <w:t>:</w:t>
                             </w:r>
@@ -5260,7 +5053,7 @@
                 <v:stroke joinstyle="miter"/>
                 <v:path gradientshapeok="t" o:connecttype="rect"/>
               </v:shapetype>
-              <v:shape id="Szövegdoboz 2" o:spid="_x0000_s1026" type="#_x0000_t202" style="position:absolute;margin-left:209.6pt;margin-top:.95pt;width:284.8pt;height:285.25pt;z-index:251650048;visibility:visible;mso-wrap-style:square;mso-width-percent:0;mso-height-percent:0;mso-wrap-distance-left:9pt;mso-wrap-distance-top:3.6pt;mso-wrap-distance-right:9pt;mso-wrap-distance-bottom:3.6pt;mso-position-horizontal:absolute;mso-position-horizontal-relative:text;mso-position-vertical:absolute;mso-position-vertical-relative:text;mso-width-percent:0;mso-height-percent:0;mso-width-relative:margin;mso-height-relative:margin;v-text-anchor:top" o:gfxdata="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" filled="f" stroked="f">
+              <v:shape id="Szövegdoboz 2" o:spid="_x0000_s1026" type="#_x0000_t202" style="position:absolute;margin-left:209.6pt;margin-top:.95pt;width:284.8pt;height:285.25pt;z-index:251649024;visibility:visible;mso-wrap-style:square;mso-width-percent:0;mso-height-percent:0;mso-wrap-distance-left:9pt;mso-wrap-distance-top:3.6pt;mso-wrap-distance-right:9pt;mso-wrap-distance-bottom:3.6pt;mso-position-horizontal:absolute;mso-position-horizontal-relative:text;mso-position-vertical:absolute;mso-position-vertical-relative:text;mso-width-percent:0;mso-height-percent:0;mso-width-relative:margin;mso-height-relative:margin;v-text-anchor:top" o:gfxdata="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" filled="f" stroked="f">
                 <v:textbox>
                   <w:txbxContent>
                     <w:p>
@@ -5302,13 +5095,8 @@
                         <w:t xml:space="preserve">nak egy részét </w:t>
                       </w:r>
                       <w:r>
-                        <w:t xml:space="preserve">a felhasználó a regisztráció során adja meg, és a későbbiekben a saját fiókjában bármikor szabadon módosíthatja vagy </w:t>
+                        <w:t>a felhasználó a regisztráció során adja meg, és a későbbiekben a saját fiókjában bármikor szabadon módosíthatja vagy testreszabhatja</w:t>
                       </w:r>
-                      <w:proofErr w:type="spellStart"/>
-                      <w:r>
-                        <w:t>testreszabhatja</w:t>
-                      </w:r>
-                      <w:proofErr w:type="spellEnd"/>
                       <w:r>
                         <w:t>:</w:t>
                       </w:r>
@@ -5361,7 +5149,7 @@
         <mc:AlternateContent>
           <mc:Choice Requires="wps">
             <w:drawing>
-              <wp:anchor distT="45720" distB="45720" distL="114300" distR="114300" simplePos="0" relativeHeight="251672576" behindDoc="0" locked="0" layoutInCell="1" allowOverlap="1" wp14:anchorId="7D74036A" wp14:editId="1255DDDE">
+              <wp:anchor distT="45720" distB="45720" distL="114300" distR="114300" simplePos="0" relativeHeight="251671552" behindDoc="0" locked="0" layoutInCell="1" allowOverlap="1" wp14:anchorId="7D74036A" wp14:editId="55CF8168">
                 <wp:simplePos x="0" y="0"/>
                 <wp:positionH relativeFrom="column">
                   <wp:posOffset>2679428</wp:posOffset>
@@ -5497,7 +5285,7 @@
           </mc:Choice>
           <mc:Fallback>
             <w:pict>
-              <v:shape w14:anchorId="7D74036A" id="_x0000_s1027" type="#_x0000_t202" style="position:absolute;margin-left:211pt;margin-top:307.8pt;width:278.25pt;height:271.55pt;z-index:251672576;visibility:visible;mso-wrap-style:square;mso-width-percent:0;mso-height-percent:0;mso-wrap-distance-left:9pt;mso-wrap-distance-top:3.6pt;mso-wrap-distance-right:9pt;mso-wrap-distance-bottom:3.6pt;mso-position-horizontal:absolute;mso-position-horizontal-relative:text;mso-position-vertical:absolute;mso-position-vertical-relative:text;mso-width-percent:0;mso-height-percent:0;mso-width-relative:margin;mso-height-relative:margin;v-text-anchor:top" o:gfxdata="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" filled="f" stroked="f">
+              <v:shape w14:anchorId="7D74036A" id="_x0000_s1027" type="#_x0000_t202" style="position:absolute;margin-left:211pt;margin-top:307.8pt;width:278.25pt;height:271.55pt;z-index:251671552;visibility:visible;mso-wrap-style:square;mso-width-percent:0;mso-height-percent:0;mso-wrap-distance-left:9pt;mso-wrap-distance-top:3.6pt;mso-wrap-distance-right:9pt;mso-wrap-distance-bottom:3.6pt;mso-position-horizontal:absolute;mso-position-horizontal-relative:text;mso-position-vertical:absolute;mso-position-vertical-relative:text;mso-width-percent:0;mso-height-percent:0;mso-width-relative:margin;mso-height-relative:margin;v-text-anchor:top" o:gfxdata="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" filled="f" stroked="f">
                 <v:textbox>
                   <w:txbxContent>
                     <w:p>
@@ -5593,7 +5381,7 @@
         <mc:AlternateContent>
           <mc:Choice Requires="wpg">
             <w:drawing>
-              <wp:anchor distT="0" distB="0" distL="114300" distR="114300" simplePos="0" relativeHeight="251670528" behindDoc="0" locked="0" layoutInCell="1" allowOverlap="1" wp14:anchorId="0E4B6097" wp14:editId="5C2BAB42">
+              <wp:anchor distT="0" distB="0" distL="114300" distR="114300" simplePos="0" relativeHeight="251669504" behindDoc="0" locked="0" layoutInCell="1" allowOverlap="1" wp14:anchorId="0E4B6097" wp14:editId="76B69719">
                 <wp:simplePos x="0" y="0"/>
                 <wp:positionH relativeFrom="column">
                   <wp:posOffset>565880</wp:posOffset>
@@ -5889,7 +5677,7 @@
           </mc:Choice>
           <mc:Fallback>
             <w:pict>
-              <v:group w14:anchorId="7A55E59E" id="Csoportba foglalás 19" o:spid="_x0000_s1026" style="position:absolute;margin-left:44.55pt;margin-top:289.35pt;width:181.1pt;height:279.4pt;z-index:251670528;mso-width-relative:margin;mso-height-relative:margin" coordorigin="-82" coordsize="23011,35483" o:gfxdata="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">
+              <v:group w14:anchorId="5D939800" id="Csoportba foglalás 19" o:spid="_x0000_s1026" style="position:absolute;margin-left:44.55pt;margin-top:289.35pt;width:181.1pt;height:279.4pt;z-index:251669504;mso-width-relative:margin;mso-height-relative:margin" coordorigin="-82" coordsize="23011,35483" o:gfxdata="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">
                 <v:group id="Csoportba foglalás 16" o:spid="_x0000_s1027" style="position:absolute;left:-82;width:18853;height:35483" coordorigin="-82" coordsize="18854,35483" o:gfxdata="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">
                   <v:shape id="Kép 1" o:spid="_x0000_s1028" type="#_x0000_t75" style="position:absolute;left:1;width:18770;height:35483;visibility:visible;mso-wrap-style:square" o:gfxdata="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">
                     <v:imagedata r:id="rId17" o:title=""/>
@@ -5926,7 +5714,6 @@
         <w:ind w:left="851"/>
       </w:pPr>
       <w:bookmarkStart w:id="29" w:name="_Toc222676222"/>
-      <w:proofErr w:type="spellStart"/>
       <w:r>
         <w:lastRenderedPageBreak/>
         <w:t>Tör</w:t>
@@ -5935,11 +5722,7 @@
         <w:t>ö</w:t>
       </w:r>
       <w:r>
-        <w:t>lt</w:t>
-      </w:r>
-      <w:proofErr w:type="spellEnd"/>
-      <w:r>
-        <w:t xml:space="preserve"> fel</w:t>
+        <w:t>lt fel</w:t>
       </w:r>
       <w:r>
         <w:t>használók tábla</w:t>
@@ -5957,7 +5740,7 @@
         <mc:AlternateContent>
           <mc:Choice Requires="wps">
             <w:drawing>
-              <wp:anchor distT="45720" distB="45720" distL="114300" distR="114300" simplePos="0" relativeHeight="251675648" behindDoc="0" locked="0" layoutInCell="1" allowOverlap="1" wp14:anchorId="1AF167A2" wp14:editId="032D4DCB">
+              <wp:anchor distT="45720" distB="45720" distL="114300" distR="114300" simplePos="0" relativeHeight="251674624" behindDoc="0" locked="0" layoutInCell="1" allowOverlap="1" wp14:anchorId="1AF167A2" wp14:editId="14A45F35">
                 <wp:simplePos x="0" y="0"/>
                 <wp:positionH relativeFrom="column">
                   <wp:posOffset>2661920</wp:posOffset>
@@ -6008,10 +5791,7 @@
                               <w:contextualSpacing w:val="0"/>
                             </w:pPr>
                             <w:r>
-                              <w:t>Az alábbi</w:t>
-                            </w:r>
-                            <w:r>
-                              <w:t xml:space="preserve"> mezők egy az egyben a fiók törlés előtti, utolsó ismert személyes állapotát rögzítik.</w:t>
+                              <w:t>Az alábbi mezők egy az egyben a fiók törlés előtti, utolsó ismert személyes állapotát rögzítik.</w:t>
                             </w:r>
                           </w:p>
                           <w:p>
@@ -6066,7 +5846,7 @@
           </mc:Choice>
           <mc:Fallback>
             <w:pict>
-              <v:shape w14:anchorId="1AF167A2" id="_x0000_s1028" type="#_x0000_t202" style="position:absolute;left:0;text-align:left;margin-left:209.6pt;margin-top:84pt;width:251.6pt;height:314.05pt;z-index:251675648;visibility:visible;mso-wrap-style:square;mso-width-percent:0;mso-height-percent:0;mso-wrap-distance-left:9pt;mso-wrap-distance-top:3.6pt;mso-wrap-distance-right:9pt;mso-wrap-distance-bottom:3.6pt;mso-position-horizontal:absolute;mso-position-horizontal-relative:text;mso-position-vertical:absolute;mso-position-vertical-relative:text;mso-width-percent:0;mso-height-percent:0;mso-width-relative:margin;mso-height-relative:margin;v-text-anchor:top" o:gfxdata="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" filled="f" stroked="f">
+              <v:shape w14:anchorId="1AF167A2" id="_x0000_s1028" type="#_x0000_t202" style="position:absolute;left:0;text-align:left;margin-left:209.6pt;margin-top:84pt;width:251.6pt;height:314.05pt;z-index:251674624;visibility:visible;mso-wrap-style:square;mso-width-percent:0;mso-height-percent:0;mso-wrap-distance-left:9pt;mso-wrap-distance-top:3.6pt;mso-wrap-distance-right:9pt;mso-wrap-distance-bottom:3.6pt;mso-position-horizontal:absolute;mso-position-horizontal-relative:text;mso-position-vertical:absolute;mso-position-vertical-relative:text;mso-width-percent:0;mso-height-percent:0;mso-width-relative:margin;mso-height-relative:margin;v-text-anchor:top" o:gfxdata="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" filled="f" stroked="f">
                 <v:textbox>
                   <w:txbxContent>
                     <w:p>
@@ -6081,10 +5861,7 @@
                         <w:contextualSpacing w:val="0"/>
                       </w:pPr>
                       <w:r>
-                        <w:t>Az alábbi</w:t>
-                      </w:r>
-                      <w:r>
-                        <w:t xml:space="preserve"> mezők egy az egyben a fiók törlés előtti, utolsó ismert személyes állapotát rögzítik.</w:t>
+                        <w:t>Az alábbi mezők egy az egyben a fiók törlés előtti, utolsó ismert személyes állapotát rögzítik.</w:t>
                       </w:r>
                     </w:p>
                     <w:p>
@@ -6135,7 +5912,7 @@
         <mc:AlternateContent>
           <mc:Choice Requires="wpg">
             <w:drawing>
-              <wp:anchor distT="0" distB="0" distL="114300" distR="114300" simplePos="0" relativeHeight="251683840" behindDoc="0" locked="0" layoutInCell="1" allowOverlap="1" wp14:anchorId="725DAD0A" wp14:editId="7C0E0470">
+              <wp:anchor distT="0" distB="0" distL="114300" distR="114300" simplePos="0" relativeHeight="251682816" behindDoc="0" locked="0" layoutInCell="1" allowOverlap="1" wp14:anchorId="725DAD0A" wp14:editId="00E5215D">
                 <wp:simplePos x="0" y="0"/>
                 <wp:positionH relativeFrom="column">
                   <wp:posOffset>549910</wp:posOffset>
@@ -6349,7 +6126,7 @@
           </mc:Choice>
           <mc:Fallback>
             <w:pict>
-              <v:group w14:anchorId="71F0A9BD" id="Csoportba foglalás 16" o:spid="_x0000_s1026" style="position:absolute;margin-left:43.3pt;margin-top:89.5pt;width:180.9pt;height:279.4pt;z-index:251683840;mso-width-relative:margin;mso-height-relative:margin" coordorigin="-47" coordsize="22980,35483" o:gfxdata="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">
+              <v:group w14:anchorId="71AAF170" id="Csoportba foglalás 16" o:spid="_x0000_s1026" style="position:absolute;margin-left:43.3pt;margin-top:89.5pt;width:180.9pt;height:279.4pt;z-index:251682816;mso-width-relative:margin;mso-height-relative:margin" coordorigin="-47" coordsize="22980,35483" o:gfxdata="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">
                 <v:group id="Csoportba foglalás 15" o:spid="_x0000_s1027" style="position:absolute;left:-47;width:18893;height:35483" coordorigin="-47" coordsize="18894,35483" o:gfxdata="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">
                   <v:shape id="Kép 1" o:spid="_x0000_s1028" type="#_x0000_t75" alt="A képen szöveg, képernyőkép látható&#10;&#10;Előfordulhat, hogy az AI által létrehozott tartalom helytelen." style="position:absolute;width:18834;height:35413;visibility:visible;mso-wrap-style:square" o:gfxdata="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">
                     <v:imagedata r:id="rId19" o:title="A képen szöveg, képernyőkép látható&#10;&#10;Előfordulhat, hogy az AI által létrehozott tartalom helytelen"/>
@@ -6373,7 +6150,6 @@
       <w:r>
         <w:t xml:space="preserve">A </w:t>
       </w:r>
-      <w:proofErr w:type="spellStart"/>
       <w:r>
         <w:rPr>
           <w:b/>
@@ -6381,7 +6157,6 @@
         </w:rPr>
         <w:t>torolt_felhasznalok</w:t>
       </w:r>
-      <w:proofErr w:type="spellEnd"/>
       <w:r>
         <w:t xml:space="preserve"> tábla a rendszer adatbiztonsági archívuma. Célja a rendszerből eltávolított fiókok adatainak megőrzése, biztosítva a visszakövethetőséget és a korábbi tevékenységek (pl. </w:t>
       </w:r>
@@ -6404,7 +6179,7 @@
         <mc:AlternateContent>
           <mc:Choice Requires="wps">
             <w:drawing>
-              <wp:anchor distT="45720" distB="45720" distL="114300" distR="114300" simplePos="0" relativeHeight="251687936" behindDoc="0" locked="0" layoutInCell="1" allowOverlap="1" wp14:anchorId="285A2574" wp14:editId="1BB18A93">
+              <wp:anchor distT="45720" distB="45720" distL="114300" distR="114300" simplePos="0" relativeHeight="251686912" behindDoc="0" locked="0" layoutInCell="1" allowOverlap="1" wp14:anchorId="285A2574" wp14:editId="6639A4FE">
                 <wp:simplePos x="0" y="0"/>
                 <wp:positionH relativeFrom="column">
                   <wp:posOffset>2644594</wp:posOffset>
@@ -6455,15 +6230,7 @@
                               <w:contextualSpacing w:val="0"/>
                             </w:pPr>
                             <w:r>
-                              <w:t xml:space="preserve">A biztonságot és a későbbi </w:t>
-                            </w:r>
-                            <w:proofErr w:type="spellStart"/>
-                            <w:r>
-                              <w:t>moderációs</w:t>
-                            </w:r>
-                            <w:proofErr w:type="spellEnd"/>
-                            <w:r>
-                              <w:t xml:space="preserve"> visszakövethetőség</w:t>
+                              <w:t>A biztonságot és a későbbi moderációs visszakövethetőség</w:t>
                             </w:r>
                             <w:r>
                               <w:t>re</w:t>
@@ -6486,7 +6253,6 @@
                             <w:r>
                               <w:t xml:space="preserve">Kiegészülve a </w:t>
                             </w:r>
-                            <w:proofErr w:type="spellStart"/>
                             <w:r>
                               <w:rPr>
                                 <w:b/>
@@ -6494,7 +6260,6 @@
                               </w:rPr>
                               <w:t>torles_idopontja</w:t>
                             </w:r>
-                            <w:proofErr w:type="spellEnd"/>
                             <w:r>
                               <w:t xml:space="preserve"> mezővel, amely másodperc pontossággal naplózza a</w:t>
                             </w:r>
@@ -6517,10 +6282,7 @@
                               <w:contextualSpacing w:val="0"/>
                             </w:pPr>
                             <w:r>
-                              <w:t>(regisztráció, módosítás, belépés, korábbi tiltások adatai és a törlés dátuma)</w:t>
-                            </w:r>
-                            <w:r>
-                              <w:t>.</w:t>
+                              <w:t>(regisztráció, módosítás, belépés, korábbi tiltások adatai és a törlés dátuma).</w:t>
                             </w:r>
                           </w:p>
                         </w:txbxContent>
@@ -6542,7 +6304,7 @@
           </mc:Choice>
           <mc:Fallback>
             <w:pict>
-              <v:shape w14:anchorId="285A2574" id="_x0000_s1029" type="#_x0000_t202" style="position:absolute;margin-left:208.25pt;margin-top:328.95pt;width:284.8pt;height:252.35pt;z-index:251687936;visibility:visible;mso-wrap-style:square;mso-width-percent:0;mso-height-percent:0;mso-wrap-distance-left:9pt;mso-wrap-distance-top:3.6pt;mso-wrap-distance-right:9pt;mso-wrap-distance-bottom:3.6pt;mso-position-horizontal:absolute;mso-position-horizontal-relative:text;mso-position-vertical:absolute;mso-position-vertical-relative:text;mso-width-percent:0;mso-height-percent:0;mso-width-relative:margin;mso-height-relative:margin;v-text-anchor:top" o:gfxdata="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" filled="f" stroked="f">
+              <v:shape w14:anchorId="285A2574" id="_x0000_s1029" type="#_x0000_t202" style="position:absolute;margin-left:208.25pt;margin-top:328.95pt;width:284.8pt;height:252.35pt;z-index:251686912;visibility:visible;mso-wrap-style:square;mso-width-percent:0;mso-height-percent:0;mso-wrap-distance-left:9pt;mso-wrap-distance-top:3.6pt;mso-wrap-distance-right:9pt;mso-wrap-distance-bottom:3.6pt;mso-position-horizontal:absolute;mso-position-horizontal-relative:text;mso-position-vertical:absolute;mso-position-vertical-relative:text;mso-width-percent:0;mso-height-percent:0;mso-width-relative:margin;mso-height-relative:margin;v-text-anchor:top" o:gfxdata="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" filled="f" stroked="f">
                 <v:textbox>
                   <w:txbxContent>
                     <w:p>
@@ -6557,15 +6319,7 @@
                         <w:contextualSpacing w:val="0"/>
                       </w:pPr>
                       <w:r>
-                        <w:t xml:space="preserve">A biztonságot és a későbbi </w:t>
-                      </w:r>
-                      <w:proofErr w:type="spellStart"/>
-                      <w:r>
-                        <w:t>moderációs</w:t>
-                      </w:r>
-                      <w:proofErr w:type="spellEnd"/>
-                      <w:r>
-                        <w:t xml:space="preserve"> visszakövethetőség</w:t>
+                        <w:t>A biztonságot és a későbbi moderációs visszakövethetőség</w:t>
                       </w:r>
                       <w:r>
                         <w:t>re</w:t>
@@ -6588,7 +6342,6 @@
                       <w:r>
                         <w:t xml:space="preserve">Kiegészülve a </w:t>
                       </w:r>
-                      <w:proofErr w:type="spellStart"/>
                       <w:r>
                         <w:rPr>
                           <w:b/>
@@ -6596,7 +6349,6 @@
                         </w:rPr>
                         <w:t>torles_idopontja</w:t>
                       </w:r>
-                      <w:proofErr w:type="spellEnd"/>
                       <w:r>
                         <w:t xml:space="preserve"> mezővel, amely másodperc pontossággal naplózza a</w:t>
                       </w:r>
@@ -6619,10 +6371,7 @@
                         <w:contextualSpacing w:val="0"/>
                       </w:pPr>
                       <w:r>
-                        <w:t>(regisztráció, módosítás, belépés, korábbi tiltások adatai és a törlés dátuma)</w:t>
-                      </w:r>
-                      <w:r>
-                        <w:t>.</w:t>
+                        <w:t>(regisztráció, módosítás, belépés, korábbi tiltások adatai és a törlés dátuma).</w:t>
                       </w:r>
                     </w:p>
                   </w:txbxContent>
@@ -6640,7 +6389,7 @@
         <mc:AlternateContent>
           <mc:Choice Requires="wpg">
             <w:drawing>
-              <wp:anchor distT="0" distB="0" distL="114300" distR="114300" simplePos="0" relativeHeight="251685888" behindDoc="0" locked="0" layoutInCell="1" allowOverlap="1" wp14:anchorId="6136D6D1" wp14:editId="40CD3686">
+              <wp:anchor distT="0" distB="0" distL="114300" distR="114300" simplePos="0" relativeHeight="251684864" behindDoc="0" locked="0" layoutInCell="1" allowOverlap="1" wp14:anchorId="6136D6D1" wp14:editId="713DAD98">
                 <wp:simplePos x="0" y="0"/>
                 <wp:positionH relativeFrom="column">
                   <wp:posOffset>549910</wp:posOffset>
@@ -6854,7 +6603,7 @@
           </mc:Choice>
           <mc:Fallback>
             <w:pict>
-              <v:group w14:anchorId="678302B7" id="Csoportba foglalás 16" o:spid="_x0000_s1026" style="position:absolute;margin-left:43.3pt;margin-top:294.85pt;width:179.4pt;height:278.85pt;z-index:251685888;mso-width-relative:margin;mso-height-relative:margin" coordorigin="-54" coordsize="22786,35413" o:gfxdata="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">
+              <v:group w14:anchorId="5E517B34" id="Csoportba foglalás 16" o:spid="_x0000_s1026" style="position:absolute;margin-left:43.3pt;margin-top:294.85pt;width:179.4pt;height:278.85pt;z-index:251684864;mso-width-relative:margin;mso-height-relative:margin" coordorigin="-54" coordsize="22786,35413" o:gfxdata="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">
                 <v:group id="Csoportba foglalás 15" o:spid="_x0000_s1027" style="position:absolute;left:-54;width:18888;height:35413" coordorigin="-54" coordsize="18888,35413" o:gfxdata="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">
                   <v:shape id="Kép 1" o:spid="_x0000_s1028" type="#_x0000_t75" alt="A képen szöveg, képernyőkép látható&#10;&#10;Előfordulhat, hogy az AI által létrehozott tartalom helytelen." style="position:absolute;width:18834;height:35413;visibility:visible;mso-wrap-style:square" o:gfxdata="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">
                     <v:imagedata r:id="rId19" o:title="A képen szöveg, képernyőkép látható&#10;&#10;Előfordulhat, hogy az AI által létrehozott tartalom helytelen"/>
@@ -6905,7 +6654,7 @@
         <mc:AlternateContent>
           <mc:Choice Requires="wps">
             <w:drawing>
-              <wp:anchor distT="45720" distB="45720" distL="114300" distR="114300" simplePos="0" relativeHeight="251692032" behindDoc="0" locked="0" layoutInCell="1" allowOverlap="1" wp14:anchorId="15FEB98E" wp14:editId="660E5124">
+              <wp:anchor distT="45720" distB="45720" distL="114300" distR="114300" simplePos="0" relativeHeight="251691008" behindDoc="0" locked="0" layoutInCell="1" allowOverlap="1" wp14:anchorId="15FEB98E" wp14:editId="39992516">
                 <wp:simplePos x="0" y="0"/>
                 <wp:positionH relativeFrom="column">
                   <wp:posOffset>2846705</wp:posOffset>
@@ -6973,7 +6722,6 @@
                             <w:r>
                               <w:t xml:space="preserve">A </w:t>
                             </w:r>
-                            <w:proofErr w:type="spellStart"/>
                             <w:r>
                               <w:rPr>
                                 <w:b/>
@@ -6981,7 +6729,6 @@
                               </w:rPr>
                               <w:t>token</w:t>
                             </w:r>
-                            <w:proofErr w:type="spellEnd"/>
                             <w:r>
                               <w:t xml:space="preserve"> tárolja az e-mailben kiküldött egyszer használatos, egyedi megerősítő kulcsot.</w:t>
                             </w:r>
@@ -6998,10 +6745,7 @@
                               <w:contextualSpacing w:val="0"/>
                             </w:pPr>
                             <w:r>
-                              <w:t>(folyamat azonosítója, érintett felhasználó azonosítója, biztonsági kulcs)</w:t>
-                            </w:r>
-                            <w:r>
-                              <w:t>.</w:t>
+                              <w:t>(folyamat azonosítója, érintett felhasználó azonosítója, biztonsági kulcs).</w:t>
                             </w:r>
                           </w:p>
                         </w:txbxContent>
@@ -7023,7 +6767,7 @@
           </mc:Choice>
           <mc:Fallback>
             <w:pict>
-              <v:shape w14:anchorId="15FEB98E" id="_x0000_s1030" type="#_x0000_t202" style="position:absolute;left:0;text-align:left;margin-left:224.15pt;margin-top:110.4pt;width:284.8pt;height:252.25pt;z-index:251692032;visibility:visible;mso-wrap-style:square;mso-width-percent:0;mso-height-percent:0;mso-wrap-distance-left:9pt;mso-wrap-distance-top:3.6pt;mso-wrap-distance-right:9pt;mso-wrap-distance-bottom:3.6pt;mso-position-horizontal:absolute;mso-position-horizontal-relative:text;mso-position-vertical:absolute;mso-position-vertical-relative:text;mso-width-percent:0;mso-height-percent:0;mso-width-relative:margin;mso-height-relative:margin;v-text-anchor:top" o:gfxdata="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" filled="f" stroked="f">
+              <v:shape w14:anchorId="15FEB98E" id="_x0000_s1030" type="#_x0000_t202" style="position:absolute;left:0;text-align:left;margin-left:224.15pt;margin-top:110.4pt;width:284.8pt;height:252.25pt;z-index:251691008;visibility:visible;mso-wrap-style:square;mso-width-percent:0;mso-height-percent:0;mso-wrap-distance-left:9pt;mso-wrap-distance-top:3.6pt;mso-wrap-distance-right:9pt;mso-wrap-distance-bottom:3.6pt;mso-position-horizontal:absolute;mso-position-horizontal-relative:text;mso-position-vertical:absolute;mso-position-vertical-relative:text;mso-width-percent:0;mso-height-percent:0;mso-width-relative:margin;mso-height-relative:margin;v-text-anchor:top" o:gfxdata="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" filled="f" stroked="f">
                 <v:textbox>
                   <w:txbxContent>
                     <w:p>
@@ -7055,7 +6799,6 @@
                       <w:r>
                         <w:t xml:space="preserve">A </w:t>
                       </w:r>
-                      <w:proofErr w:type="spellStart"/>
                       <w:r>
                         <w:rPr>
                           <w:b/>
@@ -7063,7 +6806,6 @@
                         </w:rPr>
                         <w:t>token</w:t>
                       </w:r>
-                      <w:proofErr w:type="spellEnd"/>
                       <w:r>
                         <w:t xml:space="preserve"> tárolja az e-mailben kiküldött egyszer használatos, egyedi megerősítő kulcsot.</w:t>
                       </w:r>
@@ -7080,10 +6822,7 @@
                         <w:contextualSpacing w:val="0"/>
                       </w:pPr>
                       <w:r>
-                        <w:t>(folyamat azonosítója, érintett felhasználó azonosítója, biztonsági kulcs)</w:t>
-                      </w:r>
-                      <w:r>
-                        <w:t>.</w:t>
+                        <w:t>(folyamat azonosítója, érintett felhasználó azonosítója, biztonsági kulcs).</w:t>
                       </w:r>
                     </w:p>
                   </w:txbxContent>
@@ -7097,7 +6836,6 @@
       <w:r>
         <w:t xml:space="preserve">Az </w:t>
       </w:r>
-      <w:proofErr w:type="spellStart"/>
       <w:r>
         <w:rPr>
           <w:b/>
@@ -7105,7 +6843,6 @@
         </w:rPr>
         <w:t>email_ell</w:t>
       </w:r>
-      <w:proofErr w:type="spellEnd"/>
       <w:r>
         <w:t xml:space="preserve"> tábla a platform biztonsági és regisztrációs folyamatainak egyik kulcsfontosságú eleme. Feladata a felhasználók által megadott e-mail címek hitelességének ellenőrzése, amely elengedhetetlen a spam fiókok (robotok) kiszűrése és a megbízható kapcsolattartás</w:t>
       </w:r>
@@ -7129,15 +6866,7 @@
         <w:t>fid</w:t>
       </w:r>
       <w:r>
-        <w:t xml:space="preserve"> idegen </w:t>
-      </w:r>
-      <w:proofErr w:type="spellStart"/>
-      <w:r>
-        <w:t>kulcsonkeresztül</w:t>
-      </w:r>
-      <w:proofErr w:type="spellEnd"/>
-      <w:r>
-        <w:t>.</w:t>
+        <w:t xml:space="preserve"> idegen kulcsonkeresztül.</w:t>
       </w:r>
     </w:p>
     <w:p>
@@ -7153,7 +6882,7 @@
         <mc:AlternateContent>
           <mc:Choice Requires="wps">
             <w:drawing>
-              <wp:anchor distT="45720" distB="45720" distL="114300" distR="114300" simplePos="0" relativeHeight="251734016" behindDoc="0" locked="0" layoutInCell="1" allowOverlap="1" wp14:anchorId="6F48787F" wp14:editId="38C950B5">
+              <wp:anchor distT="45720" distB="45720" distL="114300" distR="114300" simplePos="0" relativeHeight="251732992" behindDoc="0" locked="0" layoutInCell="1" allowOverlap="1" wp14:anchorId="6F48787F" wp14:editId="3C13FD11">
                 <wp:simplePos x="0" y="0"/>
                 <wp:positionH relativeFrom="column">
                   <wp:posOffset>499110</wp:posOffset>
@@ -7231,7 +6960,7 @@
           </mc:Choice>
           <mc:Fallback>
             <w:pict>
-              <v:shape w14:anchorId="6F48787F" id="_x0000_s1031" type="#_x0000_t202" style="position:absolute;margin-left:39.3pt;margin-top:229pt;width:89.3pt;height:28pt;z-index:251734016;visibility:visible;mso-wrap-style:square;mso-width-percent:0;mso-height-percent:0;mso-wrap-distance-left:9pt;mso-wrap-distance-top:3.6pt;mso-wrap-distance-right:9pt;mso-wrap-distance-bottom:3.6pt;mso-position-horizontal:absolute;mso-position-horizontal-relative:text;mso-position-vertical:absolute;mso-position-vertical-relative:text;mso-width-percent:0;mso-height-percent:0;mso-width-relative:margin;mso-height-relative:margin;v-text-anchor:top" o:gfxdata="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" filled="f" stroked="f">
+              <v:shape w14:anchorId="6F48787F" id="_x0000_s1031" type="#_x0000_t202" style="position:absolute;margin-left:39.3pt;margin-top:229pt;width:89.3pt;height:28pt;z-index:251732992;visibility:visible;mso-wrap-style:square;mso-width-percent:0;mso-height-percent:0;mso-wrap-distance-left:9pt;mso-wrap-distance-top:3.6pt;mso-wrap-distance-right:9pt;mso-wrap-distance-bottom:3.6pt;mso-position-horizontal:absolute;mso-position-horizontal-relative:text;mso-position-vertical:absolute;mso-position-vertical-relative:text;mso-width-percent:0;mso-height-percent:0;mso-width-relative:margin;mso-height-relative:margin;v-text-anchor:top" o:gfxdata="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" filled="f" stroked="f">
                 <v:textbox>
                   <w:txbxContent>
                     <w:p>
@@ -7263,8 +6992,11 @@
         </mc:AlternateContent>
       </w:r>
       <w:r>
+        <w:rPr>
+          <w:noProof/>
+        </w:rPr>
         <w:drawing>
-          <wp:anchor distT="0" distB="0" distL="114300" distR="114300" simplePos="0" relativeHeight="251689984" behindDoc="0" locked="0" layoutInCell="1" allowOverlap="1" wp14:anchorId="40D81084" wp14:editId="051DDF5B">
+          <wp:anchor distT="0" distB="0" distL="114300" distR="114300" simplePos="0" relativeHeight="251688960" behindDoc="0" locked="0" layoutInCell="1" allowOverlap="1" wp14:anchorId="40D81084" wp14:editId="4C7B848E">
             <wp:simplePos x="0" y="0"/>
             <wp:positionH relativeFrom="margin">
               <wp:posOffset>513715</wp:posOffset>
@@ -7333,7 +7065,7 @@
         <mc:AlternateContent>
           <mc:Choice Requires="wpg">
             <w:drawing>
-              <wp:anchor distT="0" distB="0" distL="114300" distR="114300" simplePos="0" relativeHeight="251696128" behindDoc="0" locked="0" layoutInCell="1" allowOverlap="1" wp14:anchorId="17D1D115" wp14:editId="4A9BAAB0">
+              <wp:anchor distT="0" distB="0" distL="114300" distR="114300" simplePos="0" relativeHeight="251695104" behindDoc="0" locked="0" layoutInCell="1" allowOverlap="1" wp14:anchorId="17D1D115" wp14:editId="38A74B9B">
                 <wp:simplePos x="0" y="0"/>
                 <wp:positionH relativeFrom="column">
                   <wp:posOffset>425450</wp:posOffset>
@@ -7546,7 +7278,7 @@
           </mc:Choice>
           <mc:Fallback>
             <w:pict>
-              <v:group w14:anchorId="03C980CD" id="Csoportba foglalás 16" o:spid="_x0000_s1026" style="position:absolute;margin-left:33.5pt;margin-top:337.45pt;width:205.3pt;height:185.3pt;z-index:251696128;mso-width-relative:margin;mso-height-relative:margin" coordorigin=",2486" coordsize="26083,22458" o:gfxdata="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">
+              <v:group w14:anchorId="0DCABEA9" id="Csoportba foglalás 16" o:spid="_x0000_s1026" style="position:absolute;margin-left:33.5pt;margin-top:337.45pt;width:205.3pt;height:185.3pt;z-index:251695104;mso-width-relative:margin;mso-height-relative:margin" coordorigin=",2486" coordsize="26083,22458" o:gfxdata="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">
                 <v:group id="Csoportba foglalás 15" o:spid="_x0000_s1027" style="position:absolute;top:2486;width:22891;height:22458" coordorigin=",2486" coordsize="22891,22458" o:gfxdata="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">
                   <v:shape id="Kép 1" o:spid="_x0000_s1028" type="#_x0000_t75" style="position:absolute;top:2486;width:22891;height:22458;visibility:visible;mso-wrap-style:square" o:gfxdata="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">
                     <v:imagedata r:id="rId22" o:title=""/>
@@ -7574,7 +7306,7 @@
         <mc:AlternateContent>
           <mc:Choice Requires="wps">
             <w:drawing>
-              <wp:anchor distT="45720" distB="45720" distL="114300" distR="114300" simplePos="0" relativeHeight="251698176" behindDoc="0" locked="0" layoutInCell="1" allowOverlap="1" wp14:anchorId="3BB883D4" wp14:editId="50EFEC91">
+              <wp:anchor distT="45720" distB="45720" distL="114300" distR="114300" simplePos="0" relativeHeight="251697152" behindDoc="0" locked="0" layoutInCell="1" allowOverlap="1" wp14:anchorId="3BB883D4" wp14:editId="050C491C">
                 <wp:simplePos x="0" y="0"/>
                 <wp:positionH relativeFrom="column">
                   <wp:posOffset>2844800</wp:posOffset>
@@ -7642,7 +7374,6 @@
                             <w:r>
                               <w:t>Szigorú határidőt (</w:t>
                             </w:r>
-                            <w:proofErr w:type="spellStart"/>
                             <w:r>
                               <w:rPr>
                                 <w:b/>
@@ -7650,7 +7381,6 @@
                               </w:rPr>
                               <w:t>lejarati_ido</w:t>
                             </w:r>
-                            <w:proofErr w:type="spellEnd"/>
                             <w:r>
                               <w:t>) szabnak a link felhasználására a visszaélések ellen, és naplózzák a sikeres aktiválás pillanatát.</w:t>
                             </w:r>
@@ -7667,27 +7397,13 @@
                               <w:contextualSpacing w:val="0"/>
                             </w:pPr>
                             <w:r>
-                              <w:t>(</w:t>
-                            </w:r>
-                            <w:proofErr w:type="spellStart"/>
-                            <w:r>
-                              <w:t>token</w:t>
-                            </w:r>
-                            <w:proofErr w:type="spellEnd"/>
-                            <w:r>
-                              <w:t xml:space="preserve"> lejárata, sikeres hitelesítés időpontja</w:t>
-                            </w:r>
-                            <w:r>
-                              <w:t>,</w:t>
+                              <w:t>(token lejárata, sikeres hitelesítés időpontja,</w:t>
                             </w:r>
                             <w:r>
                               <w:t xml:space="preserve"> </w:t>
                             </w:r>
                             <w:r>
-                              <w:t>kérelem indulása)</w:t>
-                            </w:r>
-                            <w:r>
-                              <w:t>.</w:t>
+                              <w:t>kérelem indulása).</w:t>
                             </w:r>
                           </w:p>
                         </w:txbxContent>
@@ -7709,7 +7425,7 @@
           </mc:Choice>
           <mc:Fallback>
             <w:pict>
-              <v:shape w14:anchorId="3BB883D4" id="_x0000_s1032" type="#_x0000_t202" style="position:absolute;margin-left:224pt;margin-top:321pt;width:284.8pt;height:232.45pt;z-index:251698176;visibility:visible;mso-wrap-style:square;mso-width-percent:0;mso-height-percent:0;mso-wrap-distance-left:9pt;mso-wrap-distance-top:3.6pt;mso-wrap-distance-right:9pt;mso-wrap-distance-bottom:3.6pt;mso-position-horizontal:absolute;mso-position-horizontal-relative:text;mso-position-vertical:absolute;mso-position-vertical-relative:text;mso-width-percent:0;mso-height-percent:0;mso-width-relative:margin;mso-height-relative:margin;v-text-anchor:top" o:gfxdata="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" filled="f" stroked="f">
+              <v:shape w14:anchorId="3BB883D4" id="_x0000_s1032" type="#_x0000_t202" style="position:absolute;margin-left:224pt;margin-top:321pt;width:284.8pt;height:232.45pt;z-index:251697152;visibility:visible;mso-wrap-style:square;mso-width-percent:0;mso-height-percent:0;mso-wrap-distance-left:9pt;mso-wrap-distance-top:3.6pt;mso-wrap-distance-right:9pt;mso-wrap-distance-bottom:3.6pt;mso-position-horizontal:absolute;mso-position-horizontal-relative:text;mso-position-vertical:absolute;mso-position-vertical-relative:text;mso-width-percent:0;mso-height-percent:0;mso-width-relative:margin;mso-height-relative:margin;v-text-anchor:top" o:gfxdata="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" filled="f" stroked="f">
                 <v:textbox>
                   <w:txbxContent>
                     <w:p>
@@ -7741,7 +7457,6 @@
                       <w:r>
                         <w:t>Szigorú határidőt (</w:t>
                       </w:r>
-                      <w:proofErr w:type="spellStart"/>
                       <w:r>
                         <w:rPr>
                           <w:b/>
@@ -7749,7 +7464,6 @@
                         </w:rPr>
                         <w:t>lejarati_ido</w:t>
                       </w:r>
-                      <w:proofErr w:type="spellEnd"/>
                       <w:r>
                         <w:t>) szabnak a link felhasználására a visszaélések ellen, és naplózzák a sikeres aktiválás pillanatát.</w:t>
                       </w:r>
@@ -7766,27 +7480,13 @@
                         <w:contextualSpacing w:val="0"/>
                       </w:pPr>
                       <w:r>
-                        <w:t>(</w:t>
-                      </w:r>
-                      <w:proofErr w:type="spellStart"/>
-                      <w:r>
-                        <w:t>token</w:t>
-                      </w:r>
-                      <w:proofErr w:type="spellEnd"/>
-                      <w:r>
-                        <w:t xml:space="preserve"> lejárata, sikeres hitelesítés időpontja</w:t>
-                      </w:r>
-                      <w:r>
-                        <w:t>,</w:t>
+                        <w:t>(token lejárata, sikeres hitelesítés időpontja,</w:t>
                       </w:r>
                       <w:r>
                         <w:t xml:space="preserve"> </w:t>
                       </w:r>
                       <w:r>
-                        <w:t>kérelem indulása)</w:t>
-                      </w:r>
-                      <w:r>
-                        <w:t>.</w:t>
+                        <w:t>kérelem indulása).</w:t>
                       </w:r>
                     </w:p>
                   </w:txbxContent>
@@ -7804,7 +7504,7 @@
         <mc:AlternateContent>
           <mc:Choice Requires="wpg">
             <w:drawing>
-              <wp:anchor distT="0" distB="0" distL="114300" distR="114300" simplePos="0" relativeHeight="251694080" behindDoc="0" locked="0" layoutInCell="1" allowOverlap="1" wp14:anchorId="20856556" wp14:editId="4E4BBCED">
+              <wp:anchor distT="0" distB="0" distL="114300" distR="114300" simplePos="0" relativeHeight="251693056" behindDoc="0" locked="0" layoutInCell="1" allowOverlap="1" wp14:anchorId="20856556" wp14:editId="43308D3E">
                 <wp:simplePos x="0" y="0"/>
                 <wp:positionH relativeFrom="column">
                   <wp:posOffset>425450</wp:posOffset>
@@ -8017,7 +7717,7 @@
           </mc:Choice>
           <mc:Fallback>
             <w:pict>
-              <v:group w14:anchorId="4C840312" id="Csoportba foglalás 16" o:spid="_x0000_s1026" style="position:absolute;margin-left:33.5pt;margin-top:18.95pt;width:205.35pt;height:185.3pt;z-index:251694080;mso-width-relative:margin;mso-height-relative:margin" coordorigin=",2486" coordsize="26083,22458" o:gfxdata="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